--- a/_diffusione-opera/CHECKLIST_DI_INVIO.docx
+++ b/_diffusione-opera/CHECKLIST_DI_INVIO.docx
@@ -29,7 +29,25 @@
           <w:sz w:val="24"/>
           <w:szCs w:val="24"/>
         </w:rPr>
-        <w:t xml:space="preserve">Chi riceve che cosa, in quale ordine, con quali allegati. Da tenere aperto mentre si spedisce, e da aggiornare nella tabella in fondo mano a mano. Aggiornata al 26 agosto 2026.</w:t>
+        <w:t xml:space="preserve">Nove editori, un archivio, un deposito, una rivista. Chi riceve che cosa, per quale canale, in quale ordine. Da tenere aperto mentre si spedisce e da aggiornare nella tabella finale. </w:t>
+      </w:r>
+      <w:r>
+        <w:rPr>
+          <w:rFonts w:ascii="Barlow Semi Condensed" w:cs="Barlow Semi Condensed" w:eastAsia="Barlow Semi Condensed" w:hAnsi="Barlow Semi Condensed"/>
+          <w:i/>
+          <w:iCs/>
+          <w:sz w:val="24"/>
+          <w:szCs w:val="24"/>
+        </w:rPr>
+        <w:t xml:space="preserve">Seconda edizione, 26 agosto 2026.</w:t>
+      </w:r>
+      <w:r>
+        <w:rPr>
+          <w:rFonts w:ascii="Barlow Semi Condensed" w:cs="Barlow Semi Condensed" w:eastAsia="Barlow Semi Condensed" w:hAnsi="Barlow Semi Condensed"/>
+          <w:sz w:val="24"/>
+          <w:szCs w:val="24"/>
+        </w:rPr>
+        <w:t xml:space="preserve">**</w:t>
       </w:r>
     </w:p>
     <w:p>
@@ -51,7 +69,7 @@
           <w:sz w:val="24"/>
           <w:szCs w:val="24"/>
         </w:rPr>
-        <w:t xml:space="preserve">Regola che vale per tutti</w:t>
+        <w:t xml:space="preserve">Come è verificato ciò che segue, e che cosa non lo è</w:t>
       </w:r>
     </w:p>
     <w:p>
@@ -62,20 +80,28 @@
       <w:r>
         <w:rPr>
           <w:rFonts w:ascii="Barlow Semi Condensed" w:cs="Barlow Semi Condensed" w:eastAsia="Barlow Semi Condensed" w:hAnsi="Barlow Semi Condensed"/>
+          <w:sz w:val="24"/>
+          <w:szCs w:val="24"/>
+        </w:rPr>
+        <w:t xml:space="preserve">I canali di invio sono stati accertati il </w:t>
+      </w:r>
+      <w:r>
+        <w:rPr>
+          <w:rFonts w:ascii="Barlow Semi Condensed" w:cs="Barlow Semi Condensed" w:eastAsia="Barlow Semi Condensed" w:hAnsi="Barlow Semi Condensed"/>
           <w:b/>
           <w:bCs/>
           <w:sz w:val="24"/>
           <w:szCs w:val="24"/>
         </w:rPr>
-        <w:t xml:space="preserve">Non spedire lo stesso testo a più destinatari lo stesso giorno.</w:t>
-      </w:r>
-      <w:r>
-        <w:rPr>
-          <w:rFonts w:ascii="Barlow Semi Condensed" w:cs="Barlow Semi Condensed" w:eastAsia="Barlow Semi Condensed" w:hAnsi="Barlow Semi Condensed"/>
-          <w:sz w:val="24"/>
-          <w:szCs w:val="24"/>
-        </w:rPr>
-        <w:t xml:space="preserve"> Se due rispondessero, ci si troverebbe ad aver promesso due libri diversi con lo stesso titolo. Un invio per volta, o al massimo due se sono di natura diversa (un archivio e un editore non sono in concorrenza).</w:t>
+        <w:t xml:space="preserve">26 agosto 2026</w:t>
+      </w:r>
+      <w:r>
+        <w:rPr>
+          <w:rFonts w:ascii="Barlow Semi Condensed" w:cs="Barlow Semi Condensed" w:eastAsia="Barlow Semi Condensed" w:hAnsi="Barlow Semi Condensed"/>
+          <w:sz w:val="24"/>
+          <w:szCs w:val="24"/>
+        </w:rPr>
+        <w:t xml:space="preserve">. Due avvertenze, perché una checklist che non dichiara il proprio grado non vale più di un ricordo:</w:t>
       </w:r>
     </w:p>
     <w:p>
@@ -91,15 +117,67 @@
           <w:sz w:val="24"/>
           <w:szCs w:val="24"/>
         </w:rPr>
-        <w:t xml:space="preserve">Verificare le modalità sul sito prima di ogni invio.</w:t>
-      </w:r>
-      <w:r>
-        <w:rPr>
-          <w:rFonts w:ascii="Barlow Semi Condensed" w:cs="Barlow Semi Condensed" w:eastAsia="Barlow Semi Condensed" w:hAnsi="Barlow Semi Condensed"/>
-          <w:sz w:val="24"/>
-          <w:szCs w:val="24"/>
-        </w:rPr>
-        <w:t xml:space="preserve"> Indirizzi, moduli e istruzioni cambiano, e questo documento invecchia.</w:t>
+        <w:t xml:space="preserve">I siti di Feltrinelli e Bollati Boringhieri non si sono aperti</w:t>
+      </w:r>
+      <w:r>
+        <w:rPr>
+          <w:rFonts w:ascii="Barlow Semi Condensed" w:cs="Barlow Semi Condensed" w:eastAsia="Barlow Semi Condensed" w:hAnsi="Barlow Semi Condensed"/>
+          <w:sz w:val="24"/>
+          <w:szCs w:val="24"/>
+        </w:rPr>
+        <w:t xml:space="preserve"> dall'ambiente in cui questa ricerca è stata condotta: l'accesso diretto è risultato bloccato, e quanto è scritto per quei due editori poggia su sintesi di risultati e non sulla pagina ufficiale. </w:t>
+      </w:r>
+      <w:r>
+        <w:rPr>
+          <w:rFonts w:ascii="Barlow Semi Condensed" w:cs="Barlow Semi Condensed" w:eastAsia="Barlow Semi Condensed" w:hAnsi="Barlow Semi Condensed"/>
+          <w:b/>
+          <w:bCs/>
+          <w:sz w:val="24"/>
+          <w:szCs w:val="24"/>
+        </w:rPr>
+        <w:t xml:space="preserve">Vanno riverificati prima di qualunque decisione.</w:t>
+      </w:r>
+    </w:p>
+    <w:p>
+      <w:pPr>
+        <w:spacing w:after="120" w:line="276"/>
+        <w:jc w:val="both"/>
+      </w:pPr>
+      <w:r>
+        <w:rPr>
+          <w:rFonts w:ascii="Barlow Semi Condensed" w:cs="Barlow Semi Condensed" w:eastAsia="Barlow Semi Condensed" w:hAnsi="Barlow Semi Condensed"/>
+          <w:b/>
+          <w:bCs/>
+          <w:sz w:val="24"/>
+          <w:szCs w:val="24"/>
+        </w:rPr>
+        <w:t xml:space="preserve">Gli altri sette</w:t>
+      </w:r>
+      <w:r>
+        <w:rPr>
+          <w:rFonts w:ascii="Barlow Semi Condensed" w:cs="Barlow Semi Condensed" w:eastAsia="Barlow Semi Condensed" w:hAnsi="Barlow Semi Condensed"/>
+          <w:sz w:val="24"/>
+          <w:szCs w:val="24"/>
+        </w:rPr>
+        <w:t xml:space="preserve"> sono accertati su indicazione della casa editrice o della sua pagina di riferimento. Restano comunque soggetti a cambiamento: moduli, indirizzi e istruzioni si spostano, e </w:t>
+      </w:r>
+      <w:r>
+        <w:rPr>
+          <w:rFonts w:ascii="Barlow Semi Condensed" w:cs="Barlow Semi Condensed" w:eastAsia="Barlow Semi Condensed" w:hAnsi="Barlow Semi Condensed"/>
+          <w:b/>
+          <w:bCs/>
+          <w:sz w:val="24"/>
+          <w:szCs w:val="24"/>
+        </w:rPr>
+        <w:t xml:space="preserve">questo documento invecchia dal giorno in cui è scritto</w:t>
+      </w:r>
+      <w:r>
+        <w:rPr>
+          <w:rFonts w:ascii="Barlow Semi Condensed" w:cs="Barlow Semi Condensed" w:eastAsia="Barlow Semi Condensed" w:hAnsi="Barlow Semi Condensed"/>
+          <w:sz w:val="24"/>
+          <w:szCs w:val="24"/>
+        </w:rPr>
+        <w:t xml:space="preserve">. La regola è una sola: si riapre la pagina dell'editore il giorno dell'invio.</w:t>
       </w:r>
     </w:p>
     <w:p>
@@ -121,23 +199,936 @@
           <w:sz w:val="24"/>
           <w:szCs w:val="24"/>
         </w:rPr>
-        <w:t xml:space="preserve">Prima di qualunque invio — quattro cose da fare una volta sola</w:t>
-      </w:r>
-    </w:p>
-    <w:p>
-      <w:pPr>
-        <w:spacing w:after="40"/>
-        <w:ind w:left="180"/>
+        <w:t xml:space="preserve">Tavola sinottica</w:t>
+      </w:r>
+    </w:p>
+    <w:tbl>
+      <w:tblPr>
+        <w:tblW w:type="dxa" w:w="9360"/>
+        <w:tblBorders>
+          <w:top w:val="single" w:color="auto" w:sz="4"/>
+          <w:left w:val="single" w:color="auto" w:sz="4"/>
+          <w:bottom w:val="single" w:color="auto" w:sz="4"/>
+          <w:right w:val="single" w:color="auto" w:sz="4"/>
+          <w:insideH w:val="single" w:color="auto" w:sz="4"/>
+          <w:insideV w:val="single" w:color="auto" w:sz="4"/>
+        </w:tblBorders>
+      </w:tblPr>
+      <w:tblGrid>
+        <w:gridCol w:w="2340"/>
+        <w:gridCol w:w="2340"/>
+        <w:gridCol w:w="2340"/>
+        <w:gridCol w:w="2340"/>
+      </w:tblGrid>
+      <w:tr>
+        <w:tc>
+          <w:tcPr>
+            <w:tcW w:type="dxa" w:w="2340"/>
+            <w:shd w:fill="1F3864" w:val="clear"/>
+          </w:tcPr>
+          <w:p>
+            <w:pPr>
+              <w:spacing w:after="20" w:before="20"/>
+              <w:jc w:val="both"/>
+            </w:pPr>
+            <w:r>
+              <w:rPr>
+                <w:rFonts w:ascii="Barlow Semi Condensed" w:cs="Barlow Semi Condensed" w:eastAsia="Barlow Semi Condensed" w:hAnsi="Barlow Semi Condensed"/>
+                <w:b/>
+                <w:bCs/>
+                <w:color w:val="FFFFFF"/>
+                <w:sz w:val="20"/>
+                <w:szCs w:val="20"/>
+              </w:rPr>
+              <w:t xml:space="preserve">Editore</w:t>
+            </w:r>
+          </w:p>
+        </w:tc>
+        <w:tc>
+          <w:tcPr>
+            <w:tcW w:type="dxa" w:w="2340"/>
+            <w:shd w:fill="1F3864" w:val="clear"/>
+          </w:tcPr>
+          <w:p>
+            <w:pPr>
+              <w:spacing w:after="20" w:before="20"/>
+              <w:jc w:val="both"/>
+            </w:pPr>
+            <w:r>
+              <w:rPr>
+                <w:rFonts w:ascii="Barlow Semi Condensed" w:cs="Barlow Semi Condensed" w:eastAsia="Barlow Semi Condensed" w:hAnsi="Barlow Semi Condensed"/>
+                <w:b/>
+                <w:bCs/>
+                <w:color w:val="FFFFFF"/>
+                <w:sz w:val="20"/>
+                <w:szCs w:val="20"/>
+              </w:rPr>
+              <w:t xml:space="preserve">Canale</w:t>
+            </w:r>
+          </w:p>
+        </w:tc>
+        <w:tc>
+          <w:tcPr>
+            <w:tcW w:type="dxa" w:w="2340"/>
+            <w:shd w:fill="1F3864" w:val="clear"/>
+          </w:tcPr>
+          <w:p>
+            <w:pPr>
+              <w:spacing w:after="20" w:before="20"/>
+              <w:jc w:val="both"/>
+            </w:pPr>
+            <w:r>
+              <w:rPr>
+                <w:rFonts w:ascii="Barlow Semi Condensed" w:cs="Barlow Semi Condensed" w:eastAsia="Barlow Semi Condensed" w:hAnsi="Barlow Semi Condensed"/>
+                <w:b/>
+                <w:bCs/>
+                <w:color w:val="FFFFFF"/>
+                <w:sz w:val="20"/>
+                <w:szCs w:val="20"/>
+              </w:rPr>
+              <w:t xml:space="preserve">Stato</w:t>
+            </w:r>
+          </w:p>
+        </w:tc>
+        <w:tc>
+          <w:tcPr>
+            <w:tcW w:type="dxa" w:w="2340"/>
+            <w:shd w:fill="1F3864" w:val="clear"/>
+          </w:tcPr>
+          <w:p>
+            <w:pPr>
+              <w:spacing w:after="20" w:before="20"/>
+              <w:jc w:val="both"/>
+            </w:pPr>
+            <w:r>
+              <w:rPr>
+                <w:rFonts w:ascii="Barlow Semi Condensed" w:cs="Barlow Semi Condensed" w:eastAsia="Barlow Semi Condensed" w:hAnsi="Barlow Semi Condensed"/>
+                <w:b/>
+                <w:bCs/>
+                <w:color w:val="FFFFFF"/>
+                <w:sz w:val="20"/>
+                <w:szCs w:val="20"/>
+              </w:rPr>
+              <w:t xml:space="preserve">Quale libro</w:t>
+            </w:r>
+          </w:p>
+        </w:tc>
+      </w:tr>
+      <w:tr>
+        <w:tc>
+          <w:tcPr>
+            <w:tcW w:type="dxa" w:w="2340"/>
+          </w:tcPr>
+          <w:p>
+            <w:pPr>
+              <w:spacing w:after="20" w:before="20"/>
+              <w:jc w:val="both"/>
+            </w:pPr>
+            <w:r>
+              <w:rPr>
+                <w:rFonts w:ascii="Barlow Semi Condensed" w:cs="Barlow Semi Condensed" w:eastAsia="Barlow Semi Condensed" w:hAnsi="Barlow Semi Condensed"/>
+                <w:b/>
+                <w:bCs/>
+                <w:sz w:val="20"/>
+                <w:szCs w:val="20"/>
+              </w:rPr>
+              <w:t xml:space="preserve">il Mulino</w:t>
+            </w:r>
+          </w:p>
+        </w:tc>
+        <w:tc>
+          <w:tcPr>
+            <w:tcW w:type="dxa" w:w="2340"/>
+          </w:tcPr>
+          <w:p>
+            <w:pPr>
+              <w:spacing w:after="20" w:before="20"/>
+              <w:jc w:val="both"/>
+            </w:pPr>
+            <w:r>
+              <w:rPr>
+                <w:rFonts w:ascii="Barlow Semi Condensed" w:cs="Barlow Semi Condensed" w:eastAsia="Barlow Semi Condensed" w:hAnsi="Barlow Semi Condensed"/>
+                <w:sz w:val="20"/>
+                <w:szCs w:val="20"/>
+              </w:rPr>
+              <w:t xml:space="preserve">modulo online, con registrazione</w:t>
+            </w:r>
+          </w:p>
+        </w:tc>
+        <w:tc>
+          <w:tcPr>
+            <w:tcW w:type="dxa" w:w="2340"/>
+          </w:tcPr>
+          <w:p>
+            <w:pPr>
+              <w:spacing w:after="20" w:before="20"/>
+              <w:jc w:val="both"/>
+            </w:pPr>
+            <w:r>
+              <w:rPr>
+                <w:rFonts w:ascii="Barlow Semi Condensed" w:cs="Barlow Semi Condensed" w:eastAsia="Barlow Semi Condensed" w:hAnsi="Barlow Semi Condensed"/>
+                <w:sz w:val="20"/>
+                <w:szCs w:val="20"/>
+              </w:rPr>
+              <w:t xml:space="preserve">aperto</w:t>
+            </w:r>
+          </w:p>
+        </w:tc>
+        <w:tc>
+          <w:tcPr>
+            <w:tcW w:type="dxa" w:w="2340"/>
+          </w:tcPr>
+          <w:p>
+            <w:pPr>
+              <w:spacing w:after="20" w:before="20"/>
+              <w:jc w:val="both"/>
+            </w:pPr>
+            <w:r>
+              <w:rPr>
+                <w:rFonts w:ascii="Barlow Semi Condensed" w:cs="Barlow Semi Condensed" w:eastAsia="Barlow Semi Condensed" w:hAnsi="Barlow Semi Condensed"/>
+                <w:sz w:val="20"/>
+                <w:szCs w:val="20"/>
+              </w:rPr>
+              <w:t xml:space="preserve">saggio civile</w:t>
+            </w:r>
+          </w:p>
+        </w:tc>
+      </w:tr>
+      <w:tr>
+        <w:tc>
+          <w:tcPr>
+            <w:tcW w:type="dxa" w:w="2340"/>
+          </w:tcPr>
+          <w:p>
+            <w:pPr>
+              <w:spacing w:after="20" w:before="20"/>
+              <w:jc w:val="both"/>
+            </w:pPr>
+            <w:r>
+              <w:rPr>
+                <w:rFonts w:ascii="Barlow Semi Condensed" w:cs="Barlow Semi Condensed" w:eastAsia="Barlow Semi Condensed" w:hAnsi="Barlow Semi Condensed"/>
+                <w:b/>
+                <w:bCs/>
+                <w:sz w:val="20"/>
+                <w:szCs w:val="20"/>
+              </w:rPr>
+              <w:t xml:space="preserve">Chiarelettere</w:t>
+            </w:r>
+          </w:p>
+        </w:tc>
+        <w:tc>
+          <w:tcPr>
+            <w:tcW w:type="dxa" w:w="2340"/>
+          </w:tcPr>
+          <w:p>
+            <w:pPr>
+              <w:spacing w:after="20" w:before="20"/>
+              <w:jc w:val="both"/>
+            </w:pPr>
+            <w:r>
+              <w:rPr>
+                <w:rFonts w:ascii="Barlow Semi Condensed" w:cs="Barlow Semi Condensed" w:eastAsia="Barlow Semi Condensed" w:hAnsi="Barlow Semi Condensed"/>
+                <w:i/>
+                <w:iCs/>
+                <w:sz w:val="20"/>
+                <w:szCs w:val="20"/>
+              </w:rPr>
+              <w:t xml:space="preserve">proposte.editoriali@chiarelettere.it</w:t>
+            </w:r>
+            <w:r>
+              <w:rPr>
+                <w:rFonts w:ascii="Barlow Semi Condensed" w:cs="Barlow Semi Condensed" w:eastAsia="Barlow Semi Condensed" w:hAnsi="Barlow Semi Condensed"/>
+                <w:sz w:val="20"/>
+                <w:szCs w:val="20"/>
+              </w:rPr>
+              <w:t xml:space="preserve"> o modulo</w:t>
+            </w:r>
+          </w:p>
+        </w:tc>
+        <w:tc>
+          <w:tcPr>
+            <w:tcW w:type="dxa" w:w="2340"/>
+          </w:tcPr>
+          <w:p>
+            <w:pPr>
+              <w:spacing w:after="20" w:before="20"/>
+              <w:jc w:val="both"/>
+            </w:pPr>
+            <w:r>
+              <w:rPr>
+                <w:rFonts w:ascii="Barlow Semi Condensed" w:cs="Barlow Semi Condensed" w:eastAsia="Barlow Semi Condensed" w:hAnsi="Barlow Semi Condensed"/>
+                <w:sz w:val="20"/>
+                <w:szCs w:val="20"/>
+              </w:rPr>
+              <w:t xml:space="preserve">aperto</w:t>
+            </w:r>
+          </w:p>
+        </w:tc>
+        <w:tc>
+          <w:tcPr>
+            <w:tcW w:type="dxa" w:w="2340"/>
+          </w:tcPr>
+          <w:p>
+            <w:pPr>
+              <w:spacing w:after="20" w:before="20"/>
+              <w:jc w:val="both"/>
+            </w:pPr>
+            <w:r>
+              <w:rPr>
+                <w:rFonts w:ascii="Barlow Semi Condensed" w:cs="Barlow Semi Condensed" w:eastAsia="Barlow Semi Condensed" w:hAnsi="Barlow Semi Condensed"/>
+                <w:sz w:val="20"/>
+                <w:szCs w:val="20"/>
+              </w:rPr>
+              <w:t xml:space="preserve">saggio civile</w:t>
+            </w:r>
+          </w:p>
+        </w:tc>
+      </w:tr>
+      <w:tr>
+        <w:tc>
+          <w:tcPr>
+            <w:tcW w:type="dxa" w:w="2340"/>
+          </w:tcPr>
+          <w:p>
+            <w:pPr>
+              <w:spacing w:after="20" w:before="20"/>
+              <w:jc w:val="both"/>
+            </w:pPr>
+            <w:r>
+              <w:rPr>
+                <w:rFonts w:ascii="Barlow Semi Condensed" w:cs="Barlow Semi Condensed" w:eastAsia="Barlow Semi Condensed" w:hAnsi="Barlow Semi Condensed"/>
+                <w:b/>
+                <w:bCs/>
+                <w:sz w:val="20"/>
+                <w:szCs w:val="20"/>
+              </w:rPr>
+              <w:t xml:space="preserve">Laterza</w:t>
+            </w:r>
+          </w:p>
+        </w:tc>
+        <w:tc>
+          <w:tcPr>
+            <w:tcW w:type="dxa" w:w="2340"/>
+          </w:tcPr>
+          <w:p>
+            <w:pPr>
+              <w:spacing w:after="20" w:before="20"/>
+              <w:jc w:val="both"/>
+            </w:pPr>
+            <w:r>
+              <w:rPr>
+                <w:rFonts w:ascii="Barlow Semi Condensed" w:cs="Barlow Semi Condensed" w:eastAsia="Barlow Semi Condensed" w:hAnsi="Barlow Semi Condensed"/>
+                <w:b/>
+                <w:bCs/>
+                <w:sz w:val="20"/>
+                <w:szCs w:val="20"/>
+              </w:rPr>
+              <w:t xml:space="preserve">posta cartacea</w:t>
+            </w:r>
+            <w:r>
+              <w:rPr>
+                <w:rFonts w:ascii="Barlow Semi Condensed" w:cs="Barlow Semi Condensed" w:eastAsia="Barlow Semi Condensed" w:hAnsi="Barlow Semi Condensed"/>
+                <w:sz w:val="20"/>
+                <w:szCs w:val="20"/>
+              </w:rPr>
+              <w:t xml:space="preserve">, redazione di Roma</w:t>
+            </w:r>
+          </w:p>
+        </w:tc>
+        <w:tc>
+          <w:tcPr>
+            <w:tcW w:type="dxa" w:w="2340"/>
+          </w:tcPr>
+          <w:p>
+            <w:pPr>
+              <w:spacing w:after="20" w:before="20"/>
+              <w:jc w:val="both"/>
+            </w:pPr>
+            <w:r>
+              <w:rPr>
+                <w:rFonts w:ascii="Barlow Semi Condensed" w:cs="Barlow Semi Condensed" w:eastAsia="Barlow Semi Condensed" w:hAnsi="Barlow Semi Condensed"/>
+                <w:sz w:val="20"/>
+                <w:szCs w:val="20"/>
+              </w:rPr>
+              <w:t xml:space="preserve">aperto</w:t>
+            </w:r>
+          </w:p>
+        </w:tc>
+        <w:tc>
+          <w:tcPr>
+            <w:tcW w:type="dxa" w:w="2340"/>
+          </w:tcPr>
+          <w:p>
+            <w:pPr>
+              <w:spacing w:after="20" w:before="20"/>
+              <w:jc w:val="both"/>
+            </w:pPr>
+            <w:r>
+              <w:rPr>
+                <w:rFonts w:ascii="Barlow Semi Condensed" w:cs="Barlow Semi Condensed" w:eastAsia="Barlow Semi Condensed" w:hAnsi="Barlow Semi Condensed"/>
+                <w:sz w:val="20"/>
+                <w:szCs w:val="20"/>
+              </w:rPr>
+              <w:t xml:space="preserve">saggio civile</w:t>
+            </w:r>
+          </w:p>
+        </w:tc>
+      </w:tr>
+      <w:tr>
+        <w:tc>
+          <w:tcPr>
+            <w:tcW w:type="dxa" w:w="2340"/>
+          </w:tcPr>
+          <w:p>
+            <w:pPr>
+              <w:spacing w:after="20" w:before="20"/>
+              <w:jc w:val="both"/>
+            </w:pPr>
+            <w:r>
+              <w:rPr>
+                <w:rFonts w:ascii="Barlow Semi Condensed" w:cs="Barlow Semi Condensed" w:eastAsia="Barlow Semi Condensed" w:hAnsi="Barlow Semi Condensed"/>
+                <w:b/>
+                <w:bCs/>
+                <w:sz w:val="20"/>
+                <w:szCs w:val="20"/>
+              </w:rPr>
+              <w:t xml:space="preserve">Carocci</w:t>
+            </w:r>
+          </w:p>
+        </w:tc>
+        <w:tc>
+          <w:tcPr>
+            <w:tcW w:type="dxa" w:w="2340"/>
+          </w:tcPr>
+          <w:p>
+            <w:pPr>
+              <w:spacing w:after="20" w:before="20"/>
+              <w:jc w:val="both"/>
+            </w:pPr>
+            <w:r>
+              <w:rPr>
+                <w:rFonts w:ascii="Barlow Semi Condensed" w:cs="Barlow Semi Condensed" w:eastAsia="Barlow Semi Condensed" w:hAnsi="Barlow Semi Condensed"/>
+                <w:sz w:val="20"/>
+                <w:szCs w:val="20"/>
+              </w:rPr>
+              <w:t xml:space="preserve">pagina «Proposte editoriali»</w:t>
+            </w:r>
+          </w:p>
+        </w:tc>
+        <w:tc>
+          <w:tcPr>
+            <w:tcW w:type="dxa" w:w="2340"/>
+          </w:tcPr>
+          <w:p>
+            <w:pPr>
+              <w:spacing w:after="20" w:before="20"/>
+              <w:jc w:val="both"/>
+            </w:pPr>
+            <w:r>
+              <w:rPr>
+                <w:rFonts w:ascii="Barlow Semi Condensed" w:cs="Barlow Semi Condensed" w:eastAsia="Barlow Semi Condensed" w:hAnsi="Barlow Semi Condensed"/>
+                <w:sz w:val="20"/>
+                <w:szCs w:val="20"/>
+              </w:rPr>
+              <w:t xml:space="preserve">aperto</w:t>
+            </w:r>
+          </w:p>
+        </w:tc>
+        <w:tc>
+          <w:tcPr>
+            <w:tcW w:type="dxa" w:w="2340"/>
+          </w:tcPr>
+          <w:p>
+            <w:pPr>
+              <w:spacing w:after="20" w:before="20"/>
+              <w:jc w:val="both"/>
+            </w:pPr>
+            <w:r>
+              <w:rPr>
+                <w:rFonts w:ascii="Barlow Semi Condensed" w:cs="Barlow Semi Condensed" w:eastAsia="Barlow Semi Condensed" w:hAnsi="Barlow Semi Condensed"/>
+                <w:sz w:val="20"/>
+                <w:szCs w:val="20"/>
+              </w:rPr>
+              <w:t xml:space="preserve">testo adottabile</w:t>
+            </w:r>
+          </w:p>
+        </w:tc>
+      </w:tr>
+      <w:tr>
+        <w:tc>
+          <w:tcPr>
+            <w:tcW w:type="dxa" w:w="2340"/>
+          </w:tcPr>
+          <w:p>
+            <w:pPr>
+              <w:spacing w:after="20" w:before="20"/>
+              <w:jc w:val="both"/>
+            </w:pPr>
+            <w:r>
+              <w:rPr>
+                <w:rFonts w:ascii="Barlow Semi Condensed" w:cs="Barlow Semi Condensed" w:eastAsia="Barlow Semi Condensed" w:hAnsi="Barlow Semi Condensed"/>
+                <w:b/>
+                <w:bCs/>
+                <w:sz w:val="20"/>
+                <w:szCs w:val="20"/>
+              </w:rPr>
+              <w:t xml:space="preserve">Bompiani</w:t>
+            </w:r>
+          </w:p>
+        </w:tc>
+        <w:tc>
+          <w:tcPr>
+            <w:tcW w:type="dxa" w:w="2340"/>
+          </w:tcPr>
+          <w:p>
+            <w:pPr>
+              <w:spacing w:after="20" w:before="20"/>
+              <w:jc w:val="both"/>
+            </w:pPr>
+            <w:r>
+              <w:rPr>
+                <w:rFonts w:ascii="Barlow Semi Condensed" w:cs="Barlow Semi Condensed" w:eastAsia="Barlow Semi Condensed" w:hAnsi="Barlow Semi Condensed"/>
+                <w:sz w:val="20"/>
+                <w:szCs w:val="20"/>
+              </w:rPr>
+              <w:t xml:space="preserve">modulo online </w:t>
+            </w:r>
+            <w:r>
+              <w:rPr>
+                <w:rFonts w:ascii="Barlow Semi Condensed" w:cs="Barlow Semi Condensed" w:eastAsia="Barlow Semi Condensed" w:hAnsi="Barlow Semi Condensed"/>
+                <w:i/>
+                <w:iCs/>
+                <w:sz w:val="20"/>
+                <w:szCs w:val="20"/>
+              </w:rPr>
+              <w:t xml:space="preserve">manoscritti.bompiani.it</w:t>
+            </w:r>
+          </w:p>
+        </w:tc>
+        <w:tc>
+          <w:tcPr>
+            <w:tcW w:type="dxa" w:w="2340"/>
+          </w:tcPr>
+          <w:p>
+            <w:pPr>
+              <w:spacing w:after="20" w:before="20"/>
+              <w:jc w:val="both"/>
+            </w:pPr>
+            <w:r>
+              <w:rPr>
+                <w:rFonts w:ascii="Barlow Semi Condensed" w:cs="Barlow Semi Condensed" w:eastAsia="Barlow Semi Condensed" w:hAnsi="Barlow Semi Condensed"/>
+                <w:sz w:val="20"/>
+                <w:szCs w:val="20"/>
+              </w:rPr>
+              <w:t xml:space="preserve">aperto, </w:t>
+            </w:r>
+            <w:r>
+              <w:rPr>
+                <w:rFonts w:ascii="Barlow Semi Condensed" w:cs="Barlow Semi Condensed" w:eastAsia="Barlow Semi Condensed" w:hAnsi="Barlow Semi Condensed"/>
+                <w:b/>
+                <w:bCs/>
+                <w:sz w:val="20"/>
+                <w:szCs w:val="20"/>
+              </w:rPr>
+              <w:t xml:space="preserve">un colpo solo</w:t>
+            </w:r>
+          </w:p>
+        </w:tc>
+        <w:tc>
+          <w:tcPr>
+            <w:tcW w:type="dxa" w:w="2340"/>
+          </w:tcPr>
+          <w:p>
+            <w:pPr>
+              <w:spacing w:after="20" w:before="20"/>
+              <w:jc w:val="both"/>
+            </w:pPr>
+            <w:r>
+              <w:rPr>
+                <w:rFonts w:ascii="Barlow Semi Condensed" w:cs="Barlow Semi Condensed" w:eastAsia="Barlow Semi Condensed" w:hAnsi="Barlow Semi Condensed"/>
+                <w:sz w:val="20"/>
+                <w:szCs w:val="20"/>
+              </w:rPr>
+              <w:t xml:space="preserve">saggio civile</w:t>
+            </w:r>
+          </w:p>
+        </w:tc>
+      </w:tr>
+      <w:tr>
+        <w:tc>
+          <w:tcPr>
+            <w:tcW w:type="dxa" w:w="2340"/>
+          </w:tcPr>
+          <w:p>
+            <w:pPr>
+              <w:spacing w:after="20" w:before="20"/>
+              <w:jc w:val="both"/>
+            </w:pPr>
+            <w:r>
+              <w:rPr>
+                <w:rFonts w:ascii="Barlow Semi Condensed" w:cs="Barlow Semi Condensed" w:eastAsia="Barlow Semi Condensed" w:hAnsi="Barlow Semi Condensed"/>
+                <w:b/>
+                <w:bCs/>
+                <w:sz w:val="20"/>
+                <w:szCs w:val="20"/>
+              </w:rPr>
+              <w:t xml:space="preserve">Einaudi</w:t>
+            </w:r>
+          </w:p>
+        </w:tc>
+        <w:tc>
+          <w:tcPr>
+            <w:tcW w:type="dxa" w:w="2340"/>
+          </w:tcPr>
+          <w:p>
+            <w:pPr>
+              <w:spacing w:after="20" w:before="20"/>
+              <w:jc w:val="both"/>
+            </w:pPr>
+            <w:r>
+              <w:rPr>
+                <w:rFonts w:ascii="Barlow Semi Condensed" w:cs="Barlow Semi Condensed" w:eastAsia="Barlow Semi Condensed" w:hAnsi="Barlow Semi Condensed"/>
+                <w:i/>
+                <w:iCs/>
+                <w:sz w:val="20"/>
+                <w:szCs w:val="20"/>
+              </w:rPr>
+              <w:t xml:space="preserve">einaudi@einaudi.it</w:t>
+            </w:r>
+            <w:r>
+              <w:rPr>
+                <w:rFonts w:ascii="Barlow Semi Condensed" w:cs="Barlow Semi Condensed" w:eastAsia="Barlow Semi Condensed" w:hAnsi="Barlow Semi Condensed"/>
+                <w:sz w:val="20"/>
+                <w:szCs w:val="20"/>
+              </w:rPr>
+              <w:t xml:space="preserve">, con curriculum</w:t>
+            </w:r>
+          </w:p>
+        </w:tc>
+        <w:tc>
+          <w:tcPr>
+            <w:tcW w:type="dxa" w:w="2340"/>
+          </w:tcPr>
+          <w:p>
+            <w:pPr>
+              <w:spacing w:after="20" w:before="20"/>
+              <w:jc w:val="both"/>
+            </w:pPr>
+            <w:r>
+              <w:rPr>
+                <w:rFonts w:ascii="Barlow Semi Condensed" w:cs="Barlow Semi Condensed" w:eastAsia="Barlow Semi Condensed" w:hAnsi="Barlow Semi Condensed"/>
+                <w:sz w:val="20"/>
+                <w:szCs w:val="20"/>
+              </w:rPr>
+              <w:t xml:space="preserve">aperto, </w:t>
+            </w:r>
+            <w:r>
+              <w:rPr>
+                <w:rFonts w:ascii="Barlow Semi Condensed" w:cs="Barlow Semi Condensed" w:eastAsia="Barlow Semi Condensed" w:hAnsi="Barlow Semi Condensed"/>
+                <w:b/>
+                <w:bCs/>
+                <w:sz w:val="20"/>
+                <w:szCs w:val="20"/>
+              </w:rPr>
+              <w:t xml:space="preserve">a opera scritta</w:t>
+            </w:r>
+          </w:p>
+        </w:tc>
+        <w:tc>
+          <w:tcPr>
+            <w:tcW w:type="dxa" w:w="2340"/>
+          </w:tcPr>
+          <w:p>
+            <w:pPr>
+              <w:spacing w:after="20" w:before="20"/>
+              <w:jc w:val="both"/>
+            </w:pPr>
+            <w:r>
+              <w:rPr>
+                <w:rFonts w:ascii="Barlow Semi Condensed" w:cs="Barlow Semi Condensed" w:eastAsia="Barlow Semi Condensed" w:hAnsi="Barlow Semi Condensed"/>
+                <w:sz w:val="20"/>
+                <w:szCs w:val="20"/>
+              </w:rPr>
+              <w:t xml:space="preserve">racconto</w:t>
+            </w:r>
+          </w:p>
+        </w:tc>
+      </w:tr>
+      <w:tr>
+        <w:tc>
+          <w:tcPr>
+            <w:tcW w:type="dxa" w:w="2340"/>
+          </w:tcPr>
+          <w:p>
+            <w:pPr>
+              <w:spacing w:after="20" w:before="20"/>
+              <w:jc w:val="both"/>
+            </w:pPr>
+            <w:r>
+              <w:rPr>
+                <w:rFonts w:ascii="Barlow Semi Condensed" w:cs="Barlow Semi Condensed" w:eastAsia="Barlow Semi Condensed" w:hAnsi="Barlow Semi Condensed"/>
+                <w:b/>
+                <w:bCs/>
+                <w:sz w:val="20"/>
+                <w:szCs w:val="20"/>
+              </w:rPr>
+              <w:t xml:space="preserve">Feltrinelli</w:t>
+            </w:r>
+          </w:p>
+        </w:tc>
+        <w:tc>
+          <w:tcPr>
+            <w:tcW w:type="dxa" w:w="2340"/>
+          </w:tcPr>
+          <w:p>
+            <w:pPr>
+              <w:spacing w:after="20" w:before="20"/>
+              <w:jc w:val="both"/>
+            </w:pPr>
+            <w:r>
+              <w:rPr>
+                <w:rFonts w:ascii="Barlow Semi Condensed" w:cs="Barlow Semi Condensed" w:eastAsia="Barlow Semi Condensed" w:hAnsi="Barlow Semi Condensed"/>
+                <w:sz w:val="20"/>
+                <w:szCs w:val="20"/>
+              </w:rPr>
+              <w:t xml:space="preserve">—</w:t>
+            </w:r>
+          </w:p>
+        </w:tc>
+        <w:tc>
+          <w:tcPr>
+            <w:tcW w:type="dxa" w:w="2340"/>
+          </w:tcPr>
+          <w:p>
+            <w:pPr>
+              <w:spacing w:after="20" w:before="20"/>
+              <w:jc w:val="both"/>
+            </w:pPr>
+            <w:r>
+              <w:rPr>
+                <w:rFonts w:ascii="Barlow Semi Condensed" w:cs="Barlow Semi Condensed" w:eastAsia="Barlow Semi Condensed" w:hAnsi="Barlow Semi Condensed"/>
+                <w:b/>
+                <w:bCs/>
+                <w:sz w:val="20"/>
+                <w:szCs w:val="20"/>
+              </w:rPr>
+              <w:t xml:space="preserve">sospesa</w:t>
+            </w:r>
+            <w:r>
+              <w:rPr>
+                <w:rFonts w:ascii="Barlow Semi Condensed" w:cs="Barlow Semi Condensed" w:eastAsia="Barlow Semi Condensed" w:hAnsi="Barlow Semi Condensed"/>
+                <w:sz w:val="20"/>
+                <w:szCs w:val="20"/>
+              </w:rPr>
+              <w:t xml:space="preserve">, e conflitto d'oggetto</w:t>
+            </w:r>
+          </w:p>
+        </w:tc>
+        <w:tc>
+          <w:tcPr>
+            <w:tcW w:type="dxa" w:w="2340"/>
+          </w:tcPr>
+          <w:p>
+            <w:pPr>
+              <w:spacing w:after="20" w:before="20"/>
+              <w:jc w:val="both"/>
+            </w:pPr>
+            <w:r>
+              <w:rPr>
+                <w:rFonts w:ascii="Barlow Semi Condensed" w:cs="Barlow Semi Condensed" w:eastAsia="Barlow Semi Condensed" w:hAnsi="Barlow Semi Condensed"/>
+                <w:sz w:val="20"/>
+                <w:szCs w:val="20"/>
+              </w:rPr>
+              <w:t xml:space="preserve">racconto</w:t>
+            </w:r>
+          </w:p>
+        </w:tc>
+      </w:tr>
+      <w:tr>
+        <w:tc>
+          <w:tcPr>
+            <w:tcW w:type="dxa" w:w="2340"/>
+          </w:tcPr>
+          <w:p>
+            <w:pPr>
+              <w:spacing w:after="20" w:before="20"/>
+              <w:jc w:val="both"/>
+            </w:pPr>
+            <w:r>
+              <w:rPr>
+                <w:rFonts w:ascii="Barlow Semi Condensed" w:cs="Barlow Semi Condensed" w:eastAsia="Barlow Semi Condensed" w:hAnsi="Barlow Semi Condensed"/>
+                <w:b/>
+                <w:bCs/>
+                <w:sz w:val="20"/>
+                <w:szCs w:val="20"/>
+              </w:rPr>
+              <w:t xml:space="preserve">Bollati Boringhieri</w:t>
+            </w:r>
+          </w:p>
+        </w:tc>
+        <w:tc>
+          <w:tcPr>
+            <w:tcW w:type="dxa" w:w="2340"/>
+          </w:tcPr>
+          <w:p>
+            <w:pPr>
+              <w:spacing w:after="20" w:before="20"/>
+              <w:jc w:val="both"/>
+            </w:pPr>
+            <w:r>
+              <w:rPr>
+                <w:rFonts w:ascii="Barlow Semi Condensed" w:cs="Barlow Semi Condensed" w:eastAsia="Barlow Semi Condensed" w:hAnsi="Barlow Semi Condensed"/>
+                <w:sz w:val="20"/>
+                <w:szCs w:val="20"/>
+              </w:rPr>
+              <w:t xml:space="preserve">nessuno diretto: agente o torneo di gruppo</w:t>
+            </w:r>
+          </w:p>
+        </w:tc>
+        <w:tc>
+          <w:tcPr>
+            <w:tcW w:type="dxa" w:w="2340"/>
+          </w:tcPr>
+          <w:p>
+            <w:pPr>
+              <w:spacing w:after="20" w:before="20"/>
+              <w:jc w:val="both"/>
+            </w:pPr>
+            <w:r>
+              <w:rPr>
+                <w:rFonts w:ascii="Barlow Semi Condensed" w:cs="Barlow Semi Condensed" w:eastAsia="Barlow Semi Condensed" w:hAnsi="Barlow Semi Condensed"/>
+                <w:b/>
+                <w:bCs/>
+                <w:sz w:val="20"/>
+                <w:szCs w:val="20"/>
+              </w:rPr>
+              <w:t xml:space="preserve">chiuso</w:t>
+            </w:r>
+          </w:p>
+        </w:tc>
+        <w:tc>
+          <w:tcPr>
+            <w:tcW w:type="dxa" w:w="2340"/>
+          </w:tcPr>
+          <w:p>
+            <w:pPr>
+              <w:spacing w:after="20" w:before="20"/>
+              <w:jc w:val="both"/>
+            </w:pPr>
+            <w:r>
+              <w:rPr>
+                <w:rFonts w:ascii="Barlow Semi Condensed" w:cs="Barlow Semi Condensed" w:eastAsia="Barlow Semi Condensed" w:hAnsi="Barlow Semi Condensed"/>
+                <w:sz w:val="20"/>
+                <w:szCs w:val="20"/>
+              </w:rPr>
+              <w:t xml:space="preserve">saggio civile</w:t>
+            </w:r>
+          </w:p>
+        </w:tc>
+      </w:tr>
+      <w:tr>
+        <w:tc>
+          <w:tcPr>
+            <w:tcW w:type="dxa" w:w="2340"/>
+          </w:tcPr>
+          <w:p>
+            <w:pPr>
+              <w:spacing w:after="20" w:before="20"/>
+              <w:jc w:val="both"/>
+            </w:pPr>
+            <w:r>
+              <w:rPr>
+                <w:rFonts w:ascii="Barlow Semi Condensed" w:cs="Barlow Semi Condensed" w:eastAsia="Barlow Semi Condensed" w:hAnsi="Barlow Semi Condensed"/>
+                <w:b/>
+                <w:bCs/>
+                <w:sz w:val="20"/>
+                <w:szCs w:val="20"/>
+              </w:rPr>
+              <w:t xml:space="preserve">Astrolabio-Ubaldini</w:t>
+            </w:r>
+          </w:p>
+        </w:tc>
+        <w:tc>
+          <w:tcPr>
+            <w:tcW w:type="dxa" w:w="2340"/>
+          </w:tcPr>
+          <w:p>
+            <w:pPr>
+              <w:spacing w:after="20" w:before="20"/>
+              <w:jc w:val="both"/>
+            </w:pPr>
+            <w:r>
+              <w:rPr>
+                <w:rFonts w:ascii="Barlow Semi Condensed" w:cs="Barlow Semi Condensed" w:eastAsia="Barlow Semi Condensed" w:hAnsi="Barlow Semi Condensed"/>
+                <w:i/>
+                <w:iCs/>
+                <w:sz w:val="20"/>
+                <w:szCs w:val="20"/>
+              </w:rPr>
+              <w:t xml:space="preserve">b.ciampichetti@astrolabio-ubaldini.com</w:t>
+            </w:r>
+          </w:p>
+        </w:tc>
+        <w:tc>
+          <w:tcPr>
+            <w:tcW w:type="dxa" w:w="2340"/>
+          </w:tcPr>
+          <w:p>
+            <w:pPr>
+              <w:spacing w:after="20" w:before="20"/>
+              <w:jc w:val="both"/>
+            </w:pPr>
+            <w:r>
+              <w:rPr>
+                <w:rFonts w:ascii="Barlow Semi Condensed" w:cs="Barlow Semi Condensed" w:eastAsia="Barlow Semi Condensed" w:hAnsi="Barlow Semi Condensed"/>
+                <w:sz w:val="20"/>
+                <w:szCs w:val="20"/>
+              </w:rPr>
+              <w:t xml:space="preserve">aperto ma </w:t>
+            </w:r>
+            <w:r>
+              <w:rPr>
+                <w:rFonts w:ascii="Barlow Semi Condensed" w:cs="Barlow Semi Condensed" w:eastAsia="Barlow Semi Condensed" w:hAnsi="Barlow Semi Condensed"/>
+                <w:b/>
+                <w:bCs/>
+                <w:sz w:val="20"/>
+                <w:szCs w:val="20"/>
+              </w:rPr>
+              <w:t xml:space="preserve">fuori catalogo</w:t>
+            </w:r>
+          </w:p>
+        </w:tc>
+        <w:tc>
+          <w:tcPr>
+            <w:tcW w:type="dxa" w:w="2340"/>
+          </w:tcPr>
+          <w:p>
+            <w:pPr>
+              <w:spacing w:after="20" w:before="20"/>
+              <w:jc w:val="both"/>
+            </w:pPr>
+            <w:r>
+              <w:rPr>
+                <w:rFonts w:ascii="Barlow Semi Condensed" w:cs="Barlow Semi Condensed" w:eastAsia="Barlow Semi Condensed" w:hAnsi="Barlow Semi Condensed"/>
+                <w:sz w:val="20"/>
+                <w:szCs w:val="20"/>
+              </w:rPr>
+              <w:t xml:space="preserve">nessuno</w:t>
+            </w:r>
+          </w:p>
+        </w:tc>
+      </w:tr>
+    </w:tbl>
+    <w:p>
+      <w:pPr>
+        <w:spacing w:after="80"/>
+      </w:pPr>
+    </w:p>
+    <w:p>
+      <w:pPr>
+        <w:spacing w:after="120" w:line="276"/>
         <w:jc w:val="both"/>
       </w:pPr>
-      <w:r>
-        <w:rPr>
-          <w:rFonts w:ascii="Barlow Semi Condensed" w:cs="Barlow Semi Condensed" w:eastAsia="Barlow Semi Condensed" w:hAnsi="Barlow Semi Condensed"/>
-          <w:sz w:val="24"/>
-          <w:szCs w:val="24"/>
-        </w:rPr>
-        <w:t xml:space="preserve">☐ </w:t>
-      </w:r>
       <w:r>
         <w:rPr>
           <w:rFonts w:ascii="Barlow Semi Condensed" w:cs="Barlow Semi Condensed" w:eastAsia="Barlow Semi Condensed" w:hAnsi="Barlow Semi Condensed"/>
@@ -146,150 +1137,15 @@
           <w:sz w:val="24"/>
           <w:szCs w:val="24"/>
         </w:rPr>
-        <w:t xml:space="preserve">Compilare il curriculum</w:t>
-      </w:r>
-      <w:r>
-        <w:rPr>
-          <w:rFonts w:ascii="Barlow Semi Condensed" w:cs="Barlow Semi Condensed" w:eastAsia="Barlow Semi Condensed" w:hAnsi="Barlow Semi Condensed"/>
-          <w:sz w:val="24"/>
-          <w:szCs w:val="24"/>
-        </w:rPr>
-        <w:t xml:space="preserve"> (</w:t>
-      </w:r>
-      <w:r>
-        <w:rPr>
-          <w:rFonts w:ascii="Barlow Semi Condensed" w:cs="Barlow Semi Condensed" w:eastAsia="Barlow Semi Condensed" w:hAnsi="Barlow Semi Condensed"/>
-          <w:i/>
-          <w:iCs/>
-          <w:sz w:val="24"/>
-          <w:szCs w:val="24"/>
-        </w:rPr>
-        <w:t xml:space="preserve">curriculum-modello.md</w:t>
-      </w:r>
-      <w:r>
-        <w:rPr>
-          <w:rFonts w:ascii="Barlow Semi Condensed" w:cs="Barlow Semi Condensed" w:eastAsia="Barlow Semi Condensed" w:hAnsi="Barlow Semi Condensed"/>
-          <w:sz w:val="24"/>
-          <w:szCs w:val="24"/>
-        </w:rPr>
-        <w:t xml:space="preserve">): serve a Einaudi per intero, agli altri in versione ridotta.</w:t>
-      </w:r>
-    </w:p>
-    <w:p>
-      <w:pPr>
-        <w:spacing w:after="40"/>
-        <w:ind w:left="180"/>
-        <w:jc w:val="both"/>
-      </w:pPr>
-      <w:r>
-        <w:rPr>
-          <w:rFonts w:ascii="Barlow Semi Condensed" w:cs="Barlow Semi Condensed" w:eastAsia="Barlow Semi Condensed" w:hAnsi="Barlow Semi Condensed"/>
-          <w:sz w:val="24"/>
-          <w:szCs w:val="24"/>
-        </w:rPr>
-        <w:t xml:space="preserve">☐ </w:t>
-      </w:r>
-      <w:r>
-        <w:rPr>
-          <w:rFonts w:ascii="Barlow Semi Condensed" w:cs="Barlow Semi Condensed" w:eastAsia="Barlow Semi Condensed" w:hAnsi="Barlow Semi Condensed"/>
-          <w:b/>
-          <w:bCs/>
-          <w:sz w:val="24"/>
-          <w:szCs w:val="24"/>
-        </w:rPr>
-        <w:t xml:space="preserve">Depositare l'apparato su Zenodo</w:t>
-      </w:r>
-      <w:r>
-        <w:rPr>
-          <w:rFonts w:ascii="Barlow Semi Condensed" w:cs="Barlow Semi Condensed" w:eastAsia="Barlow Semi Condensed" w:hAnsi="Barlow Semi Condensed"/>
-          <w:sz w:val="24"/>
-          <w:szCs w:val="24"/>
-        </w:rPr>
-        <w:t xml:space="preserve"> e ottenere il DOI. Cambia la natura di ogni proposta: da «ho un lavoro» a «ho un lavoro citabile, e questo è il suo indirizzo permanente». È gratuito e richiede meno di un'ora.</w:t>
-      </w:r>
-    </w:p>
-    <w:p>
-      <w:pPr>
-        <w:spacing w:after="40"/>
-        <w:ind w:left="180"/>
-        <w:jc w:val="both"/>
-      </w:pPr>
-      <w:r>
-        <w:rPr>
-          <w:rFonts w:ascii="Barlow Semi Condensed" w:cs="Barlow Semi Condensed" w:eastAsia="Barlow Semi Condensed" w:hAnsi="Barlow Semi Condensed"/>
-          <w:sz w:val="24"/>
-          <w:szCs w:val="24"/>
-        </w:rPr>
-        <w:t xml:space="preserve">☐ </w:t>
-      </w:r>
-      <w:r>
-        <w:rPr>
-          <w:rFonts w:ascii="Barlow Semi Condensed" w:cs="Barlow Semi Condensed" w:eastAsia="Barlow Semi Condensed" w:hAnsi="Barlow Semi Condensed"/>
-          <w:b/>
-          <w:bCs/>
-          <w:sz w:val="24"/>
-          <w:szCs w:val="24"/>
-        </w:rPr>
-        <w:t xml:space="preserve">Decidere che cosa scrivere alla voce «stato del lavoro»</w:t>
-      </w:r>
-      <w:r>
-        <w:rPr>
-          <w:rFonts w:ascii="Barlow Semi Condensed" w:cs="Barlow Semi Condensed" w:eastAsia="Barlow Semi Condensed" w:hAnsi="Barlow Semi Condensed"/>
-          <w:sz w:val="24"/>
-          <w:szCs w:val="24"/>
-        </w:rPr>
-        <w:t xml:space="preserve"> e usare la stessa formula ovunque. La formula onesta è: corpus completo e verificato, struttura del saggio definita, capitolo campione scritto, resto da scrivere.</w:t>
-      </w:r>
-    </w:p>
-    <w:p>
-      <w:pPr>
-        <w:spacing w:after="40"/>
-        <w:ind w:left="180"/>
-        <w:jc w:val="both"/>
-      </w:pPr>
-      <w:r>
-        <w:rPr>
-          <w:rFonts w:ascii="Barlow Semi Condensed" w:cs="Barlow Semi Condensed" w:eastAsia="Barlow Semi Condensed" w:hAnsi="Barlow Semi Condensed"/>
-          <w:sz w:val="24"/>
-          <w:szCs w:val="24"/>
-        </w:rPr>
-        <w:t xml:space="preserve">☐ </w:t>
-      </w:r>
-      <w:r>
-        <w:rPr>
-          <w:rFonts w:ascii="Barlow Semi Condensed" w:cs="Barlow Semi Condensed" w:eastAsia="Barlow Semi Condensed" w:hAnsi="Barlow Semi Condensed"/>
-          <w:b/>
-          <w:bCs/>
-          <w:sz w:val="24"/>
-          <w:szCs w:val="24"/>
-        </w:rPr>
-        <w:t xml:space="preserve">Rileggere il capitolo campione</w:t>
-      </w:r>
-      <w:r>
-        <w:rPr>
-          <w:rFonts w:ascii="Barlow Semi Condensed" w:cs="Barlow Semi Condensed" w:eastAsia="Barlow Semi Condensed" w:hAnsi="Barlow Semi Condensed"/>
-          <w:sz w:val="24"/>
-          <w:szCs w:val="24"/>
-        </w:rPr>
-        <w:t xml:space="preserve"> (</w:t>
-      </w:r>
-      <w:r>
-        <w:rPr>
-          <w:rFonts w:ascii="Barlow Semi Condensed" w:cs="Barlow Semi Condensed" w:eastAsia="Barlow Semi Condensed" w:hAnsi="Barlow Semi Condensed"/>
-          <w:i/>
-          <w:iCs/>
-          <w:sz w:val="24"/>
-          <w:szCs w:val="24"/>
-        </w:rPr>
-        <w:t xml:space="preserve">capitolo-campione.md</w:t>
-      </w:r>
-      <w:r>
-        <w:rPr>
-          <w:rFonts w:ascii="Barlow Semi Condensed" w:cs="Barlow Semi Condensed" w:eastAsia="Barlow Semi Condensed" w:hAnsi="Barlow Semi Condensed"/>
-          <w:sz w:val="24"/>
-          <w:szCs w:val="24"/>
-        </w:rPr>
-        <w:t xml:space="preserve">) e farsi un'opinione propria. È il pezzo su cui si viene giudicati; se non convince l'autore, non convincerà un editor.</w:t>
+        <w:t xml:space="preserve">Sei porte praticabili su nove.</w:t>
+      </w:r>
+      <w:r>
+        <w:rPr>
+          <w:rFonts w:ascii="Barlow Semi Condensed" w:cs="Barlow Semi Condensed" w:eastAsia="Barlow Semi Condensed" w:hAnsi="Barlow Semi Condensed"/>
+          <w:sz w:val="24"/>
+          <w:szCs w:val="24"/>
+        </w:rPr>
+        <w:t xml:space="preserve"> Due sono chiuse per ragioni diverse, una è aperta su un catalogo che non è questo. Le tre esclusioni sono argomentate nelle schede: nessuna è una rinuncia per pigrizia.</w:t>
       </w:r>
     </w:p>
     <w:p>
@@ -311,14 +1167,23 @@
           <w:sz w:val="24"/>
           <w:szCs w:val="24"/>
         </w:rPr>
-        <w:t xml:space="preserve">Ordine consigliato</w:t>
-      </w:r>
-    </w:p>
-    <w:p>
-      <w:pPr>
-        <w:spacing w:after="120" w:line="276"/>
+        <w:t xml:space="preserve">Prima di qualunque invio — cinque cose da fare una volta sola</w:t>
+      </w:r>
+    </w:p>
+    <w:p>
+      <w:pPr>
+        <w:spacing w:after="40"/>
+        <w:ind w:left="180"/>
         <w:jc w:val="both"/>
       </w:pPr>
+      <w:r>
+        <w:rPr>
+          <w:rFonts w:ascii="Barlow Semi Condensed" w:cs="Barlow Semi Condensed" w:eastAsia="Barlow Semi Condensed" w:hAnsi="Barlow Semi Condensed"/>
+          <w:sz w:val="24"/>
+          <w:szCs w:val="24"/>
+        </w:rPr>
+        <w:t xml:space="preserve">☐ </w:t>
+      </w:r>
       <w:r>
         <w:rPr>
           <w:rFonts w:ascii="Barlow Semi Condensed" w:cs="Barlow Semi Condensed" w:eastAsia="Barlow Semi Condensed" w:hAnsi="Barlow Semi Condensed"/>
@@ -327,22 +1192,49 @@
           <w:sz w:val="24"/>
           <w:szCs w:val="24"/>
         </w:rPr>
-        <w:t xml:space="preserve">Primo blocco — l'archivio.</w:t>
-      </w:r>
-      <w:r>
-        <w:rPr>
-          <w:rFonts w:ascii="Barlow Semi Condensed" w:cs="Barlow Semi Condensed" w:eastAsia="Barlow Semi Condensed" w:hAnsi="Barlow Semi Condensed"/>
-          <w:sz w:val="24"/>
-          <w:szCs w:val="24"/>
-        </w:rPr>
-        <w:t xml:space="preserve"> Non è in concorrenza con nessuno e può partire subito.</w:t>
-      </w:r>
-    </w:p>
-    <w:p>
-      <w:pPr>
-        <w:spacing w:after="120" w:line="276"/>
+        <w:t xml:space="preserve">Compilare il curriculum</w:t>
+      </w:r>
+      <w:r>
+        <w:rPr>
+          <w:rFonts w:ascii="Barlow Semi Condensed" w:cs="Barlow Semi Condensed" w:eastAsia="Barlow Semi Condensed" w:hAnsi="Barlow Semi Condensed"/>
+          <w:sz w:val="24"/>
+          <w:szCs w:val="24"/>
+        </w:rPr>
+        <w:t xml:space="preserve"> (</w:t>
+      </w:r>
+      <w:r>
+        <w:rPr>
+          <w:rFonts w:ascii="Barlow Semi Condensed" w:cs="Barlow Semi Condensed" w:eastAsia="Barlow Semi Condensed" w:hAnsi="Barlow Semi Condensed"/>
+          <w:i/>
+          <w:iCs/>
+          <w:sz w:val="24"/>
+          <w:szCs w:val="24"/>
+        </w:rPr>
+        <w:t xml:space="preserve">curriculum-modello.md</w:t>
+      </w:r>
+      <w:r>
+        <w:rPr>
+          <w:rFonts w:ascii="Barlow Semi Condensed" w:cs="Barlow Semi Condensed" w:eastAsia="Barlow Semi Condensed" w:hAnsi="Barlow Semi Condensed"/>
+          <w:sz w:val="24"/>
+          <w:szCs w:val="24"/>
+        </w:rPr>
+        <w:t xml:space="preserve">). Serve a Einaudi per intero, agli altri in versione ridotta a dieci righe.</w:t>
+      </w:r>
+    </w:p>
+    <w:p>
+      <w:pPr>
+        <w:spacing w:after="40"/>
+        <w:ind w:left="180"/>
         <w:jc w:val="both"/>
       </w:pPr>
+      <w:r>
+        <w:rPr>
+          <w:rFonts w:ascii="Barlow Semi Condensed" w:cs="Barlow Semi Condensed" w:eastAsia="Barlow Semi Condensed" w:hAnsi="Barlow Semi Condensed"/>
+          <w:sz w:val="24"/>
+          <w:szCs w:val="24"/>
+        </w:rPr>
+        <w:t xml:space="preserve">☐ </w:t>
+      </w:r>
       <w:r>
         <w:rPr>
           <w:rFonts w:ascii="Barlow Semi Condensed" w:cs="Barlow Semi Condensed" w:eastAsia="Barlow Semi Condensed" w:hAnsi="Barlow Semi Condensed"/>
@@ -351,22 +1243,31 @@
           <w:sz w:val="24"/>
           <w:szCs w:val="24"/>
         </w:rPr>
-        <w:t xml:space="preserve">Secondo blocco — gli editori che valutano progetti.</w:t>
-      </w:r>
-      <w:r>
-        <w:rPr>
-          <w:rFonts w:ascii="Barlow Semi Condensed" w:cs="Barlow Semi Condensed" w:eastAsia="Barlow Semi Condensed" w:hAnsi="Barlow Semi Condensed"/>
-          <w:sz w:val="24"/>
-          <w:szCs w:val="24"/>
-        </w:rPr>
-        <w:t xml:space="preserve"> il Mulino, Carocci, Laterza, a distanza di qualche giorno l'uno dall'altro.</w:t>
-      </w:r>
-    </w:p>
-    <w:p>
-      <w:pPr>
-        <w:spacing w:after="120" w:line="276"/>
+        <w:t xml:space="preserve">Depositare l'apparato su Zenodo</w:t>
+      </w:r>
+      <w:r>
+        <w:rPr>
+          <w:rFonts w:ascii="Barlow Semi Condensed" w:cs="Barlow Semi Condensed" w:eastAsia="Barlow Semi Condensed" w:hAnsi="Barlow Semi Condensed"/>
+          <w:sz w:val="24"/>
+          <w:szCs w:val="24"/>
+        </w:rPr>
+        <w:t xml:space="preserve"> e ottenere il DOI. Cambia la natura di ogni proposta: da «ho un lavoro» a «ho un lavoro citabile, e questo è il suo indirizzo permanente». È gratuito e richiede meno di un'ora.</w:t>
+      </w:r>
+    </w:p>
+    <w:p>
+      <w:pPr>
+        <w:spacing w:after="40"/>
+        <w:ind w:left="180"/>
         <w:jc w:val="both"/>
       </w:pPr>
+      <w:r>
+        <w:rPr>
+          <w:rFonts w:ascii="Barlow Semi Condensed" w:cs="Barlow Semi Condensed" w:eastAsia="Barlow Semi Condensed" w:hAnsi="Barlow Semi Condensed"/>
+          <w:sz w:val="24"/>
+          <w:szCs w:val="24"/>
+        </w:rPr>
+        <w:t xml:space="preserve">☐ </w:t>
+      </w:r>
       <w:r>
         <w:rPr>
           <w:rFonts w:ascii="Barlow Semi Condensed" w:cs="Barlow Semi Condensed" w:eastAsia="Barlow Semi Condensed" w:hAnsi="Barlow Semi Condensed"/>
@@ -375,15 +1276,15 @@
           <w:sz w:val="24"/>
           <w:szCs w:val="24"/>
         </w:rPr>
-        <w:t xml:space="preserve">Terzo blocco — Einaudi</w:t>
-      </w:r>
-      <w:r>
-        <w:rPr>
-          <w:rFonts w:ascii="Barlow Semi Condensed" w:cs="Barlow Semi Condensed" w:eastAsia="Barlow Semi Condensed" w:hAnsi="Barlow Semi Condensed"/>
-          <w:sz w:val="24"/>
-          <w:szCs w:val="24"/>
-        </w:rPr>
-        <w:t xml:space="preserve">, e soltanto a saggio scritto. Vedi l'avvertimento in </w:t>
+        <w:t xml:space="preserve">Fissare la formula sullo stato del lavoro</w:t>
+      </w:r>
+      <w:r>
+        <w:rPr>
+          <w:rFonts w:ascii="Barlow Semi Condensed" w:cs="Barlow Semi Condensed" w:eastAsia="Barlow Semi Condensed" w:hAnsi="Barlow Semi Condensed"/>
+          <w:sz w:val="24"/>
+          <w:szCs w:val="24"/>
+        </w:rPr>
+        <w:t xml:space="preserve"> e usare quella, identica, ovunque: </w:t>
       </w:r>
       <w:r>
         <w:rPr>
@@ -393,22 +1294,23 @@
           <w:sz w:val="24"/>
           <w:szCs w:val="24"/>
         </w:rPr>
-        <w:t xml:space="preserve">proposte-mulino-carocci-einaudi.md</w:t>
-      </w:r>
-      <w:r>
-        <w:rPr>
-          <w:rFonts w:ascii="Barlow Semi Condensed" w:cs="Barlow Semi Condensed" w:eastAsia="Barlow Semi Condensed" w:hAnsi="Barlow Semi Condensed"/>
-          <w:sz w:val="24"/>
-          <w:szCs w:val="24"/>
-        </w:rPr>
-        <w:t xml:space="preserve">: per la saggistica questo editore valuta l'opera, non l'idea, e una proposta su un libro non ancora scritto usa il canale per una cosa che il canale non fa.</w:t>
-      </w:r>
-    </w:p>
-    <w:p>
-      <w:pPr>
-        <w:spacing w:after="120" w:line="276"/>
+        <w:t xml:space="preserve">corpus completo e verificato, struttura del saggio definita, capitolo campione scritto, resto del testo da scrivere.</w:t>
+      </w:r>
+    </w:p>
+    <w:p>
+      <w:pPr>
+        <w:spacing w:after="40"/>
+        <w:ind w:left="180"/>
         <w:jc w:val="both"/>
       </w:pPr>
+      <w:r>
+        <w:rPr>
+          <w:rFonts w:ascii="Barlow Semi Condensed" w:cs="Barlow Semi Condensed" w:eastAsia="Barlow Semi Condensed" w:hAnsi="Barlow Semi Condensed"/>
+          <w:sz w:val="24"/>
+          <w:szCs w:val="24"/>
+        </w:rPr>
+        <w:t xml:space="preserve">☐ </w:t>
+      </w:r>
       <w:r>
         <w:rPr>
           <w:rFonts w:ascii="Barlow Semi Condensed" w:cs="Barlow Semi Condensed" w:eastAsia="Barlow Semi Condensed" w:hAnsi="Barlow Semi Condensed"/>
@@ -417,15 +1319,48 @@
           <w:sz w:val="24"/>
           <w:szCs w:val="24"/>
         </w:rPr>
-        <w:t xml:space="preserve">In parallelo, quando si vuole — la nota scientifica.</w:t>
-      </w:r>
-      <w:r>
-        <w:rPr>
-          <w:rFonts w:ascii="Barlow Semi Condensed" w:cs="Barlow Semi Condensed" w:eastAsia="Barlow Semi Condensed" w:hAnsi="Barlow Semi Condensed"/>
-          <w:sz w:val="24"/>
-          <w:szCs w:val="24"/>
-        </w:rPr>
-        <w:t xml:space="preserve"> Quattro pagine per una rivista di storia contemporanea sui due accertamenti documentali. È l'oggetto più piccolo e il più facile da collocare, e una pubblicazione anche breve cambia il curriculum con cui si presentano le altre proposte.</w:t>
+        <w:t xml:space="preserve">Rileggere il capitolo campione</w:t>
+      </w:r>
+      <w:r>
+        <w:rPr>
+          <w:rFonts w:ascii="Barlow Semi Condensed" w:cs="Barlow Semi Condensed" w:eastAsia="Barlow Semi Condensed" w:hAnsi="Barlow Semi Condensed"/>
+          <w:sz w:val="24"/>
+          <w:szCs w:val="24"/>
+        </w:rPr>
+        <w:t xml:space="preserve"> e farsi un'opinione propria. È il pezzo su cui si viene giudicati: se non convince l'autore, non convincerà un editor.</w:t>
+      </w:r>
+    </w:p>
+    <w:p>
+      <w:pPr>
+        <w:spacing w:after="40"/>
+        <w:ind w:left="180"/>
+        <w:jc w:val="both"/>
+      </w:pPr>
+      <w:r>
+        <w:rPr>
+          <w:rFonts w:ascii="Barlow Semi Condensed" w:cs="Barlow Semi Condensed" w:eastAsia="Barlow Semi Condensed" w:hAnsi="Barlow Semi Condensed"/>
+          <w:sz w:val="24"/>
+          <w:szCs w:val="24"/>
+        </w:rPr>
+        <w:t xml:space="preserve">☐ </w:t>
+      </w:r>
+      <w:r>
+        <w:rPr>
+          <w:rFonts w:ascii="Barlow Semi Condensed" w:cs="Barlow Semi Condensed" w:eastAsia="Barlow Semi Condensed" w:hAnsi="Barlow Semi Condensed"/>
+          <w:b/>
+          <w:bCs/>
+          <w:sz w:val="24"/>
+          <w:szCs w:val="24"/>
+        </w:rPr>
+        <w:t xml:space="preserve">Stampare o duplicare questa checklist</w:t>
+      </w:r>
+      <w:r>
+        <w:rPr>
+          <w:rFonts w:ascii="Barlow Semi Condensed" w:cs="Barlow Semi Condensed" w:eastAsia="Barlow Semi Condensed" w:hAnsi="Barlow Semi Condensed"/>
+          <w:sz w:val="24"/>
+          <w:szCs w:val="24"/>
+        </w:rPr>
+        <w:t xml:space="preserve"> e usarne una sola copia, quella con le date scritte a mano. Due copie parzialmente compilate sono peggio di nessuna.</w:t>
       </w:r>
     </w:p>
     <w:p>
@@ -447,31 +1382,12 @@
           <w:sz w:val="24"/>
           <w:szCs w:val="24"/>
         </w:rPr>
-        <w:t xml:space="preserve">Destinatario per destinatario</w:t>
-      </w:r>
-    </w:p>
-    <w:p>
-      <w:pPr>
-        <w:pStyle w:val="Heading3"/>
-        <w:spacing w:after="80" w:before="160"/>
-      </w:pPr>
-      <w:r>
-        <w:rPr>
-          <w:rFonts w:ascii="Barlow Semi Condensed" w:cs="Barlow Semi Condensed" w:eastAsia="Barlow Semi Condensed" w:hAnsi="Barlow Semi Condensed"/>
-          <w:sz w:val="24"/>
-          <w:szCs w:val="24"/>
-        </w:rPr>
-        <w:t xml:space="preserve">1 · Centro documentazione Archivio «Flamigni»</w:t>
-      </w:r>
-    </w:p>
-    <w:p>
-      <w:pPr>
-        <w:pStyle w:val="ListParagraph"/>
-        <w:numPr>
-          <w:ilvl w:val="0"/>
-          <w:numId w:val="1"/>
-        </w:numPr>
-        <w:spacing w:after="40"/>
+        <w:t xml:space="preserve">Le tre regole che valgono per tutti</w:t>
+      </w:r>
+    </w:p>
+    <w:p>
+      <w:pPr>
+        <w:spacing w:after="120" w:line="276"/>
         <w:jc w:val="both"/>
       </w:pPr>
       <w:r>
@@ -482,16 +1398,252 @@
           <w:sz w:val="24"/>
           <w:szCs w:val="24"/>
         </w:rPr>
-        <w:t xml:space="preserve">Documento</w:t>
-      </w:r>
-      <w:r>
-        <w:rPr>
-          <w:rFonts w:ascii="Barlow Semi Condensed" w:cs="Barlow Semi Condensed" w:eastAsia="Barlow Semi Condensed" w:hAnsi="Barlow Semi Condensed"/>
-          <w:sz w:val="24"/>
-          <w:szCs w:val="24"/>
-        </w:rPr>
-        <w:t xml:space="preserve">: </w:t>
-      </w:r>
+        <w:t xml:space="preserve">Una porta per volta.</w:t>
+      </w:r>
+      <w:r>
+        <w:rPr>
+          <w:rFonts w:ascii="Barlow Semi Condensed" w:cs="Barlow Semi Condensed" w:eastAsia="Barlow Semi Condensed" w:hAnsi="Barlow Semi Condensed"/>
+          <w:sz w:val="24"/>
+          <w:szCs w:val="24"/>
+        </w:rPr>
+        <w:t xml:space="preserve"> Non spedire lo stesso testo a più editori lo stesso giorno. Se due rispondessero, ci si troverebbe ad aver promesso due libri diversi con lo stesso titolo. Fanno eccezione le porte di natura diversa: un archivio e un editore non sono in concorrenza, e possono partire insieme.</w:t>
+      </w:r>
+    </w:p>
+    <w:p>
+      <w:pPr>
+        <w:spacing w:after="120" w:line="276"/>
+        <w:jc w:val="both"/>
+      </w:pPr>
+      <w:r>
+        <w:rPr>
+          <w:rFonts w:ascii="Barlow Semi Condensed" w:cs="Barlow Semi Condensed" w:eastAsia="Barlow Semi Condensed" w:hAnsi="Barlow Semi Condensed"/>
+          <w:b/>
+          <w:bCs/>
+          <w:sz w:val="24"/>
+          <w:szCs w:val="24"/>
+        </w:rPr>
+        <w:t xml:space="preserve">Il libro giusto alla porta giusta.</w:t>
+      </w:r>
+      <w:r>
+        <w:rPr>
+          <w:rFonts w:ascii="Barlow Semi Condensed" w:cs="Barlow Semi Condensed" w:eastAsia="Barlow Semi Condensed" w:hAnsi="Barlow Semi Condensed"/>
+          <w:sz w:val="24"/>
+          <w:szCs w:val="24"/>
+        </w:rPr>
+        <w:t xml:space="preserve"> Delle proposte esistenti, tre descrivono </w:t>
+      </w:r>
+      <w:r>
+        <w:rPr>
+          <w:rFonts w:ascii="Barlow Semi Condensed" w:cs="Barlow Semi Condensed" w:eastAsia="Barlow Semi Condensed" w:hAnsi="Barlow Semi Condensed"/>
+          <w:b/>
+          <w:bCs/>
+          <w:sz w:val="24"/>
+          <w:szCs w:val="24"/>
+        </w:rPr>
+        <w:t xml:space="preserve">libri diversi</w:t>
+      </w:r>
+      <w:r>
+        <w:rPr>
+          <w:rFonts w:ascii="Barlow Semi Condensed" w:cs="Barlow Semi Condensed" w:eastAsia="Barlow Semi Condensed" w:hAnsi="Barlow Semi Condensed"/>
+          <w:sz w:val="24"/>
+          <w:szCs w:val="24"/>
+        </w:rPr>
+        <w:t xml:space="preserve"> — un saggio civile, un testo adottabile in aula, un racconto. Scambiarli è l'errore più costoso e il più facile da commettere copiando in fretta.</w:t>
+      </w:r>
+    </w:p>
+    <w:p>
+      <w:pPr>
+        <w:spacing w:after="120" w:line="276"/>
+        <w:jc w:val="both"/>
+      </w:pPr>
+      <w:r>
+        <w:rPr>
+          <w:rFonts w:ascii="Barlow Semi Condensed" w:cs="Barlow Semi Condensed" w:eastAsia="Barlow Semi Condensed" w:hAnsi="Barlow Semi Condensed"/>
+          <w:b/>
+          <w:bCs/>
+          <w:sz w:val="24"/>
+          <w:szCs w:val="24"/>
+        </w:rPr>
+        <w:t xml:space="preserve">La dichiarazione sull'intelligenza artificiale sta in apertura</w:t>
+      </w:r>
+      <w:r>
+        <w:rPr>
+          <w:rFonts w:ascii="Barlow Semi Condensed" w:cs="Barlow Semi Condensed" w:eastAsia="Barlow Semi Condensed" w:hAnsi="Barlow Semi Condensed"/>
+          <w:sz w:val="24"/>
+          <w:szCs w:val="24"/>
+        </w:rPr>
+        <w:t xml:space="preserve">, in ogni proposta e in ogni sua versione. Non è cautela: è l'oggetto del libro.</w:t>
+      </w:r>
+    </w:p>
+    <w:p>
+      <w:pPr>
+        <w:pBdr>
+          <w:bottom w:val="single" w:color="999999" w:sz="6" w:space="1"/>
+        </w:pBdr>
+        <w:spacing w:after="80"/>
+      </w:pPr>
+    </w:p>
+    <w:p>
+      <w:pPr>
+        <w:pStyle w:val="Heading2"/>
+        <w:spacing w:after="100" w:before="200"/>
+      </w:pPr>
+      <w:r>
+        <w:rPr>
+          <w:rFonts w:ascii="Barlow Semi Condensed" w:cs="Barlow Semi Condensed" w:eastAsia="Barlow Semi Condensed" w:hAnsi="Barlow Semi Condensed"/>
+          <w:sz w:val="24"/>
+          <w:szCs w:val="24"/>
+        </w:rPr>
+        <w:t xml:space="preserve">Ordine consigliato — quattro ondate</w:t>
+      </w:r>
+    </w:p>
+    <w:p>
+      <w:pPr>
+        <w:spacing w:after="120" w:line="276"/>
+        <w:jc w:val="both"/>
+      </w:pPr>
+      <w:r>
+        <w:rPr>
+          <w:rFonts w:ascii="Barlow Semi Condensed" w:cs="Barlow Semi Condensed" w:eastAsia="Barlow Semi Condensed" w:hAnsi="Barlow Semi Condensed"/>
+          <w:b/>
+          <w:bCs/>
+          <w:sz w:val="24"/>
+          <w:szCs w:val="24"/>
+        </w:rPr>
+        <w:t xml:space="preserve">Ondata 0 · subito, non è in concorrenza con nulla</w:t>
+      </w:r>
+      <w:r>
+        <w:rPr>
+          <w:rFonts w:ascii="Barlow Semi Condensed" w:cs="Barlow Semi Condensed" w:eastAsia="Barlow Semi Condensed" w:hAnsi="Barlow Semi Condensed"/>
+          <w:sz w:val="24"/>
+          <w:szCs w:val="24"/>
+        </w:rPr>
+        <w:t xml:space="preserve"> Archivio Flamigni e deposito Zenodo. Il primo è un archivio, il secondo un deposito: nessuno dei due preclude nulla, e il DOI del secondo si cita in tutte le proposte successive.</w:t>
+      </w:r>
+    </w:p>
+    <w:p>
+      <w:pPr>
+        <w:spacing w:after="120" w:line="276"/>
+        <w:jc w:val="both"/>
+      </w:pPr>
+      <w:r>
+        <w:rPr>
+          <w:rFonts w:ascii="Barlow Semi Condensed" w:cs="Barlow Semi Condensed" w:eastAsia="Barlow Semi Condensed" w:hAnsi="Barlow Semi Condensed"/>
+          <w:b/>
+          <w:bCs/>
+          <w:sz w:val="24"/>
+          <w:szCs w:val="24"/>
+        </w:rPr>
+        <w:t xml:space="preserve">Ondata 1 · le porte più affini, a qualche giorno di distanza l'una dall'altra</w:t>
+      </w:r>
+      <w:r>
+        <w:rPr>
+          <w:rFonts w:ascii="Barlow Semi Condensed" w:cs="Barlow Semi Condensed" w:eastAsia="Barlow Semi Condensed" w:hAnsi="Barlow Semi Condensed"/>
+          <w:sz w:val="24"/>
+          <w:szCs w:val="24"/>
+        </w:rPr>
+        <w:t xml:space="preserve"> il Mulino, Chiarelettere, Carocci. I primi due valutano progetti e hanno il catalogo più vicino; Carocci non è in concorrenza con loro perché il libro che riceve è un altro.</w:t>
+      </w:r>
+    </w:p>
+    <w:p>
+      <w:pPr>
+        <w:spacing w:after="120" w:line="276"/>
+        <w:jc w:val="both"/>
+      </w:pPr>
+      <w:r>
+        <w:rPr>
+          <w:rFonts w:ascii="Barlow Semi Condensed" w:cs="Barlow Semi Condensed" w:eastAsia="Barlow Semi Condensed" w:hAnsi="Barlow Semi Condensed"/>
+          <w:b/>
+          <w:bCs/>
+          <w:sz w:val="24"/>
+          <w:szCs w:val="24"/>
+        </w:rPr>
+        <w:t xml:space="preserve">Ondata 2 · dopo le prime risposte, o dopo sessanta giorni di silenzio</w:t>
+      </w:r>
+      <w:r>
+        <w:rPr>
+          <w:rFonts w:ascii="Barlow Semi Condensed" w:cs="Barlow Semi Condensed" w:eastAsia="Barlow Semi Condensed" w:hAnsi="Barlow Semi Condensed"/>
+          <w:sz w:val="24"/>
+          <w:szCs w:val="24"/>
+        </w:rPr>
+        <w:t xml:space="preserve"> Laterza, che ha tempi lunghi e canale cartaceo.</w:t>
+      </w:r>
+    </w:p>
+    <w:p>
+      <w:pPr>
+        <w:spacing w:after="120" w:line="276"/>
+        <w:jc w:val="both"/>
+      </w:pPr>
+      <w:r>
+        <w:rPr>
+          <w:rFonts w:ascii="Barlow Semi Condensed" w:cs="Barlow Semi Condensed" w:eastAsia="Barlow Semi Condensed" w:hAnsi="Barlow Semi Condensed"/>
+          <w:b/>
+          <w:bCs/>
+          <w:sz w:val="24"/>
+          <w:szCs w:val="24"/>
+        </w:rPr>
+        <w:t xml:space="preserve">Ondata 3 · solo a saggio scritto</w:t>
+      </w:r>
+      <w:r>
+        <w:rPr>
+          <w:rFonts w:ascii="Barlow Semi Condensed" w:cs="Barlow Semi Condensed" w:eastAsia="Barlow Semi Condensed" w:hAnsi="Barlow Semi Condensed"/>
+          <w:sz w:val="24"/>
+          <w:szCs w:val="24"/>
+        </w:rPr>
+        <w:t xml:space="preserve"> Bompiani ed Einaudi. Entrambi valutano l'opera più dell'idea, e Bompiani concede una sola proposta ogni dodici mesi: spenderla su un libro non ancora scritto è sprecarla.</w:t>
+      </w:r>
+    </w:p>
+    <w:p>
+      <w:pPr>
+        <w:spacing w:after="120" w:line="276"/>
+        <w:jc w:val="both"/>
+      </w:pPr>
+      <w:r>
+        <w:rPr>
+          <w:rFonts w:ascii="Barlow Semi Condensed" w:cs="Barlow Semi Condensed" w:eastAsia="Barlow Semi Condensed" w:hAnsi="Barlow Semi Condensed"/>
+          <w:b/>
+          <w:bCs/>
+          <w:sz w:val="24"/>
+          <w:szCs w:val="24"/>
+        </w:rPr>
+        <w:t xml:space="preserve">In parallelo, quando si vuole — la nota scientifica.</w:t>
+      </w:r>
+      <w:r>
+        <w:rPr>
+          <w:rFonts w:ascii="Barlow Semi Condensed" w:cs="Barlow Semi Condensed" w:eastAsia="Barlow Semi Condensed" w:hAnsi="Barlow Semi Condensed"/>
+          <w:sz w:val="24"/>
+          <w:szCs w:val="24"/>
+        </w:rPr>
+        <w:t xml:space="preserve"> Quattro pagine per una rivista di storia contemporanea sui due accertamenti documentali. È l'oggetto più piccolo e il più facile da collocare, e una pubblicazione anche breve cambia il curriculum con cui si presentano tutte le altre proposte.</w:t>
+      </w:r>
+    </w:p>
+    <w:p>
+      <w:pPr>
+        <w:pBdr>
+          <w:bottom w:val="single" w:color="999999" w:sz="6" w:space="1"/>
+        </w:pBdr>
+        <w:spacing w:after="80"/>
+      </w:pPr>
+    </w:p>
+    <w:p>
+      <w:pPr>
+        <w:pStyle w:val="Heading1"/>
+        <w:spacing w:after="120" w:before="240"/>
+      </w:pPr>
+      <w:r>
+        <w:rPr>
+          <w:rFonts w:ascii="Barlow Semi Condensed" w:cs="Barlow Semi Condensed" w:eastAsia="Barlow Semi Condensed" w:hAnsi="Barlow Semi Condensed"/>
+          <w:sz w:val="24"/>
+          <w:szCs w:val="24"/>
+        </w:rPr>
+        <w:t xml:space="preserve">Le schede</w:t>
+      </w:r>
+    </w:p>
+    <w:p>
+      <w:pPr>
+        <w:spacing w:after="120" w:line="276"/>
+        <w:jc w:val="both"/>
+      </w:pPr>
       <w:r>
         <w:rPr>
           <w:rFonts w:ascii="Barlow Semi Condensed" w:cs="Barlow Semi Condensed" w:eastAsia="Barlow Semi Condensed" w:hAnsi="Barlow Semi Condensed"/>
@@ -500,142 +1652,378 @@
           <w:sz w:val="24"/>
           <w:szCs w:val="24"/>
         </w:rPr>
-        <w:t xml:space="preserve">pec-archivio-flamigni.md</w:t>
-      </w:r>
-    </w:p>
-    <w:p>
-      <w:pPr>
-        <w:pStyle w:val="ListParagraph"/>
-        <w:numPr>
-          <w:ilvl w:val="0"/>
-          <w:numId w:val="1"/>
-        </w:numPr>
-        <w:spacing w:after="40"/>
-        <w:jc w:val="both"/>
-      </w:pPr>
-      <w:r>
-        <w:rPr>
-          <w:rFonts w:ascii="Barlow Semi Condensed" w:cs="Barlow Semi Condensed" w:eastAsia="Barlow Semi Condensed" w:hAnsi="Barlow Semi Condensed"/>
-          <w:b/>
-          <w:bCs/>
-          <w:sz w:val="24"/>
-          <w:szCs w:val="24"/>
-        </w:rPr>
-        <w:t xml:space="preserve">Canale</w:t>
-      </w:r>
-      <w:r>
-        <w:rPr>
-          <w:rFonts w:ascii="Barlow Semi Condensed" w:cs="Barlow Semi Condensed" w:eastAsia="Barlow Semi Condensed" w:hAnsi="Barlow Semi Condensed"/>
-          <w:sz w:val="24"/>
-          <w:szCs w:val="24"/>
-        </w:rPr>
-        <w:t xml:space="preserve">: posta elettronica certificata</w:t>
-      </w:r>
-    </w:p>
-    <w:p>
-      <w:pPr>
-        <w:pStyle w:val="ListParagraph"/>
-        <w:numPr>
-          <w:ilvl w:val="0"/>
-          <w:numId w:val="1"/>
-        </w:numPr>
-        <w:spacing w:after="40"/>
-        <w:jc w:val="both"/>
-      </w:pPr>
-      <w:r>
-        <w:rPr>
-          <w:rFonts w:ascii="Barlow Semi Condensed" w:cs="Barlow Semi Condensed" w:eastAsia="Barlow Semi Condensed" w:hAnsi="Barlow Semi Condensed"/>
-          <w:b/>
-          <w:bCs/>
-          <w:sz w:val="24"/>
-          <w:szCs w:val="24"/>
-        </w:rPr>
-        <w:t xml:space="preserve">Allegati</w:t>
-      </w:r>
-      <w:r>
-        <w:rPr>
-          <w:rFonts w:ascii="Barlow Semi Condensed" w:cs="Barlow Semi Condensed" w:eastAsia="Barlow Semi Condensed" w:hAnsi="Barlow Semi Condensed"/>
-          <w:sz w:val="24"/>
-          <w:szCs w:val="24"/>
-        </w:rPr>
-        <w:t xml:space="preserve">: </w:t>
-      </w:r>
-      <w:r>
-        <w:rPr>
-          <w:rFonts w:ascii="Barlow Semi Condensed" w:cs="Barlow Semi Condensed" w:eastAsia="Barlow Semi Condensed" w:hAnsi="Barlow Semi Condensed"/>
-          <w:i/>
-          <w:iCs/>
-          <w:sz w:val="24"/>
-          <w:szCs w:val="24"/>
-        </w:rPr>
-        <w:t xml:space="preserve">scheda-dell-opera.md</w:t>
-      </w:r>
-      <w:r>
-        <w:rPr>
-          <w:rFonts w:ascii="Barlow Semi Condensed" w:cs="Barlow Semi Condensed" w:eastAsia="Barlow Semi Condensed" w:hAnsi="Barlow Semi Condensed"/>
-          <w:sz w:val="24"/>
-          <w:szCs w:val="24"/>
-        </w:rPr>
-        <w:t xml:space="preserve">; l'indice del ramo; l'opera integrale in PDF, oppure — meglio — il collegamento al deposito pubblico</w:t>
-      </w:r>
-    </w:p>
-    <w:p>
-      <w:pPr>
-        <w:pStyle w:val="ListParagraph"/>
-        <w:numPr>
-          <w:ilvl w:val="0"/>
-          <w:numId w:val="1"/>
-        </w:numPr>
-        <w:spacing w:after="40"/>
-        <w:jc w:val="both"/>
-      </w:pPr>
-      <w:r>
-        <w:rPr>
-          <w:rFonts w:ascii="Barlow Semi Condensed" w:cs="Barlow Semi Condensed" w:eastAsia="Barlow Semi Condensed" w:hAnsi="Barlow Semi Condensed"/>
-          <w:b/>
-          <w:bCs/>
-          <w:sz w:val="24"/>
-          <w:szCs w:val="24"/>
-        </w:rPr>
-        <w:t xml:space="preserve">Non allegare</w:t>
-      </w:r>
-      <w:r>
-        <w:rPr>
-          <w:rFonts w:ascii="Barlow Semi Condensed" w:cs="Barlow Semi Condensed" w:eastAsia="Barlow Semi Condensed" w:hAnsi="Barlow Semi Condensed"/>
-          <w:sz w:val="24"/>
-          <w:szCs w:val="24"/>
-        </w:rPr>
-        <w:t xml:space="preserve">: nulla che riguardi persone viventi con attribuzioni non verificate</w:t>
-      </w:r>
-    </w:p>
-    <w:p>
-      <w:pPr>
-        <w:pStyle w:val="ListParagraph"/>
-        <w:numPr>
-          <w:ilvl w:val="0"/>
-          <w:numId w:val="1"/>
-        </w:numPr>
-        <w:spacing w:after="40"/>
-        <w:jc w:val="both"/>
-      </w:pPr>
-      <w:r>
-        <w:rPr>
-          <w:rFonts w:ascii="Barlow Semi Condensed" w:cs="Barlow Semi Condensed" w:eastAsia="Barlow Semi Condensed" w:hAnsi="Barlow Semi Condensed"/>
-          <w:b/>
-          <w:bCs/>
-          <w:sz w:val="24"/>
-          <w:szCs w:val="24"/>
-        </w:rPr>
-        <w:t xml:space="preserve">Che cosa si chiede</w:t>
-      </w:r>
-      <w:r>
-        <w:rPr>
-          <w:rFonts w:ascii="Barlow Semi Condensed" w:cs="Barlow Semi Condensed" w:eastAsia="Barlow Semi Condensed" w:hAnsi="Barlow Semi Condensed"/>
-          <w:sz w:val="24"/>
-          <w:szCs w:val="24"/>
-        </w:rPr>
-        <w:t xml:space="preserve">: la presa in carico dell'apparato, non la pubblicazione di un libro</w:t>
-      </w:r>
+        <w:t xml:space="preserve">Ciascuna scheda ha gli stessi sei campi, così che si possano confrontare a colpo d'occhio. Le caselle si spuntano; le date si scrivono.</w:t>
+      </w:r>
+    </w:p>
+    <w:p>
+      <w:pPr>
+        <w:pBdr>
+          <w:bottom w:val="single" w:color="999999" w:sz="6" w:space="1"/>
+        </w:pBdr>
+        <w:spacing w:after="80"/>
+      </w:pPr>
+    </w:p>
+    <w:p>
+      <w:pPr>
+        <w:pStyle w:val="Heading2"/>
+        <w:spacing w:after="100" w:before="200"/>
+      </w:pPr>
+      <w:r>
+        <w:rPr>
+          <w:rFonts w:ascii="Barlow Semi Condensed" w:cs="Barlow Semi Condensed" w:eastAsia="Barlow Semi Condensed" w:hAnsi="Barlow Semi Condensed"/>
+          <w:sz w:val="24"/>
+          <w:szCs w:val="24"/>
+        </w:rPr>
+        <w:t xml:space="preserve">0 · Centro documentazione Archivio «Flamigni» ETS</w:t>
+      </w:r>
+    </w:p>
+    <w:tbl>
+      <w:tblPr>
+        <w:tblW w:type="dxa" w:w="9360"/>
+        <w:tblBorders>
+          <w:top w:val="single" w:color="auto" w:sz="4"/>
+          <w:left w:val="single" w:color="auto" w:sz="4"/>
+          <w:bottom w:val="single" w:color="auto" w:sz="4"/>
+          <w:right w:val="single" w:color="auto" w:sz="4"/>
+          <w:insideH w:val="single" w:color="auto" w:sz="4"/>
+          <w:insideV w:val="single" w:color="auto" w:sz="4"/>
+        </w:tblBorders>
+      </w:tblPr>
+      <w:tblGrid>
+        <w:gridCol w:w="4680"/>
+        <w:gridCol w:w="4680"/>
+      </w:tblGrid>
+      <w:tr>
+        <w:tc>
+          <w:tcPr>
+            <w:tcW w:type="dxa" w:w="4680"/>
+          </w:tcPr>
+          <w:p>
+            <w:pPr>
+              <w:spacing w:after="20" w:before="20"/>
+              <w:jc w:val="both"/>
+            </w:pPr>
+            <w:r>
+              <w:rPr>
+                <w:rFonts w:ascii="Barlow Semi Condensed" w:cs="Barlow Semi Condensed" w:eastAsia="Barlow Semi Condensed" w:hAnsi="Barlow Semi Condensed"/>
+                <w:b/>
+                <w:bCs/>
+                <w:sz w:val="20"/>
+                <w:szCs w:val="20"/>
+              </w:rPr>
+              <w:t xml:space="preserve">Canale</w:t>
+            </w:r>
+          </w:p>
+        </w:tc>
+        <w:tc>
+          <w:tcPr>
+            <w:tcW w:type="dxa" w:w="4680"/>
+          </w:tcPr>
+          <w:p>
+            <w:pPr>
+              <w:spacing w:after="20" w:before="20"/>
+              <w:jc w:val="both"/>
+            </w:pPr>
+            <w:r>
+              <w:rPr>
+                <w:rFonts w:ascii="Barlow Semi Condensed" w:cs="Barlow Semi Condensed" w:eastAsia="Barlow Semi Condensed" w:hAnsi="Barlow Semi Condensed"/>
+                <w:sz w:val="20"/>
+                <w:szCs w:val="20"/>
+              </w:rPr>
+              <w:t xml:space="preserve">posta elettronica certificata; indirizzo da reperire su RUNTS, INI-PEC o sito</w:t>
+            </w:r>
+          </w:p>
+        </w:tc>
+      </w:tr>
+      <w:tr>
+        <w:tc>
+          <w:tcPr>
+            <w:tcW w:type="dxa" w:w="4680"/>
+          </w:tcPr>
+          <w:p>
+            <w:pPr>
+              <w:spacing w:after="20" w:before="20"/>
+              <w:jc w:val="both"/>
+            </w:pPr>
+            <w:r>
+              <w:rPr>
+                <w:rFonts w:ascii="Barlow Semi Condensed" w:cs="Barlow Semi Condensed" w:eastAsia="Barlow Semi Condensed" w:hAnsi="Barlow Semi Condensed"/>
+                <w:b/>
+                <w:bCs/>
+                <w:sz w:val="20"/>
+                <w:szCs w:val="20"/>
+              </w:rPr>
+              <w:t xml:space="preserve">Documenti</w:t>
+            </w:r>
+          </w:p>
+        </w:tc>
+        <w:tc>
+          <w:tcPr>
+            <w:tcW w:type="dxa" w:w="4680"/>
+          </w:tcPr>
+          <w:p>
+            <w:pPr>
+              <w:spacing w:after="20" w:before="20"/>
+              <w:jc w:val="both"/>
+            </w:pPr>
+            <w:r>
+              <w:rPr>
+                <w:rFonts w:ascii="Barlow Semi Condensed" w:cs="Barlow Semi Condensed" w:eastAsia="Barlow Semi Condensed" w:hAnsi="Barlow Semi Condensed"/>
+                <w:i/>
+                <w:iCs/>
+                <w:sz w:val="20"/>
+                <w:szCs w:val="20"/>
+              </w:rPr>
+              <w:t xml:space="preserve">pec-archivio-flamigni.md</w:t>
+            </w:r>
+            <w:r>
+              <w:rPr>
+                <w:rFonts w:ascii="Barlow Semi Condensed" w:cs="Barlow Semi Condensed" w:eastAsia="Barlow Semi Condensed" w:hAnsi="Barlow Semi Condensed"/>
+                <w:sz w:val="20"/>
+                <w:szCs w:val="20"/>
+              </w:rPr>
+              <w:t xml:space="preserve"> nel corpo del messaggio</w:t>
+            </w:r>
+          </w:p>
+        </w:tc>
+      </w:tr>
+      <w:tr>
+        <w:tc>
+          <w:tcPr>
+            <w:tcW w:type="dxa" w:w="4680"/>
+          </w:tcPr>
+          <w:p>
+            <w:pPr>
+              <w:spacing w:after="20" w:before="20"/>
+              <w:jc w:val="both"/>
+            </w:pPr>
+            <w:r>
+              <w:rPr>
+                <w:rFonts w:ascii="Barlow Semi Condensed" w:cs="Barlow Semi Condensed" w:eastAsia="Barlow Semi Condensed" w:hAnsi="Barlow Semi Condensed"/>
+                <w:b/>
+                <w:bCs/>
+                <w:sz w:val="20"/>
+                <w:szCs w:val="20"/>
+              </w:rPr>
+              <w:t xml:space="preserve">Allegati</w:t>
+            </w:r>
+          </w:p>
+        </w:tc>
+        <w:tc>
+          <w:tcPr>
+            <w:tcW w:type="dxa" w:w="4680"/>
+          </w:tcPr>
+          <w:p>
+            <w:pPr>
+              <w:spacing w:after="20" w:before="20"/>
+              <w:jc w:val="both"/>
+            </w:pPr>
+            <w:r>
+              <w:rPr>
+                <w:rFonts w:ascii="Barlow Semi Condensed" w:cs="Barlow Semi Condensed" w:eastAsia="Barlow Semi Condensed" w:hAnsi="Barlow Semi Condensed"/>
+                <w:i/>
+                <w:iCs/>
+                <w:sz w:val="20"/>
+                <w:szCs w:val="20"/>
+              </w:rPr>
+              <w:t xml:space="preserve">RELAZIONE_SUL_PROGETTO.pdf</w:t>
+            </w:r>
+            <w:r>
+              <w:rPr>
+                <w:rFonts w:ascii="Barlow Semi Condensed" w:cs="Barlow Semi Condensed" w:eastAsia="Barlow Semi Condensed" w:hAnsi="Barlow Semi Condensed"/>
+                <w:sz w:val="20"/>
+                <w:szCs w:val="20"/>
+              </w:rPr>
+              <w:t xml:space="preserve">; </w:t>
+            </w:r>
+            <w:r>
+              <w:rPr>
+                <w:rFonts w:ascii="Barlow Semi Condensed" w:cs="Barlow Semi Condensed" w:eastAsia="Barlow Semi Condensed" w:hAnsi="Barlow Semi Condensed"/>
+                <w:i/>
+                <w:iCs/>
+                <w:sz w:val="20"/>
+                <w:szCs w:val="20"/>
+              </w:rPr>
+              <w:t xml:space="preserve">ALLEGATO_SCHEDA_DELL_OPERA.pdf</w:t>
+            </w:r>
+            <w:r>
+              <w:rPr>
+                <w:rFonts w:ascii="Barlow Semi Condensed" w:cs="Barlow Semi Condensed" w:eastAsia="Barlow Semi Condensed" w:hAnsi="Barlow Semi Condensed"/>
+                <w:sz w:val="20"/>
+                <w:szCs w:val="20"/>
+              </w:rPr>
+              <w:t xml:space="preserve">; l'indice del ramo; l'opera integrale in PDF </w:t>
+            </w:r>
+            <w:r>
+              <w:rPr>
+                <w:rFonts w:ascii="Barlow Semi Condensed" w:cs="Barlow Semi Condensed" w:eastAsia="Barlow Semi Condensed" w:hAnsi="Barlow Semi Condensed"/>
+                <w:b/>
+                <w:bCs/>
+                <w:sz w:val="20"/>
+                <w:szCs w:val="20"/>
+              </w:rPr>
+              <w:t xml:space="preserve">o</w:t>
+            </w:r>
+            <w:r>
+              <w:rPr>
+                <w:rFonts w:ascii="Barlow Semi Condensed" w:cs="Barlow Semi Condensed" w:eastAsia="Barlow Semi Condensed" w:hAnsi="Barlow Semi Condensed"/>
+                <w:sz w:val="20"/>
+                <w:szCs w:val="20"/>
+              </w:rPr>
+              <w:t xml:space="preserve"> il collegamento al deposito</w:t>
+            </w:r>
+          </w:p>
+        </w:tc>
+      </w:tr>
+      <w:tr>
+        <w:tc>
+          <w:tcPr>
+            <w:tcW w:type="dxa" w:w="4680"/>
+          </w:tcPr>
+          <w:p>
+            <w:pPr>
+              <w:spacing w:after="20" w:before="20"/>
+              <w:jc w:val="both"/>
+            </w:pPr>
+            <w:r>
+              <w:rPr>
+                <w:rFonts w:ascii="Barlow Semi Condensed" w:cs="Barlow Semi Condensed" w:eastAsia="Barlow Semi Condensed" w:hAnsi="Barlow Semi Condensed"/>
+                <w:b/>
+                <w:bCs/>
+                <w:sz w:val="20"/>
+                <w:szCs w:val="20"/>
+              </w:rPr>
+              <w:t xml:space="preserve">Non allegare</w:t>
+            </w:r>
+          </w:p>
+        </w:tc>
+        <w:tc>
+          <w:tcPr>
+            <w:tcW w:type="dxa" w:w="4680"/>
+          </w:tcPr>
+          <w:p>
+            <w:pPr>
+              <w:spacing w:after="20" w:before="20"/>
+              <w:jc w:val="both"/>
+            </w:pPr>
+            <w:r>
+              <w:rPr>
+                <w:rFonts w:ascii="Barlow Semi Condensed" w:cs="Barlow Semi Condensed" w:eastAsia="Barlow Semi Condensed" w:hAnsi="Barlow Semi Condensed"/>
+                <w:sz w:val="20"/>
+                <w:szCs w:val="20"/>
+              </w:rPr>
+              <w:t xml:space="preserve">nulla che riguardi persone viventi con attribuzioni non verificate</w:t>
+            </w:r>
+          </w:p>
+        </w:tc>
+      </w:tr>
+      <w:tr>
+        <w:tc>
+          <w:tcPr>
+            <w:tcW w:type="dxa" w:w="4680"/>
+          </w:tcPr>
+          <w:p>
+            <w:pPr>
+              <w:spacing w:after="20" w:before="20"/>
+              <w:jc w:val="both"/>
+            </w:pPr>
+            <w:r>
+              <w:rPr>
+                <w:rFonts w:ascii="Barlow Semi Condensed" w:cs="Barlow Semi Condensed" w:eastAsia="Barlow Semi Condensed" w:hAnsi="Barlow Semi Condensed"/>
+                <w:b/>
+                <w:bCs/>
+                <w:sz w:val="20"/>
+                <w:szCs w:val="20"/>
+              </w:rPr>
+              <w:t xml:space="preserve">Che cosa si chiede</w:t>
+            </w:r>
+          </w:p>
+        </w:tc>
+        <w:tc>
+          <w:tcPr>
+            <w:tcW w:type="dxa" w:w="4680"/>
+          </w:tcPr>
+          <w:p>
+            <w:pPr>
+              <w:spacing w:after="20" w:before="20"/>
+              <w:jc w:val="both"/>
+            </w:pPr>
+            <w:r>
+              <w:rPr>
+                <w:rFonts w:ascii="Barlow Semi Condensed" w:cs="Barlow Semi Condensed" w:eastAsia="Barlow Semi Condensed" w:hAnsi="Barlow Semi Condensed"/>
+                <w:sz w:val="20"/>
+                <w:szCs w:val="20"/>
+              </w:rPr>
+              <w:t xml:space="preserve">valutazione critica, segnalazione degli atti d'archivio, eventuale deposito. </w:t>
+            </w:r>
+            <w:r>
+              <w:rPr>
+                <w:rFonts w:ascii="Barlow Semi Condensed" w:cs="Barlow Semi Condensed" w:eastAsia="Barlow Semi Condensed" w:hAnsi="Barlow Semi Condensed"/>
+                <w:b/>
+                <w:bCs/>
+                <w:sz w:val="20"/>
+                <w:szCs w:val="20"/>
+              </w:rPr>
+              <w:t xml:space="preserve">Non</w:t>
+            </w:r>
+            <w:r>
+              <w:rPr>
+                <w:rFonts w:ascii="Barlow Semi Condensed" w:cs="Barlow Semi Condensed" w:eastAsia="Barlow Semi Condensed" w:hAnsi="Barlow Semi Condensed"/>
+                <w:sz w:val="20"/>
+                <w:szCs w:val="20"/>
+              </w:rPr>
+              <w:t xml:space="preserve"> la pubblicazione di un libro</w:t>
+            </w:r>
+          </w:p>
+        </w:tc>
+      </w:tr>
+      <w:tr>
+        <w:tc>
+          <w:tcPr>
+            <w:tcW w:type="dxa" w:w="4680"/>
+          </w:tcPr>
+          <w:p>
+            <w:pPr>
+              <w:spacing w:after="20" w:before="20"/>
+              <w:jc w:val="both"/>
+            </w:pPr>
+            <w:r>
+              <w:rPr>
+                <w:rFonts w:ascii="Barlow Semi Condensed" w:cs="Barlow Semi Condensed" w:eastAsia="Barlow Semi Condensed" w:hAnsi="Barlow Semi Condensed"/>
+                <w:b/>
+                <w:bCs/>
+                <w:sz w:val="20"/>
+                <w:szCs w:val="20"/>
+              </w:rPr>
+              <w:t xml:space="preserve">Attenzione</w:t>
+            </w:r>
+          </w:p>
+        </w:tc>
+        <w:tc>
+          <w:tcPr>
+            <w:tcW w:type="dxa" w:w="4680"/>
+          </w:tcPr>
+          <w:p>
+            <w:pPr>
+              <w:spacing w:after="20" w:before="20"/>
+              <w:jc w:val="both"/>
+            </w:pPr>
+            <w:r>
+              <w:rPr>
+                <w:rFonts w:ascii="Barlow Semi Condensed" w:cs="Barlow Semi Condensed" w:eastAsia="Barlow Semi Condensed" w:hAnsi="Barlow Semi Condensed"/>
+                <w:sz w:val="20"/>
+                <w:szCs w:val="20"/>
+              </w:rPr>
+              <w:t xml:space="preserve">l'Opera integrale supera i 24 MB: molti gestori PEC non la accettano. Preferire il collegamento</w:t>
+            </w:r>
+          </w:p>
+        </w:tc>
+      </w:tr>
+    </w:tbl>
+    <w:p>
+      <w:pPr>
+        <w:spacing w:after="80"/>
+      </w:pPr>
     </w:p>
     <w:p>
       <w:pPr>
@@ -654,216 +2042,339 @@
     </w:p>
     <w:p>
       <w:pPr>
-        <w:pStyle w:val="Heading3"/>
-        <w:spacing w:after="80" w:before="160"/>
-      </w:pPr>
-      <w:r>
-        <w:rPr>
-          <w:rFonts w:ascii="Barlow Semi Condensed" w:cs="Barlow Semi Condensed" w:eastAsia="Barlow Semi Condensed" w:hAnsi="Barlow Semi Condensed"/>
-          <w:sz w:val="24"/>
-          <w:szCs w:val="24"/>
-        </w:rPr>
-        <w:t xml:space="preserve">2 · il Mulino</w:t>
-      </w:r>
-    </w:p>
-    <w:p>
-      <w:pPr>
-        <w:pStyle w:val="ListParagraph"/>
-        <w:numPr>
-          <w:ilvl w:val="0"/>
-          <w:numId w:val="1"/>
-        </w:numPr>
-        <w:spacing w:after="40"/>
-        <w:jc w:val="both"/>
-      </w:pPr>
-      <w:r>
-        <w:rPr>
-          <w:rFonts w:ascii="Barlow Semi Condensed" w:cs="Barlow Semi Condensed" w:eastAsia="Barlow Semi Condensed" w:hAnsi="Barlow Semi Condensed"/>
-          <w:b/>
-          <w:bCs/>
-          <w:sz w:val="24"/>
-          <w:szCs w:val="24"/>
-        </w:rPr>
-        <w:t xml:space="preserve">Documento</w:t>
-      </w:r>
-      <w:r>
-        <w:rPr>
-          <w:rFonts w:ascii="Barlow Semi Condensed" w:cs="Barlow Semi Condensed" w:eastAsia="Barlow Semi Condensed" w:hAnsi="Barlow Semi Condensed"/>
-          <w:sz w:val="24"/>
-          <w:szCs w:val="24"/>
-        </w:rPr>
-        <w:t xml:space="preserve">: </w:t>
-      </w:r>
-      <w:r>
-        <w:rPr>
-          <w:rFonts w:ascii="Barlow Semi Condensed" w:cs="Barlow Semi Condensed" w:eastAsia="Barlow Semi Condensed" w:hAnsi="Barlow Semi Condensed"/>
-          <w:i/>
-          <w:iCs/>
-          <w:sz w:val="24"/>
-          <w:szCs w:val="24"/>
-        </w:rPr>
-        <w:t xml:space="preserve">proposte-mulino-carocci-einaudi.md</w:t>
-      </w:r>
-      <w:r>
-        <w:rPr>
-          <w:rFonts w:ascii="Barlow Semi Condensed" w:cs="Barlow Semi Condensed" w:eastAsia="Barlow Semi Condensed" w:hAnsi="Barlow Semi Condensed"/>
-          <w:sz w:val="24"/>
-          <w:szCs w:val="24"/>
-        </w:rPr>
-        <w:t xml:space="preserve">, sezione 1</w:t>
-      </w:r>
-    </w:p>
-    <w:p>
-      <w:pPr>
-        <w:pStyle w:val="ListParagraph"/>
-        <w:numPr>
-          <w:ilvl w:val="0"/>
-          <w:numId w:val="1"/>
-        </w:numPr>
-        <w:spacing w:after="40"/>
-        <w:jc w:val="both"/>
-      </w:pPr>
-      <w:r>
-        <w:rPr>
-          <w:rFonts w:ascii="Barlow Semi Condensed" w:cs="Barlow Semi Condensed" w:eastAsia="Barlow Semi Condensed" w:hAnsi="Barlow Semi Condensed"/>
-          <w:b/>
-          <w:bCs/>
-          <w:sz w:val="24"/>
-          <w:szCs w:val="24"/>
-        </w:rPr>
-        <w:t xml:space="preserve">Canale</w:t>
-      </w:r>
-      <w:r>
-        <w:rPr>
-          <w:rFonts w:ascii="Barlow Semi Condensed" w:cs="Barlow Semi Condensed" w:eastAsia="Barlow Semi Condensed" w:hAnsi="Barlow Semi Condensed"/>
-          <w:sz w:val="24"/>
-          <w:szCs w:val="24"/>
-        </w:rPr>
-        <w:t xml:space="preserve">: </w:t>
-      </w:r>
-      <w:r>
-        <w:rPr>
-          <w:rFonts w:ascii="Barlow Semi Condensed" w:cs="Barlow Semi Condensed" w:eastAsia="Barlow Semi Condensed" w:hAnsi="Barlow Semi Condensed"/>
-          <w:b/>
-          <w:bCs/>
-          <w:sz w:val="24"/>
-          <w:szCs w:val="24"/>
-        </w:rPr>
-        <w:t xml:space="preserve">modulo online</w:t>
-      </w:r>
-      <w:r>
-        <w:rPr>
-          <w:rFonts w:ascii="Barlow Semi Condensed" w:cs="Barlow Semi Condensed" w:eastAsia="Barlow Semi Condensed" w:hAnsi="Barlow Semi Condensed"/>
-          <w:sz w:val="24"/>
-          <w:szCs w:val="24"/>
-        </w:rPr>
-        <w:t xml:space="preserve">, non posta elettronica. Serve registrarsi.</w:t>
-      </w:r>
-    </w:p>
-    <w:p>
-      <w:pPr>
-        <w:pStyle w:val="ListParagraph"/>
-        <w:numPr>
-          <w:ilvl w:val="0"/>
-          <w:numId w:val="1"/>
-        </w:numPr>
-        <w:spacing w:after="40"/>
-        <w:jc w:val="both"/>
-      </w:pPr>
-      <w:r>
-        <w:rPr>
-          <w:rFonts w:ascii="Barlow Semi Condensed" w:cs="Barlow Semi Condensed" w:eastAsia="Barlow Semi Condensed" w:hAnsi="Barlow Semi Condensed"/>
-          <w:b/>
-          <w:bCs/>
-          <w:sz w:val="24"/>
-          <w:szCs w:val="24"/>
-        </w:rPr>
-        <w:t xml:space="preserve">Campi del modulo, già scritti nel documento</w:t>
-      </w:r>
-      <w:r>
-        <w:rPr>
-          <w:rFonts w:ascii="Barlow Semi Condensed" w:cs="Barlow Semi Condensed" w:eastAsia="Barlow Semi Condensed" w:hAnsi="Barlow Semi Condensed"/>
-          <w:sz w:val="24"/>
-          <w:szCs w:val="24"/>
-        </w:rPr>
-        <w:t xml:space="preserve">: argomento · estratto · indice · descrizione estesa · pubblico di riferimento · biografia</w:t>
-      </w:r>
-    </w:p>
-    <w:p>
-      <w:pPr>
-        <w:pStyle w:val="ListParagraph"/>
-        <w:numPr>
-          <w:ilvl w:val="0"/>
-          <w:numId w:val="1"/>
-        </w:numPr>
-        <w:spacing w:after="40"/>
-        <w:jc w:val="both"/>
-      </w:pPr>
-      <w:r>
-        <w:rPr>
-          <w:rFonts w:ascii="Barlow Semi Condensed" w:cs="Barlow Semi Condensed" w:eastAsia="Barlow Semi Condensed" w:hAnsi="Barlow Semi Condensed"/>
-          <w:b/>
-          <w:bCs/>
-          <w:sz w:val="24"/>
-          <w:szCs w:val="24"/>
-        </w:rPr>
-        <w:t xml:space="preserve">Estratto da caricare</w:t>
-      </w:r>
-      <w:r>
-        <w:rPr>
-          <w:rFonts w:ascii="Barlow Semi Condensed" w:cs="Barlow Semi Condensed" w:eastAsia="Barlow Semi Condensed" w:hAnsi="Barlow Semi Condensed"/>
-          <w:sz w:val="24"/>
-          <w:szCs w:val="24"/>
-        </w:rPr>
-        <w:t xml:space="preserve">: </w:t>
-      </w:r>
-      <w:r>
-        <w:rPr>
-          <w:rFonts w:ascii="Barlow Semi Condensed" w:cs="Barlow Semi Condensed" w:eastAsia="Barlow Semi Condensed" w:hAnsi="Barlow Semi Condensed"/>
-          <w:i/>
-          <w:iCs/>
-          <w:sz w:val="24"/>
-          <w:szCs w:val="24"/>
-        </w:rPr>
-        <w:t xml:space="preserve">capitolo-campione.md</w:t>
-      </w:r>
-      <w:r>
-        <w:rPr>
-          <w:rFonts w:ascii="Barlow Semi Condensed" w:cs="Barlow Semi Condensed" w:eastAsia="Barlow Semi Condensed" w:hAnsi="Barlow Semi Condensed"/>
-          <w:sz w:val="24"/>
-          <w:szCs w:val="24"/>
-        </w:rPr>
-        <w:t xml:space="preserve"> (capitolo quarto), per intero. Non un montaggio di frammenti.</w:t>
-      </w:r>
-    </w:p>
-    <w:p>
-      <w:pPr>
-        <w:pStyle w:val="ListParagraph"/>
-        <w:numPr>
-          <w:ilvl w:val="0"/>
-          <w:numId w:val="1"/>
-        </w:numPr>
-        <w:spacing w:after="40"/>
-        <w:jc w:val="both"/>
-      </w:pPr>
-      <w:r>
-        <w:rPr>
-          <w:rFonts w:ascii="Barlow Semi Condensed" w:cs="Barlow Semi Condensed" w:eastAsia="Barlow Semi Condensed" w:hAnsi="Barlow Semi Condensed"/>
-          <w:b/>
-          <w:bCs/>
-          <w:sz w:val="24"/>
-          <w:szCs w:val="24"/>
-        </w:rPr>
-        <w:t xml:space="preserve">Biografia</w:t>
-      </w:r>
-      <w:r>
-        <w:rPr>
-          <w:rFonts w:ascii="Barlow Semi Condensed" w:cs="Barlow Semi Condensed" w:eastAsia="Barlow Semi Condensed" w:hAnsi="Barlow Semi Condensed"/>
-          <w:sz w:val="24"/>
-          <w:szCs w:val="24"/>
-        </w:rPr>
-        <w:t xml:space="preserve">: ricavata dal curriculum, dieci righe</w:t>
-      </w:r>
+        <w:pBdr>
+          <w:bottom w:val="single" w:color="999999" w:sz="6" w:space="1"/>
+        </w:pBdr>
+        <w:spacing w:after="80"/>
+      </w:pPr>
+    </w:p>
+    <w:p>
+      <w:pPr>
+        <w:pStyle w:val="Heading2"/>
+        <w:spacing w:after="100" w:before="200"/>
+      </w:pPr>
+      <w:r>
+        <w:rPr>
+          <w:rFonts w:ascii="Barlow Semi Condensed" w:cs="Barlow Semi Condensed" w:eastAsia="Barlow Semi Condensed" w:hAnsi="Barlow Semi Condensed"/>
+          <w:sz w:val="24"/>
+          <w:szCs w:val="24"/>
+        </w:rPr>
+        <w:t xml:space="preserve">1 · Società editrice il Mulino</w:t>
+      </w:r>
+    </w:p>
+    <w:tbl>
+      <w:tblPr>
+        <w:tblW w:type="dxa" w:w="9360"/>
+        <w:tblBorders>
+          <w:top w:val="single" w:color="auto" w:sz="4"/>
+          <w:left w:val="single" w:color="auto" w:sz="4"/>
+          <w:bottom w:val="single" w:color="auto" w:sz="4"/>
+          <w:right w:val="single" w:color="auto" w:sz="4"/>
+          <w:insideH w:val="single" w:color="auto" w:sz="4"/>
+          <w:insideV w:val="single" w:color="auto" w:sz="4"/>
+        </w:tblBorders>
+      </w:tblPr>
+      <w:tblGrid>
+        <w:gridCol w:w="4680"/>
+        <w:gridCol w:w="4680"/>
+      </w:tblGrid>
+      <w:tr>
+        <w:tc>
+          <w:tcPr>
+            <w:tcW w:type="dxa" w:w="4680"/>
+          </w:tcPr>
+          <w:p>
+            <w:pPr>
+              <w:spacing w:after="20" w:before="20"/>
+              <w:jc w:val="both"/>
+            </w:pPr>
+            <w:r>
+              <w:rPr>
+                <w:rFonts w:ascii="Barlow Semi Condensed" w:cs="Barlow Semi Condensed" w:eastAsia="Barlow Semi Condensed" w:hAnsi="Barlow Semi Condensed"/>
+                <w:b/>
+                <w:bCs/>
+                <w:sz w:val="20"/>
+                <w:szCs w:val="20"/>
+              </w:rPr>
+              <w:t xml:space="preserve">Canale</w:t>
+            </w:r>
+          </w:p>
+        </w:tc>
+        <w:tc>
+          <w:tcPr>
+            <w:tcW w:type="dxa" w:w="4680"/>
+          </w:tcPr>
+          <w:p>
+            <w:pPr>
+              <w:spacing w:after="20" w:before="20"/>
+              <w:jc w:val="both"/>
+            </w:pPr>
+            <w:r>
+              <w:rPr>
+                <w:rFonts w:ascii="Barlow Semi Condensed" w:cs="Barlow Semi Condensed" w:eastAsia="Barlow Semi Condensed" w:hAnsi="Barlow Semi Condensed"/>
+                <w:b/>
+                <w:bCs/>
+                <w:sz w:val="20"/>
+                <w:szCs w:val="20"/>
+              </w:rPr>
+              <w:t xml:space="preserve">modulo online</w:t>
+            </w:r>
+            <w:r>
+              <w:rPr>
+                <w:rFonts w:ascii="Barlow Semi Condensed" w:cs="Barlow Semi Condensed" w:eastAsia="Barlow Semi Condensed" w:hAnsi="Barlow Semi Condensed"/>
+                <w:sz w:val="20"/>
+                <w:szCs w:val="20"/>
+              </w:rPr>
+              <w:t xml:space="preserve"> sul sito, previa registrazione. Non posta elettronica</w:t>
+            </w:r>
+          </w:p>
+        </w:tc>
+      </w:tr>
+      <w:tr>
+        <w:tc>
+          <w:tcPr>
+            <w:tcW w:type="dxa" w:w="4680"/>
+          </w:tcPr>
+          <w:p>
+            <w:pPr>
+              <w:spacing w:after="20" w:before="20"/>
+              <w:jc w:val="both"/>
+            </w:pPr>
+            <w:r>
+              <w:rPr>
+                <w:rFonts w:ascii="Barlow Semi Condensed" w:cs="Barlow Semi Condensed" w:eastAsia="Barlow Semi Condensed" w:hAnsi="Barlow Semi Condensed"/>
+                <w:b/>
+                <w:bCs/>
+                <w:sz w:val="20"/>
+                <w:szCs w:val="20"/>
+              </w:rPr>
+              <w:t xml:space="preserve">Documento</w:t>
+            </w:r>
+          </w:p>
+        </w:tc>
+        <w:tc>
+          <w:tcPr>
+            <w:tcW w:type="dxa" w:w="4680"/>
+          </w:tcPr>
+          <w:p>
+            <w:pPr>
+              <w:spacing w:after="20" w:before="20"/>
+              <w:jc w:val="both"/>
+            </w:pPr>
+            <w:r>
+              <w:rPr>
+                <w:rFonts w:ascii="Barlow Semi Condensed" w:cs="Barlow Semi Condensed" w:eastAsia="Barlow Semi Condensed" w:hAnsi="Barlow Semi Condensed"/>
+                <w:i/>
+                <w:iCs/>
+                <w:sz w:val="20"/>
+                <w:szCs w:val="20"/>
+              </w:rPr>
+              <w:t xml:space="preserve">proposte-mulino-carocci-einaudi.md</w:t>
+            </w:r>
+            <w:r>
+              <w:rPr>
+                <w:rFonts w:ascii="Barlow Semi Condensed" w:cs="Barlow Semi Condensed" w:eastAsia="Barlow Semi Condensed" w:hAnsi="Barlow Semi Condensed"/>
+                <w:sz w:val="20"/>
+                <w:szCs w:val="20"/>
+              </w:rPr>
+              <w:t xml:space="preserve">, sezione 1 — già scritto nei campi del modulo</w:t>
+            </w:r>
+          </w:p>
+        </w:tc>
+      </w:tr>
+      <w:tr>
+        <w:tc>
+          <w:tcPr>
+            <w:tcW w:type="dxa" w:w="4680"/>
+          </w:tcPr>
+          <w:p>
+            <w:pPr>
+              <w:spacing w:after="20" w:before="20"/>
+              <w:jc w:val="both"/>
+            </w:pPr>
+            <w:r>
+              <w:rPr>
+                <w:rFonts w:ascii="Barlow Semi Condensed" w:cs="Barlow Semi Condensed" w:eastAsia="Barlow Semi Condensed" w:hAnsi="Barlow Semi Condensed"/>
+                <w:b/>
+                <w:bCs/>
+                <w:sz w:val="20"/>
+                <w:szCs w:val="20"/>
+              </w:rPr>
+              <w:t xml:space="preserve">Campi richiesti</w:t>
+            </w:r>
+          </w:p>
+        </w:tc>
+        <w:tc>
+          <w:tcPr>
+            <w:tcW w:type="dxa" w:w="4680"/>
+          </w:tcPr>
+          <w:p>
+            <w:pPr>
+              <w:spacing w:after="20" w:before="20"/>
+              <w:jc w:val="both"/>
+            </w:pPr>
+            <w:r>
+              <w:rPr>
+                <w:rFonts w:ascii="Barlow Semi Condensed" w:cs="Barlow Semi Condensed" w:eastAsia="Barlow Semi Condensed" w:hAnsi="Barlow Semi Condensed"/>
+                <w:sz w:val="20"/>
+                <w:szCs w:val="20"/>
+              </w:rPr>
+              <w:t xml:space="preserve">argomento · estratto · indice · descrizione estesa · pubblico di riferimento · biografia</w:t>
+            </w:r>
+          </w:p>
+        </w:tc>
+      </w:tr>
+      <w:tr>
+        <w:tc>
+          <w:tcPr>
+            <w:tcW w:type="dxa" w:w="4680"/>
+          </w:tcPr>
+          <w:p>
+            <w:pPr>
+              <w:spacing w:after="20" w:before="20"/>
+              <w:jc w:val="both"/>
+            </w:pPr>
+            <w:r>
+              <w:rPr>
+                <w:rFonts w:ascii="Barlow Semi Condensed" w:cs="Barlow Semi Condensed" w:eastAsia="Barlow Semi Condensed" w:hAnsi="Barlow Semi Condensed"/>
+                <w:b/>
+                <w:bCs/>
+                <w:sz w:val="20"/>
+                <w:szCs w:val="20"/>
+              </w:rPr>
+              <w:t xml:space="preserve">Estratto da caricare</w:t>
+            </w:r>
+          </w:p>
+        </w:tc>
+        <w:tc>
+          <w:tcPr>
+            <w:tcW w:type="dxa" w:w="4680"/>
+          </w:tcPr>
+          <w:p>
+            <w:pPr>
+              <w:spacing w:after="20" w:before="20"/>
+              <w:jc w:val="both"/>
+            </w:pPr>
+            <w:r>
+              <w:rPr>
+                <w:rFonts w:ascii="Barlow Semi Condensed" w:cs="Barlow Semi Condensed" w:eastAsia="Barlow Semi Condensed" w:hAnsi="Barlow Semi Condensed"/>
+                <w:i/>
+                <w:iCs/>
+                <w:sz w:val="20"/>
+                <w:szCs w:val="20"/>
+              </w:rPr>
+              <w:t xml:space="preserve">ALLEGATO_CAPITOLO_CAMPIONE.pdf</w:t>
+            </w:r>
+            <w:r>
+              <w:rPr>
+                <w:rFonts w:ascii="Barlow Semi Condensed" w:cs="Barlow Semi Condensed" w:eastAsia="Barlow Semi Condensed" w:hAnsi="Barlow Semi Condensed"/>
+                <w:sz w:val="20"/>
+                <w:szCs w:val="20"/>
+              </w:rPr>
+              <w:t xml:space="preserve">, per intero. Non un montaggio di frammenti</w:t>
+            </w:r>
+          </w:p>
+        </w:tc>
+      </w:tr>
+      <w:tr>
+        <w:tc>
+          <w:tcPr>
+            <w:tcW w:type="dxa" w:w="4680"/>
+          </w:tcPr>
+          <w:p>
+            <w:pPr>
+              <w:spacing w:after="20" w:before="20"/>
+              <w:jc w:val="both"/>
+            </w:pPr>
+            <w:r>
+              <w:rPr>
+                <w:rFonts w:ascii="Barlow Semi Condensed" w:cs="Barlow Semi Condensed" w:eastAsia="Barlow Semi Condensed" w:hAnsi="Barlow Semi Condensed"/>
+                <w:b/>
+                <w:bCs/>
+                <w:sz w:val="20"/>
+                <w:szCs w:val="20"/>
+              </w:rPr>
+              <w:t xml:space="preserve">Il libro</w:t>
+            </w:r>
+          </w:p>
+        </w:tc>
+        <w:tc>
+          <w:tcPr>
+            <w:tcW w:type="dxa" w:w="4680"/>
+          </w:tcPr>
+          <w:p>
+            <w:pPr>
+              <w:spacing w:after="20" w:before="20"/>
+              <w:jc w:val="both"/>
+            </w:pPr>
+            <w:r>
+              <w:rPr>
+                <w:rFonts w:ascii="Barlow Semi Condensed" w:cs="Barlow Semi Condensed" w:eastAsia="Barlow Semi Condensed" w:hAnsi="Barlow Semi Condensed"/>
+                <w:b/>
+                <w:bCs/>
+                <w:sz w:val="20"/>
+                <w:szCs w:val="20"/>
+              </w:rPr>
+              <w:t xml:space="preserve">saggio civile</w:t>
+            </w:r>
+            <w:r>
+              <w:rPr>
+                <w:rFonts w:ascii="Barlow Semi Condensed" w:cs="Barlow Semi Condensed" w:eastAsia="Barlow Semi Condensed" w:hAnsi="Barlow Semi Condensed"/>
+                <w:sz w:val="20"/>
+                <w:szCs w:val="20"/>
+              </w:rPr>
+              <w:t xml:space="preserve"> — come si difende un fatto dalla dietrologia</w:t>
+            </w:r>
+          </w:p>
+        </w:tc>
+      </w:tr>
+      <w:tr>
+        <w:tc>
+          <w:tcPr>
+            <w:tcW w:type="dxa" w:w="4680"/>
+          </w:tcPr>
+          <w:p>
+            <w:pPr>
+              <w:spacing w:after="20" w:before="20"/>
+              <w:jc w:val="both"/>
+            </w:pPr>
+            <w:r>
+              <w:rPr>
+                <w:rFonts w:ascii="Barlow Semi Condensed" w:cs="Barlow Semi Condensed" w:eastAsia="Barlow Semi Condensed" w:hAnsi="Barlow Semi Condensed"/>
+                <w:b/>
+                <w:bCs/>
+                <w:sz w:val="20"/>
+                <w:szCs w:val="20"/>
+              </w:rPr>
+              <w:t xml:space="preserve">Perché per primo</w:t>
+            </w:r>
+          </w:p>
+        </w:tc>
+        <w:tc>
+          <w:tcPr>
+            <w:tcW w:type="dxa" w:w="4680"/>
+          </w:tcPr>
+          <w:p>
+            <w:pPr>
+              <w:spacing w:after="20" w:before="20"/>
+              <w:jc w:val="both"/>
+            </w:pPr>
+            <w:r>
+              <w:rPr>
+                <w:rFonts w:ascii="Barlow Semi Condensed" w:cs="Barlow Semi Condensed" w:eastAsia="Barlow Semi Condensed" w:hAnsi="Barlow Semi Condensed"/>
+                <w:sz w:val="20"/>
+                <w:szCs w:val="20"/>
+              </w:rPr>
+              <w:t xml:space="preserve">valuta progetti, il modulo è fatto per ricevere esattamente questo, l'affinità di catalogo è fra le più alte</w:t>
+            </w:r>
+          </w:p>
+        </w:tc>
+      </w:tr>
+    </w:tbl>
+    <w:p>
+      <w:pPr>
+        <w:spacing w:after="80"/>
+      </w:pPr>
     </w:p>
     <w:p>
       <w:pPr>
@@ -882,223 +2393,349 @@
     </w:p>
     <w:p>
       <w:pPr>
-        <w:pStyle w:val="Heading3"/>
-        <w:spacing w:after="80" w:before="160"/>
-      </w:pPr>
-      <w:r>
-        <w:rPr>
-          <w:rFonts w:ascii="Barlow Semi Condensed" w:cs="Barlow Semi Condensed" w:eastAsia="Barlow Semi Condensed" w:hAnsi="Barlow Semi Condensed"/>
-          <w:sz w:val="24"/>
-          <w:szCs w:val="24"/>
-        </w:rPr>
-        <w:t xml:space="preserve">3 · Carocci</w:t>
-      </w:r>
-    </w:p>
-    <w:p>
-      <w:pPr>
-        <w:pStyle w:val="ListParagraph"/>
-        <w:numPr>
-          <w:ilvl w:val="0"/>
-          <w:numId w:val="1"/>
-        </w:numPr>
-        <w:spacing w:after="40"/>
-        <w:jc w:val="both"/>
-      </w:pPr>
-      <w:r>
-        <w:rPr>
-          <w:rFonts w:ascii="Barlow Semi Condensed" w:cs="Barlow Semi Condensed" w:eastAsia="Barlow Semi Condensed" w:hAnsi="Barlow Semi Condensed"/>
-          <w:b/>
-          <w:bCs/>
-          <w:sz w:val="24"/>
-          <w:szCs w:val="24"/>
-        </w:rPr>
-        <w:t xml:space="preserve">Documento</w:t>
-      </w:r>
-      <w:r>
-        <w:rPr>
-          <w:rFonts w:ascii="Barlow Semi Condensed" w:cs="Barlow Semi Condensed" w:eastAsia="Barlow Semi Condensed" w:hAnsi="Barlow Semi Condensed"/>
-          <w:sz w:val="24"/>
-          <w:szCs w:val="24"/>
-        </w:rPr>
-        <w:t xml:space="preserve">: </w:t>
-      </w:r>
-      <w:r>
-        <w:rPr>
-          <w:rFonts w:ascii="Barlow Semi Condensed" w:cs="Barlow Semi Condensed" w:eastAsia="Barlow Semi Condensed" w:hAnsi="Barlow Semi Condensed"/>
-          <w:i/>
-          <w:iCs/>
-          <w:sz w:val="24"/>
-          <w:szCs w:val="24"/>
-        </w:rPr>
-        <w:t xml:space="preserve">proposte-mulino-carocci-einaudi.md</w:t>
-      </w:r>
-      <w:r>
-        <w:rPr>
-          <w:rFonts w:ascii="Barlow Semi Condensed" w:cs="Barlow Semi Condensed" w:eastAsia="Barlow Semi Condensed" w:hAnsi="Barlow Semi Condensed"/>
-          <w:sz w:val="24"/>
-          <w:szCs w:val="24"/>
-        </w:rPr>
-        <w:t xml:space="preserve">, sezione 2</w:t>
-      </w:r>
-    </w:p>
-    <w:p>
-      <w:pPr>
-        <w:pStyle w:val="ListParagraph"/>
-        <w:numPr>
-          <w:ilvl w:val="0"/>
-          <w:numId w:val="1"/>
-        </w:numPr>
-        <w:spacing w:after="40"/>
-        <w:jc w:val="both"/>
-      </w:pPr>
-      <w:r>
-        <w:rPr>
-          <w:rFonts w:ascii="Barlow Semi Condensed" w:cs="Barlow Semi Condensed" w:eastAsia="Barlow Semi Condensed" w:hAnsi="Barlow Semi Condensed"/>
-          <w:b/>
-          <w:bCs/>
-          <w:sz w:val="24"/>
-          <w:szCs w:val="24"/>
-        </w:rPr>
-        <w:t xml:space="preserve">Canale</w:t>
-      </w:r>
-      <w:r>
-        <w:rPr>
-          <w:rFonts w:ascii="Barlow Semi Condensed" w:cs="Barlow Semi Condensed" w:eastAsia="Barlow Semi Condensed" w:hAnsi="Barlow Semi Condensed"/>
-          <w:sz w:val="24"/>
-          <w:szCs w:val="24"/>
-        </w:rPr>
-        <w:t xml:space="preserve">: pagina «Proposte editoriali» del sito</w:t>
-      </w:r>
-    </w:p>
-    <w:p>
-      <w:pPr>
-        <w:pStyle w:val="ListParagraph"/>
-        <w:numPr>
-          <w:ilvl w:val="0"/>
-          <w:numId w:val="1"/>
-        </w:numPr>
-        <w:spacing w:after="40"/>
-        <w:jc w:val="both"/>
-      </w:pPr>
-      <w:r>
-        <w:rPr>
-          <w:rFonts w:ascii="Barlow Semi Condensed" w:cs="Barlow Semi Condensed" w:eastAsia="Barlow Semi Condensed" w:hAnsi="Barlow Semi Condensed"/>
-          <w:b/>
-          <w:bCs/>
-          <w:sz w:val="24"/>
-          <w:szCs w:val="24"/>
-        </w:rPr>
-        <w:t xml:space="preserve">Allegati</w:t>
-      </w:r>
-      <w:r>
-        <w:rPr>
-          <w:rFonts w:ascii="Barlow Semi Condensed" w:cs="Barlow Semi Condensed" w:eastAsia="Barlow Semi Condensed" w:hAnsi="Barlow Semi Condensed"/>
-          <w:sz w:val="24"/>
-          <w:szCs w:val="24"/>
-        </w:rPr>
-        <w:t xml:space="preserve">: </w:t>
-      </w:r>
-      <w:r>
-        <w:rPr>
-          <w:rFonts w:ascii="Barlow Semi Condensed" w:cs="Barlow Semi Condensed" w:eastAsia="Barlow Semi Condensed" w:hAnsi="Barlow Semi Condensed"/>
-          <w:i/>
-          <w:iCs/>
-          <w:sz w:val="24"/>
-          <w:szCs w:val="24"/>
-        </w:rPr>
-        <w:t xml:space="preserve">scheda-dell-opera.md</w:t>
-      </w:r>
-      <w:r>
-        <w:rPr>
-          <w:rFonts w:ascii="Barlow Semi Condensed" w:cs="Barlow Semi Condensed" w:eastAsia="Barlow Semi Condensed" w:hAnsi="Barlow Semi Condensed"/>
-          <w:sz w:val="24"/>
-          <w:szCs w:val="24"/>
-        </w:rPr>
-        <w:t xml:space="preserve">; </w:t>
-      </w:r>
-      <w:r>
-        <w:rPr>
-          <w:rFonts w:ascii="Barlow Semi Condensed" w:cs="Barlow Semi Condensed" w:eastAsia="Barlow Semi Condensed" w:hAnsi="Barlow Semi Condensed"/>
-          <w:i/>
-          <w:iCs/>
-          <w:sz w:val="24"/>
-          <w:szCs w:val="24"/>
-        </w:rPr>
-        <w:t xml:space="preserve">capitolo-campione.md</w:t>
-      </w:r>
-      <w:r>
-        <w:rPr>
-          <w:rFonts w:ascii="Barlow Semi Condensed" w:cs="Barlow Semi Condensed" w:eastAsia="Barlow Semi Condensed" w:hAnsi="Barlow Semi Condensed"/>
-          <w:sz w:val="24"/>
-          <w:szCs w:val="24"/>
-        </w:rPr>
-        <w:t xml:space="preserve"> </w:t>
-      </w:r>
-      <w:r>
-        <w:rPr>
-          <w:rFonts w:ascii="Barlow Semi Condensed" w:cs="Barlow Semi Condensed" w:eastAsia="Barlow Semi Condensed" w:hAnsi="Barlow Semi Condensed"/>
-          <w:b/>
-          <w:bCs/>
-          <w:sz w:val="24"/>
-          <w:szCs w:val="24"/>
-        </w:rPr>
-        <w:t xml:space="preserve">completo del suo esercizio finale</w:t>
-      </w:r>
-      <w:r>
-        <w:rPr>
-          <w:rFonts w:ascii="Barlow Semi Condensed" w:cs="Barlow Semi Condensed" w:eastAsia="Barlow Semi Condensed" w:hAnsi="Barlow Semi Condensed"/>
-          <w:sz w:val="24"/>
-          <w:szCs w:val="24"/>
-        </w:rPr>
-        <w:t xml:space="preserve"> — è il pezzo che dimostra l'adottabilità in aula, e senza quello la proposta perde il suo argomento principale</w:t>
-      </w:r>
-    </w:p>
-    <w:p>
-      <w:pPr>
-        <w:pStyle w:val="ListParagraph"/>
-        <w:numPr>
-          <w:ilvl w:val="0"/>
-          <w:numId w:val="1"/>
-        </w:numPr>
-        <w:spacing w:after="40"/>
-        <w:jc w:val="both"/>
-      </w:pPr>
-      <w:r>
-        <w:rPr>
-          <w:rFonts w:ascii="Barlow Semi Condensed" w:cs="Barlow Semi Condensed" w:eastAsia="Barlow Semi Condensed" w:hAnsi="Barlow Semi Condensed"/>
-          <w:b/>
-          <w:bCs/>
-          <w:sz w:val="24"/>
-          <w:szCs w:val="24"/>
-        </w:rPr>
-        <w:t xml:space="preserve">Attenzione</w:t>
-      </w:r>
-      <w:r>
-        <w:rPr>
-          <w:rFonts w:ascii="Barlow Semi Condensed" w:cs="Barlow Semi Condensed" w:eastAsia="Barlow Semi Condensed" w:hAnsi="Barlow Semi Condensed"/>
-          <w:sz w:val="24"/>
-          <w:szCs w:val="24"/>
-        </w:rPr>
-        <w:t xml:space="preserve">: il libro proposto a Carocci </w:t>
-      </w:r>
-      <w:r>
-        <w:rPr>
-          <w:rFonts w:ascii="Barlow Semi Condensed" w:cs="Barlow Semi Condensed" w:eastAsia="Barlow Semi Condensed" w:hAnsi="Barlow Semi Condensed"/>
-          <w:b/>
-          <w:bCs/>
-          <w:sz w:val="24"/>
-          <w:szCs w:val="24"/>
-        </w:rPr>
-        <w:t xml:space="preserve">è un altro libro</w:t>
-      </w:r>
-      <w:r>
-        <w:rPr>
-          <w:rFonts w:ascii="Barlow Semi Condensed" w:cs="Barlow Semi Condensed" w:eastAsia="Barlow Semi Condensed" w:hAnsi="Barlow Semi Condensed"/>
-          <w:sz w:val="24"/>
-          <w:szCs w:val="24"/>
-        </w:rPr>
-        <w:t xml:space="preserve"> rispetto a quello del Mulino — lì un saggio civile, qui un testo di metodologia. Non invertire i due testi.</w:t>
-      </w:r>
+        <w:pBdr>
+          <w:bottom w:val="single" w:color="999999" w:sz="6" w:space="1"/>
+        </w:pBdr>
+        <w:spacing w:after="80"/>
+      </w:pPr>
+    </w:p>
+    <w:p>
+      <w:pPr>
+        <w:pStyle w:val="Heading2"/>
+        <w:spacing w:after="100" w:before="200"/>
+      </w:pPr>
+      <w:r>
+        <w:rPr>
+          <w:rFonts w:ascii="Barlow Semi Condensed" w:cs="Barlow Semi Condensed" w:eastAsia="Barlow Semi Condensed" w:hAnsi="Barlow Semi Condensed"/>
+          <w:sz w:val="24"/>
+          <w:szCs w:val="24"/>
+        </w:rPr>
+        <w:t xml:space="preserve">2 · Chiarelettere</w:t>
+      </w:r>
+    </w:p>
+    <w:tbl>
+      <w:tblPr>
+        <w:tblW w:type="dxa" w:w="9360"/>
+        <w:tblBorders>
+          <w:top w:val="single" w:color="auto" w:sz="4"/>
+          <w:left w:val="single" w:color="auto" w:sz="4"/>
+          <w:bottom w:val="single" w:color="auto" w:sz="4"/>
+          <w:right w:val="single" w:color="auto" w:sz="4"/>
+          <w:insideH w:val="single" w:color="auto" w:sz="4"/>
+          <w:insideV w:val="single" w:color="auto" w:sz="4"/>
+        </w:tblBorders>
+      </w:tblPr>
+      <w:tblGrid>
+        <w:gridCol w:w="4680"/>
+        <w:gridCol w:w="4680"/>
+      </w:tblGrid>
+      <w:tr>
+        <w:tc>
+          <w:tcPr>
+            <w:tcW w:type="dxa" w:w="4680"/>
+          </w:tcPr>
+          <w:p>
+            <w:pPr>
+              <w:spacing w:after="20" w:before="20"/>
+              <w:jc w:val="both"/>
+            </w:pPr>
+            <w:r>
+              <w:rPr>
+                <w:rFonts w:ascii="Barlow Semi Condensed" w:cs="Barlow Semi Condensed" w:eastAsia="Barlow Semi Condensed" w:hAnsi="Barlow Semi Condensed"/>
+                <w:b/>
+                <w:bCs/>
+                <w:sz w:val="20"/>
+                <w:szCs w:val="20"/>
+              </w:rPr>
+              <w:t xml:space="preserve">Canale</w:t>
+            </w:r>
+          </w:p>
+        </w:tc>
+        <w:tc>
+          <w:tcPr>
+            <w:tcW w:type="dxa" w:w="4680"/>
+          </w:tcPr>
+          <w:p>
+            <w:pPr>
+              <w:spacing w:after="20" w:before="20"/>
+              <w:jc w:val="both"/>
+            </w:pPr>
+            <w:r>
+              <w:rPr>
+                <w:rFonts w:ascii="Barlow Semi Condensed" w:cs="Barlow Semi Condensed" w:eastAsia="Barlow Semi Condensed" w:hAnsi="Barlow Semi Condensed"/>
+                <w:i/>
+                <w:iCs/>
+                <w:sz w:val="20"/>
+                <w:szCs w:val="20"/>
+              </w:rPr>
+              <w:t xml:space="preserve">proposte.editoriali@chiarelettere.it</w:t>
+            </w:r>
+            <w:r>
+              <w:rPr>
+                <w:rFonts w:ascii="Barlow Semi Condensed" w:cs="Barlow Semi Condensed" w:eastAsia="Barlow Semi Condensed" w:hAnsi="Barlow Semi Condensed"/>
+                <w:sz w:val="20"/>
+                <w:szCs w:val="20"/>
+              </w:rPr>
+              <w:t xml:space="preserve">, oppure il modulo sul sito. Sede: corso Sempione 2, 20154 Milano</w:t>
+            </w:r>
+          </w:p>
+        </w:tc>
+      </w:tr>
+      <w:tr>
+        <w:tc>
+          <w:tcPr>
+            <w:tcW w:type="dxa" w:w="4680"/>
+          </w:tcPr>
+          <w:p>
+            <w:pPr>
+              <w:spacing w:after="20" w:before="20"/>
+              <w:jc w:val="both"/>
+            </w:pPr>
+            <w:r>
+              <w:rPr>
+                <w:rFonts w:ascii="Barlow Semi Condensed" w:cs="Barlow Semi Condensed" w:eastAsia="Barlow Semi Condensed" w:hAnsi="Barlow Semi Condensed"/>
+                <w:b/>
+                <w:bCs/>
+                <w:sz w:val="20"/>
+                <w:szCs w:val="20"/>
+              </w:rPr>
+              <w:t xml:space="preserve">Documento</w:t>
+            </w:r>
+          </w:p>
+        </w:tc>
+        <w:tc>
+          <w:tcPr>
+            <w:tcW w:type="dxa" w:w="4680"/>
+          </w:tcPr>
+          <w:p>
+            <w:pPr>
+              <w:spacing w:after="20" w:before="20"/>
+              <w:jc w:val="both"/>
+            </w:pPr>
+            <w:r>
+              <w:rPr>
+                <w:rFonts w:ascii="Barlow Semi Condensed" w:cs="Barlow Semi Condensed" w:eastAsia="Barlow Semi Condensed" w:hAnsi="Barlow Semi Condensed"/>
+                <w:b/>
+                <w:bCs/>
+                <w:sz w:val="20"/>
+                <w:szCs w:val="20"/>
+              </w:rPr>
+              <w:t xml:space="preserve">da scrivere</w:t>
+            </w:r>
+            <w:r>
+              <w:rPr>
+                <w:rFonts w:ascii="Barlow Semi Condensed" w:cs="Barlow Semi Condensed" w:eastAsia="Barlow Semi Condensed" w:hAnsi="Barlow Semi Condensed"/>
+                <w:sz w:val="20"/>
+                <w:szCs w:val="20"/>
+              </w:rPr>
+              <w:t xml:space="preserve"> — vedi «Che cosa manca ancora», in fondo</w:t>
+            </w:r>
+          </w:p>
+        </w:tc>
+      </w:tr>
+      <w:tr>
+        <w:tc>
+          <w:tcPr>
+            <w:tcW w:type="dxa" w:w="4680"/>
+          </w:tcPr>
+          <w:p>
+            <w:pPr>
+              <w:spacing w:after="20" w:before="20"/>
+              <w:jc w:val="both"/>
+            </w:pPr>
+            <w:r>
+              <w:rPr>
+                <w:rFonts w:ascii="Barlow Semi Condensed" w:cs="Barlow Semi Condensed" w:eastAsia="Barlow Semi Condensed" w:hAnsi="Barlow Semi Condensed"/>
+                <w:b/>
+                <w:bCs/>
+                <w:sz w:val="20"/>
+                <w:szCs w:val="20"/>
+              </w:rPr>
+              <w:t xml:space="preserve">Allegati</w:t>
+            </w:r>
+          </w:p>
+        </w:tc>
+        <w:tc>
+          <w:tcPr>
+            <w:tcW w:type="dxa" w:w="4680"/>
+          </w:tcPr>
+          <w:p>
+            <w:pPr>
+              <w:spacing w:after="20" w:before="20"/>
+              <w:jc w:val="both"/>
+            </w:pPr>
+            <w:r>
+              <w:rPr>
+                <w:rFonts w:ascii="Barlow Semi Condensed" w:cs="Barlow Semi Condensed" w:eastAsia="Barlow Semi Condensed" w:hAnsi="Barlow Semi Condensed"/>
+                <w:i/>
+                <w:iCs/>
+                <w:sz w:val="20"/>
+                <w:szCs w:val="20"/>
+              </w:rPr>
+              <w:t xml:space="preserve">ALLEGATO_SCHEDA_DELL_OPERA.pdf</w:t>
+            </w:r>
+            <w:r>
+              <w:rPr>
+                <w:rFonts w:ascii="Barlow Semi Condensed" w:cs="Barlow Semi Condensed" w:eastAsia="Barlow Semi Condensed" w:hAnsi="Barlow Semi Condensed"/>
+                <w:sz w:val="20"/>
+                <w:szCs w:val="20"/>
+              </w:rPr>
+              <w:t xml:space="preserve">; </w:t>
+            </w:r>
+            <w:r>
+              <w:rPr>
+                <w:rFonts w:ascii="Barlow Semi Condensed" w:cs="Barlow Semi Condensed" w:eastAsia="Barlow Semi Condensed" w:hAnsi="Barlow Semi Condensed"/>
+                <w:i/>
+                <w:iCs/>
+                <w:sz w:val="20"/>
+                <w:szCs w:val="20"/>
+              </w:rPr>
+              <w:t xml:space="preserve">ALLEGATO_CAPITOLO_CAMPIONE.pdf</w:t>
+            </w:r>
+          </w:p>
+        </w:tc>
+      </w:tr>
+      <w:tr>
+        <w:tc>
+          <w:tcPr>
+            <w:tcW w:type="dxa" w:w="4680"/>
+          </w:tcPr>
+          <w:p>
+            <w:pPr>
+              <w:spacing w:after="20" w:before="20"/>
+              <w:jc w:val="both"/>
+            </w:pPr>
+            <w:r>
+              <w:rPr>
+                <w:rFonts w:ascii="Barlow Semi Condensed" w:cs="Barlow Semi Condensed" w:eastAsia="Barlow Semi Condensed" w:hAnsi="Barlow Semi Condensed"/>
+                <w:b/>
+                <w:bCs/>
+                <w:sz w:val="20"/>
+                <w:szCs w:val="20"/>
+              </w:rPr>
+              <w:t xml:space="preserve">Il libro</w:t>
+            </w:r>
+          </w:p>
+        </w:tc>
+        <w:tc>
+          <w:tcPr>
+            <w:tcW w:type="dxa" w:w="4680"/>
+          </w:tcPr>
+          <w:p>
+            <w:pPr>
+              <w:spacing w:after="20" w:before="20"/>
+              <w:jc w:val="both"/>
+            </w:pPr>
+            <w:r>
+              <w:rPr>
+                <w:rFonts w:ascii="Barlow Semi Condensed" w:cs="Barlow Semi Condensed" w:eastAsia="Barlow Semi Condensed" w:hAnsi="Barlow Semi Condensed"/>
+                <w:b/>
+                <w:bCs/>
+                <w:sz w:val="20"/>
+                <w:szCs w:val="20"/>
+              </w:rPr>
+              <w:t xml:space="preserve">saggio civile</w:t>
+            </w:r>
+            <w:r>
+              <w:rPr>
+                <w:rFonts w:ascii="Barlow Semi Condensed" w:cs="Barlow Semi Condensed" w:eastAsia="Barlow Semi Condensed" w:hAnsi="Barlow Semi Condensed"/>
+                <w:sz w:val="20"/>
+                <w:szCs w:val="20"/>
+              </w:rPr>
+              <w:t xml:space="preserve">, con l'accento sull'inchiesta e sul metodo</w:t>
+            </w:r>
+          </w:p>
+        </w:tc>
+      </w:tr>
+      <w:tr>
+        <w:tc>
+          <w:tcPr>
+            <w:tcW w:type="dxa" w:w="4680"/>
+          </w:tcPr>
+          <w:p>
+            <w:pPr>
+              <w:spacing w:after="20" w:before="20"/>
+              <w:jc w:val="both"/>
+            </w:pPr>
+            <w:r>
+              <w:rPr>
+                <w:rFonts w:ascii="Barlow Semi Condensed" w:cs="Barlow Semi Condensed" w:eastAsia="Barlow Semi Condensed" w:hAnsi="Barlow Semi Condensed"/>
+                <w:b/>
+                <w:bCs/>
+                <w:sz w:val="20"/>
+                <w:szCs w:val="20"/>
+              </w:rPr>
+              <w:t xml:space="preserve">Perché conta</w:t>
+            </w:r>
+          </w:p>
+        </w:tc>
+        <w:tc>
+          <w:tcPr>
+            <w:tcW w:type="dxa" w:w="4680"/>
+          </w:tcPr>
+          <w:p>
+            <w:pPr>
+              <w:spacing w:after="20" w:before="20"/>
+              <w:jc w:val="both"/>
+            </w:pPr>
+            <w:r>
+              <w:rPr>
+                <w:rFonts w:ascii="Barlow Semi Condensed" w:cs="Barlow Semi Condensed" w:eastAsia="Barlow Semi Condensed" w:hAnsi="Barlow Semi Condensed"/>
+                <w:sz w:val="20"/>
+                <w:szCs w:val="20"/>
+              </w:rPr>
+              <w:t xml:space="preserve">è il catalogo più vicino di tutti e nove: saggistica civile e d'inchiesta italiana, con una tradizione consolidata su questa materia</w:t>
+            </w:r>
+          </w:p>
+        </w:tc>
+      </w:tr>
+      <w:tr>
+        <w:tc>
+          <w:tcPr>
+            <w:tcW w:type="dxa" w:w="4680"/>
+          </w:tcPr>
+          <w:p>
+            <w:pPr>
+              <w:spacing w:after="20" w:before="20"/>
+              <w:jc w:val="both"/>
+            </w:pPr>
+            <w:r>
+              <w:rPr>
+                <w:rFonts w:ascii="Barlow Semi Condensed" w:cs="Barlow Semi Condensed" w:eastAsia="Barlow Semi Condensed" w:hAnsi="Barlow Semi Condensed"/>
+                <w:b/>
+                <w:bCs/>
+                <w:sz w:val="20"/>
+                <w:szCs w:val="20"/>
+              </w:rPr>
+              <w:t xml:space="preserve">Attenzione</w:t>
+            </w:r>
+          </w:p>
+        </w:tc>
+        <w:tc>
+          <w:tcPr>
+            <w:tcW w:type="dxa" w:w="4680"/>
+          </w:tcPr>
+          <w:p>
+            <w:pPr>
+              <w:spacing w:after="20" w:before="20"/>
+              <w:jc w:val="both"/>
+            </w:pPr>
+            <w:r>
+              <w:rPr>
+                <w:rFonts w:ascii="Barlow Semi Condensed" w:cs="Barlow Semi Condensed" w:eastAsia="Barlow Semi Condensed" w:hAnsi="Barlow Semi Condensed"/>
+                <w:sz w:val="20"/>
+                <w:szCs w:val="20"/>
+              </w:rPr>
+              <w:t xml:space="preserve">proprio perché è il più affine, è quello dove un'imprecisione si nota. La proposta va scritta con più cura, non con meno</w:t>
+            </w:r>
+          </w:p>
+        </w:tc>
+      </w:tr>
+    </w:tbl>
+    <w:p>
+      <w:pPr>
+        <w:spacing w:after="80"/>
+      </w:pPr>
     </w:p>
     <w:p>
       <w:pPr>
@@ -1117,142 +2754,367 @@
     </w:p>
     <w:p>
       <w:pPr>
-        <w:pStyle w:val="Heading3"/>
-        <w:spacing w:after="80" w:before="160"/>
-      </w:pPr>
-      <w:r>
-        <w:rPr>
-          <w:rFonts w:ascii="Barlow Semi Condensed" w:cs="Barlow Semi Condensed" w:eastAsia="Barlow Semi Condensed" w:hAnsi="Barlow Semi Condensed"/>
-          <w:sz w:val="24"/>
-          <w:szCs w:val="24"/>
-        </w:rPr>
-        <w:t xml:space="preserve">4 · Laterza</w:t>
-      </w:r>
-    </w:p>
-    <w:p>
-      <w:pPr>
-        <w:pStyle w:val="ListParagraph"/>
-        <w:numPr>
-          <w:ilvl w:val="0"/>
-          <w:numId w:val="1"/>
-        </w:numPr>
-        <w:spacing w:after="40"/>
-        <w:jc w:val="both"/>
-      </w:pPr>
-      <w:r>
-        <w:rPr>
-          <w:rFonts w:ascii="Barlow Semi Condensed" w:cs="Barlow Semi Condensed" w:eastAsia="Barlow Semi Condensed" w:hAnsi="Barlow Semi Condensed"/>
-          <w:b/>
-          <w:bCs/>
-          <w:sz w:val="24"/>
-          <w:szCs w:val="24"/>
-        </w:rPr>
-        <w:t xml:space="preserve">Documento</w:t>
-      </w:r>
-      <w:r>
-        <w:rPr>
-          <w:rFonts w:ascii="Barlow Semi Condensed" w:cs="Barlow Semi Condensed" w:eastAsia="Barlow Semi Condensed" w:hAnsi="Barlow Semi Condensed"/>
-          <w:sz w:val="24"/>
-          <w:szCs w:val="24"/>
-        </w:rPr>
-        <w:t xml:space="preserve">: </w:t>
-      </w:r>
-      <w:r>
-        <w:rPr>
-          <w:rFonts w:ascii="Barlow Semi Condensed" w:cs="Barlow Semi Condensed" w:eastAsia="Barlow Semi Condensed" w:hAnsi="Barlow Semi Condensed"/>
-          <w:i/>
-          <w:iCs/>
-          <w:sz w:val="24"/>
-          <w:szCs w:val="24"/>
-        </w:rPr>
-        <w:t xml:space="preserve">proposta-editrice-laterza.md</w:t>
-      </w:r>
-    </w:p>
-    <w:p>
-      <w:pPr>
-        <w:pStyle w:val="ListParagraph"/>
-        <w:numPr>
-          <w:ilvl w:val="0"/>
-          <w:numId w:val="1"/>
-        </w:numPr>
-        <w:spacing w:after="40"/>
-        <w:jc w:val="both"/>
-      </w:pPr>
-      <w:r>
-        <w:rPr>
-          <w:rFonts w:ascii="Barlow Semi Condensed" w:cs="Barlow Semi Condensed" w:eastAsia="Barlow Semi Condensed" w:hAnsi="Barlow Semi Condensed"/>
-          <w:b/>
-          <w:bCs/>
-          <w:sz w:val="24"/>
-          <w:szCs w:val="24"/>
-        </w:rPr>
-        <w:t xml:space="preserve">Canale</w:t>
-      </w:r>
-      <w:r>
-        <w:rPr>
-          <w:rFonts w:ascii="Barlow Semi Condensed" w:cs="Barlow Semi Condensed" w:eastAsia="Barlow Semi Condensed" w:hAnsi="Barlow Semi Condensed"/>
-          <w:sz w:val="24"/>
-          <w:szCs w:val="24"/>
-        </w:rPr>
-        <w:t xml:space="preserve">: da verificare sul sito prima dell'invio</w:t>
-      </w:r>
-    </w:p>
-    <w:p>
-      <w:pPr>
-        <w:pStyle w:val="ListParagraph"/>
-        <w:numPr>
-          <w:ilvl w:val="0"/>
-          <w:numId w:val="1"/>
-        </w:numPr>
-        <w:spacing w:after="40"/>
-        <w:jc w:val="both"/>
-      </w:pPr>
-      <w:r>
-        <w:rPr>
-          <w:rFonts w:ascii="Barlow Semi Condensed" w:cs="Barlow Semi Condensed" w:eastAsia="Barlow Semi Condensed" w:hAnsi="Barlow Semi Condensed"/>
-          <w:b/>
-          <w:bCs/>
-          <w:sz w:val="24"/>
-          <w:szCs w:val="24"/>
-        </w:rPr>
-        <w:t xml:space="preserve">Allegati</w:t>
-      </w:r>
-      <w:r>
-        <w:rPr>
-          <w:rFonts w:ascii="Barlow Semi Condensed" w:cs="Barlow Semi Condensed" w:eastAsia="Barlow Semi Condensed" w:hAnsi="Barlow Semi Condensed"/>
-          <w:sz w:val="24"/>
-          <w:szCs w:val="24"/>
-        </w:rPr>
-        <w:t xml:space="preserve">: </w:t>
-      </w:r>
-      <w:r>
-        <w:rPr>
-          <w:rFonts w:ascii="Barlow Semi Condensed" w:cs="Barlow Semi Condensed" w:eastAsia="Barlow Semi Condensed" w:hAnsi="Barlow Semi Condensed"/>
-          <w:i/>
-          <w:iCs/>
-          <w:sz w:val="24"/>
-          <w:szCs w:val="24"/>
-        </w:rPr>
-        <w:t xml:space="preserve">scheda-dell-opera.md</w:t>
-      </w:r>
-      <w:r>
-        <w:rPr>
-          <w:rFonts w:ascii="Barlow Semi Condensed" w:cs="Barlow Semi Condensed" w:eastAsia="Barlow Semi Condensed" w:hAnsi="Barlow Semi Condensed"/>
-          <w:sz w:val="24"/>
-          <w:szCs w:val="24"/>
-        </w:rPr>
-        <w:t xml:space="preserve">; </w:t>
-      </w:r>
-      <w:r>
-        <w:rPr>
-          <w:rFonts w:ascii="Barlow Semi Condensed" w:cs="Barlow Semi Condensed" w:eastAsia="Barlow Semi Condensed" w:hAnsi="Barlow Semi Condensed"/>
-          <w:i/>
-          <w:iCs/>
-          <w:sz w:val="24"/>
-          <w:szCs w:val="24"/>
-        </w:rPr>
-        <w:t xml:space="preserve">capitolo-campione.md</w:t>
-      </w:r>
+        <w:pBdr>
+          <w:bottom w:val="single" w:color="999999" w:sz="6" w:space="1"/>
+        </w:pBdr>
+        <w:spacing w:after="80"/>
+      </w:pPr>
+    </w:p>
+    <w:p>
+      <w:pPr>
+        <w:pStyle w:val="Heading2"/>
+        <w:spacing w:after="100" w:before="200"/>
+      </w:pPr>
+      <w:r>
+        <w:rPr>
+          <w:rFonts w:ascii="Barlow Semi Condensed" w:cs="Barlow Semi Condensed" w:eastAsia="Barlow Semi Condensed" w:hAnsi="Barlow Semi Condensed"/>
+          <w:sz w:val="24"/>
+          <w:szCs w:val="24"/>
+        </w:rPr>
+        <w:t xml:space="preserve">3 · Carocci editore</w:t>
+      </w:r>
+    </w:p>
+    <w:tbl>
+      <w:tblPr>
+        <w:tblW w:type="dxa" w:w="9360"/>
+        <w:tblBorders>
+          <w:top w:val="single" w:color="auto" w:sz="4"/>
+          <w:left w:val="single" w:color="auto" w:sz="4"/>
+          <w:bottom w:val="single" w:color="auto" w:sz="4"/>
+          <w:right w:val="single" w:color="auto" w:sz="4"/>
+          <w:insideH w:val="single" w:color="auto" w:sz="4"/>
+          <w:insideV w:val="single" w:color="auto" w:sz="4"/>
+        </w:tblBorders>
+      </w:tblPr>
+      <w:tblGrid>
+        <w:gridCol w:w="4680"/>
+        <w:gridCol w:w="4680"/>
+      </w:tblGrid>
+      <w:tr>
+        <w:tc>
+          <w:tcPr>
+            <w:tcW w:type="dxa" w:w="4680"/>
+          </w:tcPr>
+          <w:p>
+            <w:pPr>
+              <w:spacing w:after="20" w:before="20"/>
+              <w:jc w:val="both"/>
+            </w:pPr>
+            <w:r>
+              <w:rPr>
+                <w:rFonts w:ascii="Barlow Semi Condensed" w:cs="Barlow Semi Condensed" w:eastAsia="Barlow Semi Condensed" w:hAnsi="Barlow Semi Condensed"/>
+                <w:b/>
+                <w:bCs/>
+                <w:sz w:val="20"/>
+                <w:szCs w:val="20"/>
+              </w:rPr>
+              <w:t xml:space="preserve">Canale</w:t>
+            </w:r>
+          </w:p>
+        </w:tc>
+        <w:tc>
+          <w:tcPr>
+            <w:tcW w:type="dxa" w:w="4680"/>
+          </w:tcPr>
+          <w:p>
+            <w:pPr>
+              <w:spacing w:after="20" w:before="20"/>
+              <w:jc w:val="both"/>
+            </w:pPr>
+            <w:r>
+              <w:rPr>
+                <w:rFonts w:ascii="Barlow Semi Condensed" w:cs="Barlow Semi Condensed" w:eastAsia="Barlow Semi Condensed" w:hAnsi="Barlow Semi Condensed"/>
+                <w:sz w:val="20"/>
+                <w:szCs w:val="20"/>
+              </w:rPr>
+              <w:t xml:space="preserve">pagina «Proposte editoriali» del sito</w:t>
+            </w:r>
+          </w:p>
+        </w:tc>
+      </w:tr>
+      <w:tr>
+        <w:tc>
+          <w:tcPr>
+            <w:tcW w:type="dxa" w:w="4680"/>
+          </w:tcPr>
+          <w:p>
+            <w:pPr>
+              <w:spacing w:after="20" w:before="20"/>
+              <w:jc w:val="both"/>
+            </w:pPr>
+            <w:r>
+              <w:rPr>
+                <w:rFonts w:ascii="Barlow Semi Condensed" w:cs="Barlow Semi Condensed" w:eastAsia="Barlow Semi Condensed" w:hAnsi="Barlow Semi Condensed"/>
+                <w:b/>
+                <w:bCs/>
+                <w:sz w:val="20"/>
+                <w:szCs w:val="20"/>
+              </w:rPr>
+              <w:t xml:space="preserve">Documento</w:t>
+            </w:r>
+          </w:p>
+        </w:tc>
+        <w:tc>
+          <w:tcPr>
+            <w:tcW w:type="dxa" w:w="4680"/>
+          </w:tcPr>
+          <w:p>
+            <w:pPr>
+              <w:spacing w:after="20" w:before="20"/>
+              <w:jc w:val="both"/>
+            </w:pPr>
+            <w:r>
+              <w:rPr>
+                <w:rFonts w:ascii="Barlow Semi Condensed" w:cs="Barlow Semi Condensed" w:eastAsia="Barlow Semi Condensed" w:hAnsi="Barlow Semi Condensed"/>
+                <w:i/>
+                <w:iCs/>
+                <w:sz w:val="20"/>
+                <w:szCs w:val="20"/>
+              </w:rPr>
+              <w:t xml:space="preserve">proposte-mulino-carocci-einaudi.md</w:t>
+            </w:r>
+            <w:r>
+              <w:rPr>
+                <w:rFonts w:ascii="Barlow Semi Condensed" w:cs="Barlow Semi Condensed" w:eastAsia="Barlow Semi Condensed" w:hAnsi="Barlow Semi Condensed"/>
+                <w:sz w:val="20"/>
+                <w:szCs w:val="20"/>
+              </w:rPr>
+              <w:t xml:space="preserve">, sezione 2</w:t>
+            </w:r>
+          </w:p>
+        </w:tc>
+      </w:tr>
+      <w:tr>
+        <w:tc>
+          <w:tcPr>
+            <w:tcW w:type="dxa" w:w="4680"/>
+          </w:tcPr>
+          <w:p>
+            <w:pPr>
+              <w:spacing w:after="20" w:before="20"/>
+              <w:jc w:val="both"/>
+            </w:pPr>
+            <w:r>
+              <w:rPr>
+                <w:rFonts w:ascii="Barlow Semi Condensed" w:cs="Barlow Semi Condensed" w:eastAsia="Barlow Semi Condensed" w:hAnsi="Barlow Semi Condensed"/>
+                <w:b/>
+                <w:bCs/>
+                <w:sz w:val="20"/>
+                <w:szCs w:val="20"/>
+              </w:rPr>
+              <w:t xml:space="preserve">Allegati</w:t>
+            </w:r>
+          </w:p>
+        </w:tc>
+        <w:tc>
+          <w:tcPr>
+            <w:tcW w:type="dxa" w:w="4680"/>
+          </w:tcPr>
+          <w:p>
+            <w:pPr>
+              <w:spacing w:after="20" w:before="20"/>
+              <w:jc w:val="both"/>
+            </w:pPr>
+            <w:r>
+              <w:rPr>
+                <w:rFonts w:ascii="Barlow Semi Condensed" w:cs="Barlow Semi Condensed" w:eastAsia="Barlow Semi Condensed" w:hAnsi="Barlow Semi Condensed"/>
+                <w:i/>
+                <w:iCs/>
+                <w:sz w:val="20"/>
+                <w:szCs w:val="20"/>
+              </w:rPr>
+              <w:t xml:space="preserve">ALLEGATO_SCHEDA_DELL_OPERA.pdf</w:t>
+            </w:r>
+            <w:r>
+              <w:rPr>
+                <w:rFonts w:ascii="Barlow Semi Condensed" w:cs="Barlow Semi Condensed" w:eastAsia="Barlow Semi Condensed" w:hAnsi="Barlow Semi Condensed"/>
+                <w:sz w:val="20"/>
+                <w:szCs w:val="20"/>
+              </w:rPr>
+              <w:t xml:space="preserve">; </w:t>
+            </w:r>
+            <w:r>
+              <w:rPr>
+                <w:rFonts w:ascii="Barlow Semi Condensed" w:cs="Barlow Semi Condensed" w:eastAsia="Barlow Semi Condensed" w:hAnsi="Barlow Semi Condensed"/>
+                <w:i/>
+                <w:iCs/>
+                <w:sz w:val="20"/>
+                <w:szCs w:val="20"/>
+              </w:rPr>
+              <w:t xml:space="preserve">ALLEGATO_CAPITOLO_CAMPIONE.pdf</w:t>
+            </w:r>
+            <w:r>
+              <w:rPr>
+                <w:rFonts w:ascii="Barlow Semi Condensed" w:cs="Barlow Semi Condensed" w:eastAsia="Barlow Semi Condensed" w:hAnsi="Barlow Semi Condensed"/>
+                <w:sz w:val="20"/>
+                <w:szCs w:val="20"/>
+              </w:rPr>
+              <w:t xml:space="preserve"> </w:t>
+            </w:r>
+            <w:r>
+              <w:rPr>
+                <w:rFonts w:ascii="Barlow Semi Condensed" w:cs="Barlow Semi Condensed" w:eastAsia="Barlow Semi Condensed" w:hAnsi="Barlow Semi Condensed"/>
+                <w:b/>
+                <w:bCs/>
+                <w:sz w:val="20"/>
+                <w:szCs w:val="20"/>
+              </w:rPr>
+              <w:t xml:space="preserve">completo del suo esercizio finale</w:t>
+            </w:r>
+          </w:p>
+        </w:tc>
+      </w:tr>
+      <w:tr>
+        <w:tc>
+          <w:tcPr>
+            <w:tcW w:type="dxa" w:w="4680"/>
+          </w:tcPr>
+          <w:p>
+            <w:pPr>
+              <w:spacing w:after="20" w:before="20"/>
+              <w:jc w:val="both"/>
+            </w:pPr>
+            <w:r>
+              <w:rPr>
+                <w:rFonts w:ascii="Barlow Semi Condensed" w:cs="Barlow Semi Condensed" w:eastAsia="Barlow Semi Condensed" w:hAnsi="Barlow Semi Condensed"/>
+                <w:b/>
+                <w:bCs/>
+                <w:sz w:val="20"/>
+                <w:szCs w:val="20"/>
+              </w:rPr>
+              <w:t xml:space="preserve">Il libro</w:t>
+            </w:r>
+          </w:p>
+        </w:tc>
+        <w:tc>
+          <w:tcPr>
+            <w:tcW w:type="dxa" w:w="4680"/>
+          </w:tcPr>
+          <w:p>
+            <w:pPr>
+              <w:spacing w:after="20" w:before="20"/>
+              <w:jc w:val="both"/>
+            </w:pPr>
+            <w:r>
+              <w:rPr>
+                <w:rFonts w:ascii="Barlow Semi Condensed" w:cs="Barlow Semi Condensed" w:eastAsia="Barlow Semi Condensed" w:hAnsi="Barlow Semi Condensed"/>
+                <w:b/>
+                <w:bCs/>
+                <w:sz w:val="20"/>
+                <w:szCs w:val="20"/>
+              </w:rPr>
+              <w:t xml:space="preserve">testo adottabile in un corso</w:t>
+            </w:r>
+            <w:r>
+              <w:rPr>
+                <w:rFonts w:ascii="Barlow Semi Condensed" w:cs="Barlow Semi Condensed" w:eastAsia="Barlow Semi Condensed" w:hAnsi="Barlow Semi Condensed"/>
+                <w:sz w:val="20"/>
+                <w:szCs w:val="20"/>
+              </w:rPr>
+              <w:t xml:space="preserve"> — caso di studio di critica delle fonti, con un esercizio eseguibile a chiusura di ogni capitolo</w:t>
+            </w:r>
+          </w:p>
+        </w:tc>
+      </w:tr>
+      <w:tr>
+        <w:tc>
+          <w:tcPr>
+            <w:tcW w:type="dxa" w:w="4680"/>
+          </w:tcPr>
+          <w:p>
+            <w:pPr>
+              <w:spacing w:after="20" w:before="20"/>
+              <w:jc w:val="both"/>
+            </w:pPr>
+            <w:r>
+              <w:rPr>
+                <w:rFonts w:ascii="Barlow Semi Condensed" w:cs="Barlow Semi Condensed" w:eastAsia="Barlow Semi Condensed" w:hAnsi="Barlow Semi Condensed"/>
+                <w:b/>
+                <w:bCs/>
+                <w:sz w:val="20"/>
+                <w:szCs w:val="20"/>
+              </w:rPr>
+              <w:t xml:space="preserve">Perché non è in concorrenza</w:t>
+            </w:r>
+          </w:p>
+        </w:tc>
+        <w:tc>
+          <w:tcPr>
+            <w:tcW w:type="dxa" w:w="4680"/>
+          </w:tcPr>
+          <w:p>
+            <w:pPr>
+              <w:spacing w:after="20" w:before="20"/>
+              <w:jc w:val="both"/>
+            </w:pPr>
+            <w:r>
+              <w:rPr>
+                <w:rFonts w:ascii="Barlow Semi Condensed" w:cs="Barlow Semi Condensed" w:eastAsia="Barlow Semi Condensed" w:hAnsi="Barlow Semi Condensed"/>
+                <w:sz w:val="20"/>
+                <w:szCs w:val="20"/>
+              </w:rPr>
+              <w:t xml:space="preserve">riceve un libro diverso da quello del Mulino: lì un saggio civile, qui un testo di metodologia</w:t>
+            </w:r>
+          </w:p>
+        </w:tc>
+      </w:tr>
+      <w:tr>
+        <w:tc>
+          <w:tcPr>
+            <w:tcW w:type="dxa" w:w="4680"/>
+          </w:tcPr>
+          <w:p>
+            <w:pPr>
+              <w:spacing w:after="20" w:before="20"/>
+              <w:jc w:val="both"/>
+            </w:pPr>
+            <w:r>
+              <w:rPr>
+                <w:rFonts w:ascii="Barlow Semi Condensed" w:cs="Barlow Semi Condensed" w:eastAsia="Barlow Semi Condensed" w:hAnsi="Barlow Semi Condensed"/>
+                <w:b/>
+                <w:bCs/>
+                <w:sz w:val="20"/>
+                <w:szCs w:val="20"/>
+              </w:rPr>
+              <w:t xml:space="preserve">Attenzione</w:t>
+            </w:r>
+          </w:p>
+        </w:tc>
+        <w:tc>
+          <w:tcPr>
+            <w:tcW w:type="dxa" w:w="4680"/>
+          </w:tcPr>
+          <w:p>
+            <w:pPr>
+              <w:spacing w:after="20" w:before="20"/>
+              <w:jc w:val="both"/>
+            </w:pPr>
+            <w:r>
+              <w:rPr>
+                <w:rFonts w:ascii="Barlow Semi Condensed" w:cs="Barlow Semi Condensed" w:eastAsia="Barlow Semi Condensed" w:hAnsi="Barlow Semi Condensed"/>
+                <w:sz w:val="20"/>
+                <w:szCs w:val="20"/>
+              </w:rPr>
+              <w:t xml:space="preserve">senza l'esercizio in coda al capitolo campione questa proposta perde il suo argomento principale. </w:t>
+            </w:r>
+            <w:r>
+              <w:rPr>
+                <w:rFonts w:ascii="Barlow Semi Condensed" w:cs="Barlow Semi Condensed" w:eastAsia="Barlow Semi Condensed" w:hAnsi="Barlow Semi Condensed"/>
+                <w:b/>
+                <w:bCs/>
+                <w:sz w:val="20"/>
+                <w:szCs w:val="20"/>
+              </w:rPr>
+              <w:t xml:space="preserve">Non invertire i due testi</w:t>
+            </w:r>
+          </w:p>
+        </w:tc>
+      </w:tr>
+    </w:tbl>
+    <w:p>
+      <w:pPr>
+        <w:spacing w:after="80"/>
+      </w:pPr>
     </w:p>
     <w:p>
       <w:pPr>
@@ -1271,208 +3133,323 @@
     </w:p>
     <w:p>
       <w:pPr>
-        <w:pStyle w:val="Heading3"/>
-        <w:spacing w:after="80" w:before="160"/>
-      </w:pPr>
-      <w:r>
-        <w:rPr>
-          <w:rFonts w:ascii="Barlow Semi Condensed" w:cs="Barlow Semi Condensed" w:eastAsia="Barlow Semi Condensed" w:hAnsi="Barlow Semi Condensed"/>
-          <w:sz w:val="24"/>
-          <w:szCs w:val="24"/>
-        </w:rPr>
-        <w:t xml:space="preserve">5 · Einaudi — solo a saggio scritto</w:t>
-      </w:r>
-    </w:p>
-    <w:p>
-      <w:pPr>
-        <w:pStyle w:val="ListParagraph"/>
-        <w:numPr>
-          <w:ilvl w:val="0"/>
-          <w:numId w:val="1"/>
-        </w:numPr>
-        <w:spacing w:after="40"/>
-        <w:jc w:val="both"/>
-      </w:pPr>
-      <w:r>
-        <w:rPr>
-          <w:rFonts w:ascii="Barlow Semi Condensed" w:cs="Barlow Semi Condensed" w:eastAsia="Barlow Semi Condensed" w:hAnsi="Barlow Semi Condensed"/>
-          <w:b/>
-          <w:bCs/>
-          <w:sz w:val="24"/>
-          <w:szCs w:val="24"/>
-        </w:rPr>
-        <w:t xml:space="preserve">Documento</w:t>
-      </w:r>
-      <w:r>
-        <w:rPr>
-          <w:rFonts w:ascii="Barlow Semi Condensed" w:cs="Barlow Semi Condensed" w:eastAsia="Barlow Semi Condensed" w:hAnsi="Barlow Semi Condensed"/>
-          <w:sz w:val="24"/>
-          <w:szCs w:val="24"/>
-        </w:rPr>
-        <w:t xml:space="preserve">: </w:t>
-      </w:r>
-      <w:r>
-        <w:rPr>
-          <w:rFonts w:ascii="Barlow Semi Condensed" w:cs="Barlow Semi Condensed" w:eastAsia="Barlow Semi Condensed" w:hAnsi="Barlow Semi Condensed"/>
-          <w:i/>
-          <w:iCs/>
-          <w:sz w:val="24"/>
-          <w:szCs w:val="24"/>
-        </w:rPr>
-        <w:t xml:space="preserve">proposte-mulino-carocci-einaudi.md</w:t>
-      </w:r>
-      <w:r>
-        <w:rPr>
-          <w:rFonts w:ascii="Barlow Semi Condensed" w:cs="Barlow Semi Condensed" w:eastAsia="Barlow Semi Condensed" w:hAnsi="Barlow Semi Condensed"/>
-          <w:sz w:val="24"/>
-          <w:szCs w:val="24"/>
-        </w:rPr>
-        <w:t xml:space="preserve">, sezione 3</w:t>
-      </w:r>
-    </w:p>
-    <w:p>
-      <w:pPr>
-        <w:pStyle w:val="ListParagraph"/>
-        <w:numPr>
-          <w:ilvl w:val="0"/>
-          <w:numId w:val="1"/>
-        </w:numPr>
-        <w:spacing w:after="40"/>
-        <w:jc w:val="both"/>
-      </w:pPr>
-      <w:r>
-        <w:rPr>
-          <w:rFonts w:ascii="Barlow Semi Condensed" w:cs="Barlow Semi Condensed" w:eastAsia="Barlow Semi Condensed" w:hAnsi="Barlow Semi Condensed"/>
-          <w:b/>
-          <w:bCs/>
-          <w:sz w:val="24"/>
-          <w:szCs w:val="24"/>
-        </w:rPr>
-        <w:t xml:space="preserve">Canale</w:t>
-      </w:r>
-      <w:r>
-        <w:rPr>
-          <w:rFonts w:ascii="Barlow Semi Condensed" w:cs="Barlow Semi Condensed" w:eastAsia="Barlow Semi Condensed" w:hAnsi="Barlow Semi Condensed"/>
-          <w:sz w:val="24"/>
-          <w:szCs w:val="24"/>
-        </w:rPr>
-        <w:t xml:space="preserve">: </w:t>
-      </w:r>
-      <w:r>
-        <w:rPr>
-          <w:rFonts w:ascii="Barlow Semi Condensed" w:cs="Barlow Semi Condensed" w:eastAsia="Barlow Semi Condensed" w:hAnsi="Barlow Semi Condensed"/>
-          <w:i/>
-          <w:iCs/>
-          <w:sz w:val="24"/>
-          <w:szCs w:val="24"/>
-        </w:rPr>
-        <w:t xml:space="preserve">einaudi@einaudi.it</w:t>
-      </w:r>
-      <w:r>
-        <w:rPr>
-          <w:rFonts w:ascii="Barlow Semi Condensed" w:cs="Barlow Semi Condensed" w:eastAsia="Barlow Semi Condensed" w:hAnsi="Barlow Semi Condensed"/>
-          <w:sz w:val="24"/>
-          <w:szCs w:val="24"/>
-        </w:rPr>
-        <w:t xml:space="preserve"> per la saggistica</w:t>
-      </w:r>
-    </w:p>
-    <w:p>
-      <w:pPr>
-        <w:pStyle w:val="ListParagraph"/>
-        <w:numPr>
-          <w:ilvl w:val="0"/>
-          <w:numId w:val="1"/>
-        </w:numPr>
-        <w:spacing w:after="40"/>
-        <w:jc w:val="both"/>
-      </w:pPr>
-      <w:r>
-        <w:rPr>
-          <w:rFonts w:ascii="Barlow Semi Condensed" w:cs="Barlow Semi Condensed" w:eastAsia="Barlow Semi Condensed" w:hAnsi="Barlow Semi Condensed"/>
-          <w:b/>
-          <w:bCs/>
-          <w:sz w:val="24"/>
-          <w:szCs w:val="24"/>
-        </w:rPr>
-        <w:t xml:space="preserve">Allegati obbligatori</w:t>
-      </w:r>
-      <w:r>
-        <w:rPr>
-          <w:rFonts w:ascii="Barlow Semi Condensed" w:cs="Barlow Semi Condensed" w:eastAsia="Barlow Semi Condensed" w:hAnsi="Barlow Semi Condensed"/>
-          <w:sz w:val="24"/>
-          <w:szCs w:val="24"/>
-        </w:rPr>
-        <w:t xml:space="preserve">: curriculum vitae; il testo dell'opera</w:t>
-      </w:r>
-    </w:p>
-    <w:p>
-      <w:pPr>
-        <w:pStyle w:val="ListParagraph"/>
-        <w:numPr>
-          <w:ilvl w:val="0"/>
-          <w:numId w:val="1"/>
-        </w:numPr>
-        <w:spacing w:after="40"/>
-        <w:jc w:val="both"/>
-      </w:pPr>
-      <w:r>
-        <w:rPr>
-          <w:rFonts w:ascii="Barlow Semi Condensed" w:cs="Barlow Semi Condensed" w:eastAsia="Barlow Semi Condensed" w:hAnsi="Barlow Semi Condensed"/>
-          <w:b/>
-          <w:bCs/>
-          <w:sz w:val="24"/>
-          <w:szCs w:val="24"/>
-        </w:rPr>
-        <w:t xml:space="preserve">Requisito facile da dimenticare</w:t>
-      </w:r>
-      <w:r>
-        <w:rPr>
-          <w:rFonts w:ascii="Barlow Semi Condensed" w:cs="Barlow Semi Condensed" w:eastAsia="Barlow Semi Condensed" w:hAnsi="Barlow Semi Condensed"/>
-          <w:sz w:val="24"/>
-          <w:szCs w:val="24"/>
-        </w:rPr>
-        <w:t xml:space="preserve">: nome, indirizzo, posta elettronica e telefono vanno ripetuti </w:t>
-      </w:r>
-      <w:r>
-        <w:rPr>
-          <w:rFonts w:ascii="Barlow Semi Condensed" w:cs="Barlow Semi Condensed" w:eastAsia="Barlow Semi Condensed" w:hAnsi="Barlow Semi Condensed"/>
-          <w:b/>
-          <w:bCs/>
-          <w:sz w:val="24"/>
-          <w:szCs w:val="24"/>
-        </w:rPr>
-        <w:t xml:space="preserve">anche in testa al documento allegato</w:t>
-      </w:r>
-    </w:p>
-    <w:p>
-      <w:pPr>
-        <w:pStyle w:val="ListParagraph"/>
-        <w:numPr>
-          <w:ilvl w:val="0"/>
-          <w:numId w:val="1"/>
-        </w:numPr>
-        <w:spacing w:after="40"/>
-        <w:jc w:val="both"/>
-      </w:pPr>
-      <w:r>
-        <w:rPr>
-          <w:rFonts w:ascii="Barlow Semi Condensed" w:cs="Barlow Semi Condensed" w:eastAsia="Barlow Semi Condensed" w:hAnsi="Barlow Semi Condensed"/>
-          <w:b/>
-          <w:bCs/>
-          <w:sz w:val="24"/>
-          <w:szCs w:val="24"/>
-        </w:rPr>
-        <w:t xml:space="preserve">Tempi</w:t>
-      </w:r>
-      <w:r>
-        <w:rPr>
-          <w:rFonts w:ascii="Barlow Semi Condensed" w:cs="Barlow Semi Condensed" w:eastAsia="Barlow Semi Condensed" w:hAnsi="Barlow Semi Condensed"/>
-          <w:sz w:val="24"/>
-          <w:szCs w:val="24"/>
-        </w:rPr>
-        <w:t xml:space="preserve">: risposta soltanto in caso di interesse, intorno ai sei mesi. Non sollecitare prima.</w:t>
-      </w:r>
+        <w:pBdr>
+          <w:bottom w:val="single" w:color="999999" w:sz="6" w:space="1"/>
+        </w:pBdr>
+        <w:spacing w:after="80"/>
+      </w:pPr>
+    </w:p>
+    <w:p>
+      <w:pPr>
+        <w:pStyle w:val="Heading2"/>
+        <w:spacing w:after="100" w:before="200"/>
+      </w:pPr>
+      <w:r>
+        <w:rPr>
+          <w:rFonts w:ascii="Barlow Semi Condensed" w:cs="Barlow Semi Condensed" w:eastAsia="Barlow Semi Condensed" w:hAnsi="Barlow Semi Condensed"/>
+          <w:sz w:val="24"/>
+          <w:szCs w:val="24"/>
+        </w:rPr>
+        <w:t xml:space="preserve">4 · Editori Laterza</w:t>
+      </w:r>
+    </w:p>
+    <w:tbl>
+      <w:tblPr>
+        <w:tblW w:type="dxa" w:w="9360"/>
+        <w:tblBorders>
+          <w:top w:val="single" w:color="auto" w:sz="4"/>
+          <w:left w:val="single" w:color="auto" w:sz="4"/>
+          <w:bottom w:val="single" w:color="auto" w:sz="4"/>
+          <w:right w:val="single" w:color="auto" w:sz="4"/>
+          <w:insideH w:val="single" w:color="auto" w:sz="4"/>
+          <w:insideV w:val="single" w:color="auto" w:sz="4"/>
+        </w:tblBorders>
+      </w:tblPr>
+      <w:tblGrid>
+        <w:gridCol w:w="4680"/>
+        <w:gridCol w:w="4680"/>
+      </w:tblGrid>
+      <w:tr>
+        <w:tc>
+          <w:tcPr>
+            <w:tcW w:type="dxa" w:w="4680"/>
+          </w:tcPr>
+          <w:p>
+            <w:pPr>
+              <w:spacing w:after="20" w:before="20"/>
+              <w:jc w:val="both"/>
+            </w:pPr>
+            <w:r>
+              <w:rPr>
+                <w:rFonts w:ascii="Barlow Semi Condensed" w:cs="Barlow Semi Condensed" w:eastAsia="Barlow Semi Condensed" w:hAnsi="Barlow Semi Condensed"/>
+                <w:b/>
+                <w:bCs/>
+                <w:sz w:val="20"/>
+                <w:szCs w:val="20"/>
+              </w:rPr>
+              <w:t xml:space="preserve">Canale</w:t>
+            </w:r>
+          </w:p>
+        </w:tc>
+        <w:tc>
+          <w:tcPr>
+            <w:tcW w:type="dxa" w:w="4680"/>
+          </w:tcPr>
+          <w:p>
+            <w:pPr>
+              <w:spacing w:after="20" w:before="20"/>
+              <w:jc w:val="both"/>
+            </w:pPr>
+            <w:r>
+              <w:rPr>
+                <w:rFonts w:ascii="Barlow Semi Condensed" w:cs="Barlow Semi Condensed" w:eastAsia="Barlow Semi Condensed" w:hAnsi="Barlow Semi Condensed"/>
+                <w:b/>
+                <w:bCs/>
+                <w:sz w:val="20"/>
+                <w:szCs w:val="20"/>
+              </w:rPr>
+              <w:t xml:space="preserve">posta cartacea</w:t>
+            </w:r>
+            <w:r>
+              <w:rPr>
+                <w:rFonts w:ascii="Barlow Semi Condensed" w:cs="Barlow Semi Condensed" w:eastAsia="Barlow Semi Condensed" w:hAnsi="Barlow Semi Condensed"/>
+                <w:sz w:val="20"/>
+                <w:szCs w:val="20"/>
+              </w:rPr>
+              <w:t xml:space="preserve">. Editori Laterza, Redazione, via di Villa Sacchetti 17, 00197 Roma. Direzione editoriale anche a Bari, piazza Umberto I 54, 70121</w:t>
+            </w:r>
+          </w:p>
+        </w:tc>
+      </w:tr>
+      <w:tr>
+        <w:tc>
+          <w:tcPr>
+            <w:tcW w:type="dxa" w:w="4680"/>
+          </w:tcPr>
+          <w:p>
+            <w:pPr>
+              <w:spacing w:after="20" w:before="20"/>
+              <w:jc w:val="both"/>
+            </w:pPr>
+            <w:r>
+              <w:rPr>
+                <w:rFonts w:ascii="Barlow Semi Condensed" w:cs="Barlow Semi Condensed" w:eastAsia="Barlow Semi Condensed" w:hAnsi="Barlow Semi Condensed"/>
+                <w:b/>
+                <w:bCs/>
+                <w:sz w:val="20"/>
+                <w:szCs w:val="20"/>
+              </w:rPr>
+              <w:t xml:space="preserve">Documento</w:t>
+            </w:r>
+          </w:p>
+        </w:tc>
+        <w:tc>
+          <w:tcPr>
+            <w:tcW w:type="dxa" w:w="4680"/>
+          </w:tcPr>
+          <w:p>
+            <w:pPr>
+              <w:spacing w:after="20" w:before="20"/>
+              <w:jc w:val="both"/>
+            </w:pPr>
+            <w:r>
+              <w:rPr>
+                <w:rFonts w:ascii="Barlow Semi Condensed" w:cs="Barlow Semi Condensed" w:eastAsia="Barlow Semi Condensed" w:hAnsi="Barlow Semi Condensed"/>
+                <w:i/>
+                <w:iCs/>
+                <w:sz w:val="20"/>
+                <w:szCs w:val="20"/>
+              </w:rPr>
+              <w:t xml:space="preserve">proposta-editrice-laterza.md</w:t>
+            </w:r>
+          </w:p>
+        </w:tc>
+      </w:tr>
+      <w:tr>
+        <w:tc>
+          <w:tcPr>
+            <w:tcW w:type="dxa" w:w="4680"/>
+          </w:tcPr>
+          <w:p>
+            <w:pPr>
+              <w:spacing w:after="20" w:before="20"/>
+              <w:jc w:val="both"/>
+            </w:pPr>
+            <w:r>
+              <w:rPr>
+                <w:rFonts w:ascii="Barlow Semi Condensed" w:cs="Barlow Semi Condensed" w:eastAsia="Barlow Semi Condensed" w:hAnsi="Barlow Semi Condensed"/>
+                <w:b/>
+                <w:bCs/>
+                <w:sz w:val="20"/>
+                <w:szCs w:val="20"/>
+              </w:rPr>
+              <w:t xml:space="preserve">Da inviare</w:t>
+            </w:r>
+          </w:p>
+        </w:tc>
+        <w:tc>
+          <w:tcPr>
+            <w:tcW w:type="dxa" w:w="4680"/>
+          </w:tcPr>
+          <w:p>
+            <w:pPr>
+              <w:spacing w:after="20" w:before="20"/>
+              <w:jc w:val="both"/>
+            </w:pPr>
+            <w:r>
+              <w:rPr>
+                <w:rFonts w:ascii="Barlow Semi Condensed" w:cs="Barlow Semi Condensed" w:eastAsia="Barlow Semi Condensed" w:hAnsi="Barlow Semi Condensed"/>
+                <w:sz w:val="20"/>
+                <w:szCs w:val="20"/>
+              </w:rPr>
+              <w:t xml:space="preserve">scheda di presentazione del volume · indice · bio-bibliografia dell'autore · se possibile un capitolo</w:t>
+            </w:r>
+          </w:p>
+        </w:tc>
+      </w:tr>
+      <w:tr>
+        <w:tc>
+          <w:tcPr>
+            <w:tcW w:type="dxa" w:w="4680"/>
+          </w:tcPr>
+          <w:p>
+            <w:pPr>
+              <w:spacing w:after="20" w:before="20"/>
+              <w:jc w:val="both"/>
+            </w:pPr>
+            <w:r>
+              <w:rPr>
+                <w:rFonts w:ascii="Barlow Semi Condensed" w:cs="Barlow Semi Condensed" w:eastAsia="Barlow Semi Condensed" w:hAnsi="Barlow Semi Condensed"/>
+                <w:b/>
+                <w:bCs/>
+                <w:sz w:val="20"/>
+                <w:szCs w:val="20"/>
+              </w:rPr>
+              <w:t xml:space="preserve">Il libro</w:t>
+            </w:r>
+          </w:p>
+        </w:tc>
+        <w:tc>
+          <w:tcPr>
+            <w:tcW w:type="dxa" w:w="4680"/>
+          </w:tcPr>
+          <w:p>
+            <w:pPr>
+              <w:spacing w:after="20" w:before="20"/>
+              <w:jc w:val="both"/>
+            </w:pPr>
+            <w:r>
+              <w:rPr>
+                <w:rFonts w:ascii="Barlow Semi Condensed" w:cs="Barlow Semi Condensed" w:eastAsia="Barlow Semi Condensed" w:hAnsi="Barlow Semi Condensed"/>
+                <w:b/>
+                <w:bCs/>
+                <w:sz w:val="20"/>
+                <w:szCs w:val="20"/>
+              </w:rPr>
+              <w:t xml:space="preserve">saggio civile</w:t>
+            </w:r>
+          </w:p>
+        </w:tc>
+      </w:tr>
+      <w:tr>
+        <w:tc>
+          <w:tcPr>
+            <w:tcW w:type="dxa" w:w="4680"/>
+          </w:tcPr>
+          <w:p>
+            <w:pPr>
+              <w:spacing w:after="20" w:before="20"/>
+              <w:jc w:val="both"/>
+            </w:pPr>
+            <w:r>
+              <w:rPr>
+                <w:rFonts w:ascii="Barlow Semi Condensed" w:cs="Barlow Semi Condensed" w:eastAsia="Barlow Semi Condensed" w:hAnsi="Barlow Semi Condensed"/>
+                <w:b/>
+                <w:bCs/>
+                <w:sz w:val="20"/>
+                <w:szCs w:val="20"/>
+              </w:rPr>
+              <w:t xml:space="preserve">Tempi</w:t>
+            </w:r>
+          </w:p>
+        </w:tc>
+        <w:tc>
+          <w:tcPr>
+            <w:tcW w:type="dxa" w:w="4680"/>
+          </w:tcPr>
+          <w:p>
+            <w:pPr>
+              <w:spacing w:after="20" w:before="20"/>
+              <w:jc w:val="both"/>
+            </w:pPr>
+            <w:r>
+              <w:rPr>
+                <w:rFonts w:ascii="Barlow Semi Condensed" w:cs="Barlow Semi Condensed" w:eastAsia="Barlow Semi Condensed" w:hAnsi="Barlow Semi Condensed"/>
+                <w:b/>
+                <w:bCs/>
+                <w:sz w:val="20"/>
+                <w:szCs w:val="20"/>
+              </w:rPr>
+              <w:t xml:space="preserve">nessuna notizia entro un anno equivale a un rifiuto.</w:t>
+            </w:r>
+            <w:r>
+              <w:rPr>
+                <w:rFonts w:ascii="Barlow Semi Condensed" w:cs="Barlow Semi Condensed" w:eastAsia="Barlow Semi Condensed" w:hAnsi="Barlow Semi Condensed"/>
+                <w:sz w:val="20"/>
+                <w:szCs w:val="20"/>
+              </w:rPr>
+              <w:t xml:space="preserve"> Non si sollecita</w:t>
+            </w:r>
+          </w:p>
+        </w:tc>
+      </w:tr>
+      <w:tr>
+        <w:tc>
+          <w:tcPr>
+            <w:tcW w:type="dxa" w:w="4680"/>
+          </w:tcPr>
+          <w:p>
+            <w:pPr>
+              <w:spacing w:after="20" w:before="20"/>
+              <w:jc w:val="both"/>
+            </w:pPr>
+            <w:r>
+              <w:rPr>
+                <w:rFonts w:ascii="Barlow Semi Condensed" w:cs="Barlow Semi Condensed" w:eastAsia="Barlow Semi Condensed" w:hAnsi="Barlow Semi Condensed"/>
+                <w:b/>
+                <w:bCs/>
+                <w:sz w:val="20"/>
+                <w:szCs w:val="20"/>
+              </w:rPr>
+              <w:t xml:space="preserve">Attenzione</w:t>
+            </w:r>
+          </w:p>
+        </w:tc>
+        <w:tc>
+          <w:tcPr>
+            <w:tcW w:type="dxa" w:w="4680"/>
+          </w:tcPr>
+          <w:p>
+            <w:pPr>
+              <w:spacing w:after="20" w:before="20"/>
+              <w:jc w:val="both"/>
+            </w:pPr>
+            <w:r>
+              <w:rPr>
+                <w:rFonts w:ascii="Barlow Semi Condensed" w:cs="Barlow Semi Condensed" w:eastAsia="Barlow Semi Condensed" w:hAnsi="Barlow Semi Condensed"/>
+                <w:sz w:val="20"/>
+                <w:szCs w:val="20"/>
+              </w:rPr>
+              <w:t xml:space="preserve">è l'unico invio cartaceo dei nove. Va stampato, fascicolato e spedito: si preventivi mezza giornata e una raccomandata</w:t>
+            </w:r>
+          </w:p>
+        </w:tc>
+      </w:tr>
+    </w:tbl>
+    <w:p>
+      <w:pPr>
+        <w:spacing w:after="80"/>
+      </w:pPr>
     </w:p>
     <w:p>
       <w:pPr>
@@ -1491,26 +3468,1017 @@
     </w:p>
     <w:p>
       <w:pPr>
-        <w:pStyle w:val="Heading3"/>
-        <w:spacing w:after="80" w:before="160"/>
-      </w:pPr>
-      <w:r>
-        <w:rPr>
-          <w:rFonts w:ascii="Barlow Semi Condensed" w:cs="Barlow Semi Condensed" w:eastAsia="Barlow Semi Condensed" w:hAnsi="Barlow Semi Condensed"/>
-          <w:sz w:val="24"/>
-          <w:szCs w:val="24"/>
-        </w:rPr>
-        <w:t xml:space="preserve">6 · Zenodo (deposito, non proposta)</w:t>
-      </w:r>
-    </w:p>
-    <w:p>
-      <w:pPr>
-        <w:pStyle w:val="ListParagraph"/>
-        <w:numPr>
-          <w:ilvl w:val="0"/>
-          <w:numId w:val="1"/>
-        </w:numPr>
+        <w:pBdr>
+          <w:bottom w:val="single" w:color="999999" w:sz="6" w:space="1"/>
+        </w:pBdr>
+        <w:spacing w:after="80"/>
+      </w:pPr>
+    </w:p>
+    <w:p>
+      <w:pPr>
+        <w:pStyle w:val="Heading2"/>
+        <w:spacing w:after="100" w:before="200"/>
+      </w:pPr>
+      <w:r>
+        <w:rPr>
+          <w:rFonts w:ascii="Barlow Semi Condensed" w:cs="Barlow Semi Condensed" w:eastAsia="Barlow Semi Condensed" w:hAnsi="Barlow Semi Condensed"/>
+          <w:sz w:val="24"/>
+          <w:szCs w:val="24"/>
+        </w:rPr>
+        <w:t xml:space="preserve">5 · Bompiani</w:t>
+      </w:r>
+    </w:p>
+    <w:tbl>
+      <w:tblPr>
+        <w:tblW w:type="dxa" w:w="9360"/>
+        <w:tblBorders>
+          <w:top w:val="single" w:color="auto" w:sz="4"/>
+          <w:left w:val="single" w:color="auto" w:sz="4"/>
+          <w:bottom w:val="single" w:color="auto" w:sz="4"/>
+          <w:right w:val="single" w:color="auto" w:sz="4"/>
+          <w:insideH w:val="single" w:color="auto" w:sz="4"/>
+          <w:insideV w:val="single" w:color="auto" w:sz="4"/>
+        </w:tblBorders>
+      </w:tblPr>
+      <w:tblGrid>
+        <w:gridCol w:w="4680"/>
+        <w:gridCol w:w="4680"/>
+      </w:tblGrid>
+      <w:tr>
+        <w:tc>
+          <w:tcPr>
+            <w:tcW w:type="dxa" w:w="4680"/>
+          </w:tcPr>
+          <w:p>
+            <w:pPr>
+              <w:spacing w:after="20" w:before="20"/>
+              <w:jc w:val="both"/>
+            </w:pPr>
+            <w:r>
+              <w:rPr>
+                <w:rFonts w:ascii="Barlow Semi Condensed" w:cs="Barlow Semi Condensed" w:eastAsia="Barlow Semi Condensed" w:hAnsi="Barlow Semi Condensed"/>
+                <w:b/>
+                <w:bCs/>
+                <w:sz w:val="20"/>
+                <w:szCs w:val="20"/>
+              </w:rPr>
+              <w:t xml:space="preserve">Canale</w:t>
+            </w:r>
+          </w:p>
+        </w:tc>
+        <w:tc>
+          <w:tcPr>
+            <w:tcW w:type="dxa" w:w="4680"/>
+          </w:tcPr>
+          <w:p>
+            <w:pPr>
+              <w:spacing w:after="20" w:before="20"/>
+              <w:jc w:val="both"/>
+            </w:pPr>
+            <w:r>
+              <w:rPr>
+                <w:rFonts w:ascii="Barlow Semi Condensed" w:cs="Barlow Semi Condensed" w:eastAsia="Barlow Semi Condensed" w:hAnsi="Barlow Semi Condensed"/>
+                <w:sz w:val="20"/>
+                <w:szCs w:val="20"/>
+              </w:rPr>
+              <w:t xml:space="preserve">modulo online, </w:t>
+            </w:r>
+            <w:r>
+              <w:rPr>
+                <w:rFonts w:ascii="Barlow Semi Condensed" w:cs="Barlow Semi Condensed" w:eastAsia="Barlow Semi Condensed" w:hAnsi="Barlow Semi Condensed"/>
+                <w:i/>
+                <w:iCs/>
+                <w:sz w:val="20"/>
+                <w:szCs w:val="20"/>
+              </w:rPr>
+              <w:t xml:space="preserve">manoscritti.bompiani.it</w:t>
+            </w:r>
+            <w:r>
+              <w:rPr>
+                <w:rFonts w:ascii="Barlow Semi Condensed" w:cs="Barlow Semi Condensed" w:eastAsia="Barlow Semi Condensed" w:hAnsi="Barlow Semi Condensed"/>
+                <w:sz w:val="20"/>
+                <w:szCs w:val="20"/>
+              </w:rPr>
+              <w:t xml:space="preserve"> (gruppo Giunti)</w:t>
+            </w:r>
+          </w:p>
+        </w:tc>
+      </w:tr>
+      <w:tr>
+        <w:tc>
+          <w:tcPr>
+            <w:tcW w:type="dxa" w:w="4680"/>
+          </w:tcPr>
+          <w:p>
+            <w:pPr>
+              <w:spacing w:after="20" w:before="20"/>
+              <w:jc w:val="both"/>
+            </w:pPr>
+            <w:r>
+              <w:rPr>
+                <w:rFonts w:ascii="Barlow Semi Condensed" w:cs="Barlow Semi Condensed" w:eastAsia="Barlow Semi Condensed" w:hAnsi="Barlow Semi Condensed"/>
+                <w:b/>
+                <w:bCs/>
+                <w:sz w:val="20"/>
+                <w:szCs w:val="20"/>
+              </w:rPr>
+              <w:t xml:space="preserve">Documento</w:t>
+            </w:r>
+          </w:p>
+        </w:tc>
+        <w:tc>
+          <w:tcPr>
+            <w:tcW w:type="dxa" w:w="4680"/>
+          </w:tcPr>
+          <w:p>
+            <w:pPr>
+              <w:spacing w:after="20" w:before="20"/>
+              <w:jc w:val="both"/>
+            </w:pPr>
+            <w:r>
+              <w:rPr>
+                <w:rFonts w:ascii="Barlow Semi Condensed" w:cs="Barlow Semi Condensed" w:eastAsia="Barlow Semi Condensed" w:hAnsi="Barlow Semi Condensed"/>
+                <w:b/>
+                <w:bCs/>
+                <w:sz w:val="20"/>
+                <w:szCs w:val="20"/>
+              </w:rPr>
+              <w:t xml:space="preserve">da scrivere</w:t>
+            </w:r>
+          </w:p>
+        </w:tc>
+      </w:tr>
+      <w:tr>
+        <w:tc>
+          <w:tcPr>
+            <w:tcW w:type="dxa" w:w="4680"/>
+          </w:tcPr>
+          <w:p>
+            <w:pPr>
+              <w:spacing w:after="20" w:before="20"/>
+              <w:jc w:val="both"/>
+            </w:pPr>
+            <w:r>
+              <w:rPr>
+                <w:rFonts w:ascii="Barlow Semi Condensed" w:cs="Barlow Semi Condensed" w:eastAsia="Barlow Semi Condensed" w:hAnsi="Barlow Semi Condensed"/>
+                <w:b/>
+                <w:bCs/>
+                <w:sz w:val="20"/>
+                <w:szCs w:val="20"/>
+              </w:rPr>
+              <w:t xml:space="preserve">Formato</w:t>
+            </w:r>
+          </w:p>
+        </w:tc>
+        <w:tc>
+          <w:tcPr>
+            <w:tcW w:type="dxa" w:w="4680"/>
+          </w:tcPr>
+          <w:p>
+            <w:pPr>
+              <w:spacing w:after="20" w:before="20"/>
+              <w:jc w:val="both"/>
+            </w:pPr>
+            <w:r>
+              <w:rPr>
+                <w:rFonts w:ascii="Barlow Semi Condensed" w:cs="Barlow Semi Condensed" w:eastAsia="Barlow Semi Condensed" w:hAnsi="Barlow Semi Condensed"/>
+                <w:b/>
+                <w:bCs/>
+                <w:sz w:val="20"/>
+                <w:szCs w:val="20"/>
+              </w:rPr>
+              <w:t xml:space="preserve">PDF, sotto i 5 MB.</w:t>
+            </w:r>
+            <w:r>
+              <w:rPr>
+                <w:rFonts w:ascii="Barlow Semi Condensed" w:cs="Barlow Semi Condensed" w:eastAsia="Barlow Semi Condensed" w:hAnsi="Barlow Semi Condensed"/>
+                <w:sz w:val="20"/>
+                <w:szCs w:val="20"/>
+              </w:rPr>
+              <w:t xml:space="preserve"> Non si accettano bozze, testi incompleti, tesi di laurea, collegamenti o file su servizi cloud</w:t>
+            </w:r>
+          </w:p>
+        </w:tc>
+      </w:tr>
+      <w:tr>
+        <w:tc>
+          <w:tcPr>
+            <w:tcW w:type="dxa" w:w="4680"/>
+          </w:tcPr>
+          <w:p>
+            <w:pPr>
+              <w:spacing w:after="20" w:before="20"/>
+              <w:jc w:val="both"/>
+            </w:pPr>
+            <w:r>
+              <w:rPr>
+                <w:rFonts w:ascii="Barlow Semi Condensed" w:cs="Barlow Semi Condensed" w:eastAsia="Barlow Semi Condensed" w:hAnsi="Barlow Semi Condensed"/>
+                <w:b/>
+                <w:bCs/>
+                <w:sz w:val="20"/>
+                <w:szCs w:val="20"/>
+              </w:rPr>
+              <w:t xml:space="preserve">Il libro</w:t>
+            </w:r>
+          </w:p>
+        </w:tc>
+        <w:tc>
+          <w:tcPr>
+            <w:tcW w:type="dxa" w:w="4680"/>
+          </w:tcPr>
+          <w:p>
+            <w:pPr>
+              <w:spacing w:after="20" w:before="20"/>
+              <w:jc w:val="both"/>
+            </w:pPr>
+            <w:r>
+              <w:rPr>
+                <w:rFonts w:ascii="Barlow Semi Condensed" w:cs="Barlow Semi Condensed" w:eastAsia="Barlow Semi Condensed" w:hAnsi="Barlow Semi Condensed"/>
+                <w:b/>
+                <w:bCs/>
+                <w:sz w:val="20"/>
+                <w:szCs w:val="20"/>
+              </w:rPr>
+              <w:t xml:space="preserve">saggio civile</w:t>
+            </w:r>
+          </w:p>
+        </w:tc>
+      </w:tr>
+      <w:tr>
+        <w:tc>
+          <w:tcPr>
+            <w:tcW w:type="dxa" w:w="4680"/>
+          </w:tcPr>
+          <w:p>
+            <w:pPr>
+              <w:spacing w:after="20" w:before="20"/>
+              <w:jc w:val="both"/>
+            </w:pPr>
+            <w:r>
+              <w:rPr>
+                <w:rFonts w:ascii="Barlow Semi Condensed" w:cs="Barlow Semi Condensed" w:eastAsia="Barlow Semi Condensed" w:hAnsi="Barlow Semi Condensed"/>
+                <w:b/>
+                <w:bCs/>
+                <w:sz w:val="20"/>
+                <w:szCs w:val="20"/>
+              </w:rPr>
+              <w:t xml:space="preserve">Tempi</w:t>
+            </w:r>
+          </w:p>
+        </w:tc>
+        <w:tc>
+          <w:tcPr>
+            <w:tcW w:type="dxa" w:w="4680"/>
+          </w:tcPr>
+          <w:p>
+            <w:pPr>
+              <w:spacing w:after="20" w:before="20"/>
+              <w:jc w:val="both"/>
+            </w:pPr>
+            <w:r>
+              <w:rPr>
+                <w:rFonts w:ascii="Barlow Semi Condensed" w:cs="Barlow Semi Condensed" w:eastAsia="Barlow Semi Condensed" w:hAnsi="Barlow Semi Condensed"/>
+                <w:sz w:val="20"/>
+                <w:szCs w:val="20"/>
+              </w:rPr>
+              <w:t xml:space="preserve">risposta soltanto in caso d'interesse. La segreteria editoriale non riceve telefonate, i testi non si restituiscono</w:t>
+            </w:r>
+          </w:p>
+        </w:tc>
+      </w:tr>
+      <w:tr>
+        <w:tc>
+          <w:tcPr>
+            <w:tcW w:type="dxa" w:w="4680"/>
+          </w:tcPr>
+          <w:p>
+            <w:pPr>
+              <w:spacing w:after="20" w:before="20"/>
+              <w:jc w:val="both"/>
+            </w:pPr>
+            <w:r>
+              <w:rPr>
+                <w:rFonts w:ascii="Barlow Semi Condensed" w:cs="Barlow Semi Condensed" w:eastAsia="Barlow Semi Condensed" w:hAnsi="Barlow Semi Condensed"/>
+                <w:b/>
+                <w:bCs/>
+                <w:sz w:val="20"/>
+                <w:szCs w:val="20"/>
+              </w:rPr>
+              <w:t xml:space="preserve">Attenzione — la regola che decide tutto</w:t>
+            </w:r>
+          </w:p>
+        </w:tc>
+        <w:tc>
+          <w:tcPr>
+            <w:tcW w:type="dxa" w:w="4680"/>
+          </w:tcPr>
+          <w:p>
+            <w:pPr>
+              <w:spacing w:after="20" w:before="20"/>
+              <w:jc w:val="both"/>
+            </w:pPr>
+            <w:r>
+              <w:rPr>
+                <w:rFonts w:ascii="Barlow Semi Condensed" w:cs="Barlow Semi Condensed" w:eastAsia="Barlow Semi Condensed" w:hAnsi="Barlow Semi Condensed"/>
+                <w:b/>
+                <w:bCs/>
+                <w:sz w:val="20"/>
+                <w:szCs w:val="20"/>
+              </w:rPr>
+              <w:t xml:space="preserve">non si può riproporre la stessa proposta entro dodici mesi.</w:t>
+            </w:r>
+            <w:r>
+              <w:rPr>
+                <w:rFonts w:ascii="Barlow Semi Condensed" w:cs="Barlow Semi Condensed" w:eastAsia="Barlow Semi Condensed" w:hAnsi="Barlow Semi Condensed"/>
+                <w:sz w:val="20"/>
+                <w:szCs w:val="20"/>
+              </w:rPr>
+              <w:t xml:space="preserve"> Si ha un colpo solo all'anno: non va speso su un libro non ancora scritto</w:t>
+            </w:r>
+          </w:p>
+        </w:tc>
+      </w:tr>
+    </w:tbl>
+    <w:p>
+      <w:pPr>
+        <w:spacing w:after="80"/>
+      </w:pPr>
+    </w:p>
+    <w:p>
+      <w:pPr>
         <w:spacing w:after="40"/>
+        <w:ind w:left="180"/>
+        <w:jc w:val="both"/>
+      </w:pPr>
+      <w:r>
+        <w:rPr>
+          <w:rFonts w:ascii="Barlow Semi Condensed" w:cs="Barlow Semi Condensed" w:eastAsia="Barlow Semi Condensed" w:hAnsi="Barlow Semi Condensed"/>
+          <w:sz w:val="24"/>
+          <w:szCs w:val="24"/>
+        </w:rPr>
+        <w:t xml:space="preserve">☐ inviato il ………</w:t>
+      </w:r>
+    </w:p>
+    <w:p>
+      <w:pPr>
+        <w:pBdr>
+          <w:bottom w:val="single" w:color="999999" w:sz="6" w:space="1"/>
+        </w:pBdr>
+        <w:spacing w:after="80"/>
+      </w:pPr>
+    </w:p>
+    <w:p>
+      <w:pPr>
+        <w:pStyle w:val="Heading2"/>
+        <w:spacing w:after="100" w:before="200"/>
+      </w:pPr>
+      <w:r>
+        <w:rPr>
+          <w:rFonts w:ascii="Barlow Semi Condensed" w:cs="Barlow Semi Condensed" w:eastAsia="Barlow Semi Condensed" w:hAnsi="Barlow Semi Condensed"/>
+          <w:sz w:val="24"/>
+          <w:szCs w:val="24"/>
+        </w:rPr>
+        <w:t xml:space="preserve">6 · Giulio Einaudi editore</w:t>
+      </w:r>
+    </w:p>
+    <w:tbl>
+      <w:tblPr>
+        <w:tblW w:type="dxa" w:w="9360"/>
+        <w:tblBorders>
+          <w:top w:val="single" w:color="auto" w:sz="4"/>
+          <w:left w:val="single" w:color="auto" w:sz="4"/>
+          <w:bottom w:val="single" w:color="auto" w:sz="4"/>
+          <w:right w:val="single" w:color="auto" w:sz="4"/>
+          <w:insideH w:val="single" w:color="auto" w:sz="4"/>
+          <w:insideV w:val="single" w:color="auto" w:sz="4"/>
+        </w:tblBorders>
+      </w:tblPr>
+      <w:tblGrid>
+        <w:gridCol w:w="4680"/>
+        <w:gridCol w:w="4680"/>
+      </w:tblGrid>
+      <w:tr>
+        <w:tc>
+          <w:tcPr>
+            <w:tcW w:type="dxa" w:w="4680"/>
+          </w:tcPr>
+          <w:p>
+            <w:pPr>
+              <w:spacing w:after="20" w:before="20"/>
+              <w:jc w:val="both"/>
+            </w:pPr>
+            <w:r>
+              <w:rPr>
+                <w:rFonts w:ascii="Barlow Semi Condensed" w:cs="Barlow Semi Condensed" w:eastAsia="Barlow Semi Condensed" w:hAnsi="Barlow Semi Condensed"/>
+                <w:b/>
+                <w:bCs/>
+                <w:sz w:val="20"/>
+                <w:szCs w:val="20"/>
+              </w:rPr>
+              <w:t xml:space="preserve">Canale</w:t>
+            </w:r>
+          </w:p>
+        </w:tc>
+        <w:tc>
+          <w:tcPr>
+            <w:tcW w:type="dxa" w:w="4680"/>
+          </w:tcPr>
+          <w:p>
+            <w:pPr>
+              <w:spacing w:after="20" w:before="20"/>
+              <w:jc w:val="both"/>
+            </w:pPr>
+            <w:r>
+              <w:rPr>
+                <w:rFonts w:ascii="Barlow Semi Condensed" w:cs="Barlow Semi Condensed" w:eastAsia="Barlow Semi Condensed" w:hAnsi="Barlow Semi Condensed"/>
+                <w:i/>
+                <w:iCs/>
+                <w:sz w:val="20"/>
+                <w:szCs w:val="20"/>
+              </w:rPr>
+              <w:t xml:space="preserve">einaudi@einaudi.it</w:t>
+            </w:r>
+            <w:r>
+              <w:rPr>
+                <w:rFonts w:ascii="Barlow Semi Condensed" w:cs="Barlow Semi Condensed" w:eastAsia="Barlow Semi Condensed" w:hAnsi="Barlow Semi Condensed"/>
+                <w:sz w:val="20"/>
+                <w:szCs w:val="20"/>
+              </w:rPr>
+              <w:t xml:space="preserve"> per la saggistica</w:t>
+            </w:r>
+          </w:p>
+        </w:tc>
+      </w:tr>
+      <w:tr>
+        <w:tc>
+          <w:tcPr>
+            <w:tcW w:type="dxa" w:w="4680"/>
+          </w:tcPr>
+          <w:p>
+            <w:pPr>
+              <w:spacing w:after="20" w:before="20"/>
+              <w:jc w:val="both"/>
+            </w:pPr>
+            <w:r>
+              <w:rPr>
+                <w:rFonts w:ascii="Barlow Semi Condensed" w:cs="Barlow Semi Condensed" w:eastAsia="Barlow Semi Condensed" w:hAnsi="Barlow Semi Condensed"/>
+                <w:b/>
+                <w:bCs/>
+                <w:sz w:val="20"/>
+                <w:szCs w:val="20"/>
+              </w:rPr>
+              <w:t xml:space="preserve">Documento</w:t>
+            </w:r>
+          </w:p>
+        </w:tc>
+        <w:tc>
+          <w:tcPr>
+            <w:tcW w:type="dxa" w:w="4680"/>
+          </w:tcPr>
+          <w:p>
+            <w:pPr>
+              <w:spacing w:after="20" w:before="20"/>
+              <w:jc w:val="both"/>
+            </w:pPr>
+            <w:r>
+              <w:rPr>
+                <w:rFonts w:ascii="Barlow Semi Condensed" w:cs="Barlow Semi Condensed" w:eastAsia="Barlow Semi Condensed" w:hAnsi="Barlow Semi Condensed"/>
+                <w:i/>
+                <w:iCs/>
+                <w:sz w:val="20"/>
+                <w:szCs w:val="20"/>
+              </w:rPr>
+              <w:t xml:space="preserve">proposte-mulino-carocci-einaudi.md</w:t>
+            </w:r>
+            <w:r>
+              <w:rPr>
+                <w:rFonts w:ascii="Barlow Semi Condensed" w:cs="Barlow Semi Condensed" w:eastAsia="Barlow Semi Condensed" w:hAnsi="Barlow Semi Condensed"/>
+                <w:sz w:val="20"/>
+                <w:szCs w:val="20"/>
+              </w:rPr>
+              <w:t xml:space="preserve">, sezione 3</w:t>
+            </w:r>
+          </w:p>
+        </w:tc>
+      </w:tr>
+      <w:tr>
+        <w:tc>
+          <w:tcPr>
+            <w:tcW w:type="dxa" w:w="4680"/>
+          </w:tcPr>
+          <w:p>
+            <w:pPr>
+              <w:spacing w:after="20" w:before="20"/>
+              <w:jc w:val="both"/>
+            </w:pPr>
+            <w:r>
+              <w:rPr>
+                <w:rFonts w:ascii="Barlow Semi Condensed" w:cs="Barlow Semi Condensed" w:eastAsia="Barlow Semi Condensed" w:hAnsi="Barlow Semi Condensed"/>
+                <w:b/>
+                <w:bCs/>
+                <w:sz w:val="20"/>
+                <w:szCs w:val="20"/>
+              </w:rPr>
+              <w:t xml:space="preserve">Allegati obbligatori</w:t>
+            </w:r>
+          </w:p>
+        </w:tc>
+        <w:tc>
+          <w:tcPr>
+            <w:tcW w:type="dxa" w:w="4680"/>
+          </w:tcPr>
+          <w:p>
+            <w:pPr>
+              <w:spacing w:after="20" w:before="20"/>
+              <w:jc w:val="both"/>
+            </w:pPr>
+            <w:r>
+              <w:rPr>
+                <w:rFonts w:ascii="Barlow Semi Condensed" w:cs="Barlow Semi Condensed" w:eastAsia="Barlow Semi Condensed" w:hAnsi="Barlow Semi Condensed"/>
+                <w:b/>
+                <w:bCs/>
+                <w:sz w:val="20"/>
+                <w:szCs w:val="20"/>
+              </w:rPr>
+              <w:t xml:space="preserve">curriculum vitae</w:t>
+            </w:r>
+            <w:r>
+              <w:rPr>
+                <w:rFonts w:ascii="Barlow Semi Condensed" w:cs="Barlow Semi Condensed" w:eastAsia="Barlow Semi Condensed" w:hAnsi="Barlow Semi Condensed"/>
+                <w:sz w:val="20"/>
+                <w:szCs w:val="20"/>
+              </w:rPr>
+              <w:t xml:space="preserve">; il testo dell'opera</w:t>
+            </w:r>
+          </w:p>
+        </w:tc>
+      </w:tr>
+      <w:tr>
+        <w:tc>
+          <w:tcPr>
+            <w:tcW w:type="dxa" w:w="4680"/>
+          </w:tcPr>
+          <w:p>
+            <w:pPr>
+              <w:spacing w:after="20" w:before="20"/>
+              <w:jc w:val="both"/>
+            </w:pPr>
+            <w:r>
+              <w:rPr>
+                <w:rFonts w:ascii="Barlow Semi Condensed" w:cs="Barlow Semi Condensed" w:eastAsia="Barlow Semi Condensed" w:hAnsi="Barlow Semi Condensed"/>
+                <w:b/>
+                <w:bCs/>
+                <w:sz w:val="20"/>
+                <w:szCs w:val="20"/>
+              </w:rPr>
+              <w:t xml:space="preserve">Requisito che si dimentica</w:t>
+            </w:r>
+          </w:p>
+        </w:tc>
+        <w:tc>
+          <w:tcPr>
+            <w:tcW w:type="dxa" w:w="4680"/>
+          </w:tcPr>
+          <w:p>
+            <w:pPr>
+              <w:spacing w:after="20" w:before="20"/>
+              <w:jc w:val="both"/>
+            </w:pPr>
+            <w:r>
+              <w:rPr>
+                <w:rFonts w:ascii="Barlow Semi Condensed" w:cs="Barlow Semi Condensed" w:eastAsia="Barlow Semi Condensed" w:hAnsi="Barlow Semi Condensed"/>
+                <w:sz w:val="20"/>
+                <w:szCs w:val="20"/>
+              </w:rPr>
+              <w:t xml:space="preserve">nome, indirizzo, posta elettronica e telefono vanno ripetuti </w:t>
+            </w:r>
+            <w:r>
+              <w:rPr>
+                <w:rFonts w:ascii="Barlow Semi Condensed" w:cs="Barlow Semi Condensed" w:eastAsia="Barlow Semi Condensed" w:hAnsi="Barlow Semi Condensed"/>
+                <w:b/>
+                <w:bCs/>
+                <w:sz w:val="20"/>
+                <w:szCs w:val="20"/>
+              </w:rPr>
+              <w:t xml:space="preserve">anche in testa al documento allegato</w:t>
+            </w:r>
+          </w:p>
+        </w:tc>
+      </w:tr>
+      <w:tr>
+        <w:tc>
+          <w:tcPr>
+            <w:tcW w:type="dxa" w:w="4680"/>
+          </w:tcPr>
+          <w:p>
+            <w:pPr>
+              <w:spacing w:after="20" w:before="20"/>
+              <w:jc w:val="both"/>
+            </w:pPr>
+            <w:r>
+              <w:rPr>
+                <w:rFonts w:ascii="Barlow Semi Condensed" w:cs="Barlow Semi Condensed" w:eastAsia="Barlow Semi Condensed" w:hAnsi="Barlow Semi Condensed"/>
+                <w:b/>
+                <w:bCs/>
+                <w:sz w:val="20"/>
+                <w:szCs w:val="20"/>
+              </w:rPr>
+              <w:t xml:space="preserve">Tempi</w:t>
+            </w:r>
+          </w:p>
+        </w:tc>
+        <w:tc>
+          <w:tcPr>
+            <w:tcW w:type="dxa" w:w="4680"/>
+          </w:tcPr>
+          <w:p>
+            <w:pPr>
+              <w:spacing w:after="20" w:before="20"/>
+              <w:jc w:val="both"/>
+            </w:pPr>
+            <w:r>
+              <w:rPr>
+                <w:rFonts w:ascii="Barlow Semi Condensed" w:cs="Barlow Semi Condensed" w:eastAsia="Barlow Semi Condensed" w:hAnsi="Barlow Semi Condensed"/>
+                <w:sz w:val="20"/>
+                <w:szCs w:val="20"/>
+              </w:rPr>
+              <w:t xml:space="preserve">risposta soltanto in caso d'interesse, in un tempo stimabile intorno ai </w:t>
+            </w:r>
+            <w:r>
+              <w:rPr>
+                <w:rFonts w:ascii="Barlow Semi Condensed" w:cs="Barlow Semi Condensed" w:eastAsia="Barlow Semi Condensed" w:hAnsi="Barlow Semi Condensed"/>
+                <w:b/>
+                <w:bCs/>
+                <w:sz w:val="20"/>
+                <w:szCs w:val="20"/>
+              </w:rPr>
+              <w:t xml:space="preserve">sei mesi</w:t>
+            </w:r>
+            <w:r>
+              <w:rPr>
+                <w:rFonts w:ascii="Barlow Semi Condensed" w:cs="Barlow Semi Condensed" w:eastAsia="Barlow Semi Condensed" w:hAnsi="Barlow Semi Condensed"/>
+                <w:sz w:val="20"/>
+                <w:szCs w:val="20"/>
+              </w:rPr>
+              <w:t xml:space="preserve">. Non sollecitare prima</w:t>
+            </w:r>
+          </w:p>
+        </w:tc>
+      </w:tr>
+      <w:tr>
+        <w:tc>
+          <w:tcPr>
+            <w:tcW w:type="dxa" w:w="4680"/>
+          </w:tcPr>
+          <w:p>
+            <w:pPr>
+              <w:spacing w:after="20" w:before="20"/>
+              <w:jc w:val="both"/>
+            </w:pPr>
+            <w:r>
+              <w:rPr>
+                <w:rFonts w:ascii="Barlow Semi Condensed" w:cs="Barlow Semi Condensed" w:eastAsia="Barlow Semi Condensed" w:hAnsi="Barlow Semi Condensed"/>
+                <w:b/>
+                <w:bCs/>
+                <w:sz w:val="20"/>
+                <w:szCs w:val="20"/>
+              </w:rPr>
+              <w:t xml:space="preserve">Attenzione</w:t>
+            </w:r>
+          </w:p>
+        </w:tc>
+        <w:tc>
+          <w:tcPr>
+            <w:tcW w:type="dxa" w:w="4680"/>
+          </w:tcPr>
+          <w:p>
+            <w:pPr>
+              <w:spacing w:after="20" w:before="20"/>
+              <w:jc w:val="both"/>
+            </w:pPr>
+            <w:r>
+              <w:rPr>
+                <w:rFonts w:ascii="Barlow Semi Condensed" w:cs="Barlow Semi Condensed" w:eastAsia="Barlow Semi Condensed" w:hAnsi="Barlow Semi Condensed"/>
+                <w:sz w:val="20"/>
+                <w:szCs w:val="20"/>
+              </w:rPr>
+              <w:t xml:space="preserve">per la saggistica valuta </w:t>
+            </w:r>
+            <w:r>
+              <w:rPr>
+                <w:rFonts w:ascii="Barlow Semi Condensed" w:cs="Barlow Semi Condensed" w:eastAsia="Barlow Semi Condensed" w:hAnsi="Barlow Semi Condensed"/>
+                <w:b/>
+                <w:bCs/>
+                <w:sz w:val="20"/>
+                <w:szCs w:val="20"/>
+              </w:rPr>
+              <w:t xml:space="preserve">l'opera, non l'idea</w:t>
+            </w:r>
+            <w:r>
+              <w:rPr>
+                <w:rFonts w:ascii="Barlow Semi Condensed" w:cs="Barlow Semi Condensed" w:eastAsia="Barlow Semi Condensed" w:hAnsi="Barlow Semi Condensed"/>
+                <w:sz w:val="20"/>
+                <w:szCs w:val="20"/>
+              </w:rPr>
+              <w:t xml:space="preserve">. Una proposta su un libro non scritto usa il canale per una cosa che il canale non fa. </w:t>
+            </w:r>
+            <w:r>
+              <w:rPr>
+                <w:rFonts w:ascii="Barlow Semi Condensed" w:cs="Barlow Semi Condensed" w:eastAsia="Barlow Semi Condensed" w:hAnsi="Barlow Semi Condensed"/>
+                <w:b/>
+                <w:bCs/>
+                <w:sz w:val="20"/>
+                <w:szCs w:val="20"/>
+              </w:rPr>
+              <w:t xml:space="preserve">Inviare solo a saggio scritto</w:t>
+            </w:r>
+          </w:p>
+        </w:tc>
+      </w:tr>
+    </w:tbl>
+    <w:p>
+      <w:pPr>
+        <w:spacing w:after="80"/>
+      </w:pPr>
+    </w:p>
+    <w:p>
+      <w:pPr>
+        <w:spacing w:after="40"/>
+        <w:ind w:left="180"/>
+        <w:jc w:val="both"/>
+      </w:pPr>
+      <w:r>
+        <w:rPr>
+          <w:rFonts w:ascii="Barlow Semi Condensed" w:cs="Barlow Semi Condensed" w:eastAsia="Barlow Semi Condensed" w:hAnsi="Barlow Semi Condensed"/>
+          <w:sz w:val="24"/>
+          <w:szCs w:val="24"/>
+        </w:rPr>
+        <w:t xml:space="preserve">☐ inviato il ………</w:t>
+      </w:r>
+    </w:p>
+    <w:p>
+      <w:pPr>
+        <w:pBdr>
+          <w:bottom w:val="single" w:color="999999" w:sz="6" w:space="1"/>
+        </w:pBdr>
+        <w:spacing w:after="80"/>
+      </w:pPr>
+    </w:p>
+    <w:p>
+      <w:pPr>
+        <w:pStyle w:val="Heading2"/>
+        <w:spacing w:after="100" w:before="200"/>
+      </w:pPr>
+      <w:r>
+        <w:rPr>
+          <w:rFonts w:ascii="Barlow Semi Condensed" w:cs="Barlow Semi Condensed" w:eastAsia="Barlow Semi Condensed" w:hAnsi="Barlow Semi Condensed"/>
+          <w:sz w:val="24"/>
+          <w:szCs w:val="24"/>
+        </w:rPr>
+        <w:t xml:space="preserve">7 · Feltrinelli — due ostacoli, e il secondo è il serio</w:t>
+      </w:r>
+    </w:p>
+    <w:tbl>
+      <w:tblPr>
+        <w:tblW w:type="dxa" w:w="9360"/>
+        <w:tblBorders>
+          <w:top w:val="single" w:color="auto" w:sz="4"/>
+          <w:left w:val="single" w:color="auto" w:sz="4"/>
+          <w:bottom w:val="single" w:color="auto" w:sz="4"/>
+          <w:right w:val="single" w:color="auto" w:sz="4"/>
+          <w:insideH w:val="single" w:color="auto" w:sz="4"/>
+          <w:insideV w:val="single" w:color="auto" w:sz="4"/>
+        </w:tblBorders>
+      </w:tblPr>
+      <w:tblGrid>
+        <w:gridCol w:w="4680"/>
+        <w:gridCol w:w="4680"/>
+      </w:tblGrid>
+      <w:tr>
+        <w:tc>
+          <w:tcPr>
+            <w:tcW w:type="dxa" w:w="4680"/>
+          </w:tcPr>
+          <w:p>
+            <w:pPr>
+              <w:spacing w:after="20" w:before="20"/>
+              <w:jc w:val="both"/>
+            </w:pPr>
+            <w:r>
+              <w:rPr>
+                <w:rFonts w:ascii="Barlow Semi Condensed" w:cs="Barlow Semi Condensed" w:eastAsia="Barlow Semi Condensed" w:hAnsi="Barlow Semi Condensed"/>
+                <w:b/>
+                <w:bCs/>
+                <w:sz w:val="20"/>
+                <w:szCs w:val="20"/>
+              </w:rPr>
+              <w:t xml:space="preserve">Canale</w:t>
+            </w:r>
+          </w:p>
+        </w:tc>
+        <w:tc>
+          <w:tcPr>
+            <w:tcW w:type="dxa" w:w="4680"/>
+          </w:tcPr>
+          <w:p>
+            <w:pPr>
+              <w:spacing w:after="20" w:before="20"/>
+              <w:jc w:val="both"/>
+            </w:pPr>
+            <w:r>
+              <w:rPr>
+                <w:rFonts w:ascii="Barlow Semi Condensed" w:cs="Barlow Semi Condensed" w:eastAsia="Barlow Semi Condensed" w:hAnsi="Barlow Semi Condensed"/>
+                <w:sz w:val="20"/>
+                <w:szCs w:val="20"/>
+              </w:rPr>
+              <w:t xml:space="preserve">nessuno, allo stato: la ricezione di nuove proposte risulta </w:t>
+            </w:r>
+            <w:r>
+              <w:rPr>
+                <w:rFonts w:ascii="Barlow Semi Condensed" w:cs="Barlow Semi Condensed" w:eastAsia="Barlow Semi Condensed" w:hAnsi="Barlow Semi Condensed"/>
+                <w:b/>
+                <w:bCs/>
+                <w:sz w:val="20"/>
+                <w:szCs w:val="20"/>
+              </w:rPr>
+              <w:t xml:space="preserve">sospesa</w:t>
+            </w:r>
+            <w:r>
+              <w:rPr>
+                <w:rFonts w:ascii="Barlow Semi Condensed" w:cs="Barlow Semi Condensed" w:eastAsia="Barlow Semi Condensed" w:hAnsi="Barlow Semi Condensed"/>
+                <w:sz w:val="20"/>
+                <w:szCs w:val="20"/>
+              </w:rPr>
+              <w:t xml:space="preserve"> per il volume di quelle già pervenute</w:t>
+            </w:r>
+          </w:p>
+        </w:tc>
+      </w:tr>
+      <w:tr>
+        <w:tc>
+          <w:tcPr>
+            <w:tcW w:type="dxa" w:w="4680"/>
+          </w:tcPr>
+          <w:p>
+            <w:pPr>
+              <w:spacing w:after="20" w:before="20"/>
+              <w:jc w:val="both"/>
+            </w:pPr>
+            <w:r>
+              <w:rPr>
+                <w:rFonts w:ascii="Barlow Semi Condensed" w:cs="Barlow Semi Condensed" w:eastAsia="Barlow Semi Condensed" w:hAnsi="Barlow Semi Condensed"/>
+                <w:b/>
+                <w:bCs/>
+                <w:sz w:val="20"/>
+                <w:szCs w:val="20"/>
+              </w:rPr>
+              <w:t xml:space="preserve">Grado di questa informazione</w:t>
+            </w:r>
+          </w:p>
+        </w:tc>
+        <w:tc>
+          <w:tcPr>
+            <w:tcW w:type="dxa" w:w="4680"/>
+          </w:tcPr>
+          <w:p>
+            <w:pPr>
+              <w:spacing w:after="20" w:before="20"/>
+              <w:jc w:val="both"/>
+            </w:pPr>
+            <w:r>
+              <w:rPr>
+                <w:rFonts w:ascii="Barlow Semi Condensed" w:cs="Barlow Semi Condensed" w:eastAsia="Barlow Semi Condensed" w:hAnsi="Barlow Semi Condensed"/>
+                <w:b/>
+                <w:bCs/>
+                <w:sz w:val="20"/>
+                <w:szCs w:val="20"/>
+              </w:rPr>
+              <w:t xml:space="preserve">incerto.</w:t>
+            </w:r>
+            <w:r>
+              <w:rPr>
+                <w:rFonts w:ascii="Barlow Semi Condensed" w:cs="Barlow Semi Condensed" w:eastAsia="Barlow Semi Condensed" w:hAnsi="Barlow Semi Condensed"/>
+                <w:sz w:val="20"/>
+                <w:szCs w:val="20"/>
+              </w:rPr>
+              <w:t xml:space="preserve"> Il sito non si è aperto dall'ambiente di ricerca; il dato viene da sintesi. </w:t>
+            </w:r>
+            <w:r>
+              <w:rPr>
+                <w:rFonts w:ascii="Barlow Semi Condensed" w:cs="Barlow Semi Condensed" w:eastAsia="Barlow Semi Condensed" w:hAnsi="Barlow Semi Condensed"/>
+                <w:b/>
+                <w:bCs/>
+                <w:sz w:val="20"/>
+                <w:szCs w:val="20"/>
+              </w:rPr>
+              <w:t xml:space="preserve">Riverificare</w:t>
+            </w:r>
+          </w:p>
+        </w:tc>
+      </w:tr>
+      <w:tr>
+        <w:tc>
+          <w:tcPr>
+            <w:tcW w:type="dxa" w:w="4680"/>
+          </w:tcPr>
+          <w:p>
+            <w:pPr>
+              <w:spacing w:after="20" w:before="20"/>
+              <w:jc w:val="both"/>
+            </w:pPr>
+            <w:r>
+              <w:rPr>
+                <w:rFonts w:ascii="Barlow Semi Condensed" w:cs="Barlow Semi Condensed" w:eastAsia="Barlow Semi Condensed" w:hAnsi="Barlow Semi Condensed"/>
+                <w:b/>
+                <w:bCs/>
+                <w:sz w:val="20"/>
+                <w:szCs w:val="20"/>
+              </w:rPr>
+              <w:t xml:space="preserve">Il libro</w:t>
+            </w:r>
+          </w:p>
+        </w:tc>
+        <w:tc>
+          <w:tcPr>
+            <w:tcW w:type="dxa" w:w="4680"/>
+          </w:tcPr>
+          <w:p>
+            <w:pPr>
+              <w:spacing w:after="20" w:before="20"/>
+              <w:jc w:val="both"/>
+            </w:pPr>
+            <w:r>
+              <w:rPr>
+                <w:rFonts w:ascii="Barlow Semi Condensed" w:cs="Barlow Semi Condensed" w:eastAsia="Barlow Semi Condensed" w:hAnsi="Barlow Semi Condensed"/>
+                <w:b/>
+                <w:bCs/>
+                <w:sz w:val="20"/>
+                <w:szCs w:val="20"/>
+              </w:rPr>
+              <w:t xml:space="preserve">racconto</w:t>
+            </w:r>
+            <w:r>
+              <w:rPr>
+                <w:rFonts w:ascii="Barlow Semi Condensed" w:cs="Barlow Semi Condensed" w:eastAsia="Barlow Semi Condensed" w:hAnsi="Barlow Semi Condensed"/>
+                <w:sz w:val="20"/>
+                <w:szCs w:val="20"/>
+              </w:rPr>
+              <w:t xml:space="preserve">, se e quando il canale riaprisse</w:t>
+            </w:r>
+          </w:p>
+        </w:tc>
+      </w:tr>
+      <w:tr>
+        <w:tc>
+          <w:tcPr>
+            <w:tcW w:type="dxa" w:w="4680"/>
+          </w:tcPr>
+          <w:p>
+            <w:pPr>
+              <w:spacing w:after="20" w:before="20"/>
+              <w:jc w:val="both"/>
+            </w:pPr>
+            <w:r>
+              <w:rPr>
+                <w:rFonts w:ascii="Barlow Semi Condensed" w:cs="Barlow Semi Condensed" w:eastAsia="Barlow Semi Condensed" w:hAnsi="Barlow Semi Condensed"/>
+                <w:b/>
+                <w:bCs/>
+                <w:sz w:val="20"/>
+                <w:szCs w:val="20"/>
+              </w:rPr>
+              <w:t xml:space="preserve">Il secondo ostacolo</w:t>
+            </w:r>
+          </w:p>
+        </w:tc>
+        <w:tc>
+          <w:tcPr>
+            <w:tcW w:type="dxa" w:w="4680"/>
+          </w:tcPr>
+          <w:p>
+            <w:pPr>
+              <w:spacing w:after="20" w:before="20"/>
+              <w:jc w:val="both"/>
+            </w:pPr>
+            <w:r>
+              <w:rPr>
+                <w:rFonts w:ascii="Barlow Semi Condensed" w:cs="Barlow Semi Condensed" w:eastAsia="Barlow Semi Condensed" w:hAnsi="Barlow Semi Condensed"/>
+                <w:sz w:val="20"/>
+                <w:szCs w:val="20"/>
+              </w:rPr>
+              <w:t xml:space="preserve">vedi sotto. È il vero problema, e non si risolve aspettando</w:t>
+            </w:r>
+          </w:p>
+        </w:tc>
+      </w:tr>
+    </w:tbl>
+    <w:p>
+      <w:pPr>
+        <w:spacing w:after="80"/>
+      </w:pPr>
+    </w:p>
+    <w:p>
+      <w:pPr>
+        <w:spacing w:after="120" w:line="276"/>
         <w:jc w:val="both"/>
       </w:pPr>
       <w:r>
@@ -1521,27 +4489,16 @@
           <w:sz w:val="24"/>
           <w:szCs w:val="24"/>
         </w:rPr>
-        <w:t xml:space="preserve">Che cosa</w:t>
-      </w:r>
-      <w:r>
-        <w:rPr>
-          <w:rFonts w:ascii="Barlow Semi Condensed" w:cs="Barlow Semi Condensed" w:eastAsia="Barlow Semi Condensed" w:hAnsi="Barlow Semi Condensed"/>
-          <w:sz w:val="24"/>
-          <w:szCs w:val="24"/>
-        </w:rPr>
-        <w:t xml:space="preserve">: l'opera integrale, l'indice, le note bibliografiche</w:t>
-      </w:r>
-    </w:p>
-    <w:p>
-      <w:pPr>
-        <w:pStyle w:val="ListParagraph"/>
-        <w:numPr>
-          <w:ilvl w:val="0"/>
-          <w:numId w:val="1"/>
-        </w:numPr>
-        <w:spacing w:after="40"/>
-        <w:jc w:val="both"/>
-      </w:pPr>
+        <w:t xml:space="preserve">Il conflitto d'oggetto, che va detto e non aggirato.</w:t>
+      </w:r>
+      <w:r>
+        <w:rPr>
+          <w:rFonts w:ascii="Barlow Semi Condensed" w:cs="Barlow Semi Condensed" w:eastAsia="Barlow Semi Condensed" w:hAnsi="Barlow Semi Condensed"/>
+          <w:sz w:val="24"/>
+          <w:szCs w:val="24"/>
+        </w:rPr>
+        <w:t xml:space="preserve"> Il corpus contiene uno studio monografico su </w:t>
+      </w:r>
       <w:r>
         <w:rPr>
           <w:rFonts w:ascii="Barlow Semi Condensed" w:cs="Barlow Semi Condensed" w:eastAsia="Barlow Semi Condensed" w:hAnsi="Barlow Semi Condensed"/>
@@ -1550,27 +4507,16 @@
           <w:sz w:val="24"/>
           <w:szCs w:val="24"/>
         </w:rPr>
-        <w:t xml:space="preserve">Perché per primo</w:t>
-      </w:r>
-      <w:r>
-        <w:rPr>
-          <w:rFonts w:ascii="Barlow Semi Condensed" w:cs="Barlow Semi Condensed" w:eastAsia="Barlow Semi Condensed" w:hAnsi="Barlow Semi Condensed"/>
-          <w:sz w:val="24"/>
-          <w:szCs w:val="24"/>
-        </w:rPr>
-        <w:t xml:space="preserve">: il DOI si cita in tutte le altre proposte</w:t>
-      </w:r>
-    </w:p>
-    <w:p>
-      <w:pPr>
-        <w:pStyle w:val="ListParagraph"/>
-        <w:numPr>
-          <w:ilvl w:val="0"/>
-          <w:numId w:val="1"/>
-        </w:numPr>
-        <w:spacing w:after="40"/>
-        <w:jc w:val="both"/>
-      </w:pPr>
+        <w:t xml:space="preserve">Giangiacomo Feltrinelli</w:t>
+      </w:r>
+      <w:r>
+        <w:rPr>
+          <w:rFonts w:ascii="Barlow Semi Condensed" w:cs="Barlow Semi Condensed" w:eastAsia="Barlow Semi Condensed" w:hAnsi="Barlow Semi Condensed"/>
+          <w:sz w:val="24"/>
+          <w:szCs w:val="24"/>
+        </w:rPr>
+        <w:t xml:space="preserve">, e la sua morte è uno dei nodi che il corpus registra. Proporre quest'opera alla casa editrice che egli fondò non è vietato e non è scorretto — ma </w:t>
+      </w:r>
       <w:r>
         <w:rPr>
           <w:rFonts w:ascii="Barlow Semi Condensed" w:cs="Barlow Semi Condensed" w:eastAsia="Barlow Semi Condensed" w:hAnsi="Barlow Semi Condensed"/>
@@ -1579,16 +4525,1091 @@
           <w:sz w:val="24"/>
           <w:szCs w:val="24"/>
         </w:rPr>
-        <w:t xml:space="preserve">Licenza</w:t>
-      </w:r>
-      <w:r>
-        <w:rPr>
-          <w:rFonts w:ascii="Barlow Semi Condensed" w:cs="Barlow Semi Condensed" w:eastAsia="Barlow Semi Condensed" w:hAnsi="Barlow Semi Condensed"/>
-          <w:sz w:val="24"/>
-          <w:szCs w:val="24"/>
-        </w:rPr>
-        <w:t xml:space="preserve">: da scegliere consapevolmente prima di caricare, perché cambiarla dopo è possibile ma sgradevole</w:t>
-      </w:r>
+        <w:t xml:space="preserve">tacerlo sì</w:t>
+      </w:r>
+      <w:r>
+        <w:rPr>
+          <w:rFonts w:ascii="Barlow Semi Condensed" w:cs="Barlow Semi Condensed" w:eastAsia="Barlow Semi Condensed" w:hAnsi="Barlow Semi Condensed"/>
+          <w:sz w:val="24"/>
+          <w:szCs w:val="24"/>
+        </w:rPr>
+        <w:t xml:space="preserve">.</w:t>
+      </w:r>
+    </w:p>
+    <w:p>
+      <w:pPr>
+        <w:spacing w:after="120" w:line="276"/>
+        <w:jc w:val="both"/>
+      </w:pPr>
+      <w:r>
+        <w:rPr>
+          <w:rFonts w:ascii="Barlow Semi Condensed" w:cs="Barlow Semi Condensed" w:eastAsia="Barlow Semi Condensed" w:hAnsi="Barlow Semi Condensed"/>
+          <w:sz w:val="24"/>
+          <w:szCs w:val="24"/>
+        </w:rPr>
+        <w:t xml:space="preserve">Se il canale riaprisse, la proposta a Feltrinelli va scritta con la circostanza dichiarata </w:t>
+      </w:r>
+      <w:r>
+        <w:rPr>
+          <w:rFonts w:ascii="Barlow Semi Condensed" w:cs="Barlow Semi Condensed" w:eastAsia="Barlow Semi Condensed" w:hAnsi="Barlow Semi Condensed"/>
+          <w:b/>
+          <w:bCs/>
+          <w:sz w:val="24"/>
+          <w:szCs w:val="24"/>
+        </w:rPr>
+        <w:t xml:space="preserve">nelle prime tre righe</w:t>
+      </w:r>
+      <w:r>
+        <w:rPr>
+          <w:rFonts w:ascii="Barlow Semi Condensed" w:cs="Barlow Semi Condensed" w:eastAsia="Barlow Semi Condensed" w:hAnsi="Barlow Semi Condensed"/>
+          <w:sz w:val="24"/>
+          <w:szCs w:val="24"/>
+        </w:rPr>
+        <w:t xml:space="preserve">, prima di ogni altra cosa, insieme all'indicazione di che cosa il corpus dice e non dice sul punto: che i fatti del 14 marzo 1972 vi sono trattati con gli stessi gradi di tutto il resto, e che nessuna persona vi è indicata come responsabile di reato oltre il giudicato.</w:t>
+      </w:r>
+    </w:p>
+    <w:p>
+      <w:pPr>
+        <w:spacing w:after="120" w:line="276"/>
+        <w:jc w:val="both"/>
+      </w:pPr>
+      <w:r>
+        <w:rPr>
+          <w:rFonts w:ascii="Barlow Semi Condensed" w:cs="Barlow Semi Condensed" w:eastAsia="Barlow Semi Condensed" w:hAnsi="Barlow Semi Condensed"/>
+          <w:sz w:val="24"/>
+          <w:szCs w:val="24"/>
+        </w:rPr>
+        <w:t xml:space="preserve">Ometterlo produrrebbe uno dei due effetti, entrambi rovinosi: sembrare non aver letto il proprio stesso corpus, o sembrare aver scelto quell'editore per provocazione.</w:t>
+      </w:r>
+    </w:p>
+    <w:p>
+      <w:pPr>
+        <w:spacing w:after="40"/>
+        <w:ind w:left="180"/>
+        <w:jc w:val="both"/>
+      </w:pPr>
+      <w:r>
+        <w:rPr>
+          <w:rFonts w:ascii="Barlow Semi Condensed" w:cs="Barlow Semi Condensed" w:eastAsia="Barlow Semi Condensed" w:hAnsi="Barlow Semi Condensed"/>
+          <w:sz w:val="24"/>
+          <w:szCs w:val="24"/>
+        </w:rPr>
+        <w:t xml:space="preserve">☐ canale riverificato il ………  · esito ………</w:t>
+      </w:r>
+    </w:p>
+    <w:p>
+      <w:pPr>
+        <w:spacing w:after="40"/>
+        <w:ind w:left="180"/>
+        <w:jc w:val="both"/>
+      </w:pPr>
+      <w:r>
+        <w:rPr>
+          <w:rFonts w:ascii="Barlow Semi Condensed" w:cs="Barlow Semi Condensed" w:eastAsia="Barlow Semi Condensed" w:hAnsi="Barlow Semi Condensed"/>
+          <w:sz w:val="24"/>
+          <w:szCs w:val="24"/>
+        </w:rPr>
+        <w:t xml:space="preserve">☐ inviato il ………</w:t>
+      </w:r>
+    </w:p>
+    <w:p>
+      <w:pPr>
+        <w:pBdr>
+          <w:bottom w:val="single" w:color="999999" w:sz="6" w:space="1"/>
+        </w:pBdr>
+        <w:spacing w:after="80"/>
+      </w:pPr>
+    </w:p>
+    <w:p>
+      <w:pPr>
+        <w:pStyle w:val="Heading2"/>
+        <w:spacing w:after="100" w:before="200"/>
+      </w:pPr>
+      <w:r>
+        <w:rPr>
+          <w:rFonts w:ascii="Barlow Semi Condensed" w:cs="Barlow Semi Condensed" w:eastAsia="Barlow Semi Condensed" w:hAnsi="Barlow Semi Condensed"/>
+          <w:sz w:val="24"/>
+          <w:szCs w:val="24"/>
+        </w:rPr>
+        <w:t xml:space="preserve">8 · Bollati Boringhieri — catalogo giusto, porta chiusa</w:t>
+      </w:r>
+    </w:p>
+    <w:tbl>
+      <w:tblPr>
+        <w:tblW w:type="dxa" w:w="9360"/>
+        <w:tblBorders>
+          <w:top w:val="single" w:color="auto" w:sz="4"/>
+          <w:left w:val="single" w:color="auto" w:sz="4"/>
+          <w:bottom w:val="single" w:color="auto" w:sz="4"/>
+          <w:right w:val="single" w:color="auto" w:sz="4"/>
+          <w:insideH w:val="single" w:color="auto" w:sz="4"/>
+          <w:insideV w:val="single" w:color="auto" w:sz="4"/>
+        </w:tblBorders>
+      </w:tblPr>
+      <w:tblGrid>
+        <w:gridCol w:w="4680"/>
+        <w:gridCol w:w="4680"/>
+      </w:tblGrid>
+      <w:tr>
+        <w:tc>
+          <w:tcPr>
+            <w:tcW w:type="dxa" w:w="4680"/>
+          </w:tcPr>
+          <w:p>
+            <w:pPr>
+              <w:spacing w:after="20" w:before="20"/>
+              <w:jc w:val="both"/>
+            </w:pPr>
+            <w:r>
+              <w:rPr>
+                <w:rFonts w:ascii="Barlow Semi Condensed" w:cs="Barlow Semi Condensed" w:eastAsia="Barlow Semi Condensed" w:hAnsi="Barlow Semi Condensed"/>
+                <w:b/>
+                <w:bCs/>
+                <w:sz w:val="20"/>
+                <w:szCs w:val="20"/>
+              </w:rPr>
+              <w:t xml:space="preserve">Canale</w:t>
+            </w:r>
+          </w:p>
+        </w:tc>
+        <w:tc>
+          <w:tcPr>
+            <w:tcW w:type="dxa" w:w="4680"/>
+          </w:tcPr>
+          <w:p>
+            <w:pPr>
+              <w:spacing w:after="20" w:before="20"/>
+              <w:jc w:val="both"/>
+            </w:pPr>
+            <w:r>
+              <w:rPr>
+                <w:rFonts w:ascii="Barlow Semi Condensed" w:cs="Barlow Semi Condensed" w:eastAsia="Barlow Semi Condensed" w:hAnsi="Barlow Semi Condensed"/>
+                <w:b/>
+                <w:bCs/>
+                <w:sz w:val="20"/>
+                <w:szCs w:val="20"/>
+              </w:rPr>
+              <w:t xml:space="preserve">nessuno diretto.</w:t>
+            </w:r>
+            <w:r>
+              <w:rPr>
+                <w:rFonts w:ascii="Barlow Semi Condensed" w:cs="Barlow Semi Condensed" w:eastAsia="Barlow Semi Condensed" w:hAnsi="Barlow Semi Condensed"/>
+                <w:sz w:val="20"/>
+                <w:szCs w:val="20"/>
+              </w:rPr>
+              <w:t xml:space="preserve"> Non valuta manoscritti spontanei e non ha un indirizzo dedicato agli inediti</w:t>
+            </w:r>
+          </w:p>
+        </w:tc>
+      </w:tr>
+      <w:tr>
+        <w:tc>
+          <w:tcPr>
+            <w:tcW w:type="dxa" w:w="4680"/>
+          </w:tcPr>
+          <w:p>
+            <w:pPr>
+              <w:spacing w:after="20" w:before="20"/>
+              <w:jc w:val="both"/>
+            </w:pPr>
+            <w:r>
+              <w:rPr>
+                <w:rFonts w:ascii="Barlow Semi Condensed" w:cs="Barlow Semi Condensed" w:eastAsia="Barlow Semi Condensed" w:hAnsi="Barlow Semi Condensed"/>
+                <w:b/>
+                <w:bCs/>
+                <w:sz w:val="20"/>
+                <w:szCs w:val="20"/>
+              </w:rPr>
+              <w:t xml:space="preserve">Grado di questa informazione</w:t>
+            </w:r>
+          </w:p>
+        </w:tc>
+        <w:tc>
+          <w:tcPr>
+            <w:tcW w:type="dxa" w:w="4680"/>
+          </w:tcPr>
+          <w:p>
+            <w:pPr>
+              <w:spacing w:after="20" w:before="20"/>
+              <w:jc w:val="both"/>
+            </w:pPr>
+            <w:r>
+              <w:rPr>
+                <w:rFonts w:ascii="Barlow Semi Condensed" w:cs="Barlow Semi Condensed" w:eastAsia="Barlow Semi Condensed" w:hAnsi="Barlow Semi Condensed"/>
+                <w:b/>
+                <w:bCs/>
+                <w:sz w:val="20"/>
+                <w:szCs w:val="20"/>
+              </w:rPr>
+              <w:t xml:space="preserve">incerto</w:t>
+            </w:r>
+            <w:r>
+              <w:rPr>
+                <w:rFonts w:ascii="Barlow Semi Condensed" w:cs="Barlow Semi Condensed" w:eastAsia="Barlow Semi Condensed" w:hAnsi="Barlow Semi Condensed"/>
+                <w:sz w:val="20"/>
+                <w:szCs w:val="20"/>
+              </w:rPr>
+              <w:t xml:space="preserve">, stessa ragione di Feltrinelli. Riverificare</w:t>
+            </w:r>
+          </w:p>
+        </w:tc>
+      </w:tr>
+      <w:tr>
+        <w:tc>
+          <w:tcPr>
+            <w:tcW w:type="dxa" w:w="4680"/>
+          </w:tcPr>
+          <w:p>
+            <w:pPr>
+              <w:spacing w:after="20" w:before="20"/>
+              <w:jc w:val="both"/>
+            </w:pPr>
+            <w:r>
+              <w:rPr>
+                <w:rFonts w:ascii="Barlow Semi Condensed" w:cs="Barlow Semi Condensed" w:eastAsia="Barlow Semi Condensed" w:hAnsi="Barlow Semi Condensed"/>
+                <w:b/>
+                <w:bCs/>
+                <w:sz w:val="20"/>
+                <w:szCs w:val="20"/>
+              </w:rPr>
+              <w:t xml:space="preserve">Vie praticabili</w:t>
+            </w:r>
+          </w:p>
+        </w:tc>
+        <w:tc>
+          <w:tcPr>
+            <w:tcW w:type="dxa" w:w="4680"/>
+          </w:tcPr>
+          <w:p>
+            <w:pPr>
+              <w:spacing w:after="20" w:before="20"/>
+              <w:jc w:val="both"/>
+            </w:pPr>
+            <w:r>
+              <w:rPr>
+                <w:rFonts w:ascii="Barlow Semi Condensed" w:cs="Barlow Semi Condensed" w:eastAsia="Barlow Semi Condensed" w:hAnsi="Barlow Semi Condensed"/>
+                <w:sz w:val="20"/>
+                <w:szCs w:val="20"/>
+              </w:rPr>
+              <w:t xml:space="preserve">un </w:t>
+            </w:r>
+            <w:r>
+              <w:rPr>
+                <w:rFonts w:ascii="Barlow Semi Condensed" w:cs="Barlow Semi Condensed" w:eastAsia="Barlow Semi Condensed" w:hAnsi="Barlow Semi Condensed"/>
+                <w:b/>
+                <w:bCs/>
+                <w:sz w:val="20"/>
+                <w:szCs w:val="20"/>
+              </w:rPr>
+              <w:t xml:space="preserve">agente letterario</w:t>
+            </w:r>
+            <w:r>
+              <w:rPr>
+                <w:rFonts w:ascii="Barlow Semi Condensed" w:cs="Barlow Semi Condensed" w:eastAsia="Barlow Semi Condensed" w:hAnsi="Barlow Semi Condensed"/>
+                <w:sz w:val="20"/>
+                <w:szCs w:val="20"/>
+              </w:rPr>
+              <w:t xml:space="preserve">; oppure il torneo letterario digitale gratuito promosso dal gruppo editoriale di appartenenza</w:t>
+            </w:r>
+          </w:p>
+        </w:tc>
+      </w:tr>
+      <w:tr>
+        <w:tc>
+          <w:tcPr>
+            <w:tcW w:type="dxa" w:w="4680"/>
+          </w:tcPr>
+          <w:p>
+            <w:pPr>
+              <w:spacing w:after="20" w:before="20"/>
+              <w:jc w:val="both"/>
+            </w:pPr>
+            <w:r>
+              <w:rPr>
+                <w:rFonts w:ascii="Barlow Semi Condensed" w:cs="Barlow Semi Condensed" w:eastAsia="Barlow Semi Condensed" w:hAnsi="Barlow Semi Condensed"/>
+                <w:b/>
+                <w:bCs/>
+                <w:sz w:val="20"/>
+                <w:szCs w:val="20"/>
+              </w:rPr>
+              <w:t xml:space="preserve">Il libro</w:t>
+            </w:r>
+          </w:p>
+        </w:tc>
+        <w:tc>
+          <w:tcPr>
+            <w:tcW w:type="dxa" w:w="4680"/>
+          </w:tcPr>
+          <w:p>
+            <w:pPr>
+              <w:spacing w:after="20" w:before="20"/>
+              <w:jc w:val="both"/>
+            </w:pPr>
+            <w:r>
+              <w:rPr>
+                <w:rFonts w:ascii="Barlow Semi Condensed" w:cs="Barlow Semi Condensed" w:eastAsia="Barlow Semi Condensed" w:hAnsi="Barlow Semi Condensed"/>
+                <w:b/>
+                <w:bCs/>
+                <w:sz w:val="20"/>
+                <w:szCs w:val="20"/>
+              </w:rPr>
+              <w:t xml:space="preserve">saggio civile</w:t>
+            </w:r>
+          </w:p>
+        </w:tc>
+      </w:tr>
+      <w:tr>
+        <w:tc>
+          <w:tcPr>
+            <w:tcW w:type="dxa" w:w="4680"/>
+          </w:tcPr>
+          <w:p>
+            <w:pPr>
+              <w:spacing w:after="20" w:before="20"/>
+              <w:jc w:val="both"/>
+            </w:pPr>
+            <w:r>
+              <w:rPr>
+                <w:rFonts w:ascii="Barlow Semi Condensed" w:cs="Barlow Semi Condensed" w:eastAsia="Barlow Semi Condensed" w:hAnsi="Barlow Semi Condensed"/>
+                <w:b/>
+                <w:bCs/>
+                <w:sz w:val="20"/>
+                <w:szCs w:val="20"/>
+              </w:rPr>
+              <w:t xml:space="preserve">Perché tenerlo in lista</w:t>
+            </w:r>
+          </w:p>
+        </w:tc>
+        <w:tc>
+          <w:tcPr>
+            <w:tcW w:type="dxa" w:w="4680"/>
+          </w:tcPr>
+          <w:p>
+            <w:pPr>
+              <w:spacing w:after="20" w:before="20"/>
+              <w:jc w:val="both"/>
+            </w:pPr>
+            <w:r>
+              <w:rPr>
+                <w:rFonts w:ascii="Barlow Semi Condensed" w:cs="Barlow Semi Condensed" w:eastAsia="Barlow Semi Condensed" w:hAnsi="Barlow Semi Condensed"/>
+                <w:sz w:val="20"/>
+                <w:szCs w:val="20"/>
+              </w:rPr>
+              <w:t xml:space="preserve">il catalogo — storiografia, scienze umane, filosofia, metodo — è fra i più adatti dei nove. È la porta giusta senza maniglia</w:t>
+            </w:r>
+          </w:p>
+        </w:tc>
+      </w:tr>
+    </w:tbl>
+    <w:p>
+      <w:pPr>
+        <w:spacing w:after="80"/>
+      </w:pPr>
+    </w:p>
+    <w:p>
+      <w:pPr>
+        <w:spacing w:after="120" w:line="276"/>
+        <w:jc w:val="both"/>
+      </w:pPr>
+      <w:r>
+        <w:rPr>
+          <w:rFonts w:ascii="Barlow Semi Condensed" w:cs="Barlow Semi Condensed" w:eastAsia="Barlow Semi Condensed" w:hAnsi="Barlow Semi Condensed"/>
+          <w:b/>
+          <w:bCs/>
+          <w:sz w:val="24"/>
+          <w:szCs w:val="24"/>
+        </w:rPr>
+        <w:t xml:space="preserve">Che cosa fare, concretamente.</w:t>
+      </w:r>
+      <w:r>
+        <w:rPr>
+          <w:rFonts w:ascii="Barlow Semi Condensed" w:cs="Barlow Semi Condensed" w:eastAsia="Barlow Semi Condensed" w:hAnsi="Barlow Semi Condensed"/>
+          <w:sz w:val="24"/>
+          <w:szCs w:val="24"/>
+        </w:rPr>
+        <w:t xml:space="preserve"> Non insistere sul canale diretto: non esiste, e un invio non richiesto qui non viene letto. Se l'affinità di catalogo vale l'investimento, la via è l'agente — e un agente si cerca </w:t>
+      </w:r>
+      <w:r>
+        <w:rPr>
+          <w:rFonts w:ascii="Barlow Semi Condensed" w:cs="Barlow Semi Condensed" w:eastAsia="Barlow Semi Condensed" w:hAnsi="Barlow Semi Condensed"/>
+          <w:b/>
+          <w:bCs/>
+          <w:sz w:val="24"/>
+          <w:szCs w:val="24"/>
+        </w:rPr>
+        <w:t xml:space="preserve">dopo</w:t>
+      </w:r>
+      <w:r>
+        <w:rPr>
+          <w:rFonts w:ascii="Barlow Semi Condensed" w:cs="Barlow Semi Condensed" w:eastAsia="Barlow Semi Condensed" w:hAnsi="Barlow Semi Condensed"/>
+          <w:sz w:val="24"/>
+          <w:szCs w:val="24"/>
+        </w:rPr>
+        <w:t xml:space="preserve"> che il saggio è scritto, non prima, perché è l'unica cosa che possa mostrargli.</w:t>
+      </w:r>
+    </w:p>
+    <w:p>
+      <w:pPr>
+        <w:spacing w:after="120" w:line="276"/>
+        <w:jc w:val="both"/>
+      </w:pPr>
+      <w:r>
+        <w:rPr>
+          <w:rFonts w:ascii="Barlow Semi Condensed" w:cs="Barlow Semi Condensed" w:eastAsia="Barlow Semi Condensed" w:hAnsi="Barlow Semi Condensed"/>
+          <w:sz w:val="24"/>
+          <w:szCs w:val="24"/>
+        </w:rPr>
+        <w:t xml:space="preserve">Da notare: </w:t>
+      </w:r>
+      <w:r>
+        <w:rPr>
+          <w:rFonts w:ascii="Barlow Semi Condensed" w:cs="Barlow Semi Condensed" w:eastAsia="Barlow Semi Condensed" w:hAnsi="Barlow Semi Condensed"/>
+          <w:b/>
+          <w:bCs/>
+          <w:sz w:val="24"/>
+          <w:szCs w:val="24"/>
+        </w:rPr>
+        <w:t xml:space="preserve">Bollati Boringhieri e Chiarelettere appartengono allo stesso gruppo.</w:t>
+      </w:r>
+      <w:r>
+        <w:rPr>
+          <w:rFonts w:ascii="Barlow Semi Condensed" w:cs="Barlow Semi Condensed" w:eastAsia="Barlow Semi Condensed" w:hAnsi="Barlow Semi Condensed"/>
+          <w:sz w:val="24"/>
+          <w:szCs w:val="24"/>
+        </w:rPr>
+        <w:t xml:space="preserve"> Un agente che copra quel gruppo raggiunge entrambi, e questo cambia il calcolo di convenienza.</w:t>
+      </w:r>
+    </w:p>
+    <w:p>
+      <w:pPr>
+        <w:spacing w:after="40"/>
+        <w:ind w:left="180"/>
+        <w:jc w:val="both"/>
+      </w:pPr>
+      <w:r>
+        <w:rPr>
+          <w:rFonts w:ascii="Barlow Semi Condensed" w:cs="Barlow Semi Condensed" w:eastAsia="Barlow Semi Condensed" w:hAnsi="Barlow Semi Condensed"/>
+          <w:sz w:val="24"/>
+          <w:szCs w:val="24"/>
+        </w:rPr>
+        <w:t xml:space="preserve">☐ canale riverificato il ………  · esito ………</w:t>
+      </w:r>
+    </w:p>
+    <w:p>
+      <w:pPr>
+        <w:pBdr>
+          <w:bottom w:val="single" w:color="999999" w:sz="6" w:space="1"/>
+        </w:pBdr>
+        <w:spacing w:after="80"/>
+      </w:pPr>
+    </w:p>
+    <w:p>
+      <w:pPr>
+        <w:pStyle w:val="Heading2"/>
+        <w:spacing w:after="100" w:before="200"/>
+      </w:pPr>
+      <w:r>
+        <w:rPr>
+          <w:rFonts w:ascii="Barlow Semi Condensed" w:cs="Barlow Semi Condensed" w:eastAsia="Barlow Semi Condensed" w:hAnsi="Barlow Semi Condensed"/>
+          <w:sz w:val="24"/>
+          <w:szCs w:val="24"/>
+        </w:rPr>
+        <w:t xml:space="preserve">9 · Astrolabio-Ubaldini — fuori catalogo, e va detto perché</w:t>
+      </w:r>
+    </w:p>
+    <w:tbl>
+      <w:tblPr>
+        <w:tblW w:type="dxa" w:w="9360"/>
+        <w:tblBorders>
+          <w:top w:val="single" w:color="auto" w:sz="4"/>
+          <w:left w:val="single" w:color="auto" w:sz="4"/>
+          <w:bottom w:val="single" w:color="auto" w:sz="4"/>
+          <w:right w:val="single" w:color="auto" w:sz="4"/>
+          <w:insideH w:val="single" w:color="auto" w:sz="4"/>
+          <w:insideV w:val="single" w:color="auto" w:sz="4"/>
+        </w:tblBorders>
+      </w:tblPr>
+      <w:tblGrid>
+        <w:gridCol w:w="4680"/>
+        <w:gridCol w:w="4680"/>
+      </w:tblGrid>
+      <w:tr>
+        <w:tc>
+          <w:tcPr>
+            <w:tcW w:type="dxa" w:w="4680"/>
+          </w:tcPr>
+          <w:p>
+            <w:pPr>
+              <w:spacing w:after="20" w:before="20"/>
+              <w:jc w:val="both"/>
+            </w:pPr>
+            <w:r>
+              <w:rPr>
+                <w:rFonts w:ascii="Barlow Semi Condensed" w:cs="Barlow Semi Condensed" w:eastAsia="Barlow Semi Condensed" w:hAnsi="Barlow Semi Condensed"/>
+                <w:b/>
+                <w:bCs/>
+                <w:sz w:val="20"/>
+                <w:szCs w:val="20"/>
+              </w:rPr>
+              <w:t xml:space="preserve">Canale</w:t>
+            </w:r>
+          </w:p>
+        </w:tc>
+        <w:tc>
+          <w:tcPr>
+            <w:tcW w:type="dxa" w:w="4680"/>
+          </w:tcPr>
+          <w:p>
+            <w:pPr>
+              <w:spacing w:after="20" w:before="20"/>
+              <w:jc w:val="both"/>
+            </w:pPr>
+            <w:r>
+              <w:rPr>
+                <w:rFonts w:ascii="Barlow Semi Condensed" w:cs="Barlow Semi Condensed" w:eastAsia="Barlow Semi Condensed" w:hAnsi="Barlow Semi Condensed"/>
+                <w:i/>
+                <w:iCs/>
+                <w:sz w:val="20"/>
+                <w:szCs w:val="20"/>
+              </w:rPr>
+              <w:t xml:space="preserve">b.ciampichetti@astrolabio-ubaldini.com</w:t>
+            </w:r>
+            <w:r>
+              <w:rPr>
+                <w:rFonts w:ascii="Barlow Semi Condensed" w:cs="Barlow Semi Condensed" w:eastAsia="Barlow Semi Condensed" w:hAnsi="Barlow Semi Condensed"/>
+                <w:sz w:val="20"/>
+                <w:szCs w:val="20"/>
+              </w:rPr>
+              <w:t xml:space="preserve">, oppure posta a via Guido d'Arezzo 16, 00198 Roma</w:t>
+            </w:r>
+          </w:p>
+        </w:tc>
+      </w:tr>
+      <w:tr>
+        <w:tc>
+          <w:tcPr>
+            <w:tcW w:type="dxa" w:w="4680"/>
+          </w:tcPr>
+          <w:p>
+            <w:pPr>
+              <w:spacing w:after="20" w:before="20"/>
+              <w:jc w:val="both"/>
+            </w:pPr>
+            <w:r>
+              <w:rPr>
+                <w:rFonts w:ascii="Barlow Semi Condensed" w:cs="Barlow Semi Condensed" w:eastAsia="Barlow Semi Condensed" w:hAnsi="Barlow Semi Condensed"/>
+                <w:b/>
+                <w:bCs/>
+                <w:sz w:val="20"/>
+                <w:szCs w:val="20"/>
+              </w:rPr>
+              <w:t xml:space="preserve">Che cosa chiede</w:t>
+            </w:r>
+          </w:p>
+        </w:tc>
+        <w:tc>
+          <w:tcPr>
+            <w:tcW w:type="dxa" w:w="4680"/>
+          </w:tcPr>
+          <w:p>
+            <w:pPr>
+              <w:spacing w:after="20" w:before="20"/>
+              <w:jc w:val="both"/>
+            </w:pPr>
+            <w:r>
+              <w:rPr>
+                <w:rFonts w:ascii="Barlow Semi Condensed" w:cs="Barlow Semi Condensed" w:eastAsia="Barlow Semi Condensed" w:hAnsi="Barlow Semi Condensed"/>
+                <w:sz w:val="20"/>
+                <w:szCs w:val="20"/>
+              </w:rPr>
+              <w:t xml:space="preserve">descrizione dell'opera · breve sinossi · indice · preferibilmente un capitolo · biografia · bibliografia dell'autore</w:t>
+            </w:r>
+          </w:p>
+        </w:tc>
+      </w:tr>
+      <w:tr>
+        <w:tc>
+          <w:tcPr>
+            <w:tcW w:type="dxa" w:w="4680"/>
+          </w:tcPr>
+          <w:p>
+            <w:pPr>
+              <w:spacing w:after="20" w:before="20"/>
+              <w:jc w:val="both"/>
+            </w:pPr>
+            <w:r>
+              <w:rPr>
+                <w:rFonts w:ascii="Barlow Semi Condensed" w:cs="Barlow Semi Condensed" w:eastAsia="Barlow Semi Condensed" w:hAnsi="Barlow Semi Condensed"/>
+                <w:b/>
+                <w:bCs/>
+                <w:sz w:val="20"/>
+                <w:szCs w:val="20"/>
+              </w:rPr>
+              <w:t xml:space="preserve">Il vincolo dichiarato</w:t>
+            </w:r>
+          </w:p>
+        </w:tc>
+        <w:tc>
+          <w:tcPr>
+            <w:tcW w:type="dxa" w:w="4680"/>
+          </w:tcPr>
+          <w:p>
+            <w:pPr>
+              <w:spacing w:after="20" w:before="20"/>
+              <w:jc w:val="both"/>
+            </w:pPr>
+            <w:r>
+              <w:rPr>
+                <w:rFonts w:ascii="Barlow Semi Condensed" w:cs="Barlow Semi Condensed" w:eastAsia="Barlow Semi Condensed" w:hAnsi="Barlow Semi Condensed"/>
+                <w:sz w:val="20"/>
+                <w:szCs w:val="20"/>
+              </w:rPr>
+              <w:t xml:space="preserve">si valuta </w:t>
+            </w:r>
+            <w:r>
+              <w:rPr>
+                <w:rFonts w:ascii="Barlow Semi Condensed" w:cs="Barlow Semi Condensed" w:eastAsia="Barlow Semi Condensed" w:hAnsi="Barlow Semi Condensed"/>
+                <w:b/>
+                <w:bCs/>
+                <w:sz w:val="20"/>
+                <w:szCs w:val="20"/>
+              </w:rPr>
+              <w:t xml:space="preserve">soltanto saggistica relativa agli argomenti trattati dalla casa editrice</w:t>
+            </w:r>
+          </w:p>
+        </w:tc>
+      </w:tr>
+      <w:tr>
+        <w:tc>
+          <w:tcPr>
+            <w:tcW w:type="dxa" w:w="4680"/>
+          </w:tcPr>
+          <w:p>
+            <w:pPr>
+              <w:spacing w:after="20" w:before="20"/>
+              <w:jc w:val="both"/>
+            </w:pPr>
+            <w:r>
+              <w:rPr>
+                <w:rFonts w:ascii="Barlow Semi Condensed" w:cs="Barlow Semi Condensed" w:eastAsia="Barlow Semi Condensed" w:hAnsi="Barlow Semi Condensed"/>
+                <w:b/>
+                <w:bCs/>
+                <w:sz w:val="20"/>
+                <w:szCs w:val="20"/>
+              </w:rPr>
+              <w:t xml:space="preserve">Quali argomenti</w:t>
+            </w:r>
+          </w:p>
+        </w:tc>
+        <w:tc>
+          <w:tcPr>
+            <w:tcW w:type="dxa" w:w="4680"/>
+          </w:tcPr>
+          <w:p>
+            <w:pPr>
+              <w:spacing w:after="20" w:before="20"/>
+              <w:jc w:val="both"/>
+            </w:pPr>
+            <w:r>
+              <w:rPr>
+                <w:rFonts w:ascii="Barlow Semi Condensed" w:cs="Barlow Semi Condensed" w:eastAsia="Barlow Semi Condensed" w:hAnsi="Barlow Semi Condensed"/>
+                <w:b/>
+                <w:bCs/>
+                <w:sz w:val="20"/>
+                <w:szCs w:val="20"/>
+              </w:rPr>
+              <w:t xml:space="preserve">psicologia del profondo; filosofie e religioni orientali.</w:t>
+            </w:r>
+            <w:r>
+              <w:rPr>
+                <w:rFonts w:ascii="Barlow Semi Condensed" w:cs="Barlow Semi Condensed" w:eastAsia="Barlow Semi Condensed" w:hAnsi="Barlow Semi Condensed"/>
+                <w:sz w:val="20"/>
+                <w:szCs w:val="20"/>
+              </w:rPr>
+              <w:t xml:space="preserve"> La casa nasce nel 1944 su queste due linee e vi è rimasta</w:t>
+            </w:r>
+          </w:p>
+        </w:tc>
+      </w:tr>
+      <w:tr>
+        <w:tc>
+          <w:tcPr>
+            <w:tcW w:type="dxa" w:w="4680"/>
+          </w:tcPr>
+          <w:p>
+            <w:pPr>
+              <w:spacing w:after="20" w:before="20"/>
+              <w:jc w:val="both"/>
+            </w:pPr>
+            <w:r>
+              <w:rPr>
+                <w:rFonts w:ascii="Barlow Semi Condensed" w:cs="Barlow Semi Condensed" w:eastAsia="Barlow Semi Condensed" w:hAnsi="Barlow Semi Condensed"/>
+                <w:b/>
+                <w:bCs/>
+                <w:sz w:val="20"/>
+                <w:szCs w:val="20"/>
+              </w:rPr>
+              <w:t xml:space="preserve">Il libro</w:t>
+            </w:r>
+          </w:p>
+        </w:tc>
+        <w:tc>
+          <w:tcPr>
+            <w:tcW w:type="dxa" w:w="4680"/>
+          </w:tcPr>
+          <w:p>
+            <w:pPr>
+              <w:spacing w:after="20" w:before="20"/>
+              <w:jc w:val="both"/>
+            </w:pPr>
+            <w:r>
+              <w:rPr>
+                <w:rFonts w:ascii="Barlow Semi Condensed" w:cs="Barlow Semi Condensed" w:eastAsia="Barlow Semi Condensed" w:hAnsi="Barlow Semi Condensed"/>
+                <w:b/>
+                <w:bCs/>
+                <w:sz w:val="20"/>
+                <w:szCs w:val="20"/>
+              </w:rPr>
+              <w:t xml:space="preserve">nessuno dei tre</w:t>
+            </w:r>
+          </w:p>
+        </w:tc>
+      </w:tr>
+      <w:tr>
+        <w:tc>
+          <w:tcPr>
+            <w:tcW w:type="dxa" w:w="4680"/>
+          </w:tcPr>
+          <w:p>
+            <w:pPr>
+              <w:spacing w:after="20" w:before="20"/>
+              <w:jc w:val="both"/>
+            </w:pPr>
+            <w:r>
+              <w:rPr>
+                <w:rFonts w:ascii="Barlow Semi Condensed" w:cs="Barlow Semi Condensed" w:eastAsia="Barlow Semi Condensed" w:hAnsi="Barlow Semi Condensed"/>
+                <w:b/>
+                <w:bCs/>
+                <w:sz w:val="20"/>
+                <w:szCs w:val="20"/>
+              </w:rPr>
+              <w:t xml:space="preserve">Raccomandazione</w:t>
+            </w:r>
+          </w:p>
+        </w:tc>
+        <w:tc>
+          <w:tcPr>
+            <w:tcW w:type="dxa" w:w="4680"/>
+          </w:tcPr>
+          <w:p>
+            <w:pPr>
+              <w:spacing w:after="20" w:before="20"/>
+              <w:jc w:val="both"/>
+            </w:pPr>
+            <w:r>
+              <w:rPr>
+                <w:rFonts w:ascii="Barlow Semi Condensed" w:cs="Barlow Semi Condensed" w:eastAsia="Barlow Semi Condensed" w:hAnsi="Barlow Semi Condensed"/>
+                <w:b/>
+                <w:bCs/>
+                <w:sz w:val="20"/>
+                <w:szCs w:val="20"/>
+              </w:rPr>
+              <w:t xml:space="preserve">non inviare.</w:t>
+            </w:r>
+            <w:r>
+              <w:rPr>
+                <w:rFonts w:ascii="Barlow Semi Condensed" w:cs="Barlow Semi Condensed" w:eastAsia="Barlow Semi Condensed" w:hAnsi="Barlow Semi Condensed"/>
+                <w:sz w:val="20"/>
+                <w:szCs w:val="20"/>
+              </w:rPr>
+              <w:t xml:space="preserve"> Non per scarsa qualità dell'editore, ma perché il libro non appartiene al perimetro che l'editore stesso dichiara</w:t>
+            </w:r>
+          </w:p>
+        </w:tc>
+      </w:tr>
+    </w:tbl>
+    <w:p>
+      <w:pPr>
+        <w:spacing w:after="80"/>
+      </w:pPr>
+    </w:p>
+    <w:p>
+      <w:pPr>
+        <w:spacing w:after="120" w:line="276"/>
+        <w:jc w:val="both"/>
+      </w:pPr>
+      <w:r>
+        <w:rPr>
+          <w:rFonts w:ascii="Barlow Semi Condensed" w:cs="Barlow Semi Condensed" w:eastAsia="Barlow Semi Condensed" w:hAnsi="Barlow Semi Condensed"/>
+          <w:b/>
+          <w:bCs/>
+          <w:sz w:val="24"/>
+          <w:szCs w:val="24"/>
+        </w:rPr>
+        <w:t xml:space="preserve">Un'omonimia che vale la pena sciogliere.</w:t>
+      </w:r>
+      <w:r>
+        <w:rPr>
+          <w:rFonts w:ascii="Barlow Semi Condensed" w:cs="Barlow Semi Condensed" w:eastAsia="Barlow Semi Condensed" w:hAnsi="Barlow Semi Condensed"/>
+          <w:sz w:val="24"/>
+          <w:szCs w:val="24"/>
+        </w:rPr>
+        <w:t xml:space="preserve"> Esiste un altro «Astrolabio», ed è molto più pertinente a questa materia: </w:t>
+      </w:r>
+      <w:r>
+        <w:rPr>
+          <w:rFonts w:ascii="Barlow Semi Condensed" w:cs="Barlow Semi Condensed" w:eastAsia="Barlow Semi Condensed" w:hAnsi="Barlow Semi Condensed"/>
+          <w:b/>
+          <w:bCs/>
+          <w:sz w:val="24"/>
+          <w:szCs w:val="24"/>
+        </w:rPr>
+        <w:t xml:space="preserve">«L'Astrolabio»</w:t>
+      </w:r>
+      <w:r>
+        <w:rPr>
+          <w:rFonts w:ascii="Barlow Semi Condensed" w:cs="Barlow Semi Condensed" w:eastAsia="Barlow Semi Condensed" w:hAnsi="Barlow Semi Condensed"/>
+          <w:sz w:val="24"/>
+          <w:szCs w:val="24"/>
+        </w:rPr>
+        <w:t xml:space="preserve">, il periodico politico fondato da Ferruccio Parri, che accompagnò la vita repubblicana dagli anni Sessanta. Se l'intenzione era quella, il destinatario giusto non è una casa editrice ma la rete dell'</w:t>
+      </w:r>
+      <w:r>
+        <w:rPr>
+          <w:rFonts w:ascii="Barlow Semi Condensed" w:cs="Barlow Semi Condensed" w:eastAsia="Barlow Semi Condensed" w:hAnsi="Barlow Semi Condensed"/>
+          <w:b/>
+          <w:bCs/>
+          <w:sz w:val="24"/>
+          <w:szCs w:val="24"/>
+        </w:rPr>
+        <w:t xml:space="preserve">Istituto nazionale Ferruccio Parri</w:t>
+      </w:r>
+      <w:r>
+        <w:rPr>
+          <w:rFonts w:ascii="Barlow Semi Condensed" w:cs="Barlow Semi Condensed" w:eastAsia="Barlow Semi Condensed" w:hAnsi="Barlow Semi Condensed"/>
+          <w:sz w:val="24"/>
+          <w:szCs w:val="24"/>
+        </w:rPr>
+        <w:t xml:space="preserve"> e degli istituti storici della Resistenza — che sono già nella mappa dei destinatari, alla voce dell'apparato, e che appartengono all'ondata 0 e non alle proposte editoriali.</w:t>
+      </w:r>
+    </w:p>
+    <w:p>
+      <w:pPr>
+        <w:spacing w:after="40"/>
+        <w:ind w:left="180"/>
+        <w:jc w:val="both"/>
+      </w:pPr>
+      <w:r>
+        <w:rPr>
+          <w:rFonts w:ascii="Barlow Semi Condensed" w:cs="Barlow Semi Condensed" w:eastAsia="Barlow Semi Condensed" w:hAnsi="Barlow Semi Condensed"/>
+          <w:sz w:val="24"/>
+          <w:szCs w:val="24"/>
+        </w:rPr>
+        <w:t xml:space="preserve">☐ deciso di non inviare, il ………</w:t>
+      </w:r>
+    </w:p>
+    <w:p>
+      <w:pPr>
+        <w:spacing w:after="40"/>
+        <w:ind w:left="180"/>
+        <w:jc w:val="both"/>
+      </w:pPr>
+      <w:r>
+        <w:rPr>
+          <w:rFonts w:ascii="Barlow Semi Condensed" w:cs="Barlow Semi Condensed" w:eastAsia="Barlow Semi Condensed" w:hAnsi="Barlow Semi Condensed"/>
+          <w:sz w:val="24"/>
+          <w:szCs w:val="24"/>
+        </w:rPr>
+        <w:t xml:space="preserve">☐ oppure: chiarita l'omonimia e ridiretto all'Istituto Parri, il ………</w:t>
+      </w:r>
+    </w:p>
+    <w:p>
+      <w:pPr>
+        <w:pBdr>
+          <w:bottom w:val="single" w:color="999999" w:sz="6" w:space="1"/>
+        </w:pBdr>
+        <w:spacing w:after="80"/>
+      </w:pPr>
+    </w:p>
+    <w:p>
+      <w:pPr>
+        <w:pStyle w:val="Heading2"/>
+        <w:spacing w:after="100" w:before="200"/>
+      </w:pPr>
+      <w:r>
+        <w:rPr>
+          <w:rFonts w:ascii="Barlow Semi Condensed" w:cs="Barlow Semi Condensed" w:eastAsia="Barlow Semi Condensed" w:hAnsi="Barlow Semi Condensed"/>
+          <w:sz w:val="24"/>
+          <w:szCs w:val="24"/>
+        </w:rPr>
+        <w:t xml:space="preserve">10 · Zenodo — deposito, non proposta</w:t>
+      </w:r>
+    </w:p>
+    <w:tbl>
+      <w:tblPr>
+        <w:tblW w:type="dxa" w:w="9360"/>
+        <w:tblBorders>
+          <w:top w:val="single" w:color="auto" w:sz="4"/>
+          <w:left w:val="single" w:color="auto" w:sz="4"/>
+          <w:bottom w:val="single" w:color="auto" w:sz="4"/>
+          <w:right w:val="single" w:color="auto" w:sz="4"/>
+          <w:insideH w:val="single" w:color="auto" w:sz="4"/>
+          <w:insideV w:val="single" w:color="auto" w:sz="4"/>
+        </w:tblBorders>
+      </w:tblPr>
+      <w:tblGrid>
+        <w:gridCol w:w="4680"/>
+        <w:gridCol w:w="4680"/>
+      </w:tblGrid>
+      <w:tr>
+        <w:tc>
+          <w:tcPr>
+            <w:tcW w:type="dxa" w:w="4680"/>
+          </w:tcPr>
+          <w:p>
+            <w:pPr>
+              <w:spacing w:after="20" w:before="20"/>
+              <w:jc w:val="both"/>
+            </w:pPr>
+            <w:r>
+              <w:rPr>
+                <w:rFonts w:ascii="Barlow Semi Condensed" w:cs="Barlow Semi Condensed" w:eastAsia="Barlow Semi Condensed" w:hAnsi="Barlow Semi Condensed"/>
+                <w:b/>
+                <w:bCs/>
+                <w:sz w:val="20"/>
+                <w:szCs w:val="20"/>
+              </w:rPr>
+              <w:t xml:space="preserve">Che cosa</w:t>
+            </w:r>
+          </w:p>
+        </w:tc>
+        <w:tc>
+          <w:tcPr>
+            <w:tcW w:type="dxa" w:w="4680"/>
+          </w:tcPr>
+          <w:p>
+            <w:pPr>
+              <w:spacing w:after="20" w:before="20"/>
+              <w:jc w:val="both"/>
+            </w:pPr>
+            <w:r>
+              <w:rPr>
+                <w:rFonts w:ascii="Barlow Semi Condensed" w:cs="Barlow Semi Condensed" w:eastAsia="Barlow Semi Condensed" w:hAnsi="Barlow Semi Condensed"/>
+                <w:sz w:val="20"/>
+                <w:szCs w:val="20"/>
+              </w:rPr>
+              <w:t xml:space="preserve">l'opera integrale, l'indice del ramo, le note bibliografiche</w:t>
+            </w:r>
+          </w:p>
+        </w:tc>
+      </w:tr>
+      <w:tr>
+        <w:tc>
+          <w:tcPr>
+            <w:tcW w:type="dxa" w:w="4680"/>
+          </w:tcPr>
+          <w:p>
+            <w:pPr>
+              <w:spacing w:after="20" w:before="20"/>
+              <w:jc w:val="both"/>
+            </w:pPr>
+            <w:r>
+              <w:rPr>
+                <w:rFonts w:ascii="Barlow Semi Condensed" w:cs="Barlow Semi Condensed" w:eastAsia="Barlow Semi Condensed" w:hAnsi="Barlow Semi Condensed"/>
+                <w:b/>
+                <w:bCs/>
+                <w:sz w:val="20"/>
+                <w:szCs w:val="20"/>
+              </w:rPr>
+              <w:t xml:space="preserve">Perché per primo</w:t>
+            </w:r>
+          </w:p>
+        </w:tc>
+        <w:tc>
+          <w:tcPr>
+            <w:tcW w:type="dxa" w:w="4680"/>
+          </w:tcPr>
+          <w:p>
+            <w:pPr>
+              <w:spacing w:after="20" w:before="20"/>
+              <w:jc w:val="both"/>
+            </w:pPr>
+            <w:r>
+              <w:rPr>
+                <w:rFonts w:ascii="Barlow Semi Condensed" w:cs="Barlow Semi Condensed" w:eastAsia="Barlow Semi Condensed" w:hAnsi="Barlow Semi Condensed"/>
+                <w:sz w:val="20"/>
+                <w:szCs w:val="20"/>
+              </w:rPr>
+              <w:t xml:space="preserve">il DOI si cita in tutte le proposte successive</w:t>
+            </w:r>
+          </w:p>
+        </w:tc>
+      </w:tr>
+      <w:tr>
+        <w:tc>
+          <w:tcPr>
+            <w:tcW w:type="dxa" w:w="4680"/>
+          </w:tcPr>
+          <w:p>
+            <w:pPr>
+              <w:spacing w:after="20" w:before="20"/>
+              <w:jc w:val="both"/>
+            </w:pPr>
+            <w:r>
+              <w:rPr>
+                <w:rFonts w:ascii="Barlow Semi Condensed" w:cs="Barlow Semi Condensed" w:eastAsia="Barlow Semi Condensed" w:hAnsi="Barlow Semi Condensed"/>
+                <w:b/>
+                <w:bCs/>
+                <w:sz w:val="20"/>
+                <w:szCs w:val="20"/>
+              </w:rPr>
+              <w:t xml:space="preserve">Licenza</w:t>
+            </w:r>
+          </w:p>
+        </w:tc>
+        <w:tc>
+          <w:tcPr>
+            <w:tcW w:type="dxa" w:w="4680"/>
+          </w:tcPr>
+          <w:p>
+            <w:pPr>
+              <w:spacing w:after="20" w:before="20"/>
+              <w:jc w:val="both"/>
+            </w:pPr>
+            <w:r>
+              <w:rPr>
+                <w:rFonts w:ascii="Barlow Semi Condensed" w:cs="Barlow Semi Condensed" w:eastAsia="Barlow Semi Condensed" w:hAnsi="Barlow Semi Condensed"/>
+                <w:sz w:val="20"/>
+                <w:szCs w:val="20"/>
+              </w:rPr>
+              <w:t xml:space="preserve">da scegliere consapevolmente </w:t>
+            </w:r>
+            <w:r>
+              <w:rPr>
+                <w:rFonts w:ascii="Barlow Semi Condensed" w:cs="Barlow Semi Condensed" w:eastAsia="Barlow Semi Condensed" w:hAnsi="Barlow Semi Condensed"/>
+                <w:b/>
+                <w:bCs/>
+                <w:sz w:val="20"/>
+                <w:szCs w:val="20"/>
+              </w:rPr>
+              <w:t xml:space="preserve">prima</w:t>
+            </w:r>
+            <w:r>
+              <w:rPr>
+                <w:rFonts w:ascii="Barlow Semi Condensed" w:cs="Barlow Semi Condensed" w:eastAsia="Barlow Semi Condensed" w:hAnsi="Barlow Semi Condensed"/>
+                <w:sz w:val="20"/>
+                <w:szCs w:val="20"/>
+              </w:rPr>
+              <w:t xml:space="preserve"> di caricare: cambiarla dopo è possibile ma sgradevole</w:t>
+            </w:r>
+          </w:p>
+        </w:tc>
+      </w:tr>
+    </w:tbl>
+    <w:p>
+      <w:pPr>
+        <w:spacing w:after="80"/>
+      </w:pPr>
     </w:p>
     <w:p>
       <w:pPr>
@@ -1713,7 +5734,7 @@
                 <w:sz w:val="20"/>
                 <w:szCs w:val="20"/>
               </w:rPr>
-              <w:t xml:space="preserve">Documento</w:t>
+              <w:t xml:space="preserve">Ondata</w:t>
             </w:r>
           </w:p>
         </w:tc>
@@ -1803,6 +5824,238 @@
                 <w:sz w:val="20"/>
                 <w:szCs w:val="20"/>
               </w:rPr>
+              <w:t xml:space="preserve">0</w:t>
+            </w:r>
+          </w:p>
+        </w:tc>
+        <w:tc>
+          <w:tcPr>
+            <w:tcW w:type="dxa" w:w="1560"/>
+          </w:tcPr>
+          <w:p>
+            <w:pPr>
+              <w:spacing w:after="20" w:before="20"/>
+              <w:jc w:val="both"/>
+            </w:pPr>
+            <w:r>
+              <w:rPr>
+                <w:rFonts w:ascii="Barlow Semi Condensed" w:cs="Barlow Semi Condensed" w:eastAsia="Barlow Semi Condensed" w:hAnsi="Barlow Semi Condensed"/>
+                <w:sz w:val="20"/>
+                <w:szCs w:val="20"/>
+              </w:rPr>
+              <w:t xml:space="preserve">Archivio Flamigni</w:t>
+            </w:r>
+          </w:p>
+        </w:tc>
+        <w:tc>
+          <w:tcPr>
+            <w:tcW w:type="dxa" w:w="1560"/>
+          </w:tcPr>
+          <w:p>
+            <w:pPr>
+              <w:spacing w:after="20" w:before="20"/>
+              <w:jc w:val="both"/>
+            </w:pPr>
+            <w:r>
+              <w:rPr>
+                <w:rFonts w:ascii="Barlow Semi Condensed" w:cs="Barlow Semi Condensed" w:eastAsia="Barlow Semi Condensed" w:hAnsi="Barlow Semi Condensed"/>
+                <w:sz w:val="20"/>
+                <w:szCs w:val="20"/>
+              </w:rPr>
+              <w:t xml:space="preserve">0</w:t>
+            </w:r>
+          </w:p>
+        </w:tc>
+        <w:tc>
+          <w:tcPr>
+            <w:tcW w:type="dxa" w:w="1560"/>
+          </w:tcPr>
+          <w:p>
+            <w:pPr>
+              <w:spacing w:after="20" w:before="20"/>
+              <w:jc w:val="both"/>
+            </w:pPr>
+            <w:r>
+              <w:rPr>
+                <w:rFonts w:ascii="Barlow Semi Condensed" w:cs="Barlow Semi Condensed" w:eastAsia="Barlow Semi Condensed" w:hAnsi="Barlow Semi Condensed"/>
+                <w:sz w:val="20"/>
+                <w:szCs w:val="20"/>
+              </w:rPr>
+              <w:t xml:space="preserve"/>
+            </w:r>
+          </w:p>
+        </w:tc>
+        <w:tc>
+          <w:tcPr>
+            <w:tcW w:type="dxa" w:w="1560"/>
+          </w:tcPr>
+          <w:p>
+            <w:pPr>
+              <w:spacing w:after="20" w:before="20"/>
+              <w:jc w:val="both"/>
+            </w:pPr>
+            <w:r>
+              <w:rPr>
+                <w:rFonts w:ascii="Barlow Semi Condensed" w:cs="Barlow Semi Condensed" w:eastAsia="Barlow Semi Condensed" w:hAnsi="Barlow Semi Condensed"/>
+                <w:sz w:val="20"/>
+                <w:szCs w:val="20"/>
+              </w:rPr>
+              <w:t xml:space="preserve"/>
+            </w:r>
+          </w:p>
+        </w:tc>
+        <w:tc>
+          <w:tcPr>
+            <w:tcW w:type="dxa" w:w="1560"/>
+          </w:tcPr>
+          <w:p>
+            <w:pPr>
+              <w:spacing w:after="20" w:before="20"/>
+              <w:jc w:val="both"/>
+            </w:pPr>
+            <w:r>
+              <w:rPr>
+                <w:rFonts w:ascii="Barlow Semi Condensed" w:cs="Barlow Semi Condensed" w:eastAsia="Barlow Semi Condensed" w:hAnsi="Barlow Semi Condensed"/>
+                <w:sz w:val="20"/>
+                <w:szCs w:val="20"/>
+              </w:rPr>
+              <w:t xml:space="preserve"/>
+            </w:r>
+          </w:p>
+        </w:tc>
+      </w:tr>
+      <w:tr>
+        <w:tc>
+          <w:tcPr>
+            <w:tcW w:type="dxa" w:w="1560"/>
+          </w:tcPr>
+          <w:p>
+            <w:pPr>
+              <w:spacing w:after="20" w:before="20"/>
+              <w:jc w:val="both"/>
+            </w:pPr>
+            <w:r>
+              <w:rPr>
+                <w:rFonts w:ascii="Barlow Semi Condensed" w:cs="Barlow Semi Condensed" w:eastAsia="Barlow Semi Condensed" w:hAnsi="Barlow Semi Condensed"/>
+                <w:sz w:val="20"/>
+                <w:szCs w:val="20"/>
+              </w:rPr>
+              <w:t xml:space="preserve">10</w:t>
+            </w:r>
+          </w:p>
+        </w:tc>
+        <w:tc>
+          <w:tcPr>
+            <w:tcW w:type="dxa" w:w="1560"/>
+          </w:tcPr>
+          <w:p>
+            <w:pPr>
+              <w:spacing w:after="20" w:before="20"/>
+              <w:jc w:val="both"/>
+            </w:pPr>
+            <w:r>
+              <w:rPr>
+                <w:rFonts w:ascii="Barlow Semi Condensed" w:cs="Barlow Semi Condensed" w:eastAsia="Barlow Semi Condensed" w:hAnsi="Barlow Semi Condensed"/>
+                <w:sz w:val="20"/>
+                <w:szCs w:val="20"/>
+              </w:rPr>
+              <w:t xml:space="preserve">Zenodo</w:t>
+            </w:r>
+          </w:p>
+        </w:tc>
+        <w:tc>
+          <w:tcPr>
+            <w:tcW w:type="dxa" w:w="1560"/>
+          </w:tcPr>
+          <w:p>
+            <w:pPr>
+              <w:spacing w:after="20" w:before="20"/>
+              <w:jc w:val="both"/>
+            </w:pPr>
+            <w:r>
+              <w:rPr>
+                <w:rFonts w:ascii="Barlow Semi Condensed" w:cs="Barlow Semi Condensed" w:eastAsia="Barlow Semi Condensed" w:hAnsi="Barlow Semi Condensed"/>
+                <w:sz w:val="20"/>
+                <w:szCs w:val="20"/>
+              </w:rPr>
+              <w:t xml:space="preserve">0</w:t>
+            </w:r>
+          </w:p>
+        </w:tc>
+        <w:tc>
+          <w:tcPr>
+            <w:tcW w:type="dxa" w:w="1560"/>
+          </w:tcPr>
+          <w:p>
+            <w:pPr>
+              <w:spacing w:after="20" w:before="20"/>
+              <w:jc w:val="both"/>
+            </w:pPr>
+            <w:r>
+              <w:rPr>
+                <w:rFonts w:ascii="Barlow Semi Condensed" w:cs="Barlow Semi Condensed" w:eastAsia="Barlow Semi Condensed" w:hAnsi="Barlow Semi Condensed"/>
+                <w:sz w:val="20"/>
+                <w:szCs w:val="20"/>
+              </w:rPr>
+              <w:t xml:space="preserve"/>
+            </w:r>
+          </w:p>
+        </w:tc>
+        <w:tc>
+          <w:tcPr>
+            <w:tcW w:type="dxa" w:w="1560"/>
+          </w:tcPr>
+          <w:p>
+            <w:pPr>
+              <w:spacing w:after="20" w:before="20"/>
+              <w:jc w:val="both"/>
+            </w:pPr>
+            <w:r>
+              <w:rPr>
+                <w:rFonts w:ascii="Barlow Semi Condensed" w:cs="Barlow Semi Condensed" w:eastAsia="Barlow Semi Condensed" w:hAnsi="Barlow Semi Condensed"/>
+                <w:sz w:val="20"/>
+                <w:szCs w:val="20"/>
+              </w:rPr>
+              <w:t xml:space="preserve"/>
+            </w:r>
+          </w:p>
+        </w:tc>
+        <w:tc>
+          <w:tcPr>
+            <w:tcW w:type="dxa" w:w="1560"/>
+          </w:tcPr>
+          <w:p>
+            <w:pPr>
+              <w:spacing w:after="20" w:before="20"/>
+              <w:jc w:val="both"/>
+            </w:pPr>
+            <w:r>
+              <w:rPr>
+                <w:rFonts w:ascii="Barlow Semi Condensed" w:cs="Barlow Semi Condensed" w:eastAsia="Barlow Semi Condensed" w:hAnsi="Barlow Semi Condensed"/>
+                <w:sz w:val="20"/>
+                <w:szCs w:val="20"/>
+              </w:rPr>
+              <w:t xml:space="preserve"/>
+            </w:r>
+          </w:p>
+        </w:tc>
+      </w:tr>
+      <w:tr>
+        <w:tc>
+          <w:tcPr>
+            <w:tcW w:type="dxa" w:w="1560"/>
+          </w:tcPr>
+          <w:p>
+            <w:pPr>
+              <w:spacing w:after="20" w:before="20"/>
+              <w:jc w:val="both"/>
+            </w:pPr>
+            <w:r>
+              <w:rPr>
+                <w:rFonts w:ascii="Barlow Semi Condensed" w:cs="Barlow Semi Condensed" w:eastAsia="Barlow Semi Condensed" w:hAnsi="Barlow Semi Condensed"/>
+                <w:sz w:val="20"/>
+                <w:szCs w:val="20"/>
+              </w:rPr>
               <w:t xml:space="preserve">1</w:t>
             </w:r>
           </w:p>
@@ -1822,7 +6075,7 @@
                 <w:sz w:val="20"/>
                 <w:szCs w:val="20"/>
               </w:rPr>
-              <w:t xml:space="preserve">Archivio Flamigni</w:t>
+              <w:t xml:space="preserve">il Mulino</w:t>
             </w:r>
           </w:p>
         </w:tc>
@@ -1838,12 +6091,10 @@
             <w:r>
               <w:rPr>
                 <w:rFonts w:ascii="Barlow Semi Condensed" w:cs="Barlow Semi Condensed" w:eastAsia="Barlow Semi Condensed" w:hAnsi="Barlow Semi Condensed"/>
-                <w:i/>
-                <w:iCs/>
-                <w:sz w:val="20"/>
-                <w:szCs w:val="20"/>
-              </w:rPr>
-              <w:t xml:space="preserve">pec-archivio-flamigni.md</w:t>
+                <w:sz w:val="20"/>
+                <w:szCs w:val="20"/>
+              </w:rPr>
+              <w:t xml:space="preserve">1</w:t>
             </w:r>
           </w:p>
         </w:tc>
@@ -1940,7 +6191,7 @@
                 <w:sz w:val="20"/>
                 <w:szCs w:val="20"/>
               </w:rPr>
-              <w:t xml:space="preserve">il Mulino</w:t>
+              <w:t xml:space="preserve">Chiarelettere</w:t>
             </w:r>
           </w:p>
         </w:tc>
@@ -1959,7 +6210,7 @@
                 <w:sz w:val="20"/>
                 <w:szCs w:val="20"/>
               </w:rPr>
-              <w:t xml:space="preserve">proposte §1</w:t>
+              <w:t xml:space="preserve">1</w:t>
             </w:r>
           </w:p>
         </w:tc>
@@ -2075,7 +6326,7 @@
                 <w:sz w:val="20"/>
                 <w:szCs w:val="20"/>
               </w:rPr>
-              <w:t xml:space="preserve">proposte §2</w:t>
+              <w:t xml:space="preserve">1</w:t>
             </w:r>
           </w:p>
         </w:tc>
@@ -2188,12 +6439,10 @@
             <w:r>
               <w:rPr>
                 <w:rFonts w:ascii="Barlow Semi Condensed" w:cs="Barlow Semi Condensed" w:eastAsia="Barlow Semi Condensed" w:hAnsi="Barlow Semi Condensed"/>
-                <w:i/>
-                <w:iCs/>
-                <w:sz w:val="20"/>
-                <w:szCs w:val="20"/>
-              </w:rPr>
-              <w:t xml:space="preserve">proposta-editrice-laterza.md</w:t>
+                <w:sz w:val="20"/>
+                <w:szCs w:val="20"/>
+              </w:rPr>
+              <w:t xml:space="preserve">2</w:t>
             </w:r>
           </w:p>
         </w:tc>
@@ -2290,6 +6539,122 @@
                 <w:sz w:val="20"/>
                 <w:szCs w:val="20"/>
               </w:rPr>
+              <w:t xml:space="preserve">Bompiani</w:t>
+            </w:r>
+          </w:p>
+        </w:tc>
+        <w:tc>
+          <w:tcPr>
+            <w:tcW w:type="dxa" w:w="1560"/>
+          </w:tcPr>
+          <w:p>
+            <w:pPr>
+              <w:spacing w:after="20" w:before="20"/>
+              <w:jc w:val="both"/>
+            </w:pPr>
+            <w:r>
+              <w:rPr>
+                <w:rFonts w:ascii="Barlow Semi Condensed" w:cs="Barlow Semi Condensed" w:eastAsia="Barlow Semi Condensed" w:hAnsi="Barlow Semi Condensed"/>
+                <w:sz w:val="20"/>
+                <w:szCs w:val="20"/>
+              </w:rPr>
+              <w:t xml:space="preserve">3</w:t>
+            </w:r>
+          </w:p>
+        </w:tc>
+        <w:tc>
+          <w:tcPr>
+            <w:tcW w:type="dxa" w:w="1560"/>
+          </w:tcPr>
+          <w:p>
+            <w:pPr>
+              <w:spacing w:after="20" w:before="20"/>
+              <w:jc w:val="both"/>
+            </w:pPr>
+            <w:r>
+              <w:rPr>
+                <w:rFonts w:ascii="Barlow Semi Condensed" w:cs="Barlow Semi Condensed" w:eastAsia="Barlow Semi Condensed" w:hAnsi="Barlow Semi Condensed"/>
+                <w:sz w:val="20"/>
+                <w:szCs w:val="20"/>
+              </w:rPr>
+              <w:t xml:space="preserve"/>
+            </w:r>
+          </w:p>
+        </w:tc>
+        <w:tc>
+          <w:tcPr>
+            <w:tcW w:type="dxa" w:w="1560"/>
+          </w:tcPr>
+          <w:p>
+            <w:pPr>
+              <w:spacing w:after="20" w:before="20"/>
+              <w:jc w:val="both"/>
+            </w:pPr>
+            <w:r>
+              <w:rPr>
+                <w:rFonts w:ascii="Barlow Semi Condensed" w:cs="Barlow Semi Condensed" w:eastAsia="Barlow Semi Condensed" w:hAnsi="Barlow Semi Condensed"/>
+                <w:sz w:val="20"/>
+                <w:szCs w:val="20"/>
+              </w:rPr>
+              <w:t xml:space="preserve"/>
+            </w:r>
+          </w:p>
+        </w:tc>
+        <w:tc>
+          <w:tcPr>
+            <w:tcW w:type="dxa" w:w="1560"/>
+          </w:tcPr>
+          <w:p>
+            <w:pPr>
+              <w:spacing w:after="20" w:before="20"/>
+              <w:jc w:val="both"/>
+            </w:pPr>
+            <w:r>
+              <w:rPr>
+                <w:rFonts w:ascii="Barlow Semi Condensed" w:cs="Barlow Semi Condensed" w:eastAsia="Barlow Semi Condensed" w:hAnsi="Barlow Semi Condensed"/>
+                <w:sz w:val="20"/>
+                <w:szCs w:val="20"/>
+              </w:rPr>
+              <w:t xml:space="preserve"/>
+            </w:r>
+          </w:p>
+        </w:tc>
+      </w:tr>
+      <w:tr>
+        <w:tc>
+          <w:tcPr>
+            <w:tcW w:type="dxa" w:w="1560"/>
+          </w:tcPr>
+          <w:p>
+            <w:pPr>
+              <w:spacing w:after="20" w:before="20"/>
+              <w:jc w:val="both"/>
+            </w:pPr>
+            <w:r>
+              <w:rPr>
+                <w:rFonts w:ascii="Barlow Semi Condensed" w:cs="Barlow Semi Condensed" w:eastAsia="Barlow Semi Condensed" w:hAnsi="Barlow Semi Condensed"/>
+                <w:sz w:val="20"/>
+                <w:szCs w:val="20"/>
+              </w:rPr>
+              <w:t xml:space="preserve">6</w:t>
+            </w:r>
+          </w:p>
+        </w:tc>
+        <w:tc>
+          <w:tcPr>
+            <w:tcW w:type="dxa" w:w="1560"/>
+          </w:tcPr>
+          <w:p>
+            <w:pPr>
+              <w:spacing w:after="20" w:before="20"/>
+              <w:jc w:val="both"/>
+            </w:pPr>
+            <w:r>
+              <w:rPr>
+                <w:rFonts w:ascii="Barlow Semi Condensed" w:cs="Barlow Semi Condensed" w:eastAsia="Barlow Semi Condensed" w:hAnsi="Barlow Semi Condensed"/>
+                <w:sz w:val="20"/>
+                <w:szCs w:val="20"/>
+              </w:rPr>
               <w:t xml:space="preserve">Einaudi</w:t>
             </w:r>
           </w:p>
@@ -2309,7 +6674,7 @@
                 <w:sz w:val="20"/>
                 <w:szCs w:val="20"/>
               </w:rPr>
-              <w:t xml:space="preserve">proposte §3</w:t>
+              <w:t xml:space="preserve">3</w:t>
             </w:r>
           </w:p>
         </w:tc>
@@ -2387,7 +6752,7 @@
                 <w:sz w:val="20"/>
                 <w:szCs w:val="20"/>
               </w:rPr>
-              <w:t xml:space="preserve">6</w:t>
+              <w:t xml:space="preserve">7</w:t>
             </w:r>
           </w:p>
         </w:tc>
@@ -2406,7 +6771,7 @@
                 <w:sz w:val="20"/>
                 <w:szCs w:val="20"/>
               </w:rPr>
-              <w:t xml:space="preserve">Zenodo</w:t>
+              <w:t xml:space="preserve">Feltrinelli</w:t>
             </w:r>
           </w:p>
         </w:tc>
@@ -2425,7 +6790,7 @@
                 <w:sz w:val="20"/>
                 <w:szCs w:val="20"/>
               </w:rPr>
-              <w:t xml:space="preserve">deposito</w:t>
+              <w:t xml:space="preserve">sospeso</w:t>
             </w:r>
           </w:p>
         </w:tc>
@@ -2503,7 +6868,7 @@
                 <w:sz w:val="20"/>
                 <w:szCs w:val="20"/>
               </w:rPr>
-              <w:t xml:space="preserve">7</w:t>
+              <w:t xml:space="preserve">8</w:t>
             </w:r>
           </w:p>
         </w:tc>
@@ -2522,6 +6887,238 @@
                 <w:sz w:val="20"/>
                 <w:szCs w:val="20"/>
               </w:rPr>
+              <w:t xml:space="preserve">Bollati Boringhieri</w:t>
+            </w:r>
+          </w:p>
+        </w:tc>
+        <w:tc>
+          <w:tcPr>
+            <w:tcW w:type="dxa" w:w="1560"/>
+          </w:tcPr>
+          <w:p>
+            <w:pPr>
+              <w:spacing w:after="20" w:before="20"/>
+              <w:jc w:val="both"/>
+            </w:pPr>
+            <w:r>
+              <w:rPr>
+                <w:rFonts w:ascii="Barlow Semi Condensed" w:cs="Barlow Semi Condensed" w:eastAsia="Barlow Semi Condensed" w:hAnsi="Barlow Semi Condensed"/>
+                <w:sz w:val="20"/>
+                <w:szCs w:val="20"/>
+              </w:rPr>
+              <w:t xml:space="preserve">via agente</w:t>
+            </w:r>
+          </w:p>
+        </w:tc>
+        <w:tc>
+          <w:tcPr>
+            <w:tcW w:type="dxa" w:w="1560"/>
+          </w:tcPr>
+          <w:p>
+            <w:pPr>
+              <w:spacing w:after="20" w:before="20"/>
+              <w:jc w:val="both"/>
+            </w:pPr>
+            <w:r>
+              <w:rPr>
+                <w:rFonts w:ascii="Barlow Semi Condensed" w:cs="Barlow Semi Condensed" w:eastAsia="Barlow Semi Condensed" w:hAnsi="Barlow Semi Condensed"/>
+                <w:sz w:val="20"/>
+                <w:szCs w:val="20"/>
+              </w:rPr>
+              <w:t xml:space="preserve"/>
+            </w:r>
+          </w:p>
+        </w:tc>
+        <w:tc>
+          <w:tcPr>
+            <w:tcW w:type="dxa" w:w="1560"/>
+          </w:tcPr>
+          <w:p>
+            <w:pPr>
+              <w:spacing w:after="20" w:before="20"/>
+              <w:jc w:val="both"/>
+            </w:pPr>
+            <w:r>
+              <w:rPr>
+                <w:rFonts w:ascii="Barlow Semi Condensed" w:cs="Barlow Semi Condensed" w:eastAsia="Barlow Semi Condensed" w:hAnsi="Barlow Semi Condensed"/>
+                <w:sz w:val="20"/>
+                <w:szCs w:val="20"/>
+              </w:rPr>
+              <w:t xml:space="preserve"/>
+            </w:r>
+          </w:p>
+        </w:tc>
+        <w:tc>
+          <w:tcPr>
+            <w:tcW w:type="dxa" w:w="1560"/>
+          </w:tcPr>
+          <w:p>
+            <w:pPr>
+              <w:spacing w:after="20" w:before="20"/>
+              <w:jc w:val="both"/>
+            </w:pPr>
+            <w:r>
+              <w:rPr>
+                <w:rFonts w:ascii="Barlow Semi Condensed" w:cs="Barlow Semi Condensed" w:eastAsia="Barlow Semi Condensed" w:hAnsi="Barlow Semi Condensed"/>
+                <w:sz w:val="20"/>
+                <w:szCs w:val="20"/>
+              </w:rPr>
+              <w:t xml:space="preserve"/>
+            </w:r>
+          </w:p>
+        </w:tc>
+      </w:tr>
+      <w:tr>
+        <w:tc>
+          <w:tcPr>
+            <w:tcW w:type="dxa" w:w="1560"/>
+          </w:tcPr>
+          <w:p>
+            <w:pPr>
+              <w:spacing w:after="20" w:before="20"/>
+              <w:jc w:val="both"/>
+            </w:pPr>
+            <w:r>
+              <w:rPr>
+                <w:rFonts w:ascii="Barlow Semi Condensed" w:cs="Barlow Semi Condensed" w:eastAsia="Barlow Semi Condensed" w:hAnsi="Barlow Semi Condensed"/>
+                <w:sz w:val="20"/>
+                <w:szCs w:val="20"/>
+              </w:rPr>
+              <w:t xml:space="preserve">9</w:t>
+            </w:r>
+          </w:p>
+        </w:tc>
+        <w:tc>
+          <w:tcPr>
+            <w:tcW w:type="dxa" w:w="1560"/>
+          </w:tcPr>
+          <w:p>
+            <w:pPr>
+              <w:spacing w:after="20" w:before="20"/>
+              <w:jc w:val="both"/>
+            </w:pPr>
+            <w:r>
+              <w:rPr>
+                <w:rFonts w:ascii="Barlow Semi Condensed" w:cs="Barlow Semi Condensed" w:eastAsia="Barlow Semi Condensed" w:hAnsi="Barlow Semi Condensed"/>
+                <w:sz w:val="20"/>
+                <w:szCs w:val="20"/>
+              </w:rPr>
+              <w:t xml:space="preserve">Astrolabio-Ubaldini</w:t>
+            </w:r>
+          </w:p>
+        </w:tc>
+        <w:tc>
+          <w:tcPr>
+            <w:tcW w:type="dxa" w:w="1560"/>
+          </w:tcPr>
+          <w:p>
+            <w:pPr>
+              <w:spacing w:after="20" w:before="20"/>
+              <w:jc w:val="both"/>
+            </w:pPr>
+            <w:r>
+              <w:rPr>
+                <w:rFonts w:ascii="Barlow Semi Condensed" w:cs="Barlow Semi Condensed" w:eastAsia="Barlow Semi Condensed" w:hAnsi="Barlow Semi Condensed"/>
+                <w:sz w:val="20"/>
+                <w:szCs w:val="20"/>
+              </w:rPr>
+              <w:t xml:space="preserve">escluso</w:t>
+            </w:r>
+          </w:p>
+        </w:tc>
+        <w:tc>
+          <w:tcPr>
+            <w:tcW w:type="dxa" w:w="1560"/>
+          </w:tcPr>
+          <w:p>
+            <w:pPr>
+              <w:spacing w:after="20" w:before="20"/>
+              <w:jc w:val="both"/>
+            </w:pPr>
+            <w:r>
+              <w:rPr>
+                <w:rFonts w:ascii="Barlow Semi Condensed" w:cs="Barlow Semi Condensed" w:eastAsia="Barlow Semi Condensed" w:hAnsi="Barlow Semi Condensed"/>
+                <w:sz w:val="20"/>
+                <w:szCs w:val="20"/>
+              </w:rPr>
+              <w:t xml:space="preserve"/>
+            </w:r>
+          </w:p>
+        </w:tc>
+        <w:tc>
+          <w:tcPr>
+            <w:tcW w:type="dxa" w:w="1560"/>
+          </w:tcPr>
+          <w:p>
+            <w:pPr>
+              <w:spacing w:after="20" w:before="20"/>
+              <w:jc w:val="both"/>
+            </w:pPr>
+            <w:r>
+              <w:rPr>
+                <w:rFonts w:ascii="Barlow Semi Condensed" w:cs="Barlow Semi Condensed" w:eastAsia="Barlow Semi Condensed" w:hAnsi="Barlow Semi Condensed"/>
+                <w:sz w:val="20"/>
+                <w:szCs w:val="20"/>
+              </w:rPr>
+              <w:t xml:space="preserve"/>
+            </w:r>
+          </w:p>
+        </w:tc>
+        <w:tc>
+          <w:tcPr>
+            <w:tcW w:type="dxa" w:w="1560"/>
+          </w:tcPr>
+          <w:p>
+            <w:pPr>
+              <w:spacing w:after="20" w:before="20"/>
+              <w:jc w:val="both"/>
+            </w:pPr>
+            <w:r>
+              <w:rPr>
+                <w:rFonts w:ascii="Barlow Semi Condensed" w:cs="Barlow Semi Condensed" w:eastAsia="Barlow Semi Condensed" w:hAnsi="Barlow Semi Condensed"/>
+                <w:sz w:val="20"/>
+                <w:szCs w:val="20"/>
+              </w:rPr>
+              <w:t xml:space="preserve"/>
+            </w:r>
+          </w:p>
+        </w:tc>
+      </w:tr>
+      <w:tr>
+        <w:tc>
+          <w:tcPr>
+            <w:tcW w:type="dxa" w:w="1560"/>
+          </w:tcPr>
+          <w:p>
+            <w:pPr>
+              <w:spacing w:after="20" w:before="20"/>
+              <w:jc w:val="both"/>
+            </w:pPr>
+            <w:r>
+              <w:rPr>
+                <w:rFonts w:ascii="Barlow Semi Condensed" w:cs="Barlow Semi Condensed" w:eastAsia="Barlow Semi Condensed" w:hAnsi="Barlow Semi Condensed"/>
+                <w:sz w:val="20"/>
+                <w:szCs w:val="20"/>
+              </w:rPr>
+              <w:t xml:space="preserve">11</w:t>
+            </w:r>
+          </w:p>
+        </w:tc>
+        <w:tc>
+          <w:tcPr>
+            <w:tcW w:type="dxa" w:w="1560"/>
+          </w:tcPr>
+          <w:p>
+            <w:pPr>
+              <w:spacing w:after="20" w:before="20"/>
+              <w:jc w:val="both"/>
+            </w:pPr>
+            <w:r>
+              <w:rPr>
+                <w:rFonts w:ascii="Barlow Semi Condensed" w:cs="Barlow Semi Condensed" w:eastAsia="Barlow Semi Condensed" w:hAnsi="Barlow Semi Condensed"/>
+                <w:sz w:val="20"/>
+                <w:szCs w:val="20"/>
+              </w:rPr>
               <w:t xml:space="preserve">«Italia contemporanea»</w:t>
             </w:r>
           </w:p>
@@ -2541,7 +7138,7 @@
                 <w:sz w:val="20"/>
                 <w:szCs w:val="20"/>
               </w:rPr>
-              <w:t xml:space="preserve">nota, da scrivere</w:t>
+              <w:t xml:space="preserve">parallelo</w:t>
             </w:r>
           </w:p>
         </w:tc>
@@ -2628,7 +7225,7 @@
           <w:sz w:val="24"/>
           <w:szCs w:val="24"/>
         </w:rPr>
-        <w:t xml:space="preserve">Se arriva un rifiuto</w:t>
+        <w:t xml:space="preserve">Che cosa manca ancora</w:t>
       </w:r>
     </w:p>
     <w:p>
@@ -2642,7 +7239,7 @@
           <w:sz w:val="24"/>
           <w:szCs w:val="24"/>
         </w:rPr>
-        <w:t xml:space="preserve">Un rifiuto editoriale non è un giudizio sul lavoro: nella grande maggioranza dei casi è un giudizio sul catalogo di chi lo emette. Va registrato nella tabella e basta. </w:t>
+        <w:t xml:space="preserve">Delle </w:t>
       </w:r>
       <w:r>
         <w:rPr>
@@ -2652,16 +7249,174 @@
           <w:sz w:val="24"/>
           <w:szCs w:val="24"/>
         </w:rPr>
-        <w:t xml:space="preserve">Non va chiesto il motivo</w:t>
-      </w:r>
-      <w:r>
-        <w:rPr>
-          <w:rFonts w:ascii="Barlow Semi Condensed" w:cs="Barlow Semi Condensed" w:eastAsia="Barlow Semi Condensed" w:hAnsi="Barlow Semi Condensed"/>
-          <w:sz w:val="24"/>
-          <w:szCs w:val="24"/>
-        </w:rPr>
-        <w:t xml:space="preserve">, e non va inviata una versione rivista allo stesso editore se non è stato lui a chiederla.</w:t>
-      </w:r>
+        <w:t xml:space="preserve">sei porte praticabili</w:t>
+      </w:r>
+      <w:r>
+        <w:rPr>
+          <w:rFonts w:ascii="Barlow Semi Condensed" w:cs="Barlow Semi Condensed" w:eastAsia="Barlow Semi Condensed" w:hAnsi="Barlow Semi Condensed"/>
+          <w:sz w:val="24"/>
+          <w:szCs w:val="24"/>
+        </w:rPr>
+        <w:t xml:space="preserve">, quattro hanno già il loro testo — il Mulino, Carocci, Laterza, Einaudi — e due no. Vanno scritti prima di spedire, non mentre si spedisce:</w:t>
+      </w:r>
+    </w:p>
+    <w:p>
+      <w:pPr>
+        <w:spacing w:after="40"/>
+        <w:ind w:left="180"/>
+        <w:jc w:val="both"/>
+      </w:pPr>
+      <w:r>
+        <w:rPr>
+          <w:rFonts w:ascii="Barlow Semi Condensed" w:cs="Barlow Semi Condensed" w:eastAsia="Barlow Semi Condensed" w:hAnsi="Barlow Semi Condensed"/>
+          <w:sz w:val="24"/>
+          <w:szCs w:val="24"/>
+        </w:rPr>
+        <w:t xml:space="preserve">☐ </w:t>
+      </w:r>
+      <w:r>
+        <w:rPr>
+          <w:rFonts w:ascii="Barlow Semi Condensed" w:cs="Barlow Semi Condensed" w:eastAsia="Barlow Semi Condensed" w:hAnsi="Barlow Semi Condensed"/>
+          <w:b/>
+          <w:bCs/>
+          <w:sz w:val="24"/>
+          <w:szCs w:val="24"/>
+        </w:rPr>
+        <w:t xml:space="preserve">Proposta a Chiarelettere</w:t>
+      </w:r>
+      <w:r>
+        <w:rPr>
+          <w:rFonts w:ascii="Barlow Semi Condensed" w:cs="Barlow Semi Condensed" w:eastAsia="Barlow Semi Condensed" w:hAnsi="Barlow Semi Condensed"/>
+          <w:sz w:val="24"/>
+          <w:szCs w:val="24"/>
+        </w:rPr>
+        <w:t xml:space="preserve"> — saggio civile, accento sull'inchiesta e sul metodo. È la porta più affine: merita il testo migliore</w:t>
+      </w:r>
+    </w:p>
+    <w:p>
+      <w:pPr>
+        <w:spacing w:after="40"/>
+        <w:ind w:left="180"/>
+        <w:jc w:val="both"/>
+      </w:pPr>
+      <w:r>
+        <w:rPr>
+          <w:rFonts w:ascii="Barlow Semi Condensed" w:cs="Barlow Semi Condensed" w:eastAsia="Barlow Semi Condensed" w:hAnsi="Barlow Semi Condensed"/>
+          <w:sz w:val="24"/>
+          <w:szCs w:val="24"/>
+        </w:rPr>
+        <w:t xml:space="preserve">☐ </w:t>
+      </w:r>
+      <w:r>
+        <w:rPr>
+          <w:rFonts w:ascii="Barlow Semi Condensed" w:cs="Barlow Semi Condensed" w:eastAsia="Barlow Semi Condensed" w:hAnsi="Barlow Semi Condensed"/>
+          <w:b/>
+          <w:bCs/>
+          <w:sz w:val="24"/>
+          <w:szCs w:val="24"/>
+        </w:rPr>
+        <w:t xml:space="preserve">Proposta a Bompiani</w:t>
+      </w:r>
+      <w:r>
+        <w:rPr>
+          <w:rFonts w:ascii="Barlow Semi Condensed" w:cs="Barlow Semi Condensed" w:eastAsia="Barlow Semi Condensed" w:hAnsi="Barlow Semi Condensed"/>
+          <w:sz w:val="24"/>
+          <w:szCs w:val="24"/>
+        </w:rPr>
+        <w:t xml:space="preserve"> — saggio civile, formato PDF sotto i 5 MB, sapendo che vale per dodici mesi</w:t>
+      </w:r>
+    </w:p>
+    <w:p>
+      <w:pPr>
+        <w:spacing w:after="40"/>
+        <w:ind w:left="180"/>
+        <w:jc w:val="both"/>
+      </w:pPr>
+      <w:r>
+        <w:rPr>
+          <w:rFonts w:ascii="Barlow Semi Condensed" w:cs="Barlow Semi Condensed" w:eastAsia="Barlow Semi Condensed" w:hAnsi="Barlow Semi Condensed"/>
+          <w:sz w:val="24"/>
+          <w:szCs w:val="24"/>
+        </w:rPr>
+        <w:t xml:space="preserve">☐ </w:t>
+      </w:r>
+      <w:r>
+        <w:rPr>
+          <w:rFonts w:ascii="Barlow Semi Condensed" w:cs="Barlow Semi Condensed" w:eastAsia="Barlow Semi Condensed" w:hAnsi="Barlow Semi Condensed"/>
+          <w:i/>
+          <w:iCs/>
+          <w:sz w:val="24"/>
+          <w:szCs w:val="24"/>
+        </w:rPr>
+        <w:t xml:space="preserve">(eventuale)</w:t>
+      </w:r>
+      <w:r>
+        <w:rPr>
+          <w:rFonts w:ascii="Barlow Semi Condensed" w:cs="Barlow Semi Condensed" w:eastAsia="Barlow Semi Condensed" w:hAnsi="Barlow Semi Condensed"/>
+          <w:sz w:val="24"/>
+          <w:szCs w:val="24"/>
+        </w:rPr>
+        <w:t xml:space="preserve"> </w:t>
+      </w:r>
+      <w:r>
+        <w:rPr>
+          <w:rFonts w:ascii="Barlow Semi Condensed" w:cs="Barlow Semi Condensed" w:eastAsia="Barlow Semi Condensed" w:hAnsi="Barlow Semi Condensed"/>
+          <w:b/>
+          <w:bCs/>
+          <w:sz w:val="24"/>
+          <w:szCs w:val="24"/>
+        </w:rPr>
+        <w:t xml:space="preserve">Proposta a Feltrinelli</w:t>
+      </w:r>
+      <w:r>
+        <w:rPr>
+          <w:rFonts w:ascii="Barlow Semi Condensed" w:cs="Barlow Semi Condensed" w:eastAsia="Barlow Semi Condensed" w:hAnsi="Barlow Semi Condensed"/>
+          <w:sz w:val="24"/>
+          <w:szCs w:val="24"/>
+        </w:rPr>
+        <w:t xml:space="preserve">, solo se il canale riapre, con il conflitto d'oggetto dichiarato in apertura</w:t>
+      </w:r>
+    </w:p>
+    <w:p>
+      <w:pPr>
+        <w:spacing w:after="40"/>
+        <w:ind w:left="180"/>
+        <w:jc w:val="both"/>
+      </w:pPr>
+      <w:r>
+        <w:rPr>
+          <w:rFonts w:ascii="Barlow Semi Condensed" w:cs="Barlow Semi Condensed" w:eastAsia="Barlow Semi Condensed" w:hAnsi="Barlow Semi Condensed"/>
+          <w:sz w:val="24"/>
+          <w:szCs w:val="24"/>
+        </w:rPr>
+        <w:t xml:space="preserve">☐ </w:t>
+      </w:r>
+      <w:r>
+        <w:rPr>
+          <w:rFonts w:ascii="Barlow Semi Condensed" w:cs="Barlow Semi Condensed" w:eastAsia="Barlow Semi Condensed" w:hAnsi="Barlow Semi Condensed"/>
+          <w:b/>
+          <w:bCs/>
+          <w:sz w:val="24"/>
+          <w:szCs w:val="24"/>
+        </w:rPr>
+        <w:t xml:space="preserve">Nota di quattro pagine</w:t>
+      </w:r>
+      <w:r>
+        <w:rPr>
+          <w:rFonts w:ascii="Barlow Semi Condensed" w:cs="Barlow Semi Condensed" w:eastAsia="Barlow Semi Condensed" w:hAnsi="Barlow Semi Condensed"/>
+          <w:sz w:val="24"/>
+          <w:szCs w:val="24"/>
+        </w:rPr>
+        <w:t xml:space="preserve"> per una rivista di storia contemporanea</w:t>
+      </w:r>
+    </w:p>
+    <w:p>
+      <w:pPr>
+        <w:pBdr>
+          <w:bottom w:val="single" w:color="999999" w:sz="6" w:space="1"/>
+        </w:pBdr>
+        <w:spacing w:after="80"/>
+      </w:pPr>
     </w:p>
     <w:p>
       <w:pPr>
@@ -2674,7 +7429,7 @@
           <w:sz w:val="24"/>
           <w:szCs w:val="24"/>
         </w:rPr>
-        <w:t xml:space="preserve">Se arriva un interesse</w:t>
+        <w:t xml:space="preserve">Se arriva un rifiuto</w:t>
       </w:r>
     </w:p>
     <w:p>
@@ -2688,7 +7443,59 @@
           <w:sz w:val="24"/>
           <w:szCs w:val="24"/>
         </w:rPr>
-        <w:t xml:space="preserve">Prima di rispondere sì a chiunque, tre cose:</w:t>
+        <w:t xml:space="preserve">Un rifiuto editoriale non è un giudizio sul lavoro: nella grande maggioranza dei casi è un giudizio sul catalogo di chi lo emette. Va registrato nella tabella e basta.</w:t>
+      </w:r>
+    </w:p>
+    <w:p>
+      <w:pPr>
+        <w:spacing w:after="120" w:line="276"/>
+        <w:jc w:val="both"/>
+      </w:pPr>
+      <w:r>
+        <w:rPr>
+          <w:rFonts w:ascii="Barlow Semi Condensed" w:cs="Barlow Semi Condensed" w:eastAsia="Barlow Semi Condensed" w:hAnsi="Barlow Semi Condensed"/>
+          <w:b/>
+          <w:bCs/>
+          <w:sz w:val="24"/>
+          <w:szCs w:val="24"/>
+        </w:rPr>
+        <w:t xml:space="preserve">Non va chiesto il motivo.</w:t>
+      </w:r>
+      <w:r>
+        <w:rPr>
+          <w:rFonts w:ascii="Barlow Semi Condensed" w:cs="Barlow Semi Condensed" w:eastAsia="Barlow Semi Condensed" w:hAnsi="Barlow Semi Condensed"/>
+          <w:sz w:val="24"/>
+          <w:szCs w:val="24"/>
+        </w:rPr>
+        <w:t xml:space="preserve"> Non va inviata una versione rivista allo stesso editore, a meno che non sia stato lui a chiederla. E non va rispedita la stessa proposta a distanza di mesi sperando in un lettore diverso — dove esiste una regola sui dodici mesi, come da Bompiani, violarla chiude la porta anche per la volta buona.</w:t>
+      </w:r>
+    </w:p>
+    <w:p>
+      <w:pPr>
+        <w:pStyle w:val="Heading2"/>
+        <w:spacing w:after="100" w:before="200"/>
+      </w:pPr>
+      <w:r>
+        <w:rPr>
+          <w:rFonts w:ascii="Barlow Semi Condensed" w:cs="Barlow Semi Condensed" w:eastAsia="Barlow Semi Condensed" w:hAnsi="Barlow Semi Condensed"/>
+          <w:sz w:val="24"/>
+          <w:szCs w:val="24"/>
+        </w:rPr>
+        <w:t xml:space="preserve">Se arriva un interesse</w:t>
+      </w:r>
+    </w:p>
+    <w:p>
+      <w:pPr>
+        <w:spacing w:after="120" w:line="276"/>
+        <w:jc w:val="both"/>
+      </w:pPr>
+      <w:r>
+        <w:rPr>
+          <w:rFonts w:ascii="Barlow Semi Condensed" w:cs="Barlow Semi Condensed" w:eastAsia="Barlow Semi Condensed" w:hAnsi="Barlow Semi Condensed"/>
+          <w:sz w:val="24"/>
+          <w:szCs w:val="24"/>
+        </w:rPr>
+        <w:t xml:space="preserve">Prima di rispondere sì a chiunque, quattro cose:</w:t>
       </w:r>
     </w:p>
     <w:p>
@@ -2792,7 +7599,8 @@
     </w:p>
     <w:p>
       <w:pPr>
-        <w:spacing w:after="120" w:line="276"/>
+        <w:spacing w:after="40"/>
+        <w:ind w:left="360"/>
         <w:jc w:val="both"/>
       </w:pPr>
       <w:r>
@@ -2801,7 +7609,7 @@
           <w:sz w:val="24"/>
           <w:szCs w:val="24"/>
         </w:rPr>
-        <w:t xml:space="preserve">E una quarta, che riguarda questo lavoro in particolare: </w:t>
+        <w:t xml:space="preserve">4. </w:t>
       </w:r>
       <w:r>
         <w:rPr>
@@ -2811,15 +7619,15 @@
           <w:sz w:val="24"/>
           <w:szCs w:val="24"/>
         </w:rPr>
-        <w:t xml:space="preserve">verificare che la dichiarazione sull'uso dell'intelligenza artificiale resti in apertura del libro</w:t>
-      </w:r>
-      <w:r>
-        <w:rPr>
-          <w:rFonts w:ascii="Barlow Semi Condensed" w:cs="Barlow Semi Condensed" w:eastAsia="Barlow Semi Condensed" w:hAnsi="Barlow Semi Condensed"/>
-          <w:sz w:val="24"/>
-          <w:szCs w:val="24"/>
-        </w:rPr>
-        <w:t xml:space="preserve">, in qualunque forma il libro prenda. Se un editore chiedesse di spostarla in fondo o di attenuarla, quella non è una richiesta redazionale: è una richiesta di pubblicare un altro libro.</w:t>
+        <w:t xml:space="preserve">Verificare che la dichiarazione sull'uso dell'intelligenza artificiale resti in apertura del libro</w:t>
+      </w:r>
+      <w:r>
+        <w:rPr>
+          <w:rFonts w:ascii="Barlow Semi Condensed" w:cs="Barlow Semi Condensed" w:eastAsia="Barlow Semi Condensed" w:hAnsi="Barlow Semi Condensed"/>
+          <w:sz w:val="24"/>
+          <w:szCs w:val="24"/>
+        </w:rPr>
+        <w:t xml:space="preserve">, in qualunque forma il libro prenda. Se un editore chiedesse di spostarla in fondo o di attenuarla, quella non è una richiesta redazionale: è la richiesta di pubblicare un altro libro.</w:t>
       </w:r>
     </w:p>
     <w:sectPr>

--- a/_diffusione-opera/CHECKLIST_DI_INVIO.docx
+++ b/_diffusione-opera/CHECKLIST_DI_INVIO.docx
@@ -29,7 +29,7 @@
           <w:sz w:val="24"/>
           <w:szCs w:val="24"/>
         </w:rPr>
-        <w:t xml:space="preserve">Nove editori, un archivio, un deposito, una rivista. Chi riceve che cosa, per quale canale, in quale ordine. Da tenere aperto mentre si spedisce e da aggiornare nella tabella finale. </w:t>
+        <w:t xml:space="preserve">Nove editori, due enti d'archivio, un deposito, una rivista. Chi riceve che cosa, per quale canale, in quale ordine. Da tenere aperto mentre si spedisce e da aggiornare nella tabella finale. </w:t>
       </w:r>
       <w:r>
         <w:rPr>
@@ -1518,7 +1518,25 @@
           <w:sz w:val="24"/>
           <w:szCs w:val="24"/>
         </w:rPr>
-        <w:t xml:space="preserve"> Archivio Flamigni e deposito Zenodo. Il primo è un archivio, il secondo un deposito: nessuno dei due preclude nulla, e il DOI del secondo si cita in tutte le proposte successive.</w:t>
+        <w:t xml:space="preserve"> Archivio Flamigni, Fondazione Aldo Moro e deposito Zenodo. Nessuno dei tre preclude alcunché, e il DOI del deposito si cita in tutte le proposte successive. </w:t>
+      </w:r>
+      <w:r>
+        <w:rPr>
+          <w:rFonts w:ascii="Barlow Semi Condensed" w:cs="Barlow Semi Condensed" w:eastAsia="Barlow Semi Condensed" w:hAnsi="Barlow Semi Condensed"/>
+          <w:b/>
+          <w:bCs/>
+          <w:sz w:val="24"/>
+          <w:szCs w:val="24"/>
+        </w:rPr>
+        <w:t xml:space="preserve">I primi due non si scrivono lo stesso giorno e non si scrivono allo stesso modo</w:t>
+      </w:r>
+      <w:r>
+        <w:rPr>
+          <w:rFonts w:ascii="Barlow Semi Condensed" w:cs="Barlow Semi Condensed" w:eastAsia="Barlow Semi Condensed" w:hAnsi="Barlow Semi Condensed"/>
+          <w:sz w:val="24"/>
+          <w:szCs w:val="24"/>
+        </w:rPr>
+        <w:t xml:space="preserve">: a Flamigni si propone un apparato da valutare, alla Fondazione si porta una domanda sola.</w:t>
       </w:r>
     </w:p>
     <w:p>
@@ -2038,6 +2056,519 @@
           <w:szCs w:val="24"/>
         </w:rPr>
         <w:t xml:space="preserve">☐ inviato il ………</w:t>
+      </w:r>
+    </w:p>
+    <w:p>
+      <w:pPr>
+        <w:pBdr>
+          <w:bottom w:val="single" w:color="999999" w:sz="6" w:space="1"/>
+        </w:pBdr>
+        <w:spacing w:after="80"/>
+      </w:pPr>
+    </w:p>
+    <w:p>
+      <w:pPr>
+        <w:pStyle w:val="Heading2"/>
+        <w:spacing w:after="100" w:before="200"/>
+      </w:pPr>
+      <w:r>
+        <w:rPr>
+          <w:rFonts w:ascii="Barlow Semi Condensed" w:cs="Barlow Semi Condensed" w:eastAsia="Barlow Semi Condensed" w:hAnsi="Barlow Semi Condensed"/>
+          <w:sz w:val="24"/>
+          <w:szCs w:val="24"/>
+        </w:rPr>
+        <w:t xml:space="preserve">0-bis · Fondazione Aldo Moro</w:t>
+      </w:r>
+    </w:p>
+    <w:tbl>
+      <w:tblPr>
+        <w:tblW w:type="dxa" w:w="9360"/>
+        <w:tblBorders>
+          <w:top w:val="single" w:color="auto" w:sz="4"/>
+          <w:left w:val="single" w:color="auto" w:sz="4"/>
+          <w:bottom w:val="single" w:color="auto" w:sz="4"/>
+          <w:right w:val="single" w:color="auto" w:sz="4"/>
+          <w:insideH w:val="single" w:color="auto" w:sz="4"/>
+          <w:insideV w:val="single" w:color="auto" w:sz="4"/>
+        </w:tblBorders>
+      </w:tblPr>
+      <w:tblGrid>
+        <w:gridCol w:w="4680"/>
+        <w:gridCol w:w="4680"/>
+      </w:tblGrid>
+      <w:tr>
+        <w:tc>
+          <w:tcPr>
+            <w:tcW w:type="dxa" w:w="4680"/>
+          </w:tcPr>
+          <w:p>
+            <w:pPr>
+              <w:spacing w:after="20" w:before="20"/>
+              <w:jc w:val="both"/>
+            </w:pPr>
+            <w:r>
+              <w:rPr>
+                <w:rFonts w:ascii="Barlow Semi Condensed" w:cs="Barlow Semi Condensed" w:eastAsia="Barlow Semi Condensed" w:hAnsi="Barlow Semi Condensed"/>
+                <w:b/>
+                <w:bCs/>
+                <w:sz w:val="20"/>
+                <w:szCs w:val="20"/>
+              </w:rPr>
+              <w:t xml:space="preserve">Canale</w:t>
+            </w:r>
+          </w:p>
+        </w:tc>
+        <w:tc>
+          <w:tcPr>
+            <w:tcW w:type="dxa" w:w="4680"/>
+          </w:tcPr>
+          <w:p>
+            <w:pPr>
+              <w:spacing w:after="20" w:before="20"/>
+              <w:jc w:val="both"/>
+            </w:pPr>
+            <w:r>
+              <w:rPr>
+                <w:rFonts w:ascii="Barlow Semi Condensed" w:cs="Barlow Semi Condensed" w:eastAsia="Barlow Semi Condensed" w:hAnsi="Barlow Semi Condensed"/>
+                <w:sz w:val="20"/>
+                <w:szCs w:val="20"/>
+              </w:rPr>
+              <w:t xml:space="preserve">posta elettronica ordinaria. Sede legale: via dei Gracchi 29/B, 00192 Roma. Cercare </w:t>
+            </w:r>
+            <w:r>
+              <w:rPr>
+                <w:rFonts w:ascii="Barlow Semi Condensed" w:cs="Barlow Semi Condensed" w:eastAsia="Barlow Semi Condensed" w:hAnsi="Barlow Semi Condensed"/>
+                <w:b/>
+                <w:bCs/>
+                <w:sz w:val="20"/>
+                <w:szCs w:val="20"/>
+              </w:rPr>
+              <w:t xml:space="preserve">prima</w:t>
+            </w:r>
+            <w:r>
+              <w:rPr>
+                <w:rFonts w:ascii="Barlow Semi Condensed" w:cs="Barlow Semi Condensed" w:eastAsia="Barlow Semi Condensed" w:hAnsi="Barlow Semi Condensed"/>
+                <w:sz w:val="20"/>
+                <w:szCs w:val="20"/>
+              </w:rPr>
+              <w:t xml:space="preserve"> un recapito dell'ente; solo in mancanza si scrive al presidente, e in quanto presidente</w:t>
+            </w:r>
+          </w:p>
+        </w:tc>
+      </w:tr>
+      <w:tr>
+        <w:tc>
+          <w:tcPr>
+            <w:tcW w:type="dxa" w:w="4680"/>
+          </w:tcPr>
+          <w:p>
+            <w:pPr>
+              <w:spacing w:after="20" w:before="20"/>
+              <w:jc w:val="both"/>
+            </w:pPr>
+            <w:r>
+              <w:rPr>
+                <w:rFonts w:ascii="Barlow Semi Condensed" w:cs="Barlow Semi Condensed" w:eastAsia="Barlow Semi Condensed" w:hAnsi="Barlow Semi Condensed"/>
+                <w:b/>
+                <w:bCs/>
+                <w:sz w:val="20"/>
+                <w:szCs w:val="20"/>
+              </w:rPr>
+              <w:t xml:space="preserve">Documento</w:t>
+            </w:r>
+          </w:p>
+        </w:tc>
+        <w:tc>
+          <w:tcPr>
+            <w:tcW w:type="dxa" w:w="4680"/>
+          </w:tcPr>
+          <w:p>
+            <w:pPr>
+              <w:spacing w:after="20" w:before="20"/>
+              <w:jc w:val="both"/>
+            </w:pPr>
+            <w:r>
+              <w:rPr>
+                <w:rFonts w:ascii="Barlow Semi Condensed" w:cs="Barlow Semi Condensed" w:eastAsia="Barlow Semi Condensed" w:hAnsi="Barlow Semi Condensed"/>
+                <w:i/>
+                <w:iCs/>
+                <w:sz w:val="20"/>
+                <w:szCs w:val="20"/>
+              </w:rPr>
+              <w:t xml:space="preserve">lettera-fondazione-aldo-moro.md</w:t>
+            </w:r>
+            <w:r>
+              <w:rPr>
+                <w:rFonts w:ascii="Barlow Semi Condensed" w:cs="Barlow Semi Condensed" w:eastAsia="Barlow Semi Condensed" w:hAnsi="Barlow Semi Condensed"/>
+                <w:sz w:val="20"/>
+                <w:szCs w:val="20"/>
+              </w:rPr>
+              <w:t xml:space="preserve"> nel corpo del messaggio</w:t>
+            </w:r>
+          </w:p>
+        </w:tc>
+      </w:tr>
+      <w:tr>
+        <w:tc>
+          <w:tcPr>
+            <w:tcW w:type="dxa" w:w="4680"/>
+          </w:tcPr>
+          <w:p>
+            <w:pPr>
+              <w:spacing w:after="20" w:before="20"/>
+              <w:jc w:val="both"/>
+            </w:pPr>
+            <w:r>
+              <w:rPr>
+                <w:rFonts w:ascii="Barlow Semi Condensed" w:cs="Barlow Semi Condensed" w:eastAsia="Barlow Semi Condensed" w:hAnsi="Barlow Semi Condensed"/>
+                <w:b/>
+                <w:bCs/>
+                <w:sz w:val="20"/>
+                <w:szCs w:val="20"/>
+              </w:rPr>
+              <w:t xml:space="preserve">Allegati</w:t>
+            </w:r>
+          </w:p>
+        </w:tc>
+        <w:tc>
+          <w:tcPr>
+            <w:tcW w:type="dxa" w:w="4680"/>
+          </w:tcPr>
+          <w:p>
+            <w:pPr>
+              <w:spacing w:after="20" w:before="20"/>
+              <w:jc w:val="both"/>
+            </w:pPr>
+            <w:r>
+              <w:rPr>
+                <w:rFonts w:ascii="Barlow Semi Condensed" w:cs="Barlow Semi Condensed" w:eastAsia="Barlow Semi Condensed" w:hAnsi="Barlow Semi Condensed"/>
+                <w:b/>
+                <w:bCs/>
+                <w:sz w:val="20"/>
+                <w:szCs w:val="20"/>
+              </w:rPr>
+              <w:t xml:space="preserve">uno solo</w:t>
+            </w:r>
+            <w:r>
+              <w:rPr>
+                <w:rFonts w:ascii="Barlow Semi Condensed" w:cs="Barlow Semi Condensed" w:eastAsia="Barlow Semi Condensed" w:hAnsi="Barlow Semi Condensed"/>
+                <w:sz w:val="20"/>
+                <w:szCs w:val="20"/>
+              </w:rPr>
+              <w:t xml:space="preserve">: </w:t>
+            </w:r>
+            <w:r>
+              <w:rPr>
+                <w:rFonts w:ascii="Barlow Semi Condensed" w:cs="Barlow Semi Condensed" w:eastAsia="Barlow Semi Condensed" w:hAnsi="Barlow Semi Condensed"/>
+                <w:i/>
+                <w:iCs/>
+                <w:sz w:val="20"/>
+                <w:szCs w:val="20"/>
+              </w:rPr>
+              <w:t xml:space="preserve">ALLEGATO_SCHEDA_DELL_OPERA.pdf</w:t>
+            </w:r>
+            <w:r>
+              <w:rPr>
+                <w:rFonts w:ascii="Barlow Semi Condensed" w:cs="Barlow Semi Condensed" w:eastAsia="Barlow Semi Condensed" w:hAnsi="Barlow Semi Condensed"/>
+                <w:sz w:val="20"/>
+                <w:szCs w:val="20"/>
+              </w:rPr>
+              <w:t xml:space="preserve">. Qui la regola è opposta a quella editoriale — il corpus non si allega, si offre</w:t>
+            </w:r>
+          </w:p>
+        </w:tc>
+      </w:tr>
+      <w:tr>
+        <w:tc>
+          <w:tcPr>
+            <w:tcW w:type="dxa" w:w="4680"/>
+          </w:tcPr>
+          <w:p>
+            <w:pPr>
+              <w:spacing w:after="20" w:before="20"/>
+              <w:jc w:val="both"/>
+            </w:pPr>
+            <w:r>
+              <w:rPr>
+                <w:rFonts w:ascii="Barlow Semi Condensed" w:cs="Barlow Semi Condensed" w:eastAsia="Barlow Semi Condensed" w:hAnsi="Barlow Semi Condensed"/>
+                <w:b/>
+                <w:bCs/>
+                <w:sz w:val="20"/>
+                <w:szCs w:val="20"/>
+              </w:rPr>
+              <w:t xml:space="preserve">Che cosa si chiede</w:t>
+            </w:r>
+          </w:p>
+        </w:tc>
+        <w:tc>
+          <w:tcPr>
+            <w:tcW w:type="dxa" w:w="4680"/>
+          </w:tcPr>
+          <w:p>
+            <w:pPr>
+              <w:spacing w:after="20" w:before="20"/>
+              <w:jc w:val="both"/>
+            </w:pPr>
+            <w:r>
+              <w:rPr>
+                <w:rFonts w:ascii="Barlow Semi Condensed" w:cs="Barlow Semi Condensed" w:eastAsia="Barlow Semi Condensed" w:hAnsi="Barlow Semi Condensed"/>
+                <w:b/>
+                <w:bCs/>
+                <w:sz w:val="20"/>
+                <w:szCs w:val="20"/>
+              </w:rPr>
+              <w:t xml:space="preserve">una domanda sola</w:t>
+            </w:r>
+            <w:r>
+              <w:rPr>
+                <w:rFonts w:ascii="Barlow Semi Condensed" w:cs="Barlow Semi Condensed" w:eastAsia="Barlow Semi Condensed" w:hAnsi="Barlow Semi Condensed"/>
+                <w:sz w:val="20"/>
+                <w:szCs w:val="20"/>
+              </w:rPr>
+              <w:t xml:space="preserve">: se esista, per la visita di Stato del 25-29 settembre 1974, un appunto italiano del colloquio dello Studio Ovale. Nient'altro</w:t>
+            </w:r>
+          </w:p>
+        </w:tc>
+      </w:tr>
+      <w:tr>
+        <w:tc>
+          <w:tcPr>
+            <w:tcW w:type="dxa" w:w="4680"/>
+          </w:tcPr>
+          <w:p>
+            <w:pPr>
+              <w:spacing w:after="20" w:before="20"/>
+              <w:jc w:val="both"/>
+            </w:pPr>
+            <w:r>
+              <w:rPr>
+                <w:rFonts w:ascii="Barlow Semi Condensed" w:cs="Barlow Semi Condensed" w:eastAsia="Barlow Semi Condensed" w:hAnsi="Barlow Semi Condensed"/>
+                <w:b/>
+                <w:bCs/>
+                <w:sz w:val="20"/>
+                <w:szCs w:val="20"/>
+              </w:rPr>
+              <w:t xml:space="preserve">Che cosa si comunica</w:t>
+            </w:r>
+          </w:p>
+        </w:tc>
+        <w:tc>
+          <w:tcPr>
+            <w:tcW w:type="dxa" w:w="4680"/>
+          </w:tcPr>
+          <w:p>
+            <w:pPr>
+              <w:spacing w:after="20" w:before="20"/>
+              <w:jc w:val="both"/>
+            </w:pPr>
+            <w:r>
+              <w:rPr>
+                <w:rFonts w:ascii="Barlow Semi Condensed" w:cs="Barlow Semi Condensed" w:eastAsia="Barlow Semi Condensed" w:hAnsi="Barlow Semi Condensed"/>
+                <w:sz w:val="20"/>
+                <w:szCs w:val="20"/>
+              </w:rPr>
+              <w:t xml:space="preserve">l'accertamento sul verbale americano, </w:t>
+            </w:r>
+            <w:r>
+              <w:rPr>
+                <w:rFonts w:ascii="Barlow Semi Condensed" w:cs="Barlow Semi Condensed" w:eastAsia="Barlow Semi Condensed" w:hAnsi="Barlow Semi Condensed"/>
+                <w:b/>
+                <w:bCs/>
+                <w:sz w:val="20"/>
+                <w:szCs w:val="20"/>
+              </w:rPr>
+              <w:t xml:space="preserve">prima che lo leggano altrove</w:t>
+            </w:r>
+            <w:r>
+              <w:rPr>
+                <w:rFonts w:ascii="Barlow Semi Condensed" w:cs="Barlow Semi Condensed" w:eastAsia="Barlow Semi Condensed" w:hAnsi="Barlow Semi Condensed"/>
+                <w:sz w:val="20"/>
+                <w:szCs w:val="20"/>
+              </w:rPr>
+              <w:t xml:space="preserve">, col grado dichiarato e con l'obiezione che lo rende non risolutivo. Chi cura una memoria ha diritto di conoscere per primo un dato che la tocca, e di contestarlo</w:t>
+            </w:r>
+          </w:p>
+        </w:tc>
+      </w:tr>
+      <w:tr>
+        <w:tc>
+          <w:tcPr>
+            <w:tcW w:type="dxa" w:w="4680"/>
+          </w:tcPr>
+          <w:p>
+            <w:pPr>
+              <w:spacing w:after="20" w:before="20"/>
+              <w:jc w:val="both"/>
+            </w:pPr>
+            <w:r>
+              <w:rPr>
+                <w:rFonts w:ascii="Barlow Semi Condensed" w:cs="Barlow Semi Condensed" w:eastAsia="Barlow Semi Condensed" w:hAnsi="Barlow Semi Condensed"/>
+                <w:b/>
+                <w:bCs/>
+                <w:sz w:val="20"/>
+                <w:szCs w:val="20"/>
+              </w:rPr>
+              <w:t xml:space="preserve">Attenzione</w:t>
+            </w:r>
+          </w:p>
+        </w:tc>
+        <w:tc>
+          <w:tcPr>
+            <w:tcW w:type="dxa" w:w="4680"/>
+          </w:tcPr>
+          <w:p>
+            <w:pPr>
+              <w:spacing w:after="20" w:before="20"/>
+              <w:jc w:val="both"/>
+            </w:pPr>
+            <w:r>
+              <w:rPr>
+                <w:rFonts w:ascii="Barlow Semi Condensed" w:cs="Barlow Semi Condensed" w:eastAsia="Barlow Semi Condensed" w:hAnsi="Barlow Semi Condensed"/>
+                <w:sz w:val="20"/>
+                <w:szCs w:val="20"/>
+              </w:rPr>
+              <w:t xml:space="preserve">è l'unica lettera del dossier che riguarda la memoria di una persona determinata e una famiglia che esiste. Nessuna rivendicazione di scoperta, nessun uso del nome come richiamo. </w:t>
+            </w:r>
+            <w:r>
+              <w:rPr>
+                <w:rFonts w:ascii="Barlow Semi Condensed" w:cs="Barlow Semi Condensed" w:eastAsia="Barlow Semi Condensed" w:hAnsi="Barlow Semi Condensed"/>
+                <w:b/>
+                <w:bCs/>
+                <w:sz w:val="20"/>
+                <w:szCs w:val="20"/>
+              </w:rPr>
+              <w:t xml:space="preserve">Se dopo la rilettura sembrasse chiedere qualcosa in cambio, va tagliata finché non chiede più nulla</w:t>
+            </w:r>
+          </w:p>
+        </w:tc>
+      </w:tr>
+    </w:tbl>
+    <w:p>
+      <w:pPr>
+        <w:spacing w:after="80"/>
+      </w:pPr>
+    </w:p>
+    <w:p>
+      <w:pPr>
+        <w:spacing w:after="40"/>
+        <w:ind w:left="180"/>
+        <w:jc w:val="both"/>
+      </w:pPr>
+      <w:r>
+        <w:rPr>
+          <w:rFonts w:ascii="Barlow Semi Condensed" w:cs="Barlow Semi Condensed" w:eastAsia="Barlow Semi Condensed" w:hAnsi="Barlow Semi Condensed"/>
+          <w:sz w:val="24"/>
+          <w:szCs w:val="24"/>
+        </w:rPr>
+        <w:t xml:space="preserve">☐ recapito dell'ente cercato il ………  · esito ………</w:t>
+      </w:r>
+    </w:p>
+    <w:p>
+      <w:pPr>
+        <w:spacing w:after="40"/>
+        <w:ind w:left="180"/>
+        <w:jc w:val="both"/>
+      </w:pPr>
+      <w:r>
+        <w:rPr>
+          <w:rFonts w:ascii="Barlow Semi Condensed" w:cs="Barlow Semi Condensed" w:eastAsia="Barlow Semi Condensed" w:hAnsi="Barlow Semi Condensed"/>
+          <w:sz w:val="24"/>
+          <w:szCs w:val="24"/>
+        </w:rPr>
+        <w:t xml:space="preserve">☐ inviata il ………</w:t>
+      </w:r>
+    </w:p>
+    <w:p>
+      <w:pPr>
+        <w:spacing w:after="120" w:line="276"/>
+        <w:jc w:val="both"/>
+      </w:pPr>
+      <w:r>
+        <w:rPr>
+          <w:rFonts w:ascii="Barlow Semi Condensed" w:cs="Barlow Semi Condensed" w:eastAsia="Barlow Semi Condensed" w:hAnsi="Barlow Semi Condensed"/>
+          <w:b/>
+          <w:bCs/>
+          <w:sz w:val="24"/>
+          <w:szCs w:val="24"/>
+        </w:rPr>
+        <w:t xml:space="preserve">Porta vicina, oggetto diverso.</w:t>
+      </w:r>
+      <w:r>
+        <w:rPr>
+          <w:rFonts w:ascii="Barlow Semi Condensed" w:cs="Barlow Semi Condensed" w:eastAsia="Barlow Semi Condensed" w:hAnsi="Barlow Semi Condensed"/>
+          <w:sz w:val="24"/>
+          <w:szCs w:val="24"/>
+        </w:rPr>
+        <w:t xml:space="preserve"> L'</w:t>
+      </w:r>
+      <w:r>
+        <w:rPr>
+          <w:rFonts w:ascii="Barlow Semi Condensed" w:cs="Barlow Semi Condensed" w:eastAsia="Barlow Semi Condensed" w:hAnsi="Barlow Semi Condensed"/>
+          <w:i/>
+          <w:iCs/>
+          <w:sz w:val="24"/>
+          <w:szCs w:val="24"/>
+        </w:rPr>
+        <w:t xml:space="preserve">Edizione Nazionale delle Opere di Aldo Moro</w:t>
+      </w:r>
+      <w:r>
+        <w:rPr>
+          <w:rFonts w:ascii="Barlow Semi Condensed" w:cs="Barlow Semi Condensed" w:eastAsia="Barlow Semi Condensed" w:hAnsi="Barlow Semi Condensed"/>
+          <w:sz w:val="24"/>
+          <w:szCs w:val="24"/>
+        </w:rPr>
+        <w:t xml:space="preserve"> è interlocutore per l'</w:t>
+      </w:r>
+      <w:r>
+        <w:rPr>
+          <w:rFonts w:ascii="Barlow Semi Condensed" w:cs="Barlow Semi Condensed" w:eastAsia="Barlow Semi Condensed" w:hAnsi="Barlow Semi Condensed"/>
+          <w:b/>
+          <w:bCs/>
+          <w:sz w:val="24"/>
+          <w:szCs w:val="24"/>
+        </w:rPr>
+        <w:t xml:space="preserve">apparato delle citazioni</w:t>
+      </w:r>
+      <w:r>
+        <w:rPr>
+          <w:rFonts w:ascii="Barlow Semi Condensed" w:cs="Barlow Semi Condensed" w:eastAsia="Barlow Semi Condensed" w:hAnsi="Barlow Semi Condensed"/>
+          <w:sz w:val="24"/>
+          <w:szCs w:val="24"/>
+        </w:rPr>
+        <w:t xml:space="preserve">, non per il quesito d'archivio. Va proposta separatamente, in altra forma, e </w:t>
+      </w:r>
+      <w:r>
+        <w:rPr>
+          <w:rFonts w:ascii="Barlow Semi Condensed" w:cs="Barlow Semi Condensed" w:eastAsia="Barlow Semi Condensed" w:hAnsi="Barlow Semi Condensed"/>
+          <w:b/>
+          <w:bCs/>
+          <w:sz w:val="24"/>
+          <w:szCs w:val="24"/>
+        </w:rPr>
+        <w:t xml:space="preserve">non lo stesso giorno</w:t>
+      </w:r>
+      <w:r>
+        <w:rPr>
+          <w:rFonts w:ascii="Barlow Semi Condensed" w:cs="Barlow Semi Condensed" w:eastAsia="Barlow Semi Condensed" w:hAnsi="Barlow Semi Condensed"/>
+          <w:sz w:val="24"/>
+          <w:szCs w:val="24"/>
+        </w:rPr>
+        <w:t xml:space="preserve">.</w:t>
+      </w:r>
+    </w:p>
+    <w:p>
+      <w:pPr>
+        <w:spacing w:after="40"/>
+        <w:ind w:left="180"/>
+        <w:jc w:val="both"/>
+      </w:pPr>
+      <w:r>
+        <w:rPr>
+          <w:rFonts w:ascii="Barlow Semi Condensed" w:cs="Barlow Semi Condensed" w:eastAsia="Barlow Semi Condensed" w:hAnsi="Barlow Semi Condensed"/>
+          <w:sz w:val="24"/>
+          <w:szCs w:val="24"/>
+        </w:rPr>
+        <w:t xml:space="preserve">☐ valutata il ………</w:t>
       </w:r>
     </w:p>
     <w:p>
@@ -5940,6 +6471,122 @@
                 <w:sz w:val="20"/>
                 <w:szCs w:val="20"/>
               </w:rPr>
+              <w:t xml:space="preserve">0b</w:t>
+            </w:r>
+          </w:p>
+        </w:tc>
+        <w:tc>
+          <w:tcPr>
+            <w:tcW w:type="dxa" w:w="1560"/>
+          </w:tcPr>
+          <w:p>
+            <w:pPr>
+              <w:spacing w:after="20" w:before="20"/>
+              <w:jc w:val="both"/>
+            </w:pPr>
+            <w:r>
+              <w:rPr>
+                <w:rFonts w:ascii="Barlow Semi Condensed" w:cs="Barlow Semi Condensed" w:eastAsia="Barlow Semi Condensed" w:hAnsi="Barlow Semi Condensed"/>
+                <w:sz w:val="20"/>
+                <w:szCs w:val="20"/>
+              </w:rPr>
+              <w:t xml:space="preserve">Fondazione Aldo Moro</w:t>
+            </w:r>
+          </w:p>
+        </w:tc>
+        <w:tc>
+          <w:tcPr>
+            <w:tcW w:type="dxa" w:w="1560"/>
+          </w:tcPr>
+          <w:p>
+            <w:pPr>
+              <w:spacing w:after="20" w:before="20"/>
+              <w:jc w:val="both"/>
+            </w:pPr>
+            <w:r>
+              <w:rPr>
+                <w:rFonts w:ascii="Barlow Semi Condensed" w:cs="Barlow Semi Condensed" w:eastAsia="Barlow Semi Condensed" w:hAnsi="Barlow Semi Condensed"/>
+                <w:sz w:val="20"/>
+                <w:szCs w:val="20"/>
+              </w:rPr>
+              <w:t xml:space="preserve">0</w:t>
+            </w:r>
+          </w:p>
+        </w:tc>
+        <w:tc>
+          <w:tcPr>
+            <w:tcW w:type="dxa" w:w="1560"/>
+          </w:tcPr>
+          <w:p>
+            <w:pPr>
+              <w:spacing w:after="20" w:before="20"/>
+              <w:jc w:val="both"/>
+            </w:pPr>
+            <w:r>
+              <w:rPr>
+                <w:rFonts w:ascii="Barlow Semi Condensed" w:cs="Barlow Semi Condensed" w:eastAsia="Barlow Semi Condensed" w:hAnsi="Barlow Semi Condensed"/>
+                <w:sz w:val="20"/>
+                <w:szCs w:val="20"/>
+              </w:rPr>
+              <w:t xml:space="preserve"/>
+            </w:r>
+          </w:p>
+        </w:tc>
+        <w:tc>
+          <w:tcPr>
+            <w:tcW w:type="dxa" w:w="1560"/>
+          </w:tcPr>
+          <w:p>
+            <w:pPr>
+              <w:spacing w:after="20" w:before="20"/>
+              <w:jc w:val="both"/>
+            </w:pPr>
+            <w:r>
+              <w:rPr>
+                <w:rFonts w:ascii="Barlow Semi Condensed" w:cs="Barlow Semi Condensed" w:eastAsia="Barlow Semi Condensed" w:hAnsi="Barlow Semi Condensed"/>
+                <w:sz w:val="20"/>
+                <w:szCs w:val="20"/>
+              </w:rPr>
+              <w:t xml:space="preserve"/>
+            </w:r>
+          </w:p>
+        </w:tc>
+        <w:tc>
+          <w:tcPr>
+            <w:tcW w:type="dxa" w:w="1560"/>
+          </w:tcPr>
+          <w:p>
+            <w:pPr>
+              <w:spacing w:after="20" w:before="20"/>
+              <w:jc w:val="both"/>
+            </w:pPr>
+            <w:r>
+              <w:rPr>
+                <w:rFonts w:ascii="Barlow Semi Condensed" w:cs="Barlow Semi Condensed" w:eastAsia="Barlow Semi Condensed" w:hAnsi="Barlow Semi Condensed"/>
+                <w:sz w:val="20"/>
+                <w:szCs w:val="20"/>
+              </w:rPr>
+              <w:t xml:space="preserve"/>
+            </w:r>
+          </w:p>
+        </w:tc>
+      </w:tr>
+      <w:tr>
+        <w:tc>
+          <w:tcPr>
+            <w:tcW w:type="dxa" w:w="1560"/>
+          </w:tcPr>
+          <w:p>
+            <w:pPr>
+              <w:spacing w:after="20" w:before="20"/>
+              <w:jc w:val="both"/>
+            </w:pPr>
+            <w:r>
+              <w:rPr>
+                <w:rFonts w:ascii="Barlow Semi Condensed" w:cs="Barlow Semi Condensed" w:eastAsia="Barlow Semi Condensed" w:hAnsi="Barlow Semi Condensed"/>
+                <w:sz w:val="20"/>
+                <w:szCs w:val="20"/>
+              </w:rPr>
               <w:t xml:space="preserve">10</w:t>
             </w:r>
           </w:p>
@@ -7139,6 +7786,122 @@
                 <w:szCs w:val="20"/>
               </w:rPr>
               <w:t xml:space="preserve">parallelo</w:t>
+            </w:r>
+          </w:p>
+        </w:tc>
+        <w:tc>
+          <w:tcPr>
+            <w:tcW w:type="dxa" w:w="1560"/>
+          </w:tcPr>
+          <w:p>
+            <w:pPr>
+              <w:spacing w:after="20" w:before="20"/>
+              <w:jc w:val="both"/>
+            </w:pPr>
+            <w:r>
+              <w:rPr>
+                <w:rFonts w:ascii="Barlow Semi Condensed" w:cs="Barlow Semi Condensed" w:eastAsia="Barlow Semi Condensed" w:hAnsi="Barlow Semi Condensed"/>
+                <w:sz w:val="20"/>
+                <w:szCs w:val="20"/>
+              </w:rPr>
+              <w:t xml:space="preserve"/>
+            </w:r>
+          </w:p>
+        </w:tc>
+        <w:tc>
+          <w:tcPr>
+            <w:tcW w:type="dxa" w:w="1560"/>
+          </w:tcPr>
+          <w:p>
+            <w:pPr>
+              <w:spacing w:after="20" w:before="20"/>
+              <w:jc w:val="both"/>
+            </w:pPr>
+            <w:r>
+              <w:rPr>
+                <w:rFonts w:ascii="Barlow Semi Condensed" w:cs="Barlow Semi Condensed" w:eastAsia="Barlow Semi Condensed" w:hAnsi="Barlow Semi Condensed"/>
+                <w:sz w:val="20"/>
+                <w:szCs w:val="20"/>
+              </w:rPr>
+              <w:t xml:space="preserve"/>
+            </w:r>
+          </w:p>
+        </w:tc>
+        <w:tc>
+          <w:tcPr>
+            <w:tcW w:type="dxa" w:w="1560"/>
+          </w:tcPr>
+          <w:p>
+            <w:pPr>
+              <w:spacing w:after="20" w:before="20"/>
+              <w:jc w:val="both"/>
+            </w:pPr>
+            <w:r>
+              <w:rPr>
+                <w:rFonts w:ascii="Barlow Semi Condensed" w:cs="Barlow Semi Condensed" w:eastAsia="Barlow Semi Condensed" w:hAnsi="Barlow Semi Condensed"/>
+                <w:sz w:val="20"/>
+                <w:szCs w:val="20"/>
+              </w:rPr>
+              <w:t xml:space="preserve"/>
+            </w:r>
+          </w:p>
+        </w:tc>
+      </w:tr>
+      <w:tr>
+        <w:tc>
+          <w:tcPr>
+            <w:tcW w:type="dxa" w:w="1560"/>
+          </w:tcPr>
+          <w:p>
+            <w:pPr>
+              <w:spacing w:after="20" w:before="20"/>
+              <w:jc w:val="both"/>
+            </w:pPr>
+            <w:r>
+              <w:rPr>
+                <w:rFonts w:ascii="Barlow Semi Condensed" w:cs="Barlow Semi Condensed" w:eastAsia="Barlow Semi Condensed" w:hAnsi="Barlow Semi Condensed"/>
+                <w:sz w:val="20"/>
+                <w:szCs w:val="20"/>
+              </w:rPr>
+              <w:t xml:space="preserve">12</w:t>
+            </w:r>
+          </w:p>
+        </w:tc>
+        <w:tc>
+          <w:tcPr>
+            <w:tcW w:type="dxa" w:w="1560"/>
+          </w:tcPr>
+          <w:p>
+            <w:pPr>
+              <w:spacing w:after="20" w:before="20"/>
+              <w:jc w:val="both"/>
+            </w:pPr>
+            <w:r>
+              <w:rPr>
+                <w:rFonts w:ascii="Barlow Semi Condensed" w:cs="Barlow Semi Condensed" w:eastAsia="Barlow Semi Condensed" w:hAnsi="Barlow Semi Condensed"/>
+                <w:sz w:val="20"/>
+                <w:szCs w:val="20"/>
+              </w:rPr>
+              <w:t xml:space="preserve">Edizione Nazionale Moro</w:t>
+            </w:r>
+          </w:p>
+        </w:tc>
+        <w:tc>
+          <w:tcPr>
+            <w:tcW w:type="dxa" w:w="1560"/>
+          </w:tcPr>
+          <w:p>
+            <w:pPr>
+              <w:spacing w:after="20" w:before="20"/>
+              <w:jc w:val="both"/>
+            </w:pPr>
+            <w:r>
+              <w:rPr>
+                <w:rFonts w:ascii="Barlow Semi Condensed" w:cs="Barlow Semi Condensed" w:eastAsia="Barlow Semi Condensed" w:hAnsi="Barlow Semi Condensed"/>
+                <w:sz w:val="20"/>
+                <w:szCs w:val="20"/>
+              </w:rPr>
+              <w:t xml:space="preserve">da valutare</w:t>
             </w:r>
           </w:p>
         </w:tc>

--- a/_diffusione-opera/CHECKLIST_DI_INVIO.docx
+++ b/_diffusione-opera/CHECKLIST_DI_INVIO.docx
@@ -5096,7 +5096,25 @@
           <w:sz w:val="24"/>
           <w:szCs w:val="24"/>
         </w:rPr>
-        <w:t xml:space="preserve">, prima di ogni altra cosa, insieme all'indicazione di che cosa il corpus dice e non dice sul punto: che i fatti del 14 marzo 1972 vi sono trattati con gli stessi gradi di tutto il resto, e che nessuna persona vi è indicata come responsabile di reato oltre il giudicato.</w:t>
+        <w:t xml:space="preserve">, prima di ogni altra cosa, insieme all'indicazione di che cosa il corpus dice e non dice sul punto: che i fatti del 14 marzo 1972 vi sono trattati con gli stessi gradi di tutto il resto, e che nessuna persona vi è indicata come responsabile di reato oltre il giudicato. Va aggiunto, nelle stesse righe, che un Libro dei quattordici ordina per plausibilità del coinvolgimento nel caso Moro — per categorie e non per nomi — e che </w:t>
+      </w:r>
+      <w:r>
+        <w:rPr>
+          <w:rFonts w:ascii="Barlow Semi Condensed" w:cs="Barlow Semi Condensed" w:eastAsia="Barlow Semi Condensed" w:hAnsi="Barlow Semi Condensed"/>
+          <w:b/>
+          <w:bCs/>
+          <w:sz w:val="24"/>
+          <w:szCs w:val="24"/>
+        </w:rPr>
+        <w:t xml:space="preserve">in quel Libro il nome Feltrinelli compare una sola volta, in un passo biografico sui contatti dell'ambiente, e mai nella graduatoria</w:t>
+      </w:r>
+      <w:r>
+        <w:rPr>
+          <w:rFonts w:ascii="Barlow Semi Condensed" w:cs="Barlow Semi Condensed" w:eastAsia="Barlow Semi Condensed" w:hAnsi="Barlow Semi Condensed"/>
+          <w:sz w:val="24"/>
+          <w:szCs w:val="24"/>
+        </w:rPr>
+        <w:t xml:space="preserve"> (verificato per ricognizione meccanica: zero occorrenze nelle pagine probabilistiche). Se lo si tace e l'editore lo scopre da sé, l'omissione pesa il doppio proprio qui, ed è la stessa contro cui questo paragrafo mette in guardia tre righe più sotto.</w:t>
       </w:r>
     </w:p>
     <w:p>

--- a/_diffusione-opera/CHECKLIST_DI_INVIO.docx
+++ b/_diffusione-opera/CHECKLIST_DI_INVIO.docx
@@ -2121,20 +2121,20 @@
       <w:r>
         <w:rPr>
           <w:rFonts w:ascii="Barlow Semi Condensed" w:cs="Barlow Semi Condensed" w:eastAsia="Barlow Semi Condensed" w:hAnsi="Barlow Semi Condensed"/>
-          <w:b/>
-          <w:bCs/>
-          <w:sz w:val="24"/>
-          <w:szCs w:val="24"/>
-        </w:rPr>
-        <w:t xml:space="preserve">da scrivere</w:t>
-      </w:r>
-      <w:r>
-        <w:rPr>
-          <w:rFonts w:ascii="Barlow Semi Condensed" w:cs="Barlow Semi Condensed" w:eastAsia="Barlow Semi Condensed" w:hAnsi="Barlow Semi Condensed"/>
-          <w:sz w:val="24"/>
-          <w:szCs w:val="24"/>
-        </w:rPr>
-        <w:t xml:space="preserve"> (vedi in fondo)</w:t>
+          <w:i/>
+          <w:iCs/>
+          <w:sz w:val="24"/>
+          <w:szCs w:val="24"/>
+        </w:rPr>
+        <w:t xml:space="preserve">proposte-chiarelettere-bompiani.md</w:t>
+      </w:r>
+      <w:r>
+        <w:rPr>
+          <w:rFonts w:ascii="Barlow Semi Condensed" w:cs="Barlow Semi Condensed" w:eastAsia="Barlow Semi Condensed" w:hAnsi="Barlow Semi Condensed"/>
+          <w:sz w:val="24"/>
+          <w:szCs w:val="24"/>
+        </w:rPr>
+        <w:t xml:space="preserve">, sezione 1</w:t>
       </w:r>
     </w:p>
     <w:p>
@@ -2695,6 +2695,53 @@
           <w:szCs w:val="24"/>
         </w:rPr>
         <w:t xml:space="preserve"> (gruppo Giunti)</w:t>
+      </w:r>
+    </w:p>
+    <w:p>
+      <w:pPr>
+        <w:pStyle w:val="ListParagraph"/>
+        <w:numPr>
+          <w:ilvl w:val="0"/>
+          <w:numId w:val="1"/>
+        </w:numPr>
+        <w:spacing w:after="40"/>
+        <w:jc w:val="both"/>
+      </w:pPr>
+      <w:r>
+        <w:rPr>
+          <w:rFonts w:ascii="Barlow Semi Condensed" w:cs="Barlow Semi Condensed" w:eastAsia="Barlow Semi Condensed" w:hAnsi="Barlow Semi Condensed"/>
+          <w:b/>
+          <w:bCs/>
+          <w:sz w:val="24"/>
+          <w:szCs w:val="24"/>
+        </w:rPr>
+        <w:t xml:space="preserve">Documento</w:t>
+      </w:r>
+      <w:r>
+        <w:rPr>
+          <w:rFonts w:ascii="Barlow Semi Condensed" w:cs="Barlow Semi Condensed" w:eastAsia="Barlow Semi Condensed" w:hAnsi="Barlow Semi Condensed"/>
+          <w:sz w:val="24"/>
+          <w:szCs w:val="24"/>
+        </w:rPr>
+        <w:t xml:space="preserve"> · </w:t>
+      </w:r>
+      <w:r>
+        <w:rPr>
+          <w:rFonts w:ascii="Barlow Semi Condensed" w:cs="Barlow Semi Condensed" w:eastAsia="Barlow Semi Condensed" w:hAnsi="Barlow Semi Condensed"/>
+          <w:i/>
+          <w:iCs/>
+          <w:sz w:val="24"/>
+          <w:szCs w:val="24"/>
+        </w:rPr>
+        <w:t xml:space="preserve">proposte-chiarelettere-bompiani.md</w:t>
+      </w:r>
+      <w:r>
+        <w:rPr>
+          <w:rFonts w:ascii="Barlow Semi Condensed" w:cs="Barlow Semi Condensed" w:eastAsia="Barlow Semi Condensed" w:hAnsi="Barlow Semi Condensed"/>
+          <w:sz w:val="24"/>
+          <w:szCs w:val="24"/>
+        </w:rPr>
+        <w:t xml:space="preserve">, sezione 2</w:t>
       </w:r>
     </w:p>
     <w:p>
@@ -5752,28 +5799,20 @@
       <w:r>
         <w:rPr>
           <w:rFonts w:ascii="Barlow Semi Condensed" w:cs="Barlow Semi Condensed" w:eastAsia="Barlow Semi Condensed" w:hAnsi="Barlow Semi Condensed"/>
-          <w:sz w:val="24"/>
-          <w:szCs w:val="24"/>
-        </w:rPr>
-        <w:t xml:space="preserve">Delle sei porte praticabili, quattro hanno il loro testo. Due no, e vanno scritti </w:t>
-      </w:r>
-      <w:r>
-        <w:rPr>
-          <w:rFonts w:ascii="Barlow Semi Condensed" w:cs="Barlow Semi Condensed" w:eastAsia="Barlow Semi Condensed" w:hAnsi="Barlow Semi Condensed"/>
-          <w:b/>
-          <w:bCs/>
-          <w:sz w:val="24"/>
-          <w:szCs w:val="24"/>
-        </w:rPr>
-        <w:t xml:space="preserve">prima</w:t>
-      </w:r>
-      <w:r>
-        <w:rPr>
-          <w:rFonts w:ascii="Barlow Semi Condensed" w:cs="Barlow Semi Condensed" w:eastAsia="Barlow Semi Condensed" w:hAnsi="Barlow Semi Condensed"/>
-          <w:sz w:val="24"/>
-          <w:szCs w:val="24"/>
-        </w:rPr>
-        <w:t xml:space="preserve"> di spedire, non mentre si spedisce.</w:t>
+          <w:b/>
+          <w:bCs/>
+          <w:sz w:val="24"/>
+          <w:szCs w:val="24"/>
+        </w:rPr>
+        <w:t xml:space="preserve">Tutte e sei le porte praticabili hanno il loro testo.</w:t>
+      </w:r>
+      <w:r>
+        <w:rPr>
+          <w:rFonts w:ascii="Barlow Semi Condensed" w:cs="Barlow Semi Condensed" w:eastAsia="Barlow Semi Condensed" w:hAnsi="Barlow Semi Condensed"/>
+          <w:sz w:val="24"/>
+          <w:szCs w:val="24"/>
+        </w:rPr>
+        <w:t xml:space="preserve"> Restano due cose, e nessuna delle due è una proposta da scrivere.</w:t>
       </w:r>
     </w:p>
     <w:p>
@@ -5798,48 +5837,15 @@
           <w:sz w:val="24"/>
           <w:szCs w:val="24"/>
         </w:rPr>
-        <w:t xml:space="preserve">Proposta a Chiarelettere</w:t>
-      </w:r>
-      <w:r>
-        <w:rPr>
-          <w:rFonts w:ascii="Barlow Semi Condensed" w:cs="Barlow Semi Condensed" w:eastAsia="Barlow Semi Condensed" w:hAnsi="Barlow Semi Condensed"/>
-          <w:sz w:val="24"/>
-          <w:szCs w:val="24"/>
-        </w:rPr>
-        <w:t xml:space="preserve"> — la porta più affine: merita il testo migliore</w:t>
-      </w:r>
-    </w:p>
-    <w:p>
-      <w:pPr>
-        <w:spacing w:after="40"/>
-        <w:ind w:left="180"/>
-        <w:jc w:val="both"/>
-      </w:pPr>
-      <w:r>
-        <w:rPr>
-          <w:rFonts w:ascii="Barlow Semi Condensed" w:cs="Barlow Semi Condensed" w:eastAsia="Barlow Semi Condensed" w:hAnsi="Barlow Semi Condensed"/>
-          <w:sz w:val="24"/>
-          <w:szCs w:val="24"/>
-        </w:rPr>
-        <w:t xml:space="preserve">☐ </w:t>
-      </w:r>
-      <w:r>
-        <w:rPr>
-          <w:rFonts w:ascii="Barlow Semi Condensed" w:cs="Barlow Semi Condensed" w:eastAsia="Barlow Semi Condensed" w:hAnsi="Barlow Semi Condensed"/>
-          <w:b/>
-          <w:bCs/>
-          <w:sz w:val="24"/>
-          <w:szCs w:val="24"/>
-        </w:rPr>
-        <w:t xml:space="preserve">Proposta a Bompiani</w:t>
-      </w:r>
-      <w:r>
-        <w:rPr>
-          <w:rFonts w:ascii="Barlow Semi Condensed" w:cs="Barlow Semi Condensed" w:eastAsia="Barlow Semi Condensed" w:hAnsi="Barlow Semi Condensed"/>
-          <w:sz w:val="24"/>
-          <w:szCs w:val="24"/>
-        </w:rPr>
-        <w:t xml:space="preserve"> — PDF sotto i 5 MB, sapendo che vale dodici mesi</w:t>
+        <w:t xml:space="preserve">Il saggio</w:t>
+      </w:r>
+      <w:r>
+        <w:rPr>
+          <w:rFonts w:ascii="Barlow Semi Condensed" w:cs="Barlow Semi Condensed" w:eastAsia="Barlow Semi Condensed" w:hAnsi="Barlow Semi Condensed"/>
+          <w:sz w:val="24"/>
+          <w:szCs w:val="24"/>
+        </w:rPr>
+        <w:t xml:space="preserve">, che è il testo vero: la proposta a Bompiani non parte finché non è scritto, e quella a Einaudi nemmeno</w:t>
       </w:r>
     </w:p>
     <w:p>

--- a/_diffusione-opera/CHECKLIST_DI_INVIO.docx
+++ b/_diffusione-opera/CHECKLIST_DI_INVIO.docx
@@ -239,6 +239,30 @@
     </w:p>
     <w:p>
       <w:pPr>
+        <w:spacing w:after="120" w:line="276"/>
+        <w:jc w:val="both"/>
+      </w:pPr>
+      <w:r>
+        <w:rPr>
+          <w:rFonts w:ascii="Barlow Semi Condensed" w:cs="Barlow Semi Condensed" w:eastAsia="Barlow Semi Condensed" w:hAnsi="Barlow Semi Condensed"/>
+          <w:b/>
+          <w:bCs/>
+          <w:sz w:val="24"/>
+          <w:szCs w:val="24"/>
+        </w:rPr>
+        <w:t xml:space="preserve">Nell'ordine.</w:t>
+      </w:r>
+      <w:r>
+        <w:rPr>
+          <w:rFonts w:ascii="Barlow Semi Condensed" w:cs="Barlow Semi Condensed" w:eastAsia="Barlow Semi Condensed" w:hAnsi="Barlow Semi Condensed"/>
+          <w:sz w:val="24"/>
+          <w:szCs w:val="24"/>
+        </w:rPr>
+        <w:t xml:space="preserve"> Le prime due voci non dipendono l'una dall'altra e possono partire lo stesso giorno; tutto il resto dipende dalla prima.</w:t>
+      </w:r>
+    </w:p>
+    <w:p>
+      <w:pPr>
         <w:spacing w:after="40"/>
         <w:ind w:left="180"/>
         <w:jc w:val="both"/>
@@ -259,15 +283,15 @@
           <w:sz w:val="24"/>
           <w:szCs w:val="24"/>
         </w:rPr>
-        <w:t xml:space="preserve">Curriculum</w:t>
-      </w:r>
-      <w:r>
-        <w:rPr>
-          <w:rFonts w:ascii="Barlow Semi Condensed" w:cs="Barlow Semi Condensed" w:eastAsia="Barlow Semi Condensed" w:hAnsi="Barlow Semi Condensed"/>
-          <w:sz w:val="24"/>
-          <w:szCs w:val="24"/>
-        </w:rPr>
-        <w:t xml:space="preserve"> compilato (</w:t>
+        <w:t xml:space="preserve">1. Deposito Zenodo</w:t>
+      </w:r>
+      <w:r>
+        <w:rPr>
+          <w:rFonts w:ascii="Barlow Semi Condensed" w:cs="Barlow Semi Condensed" w:eastAsia="Barlow Semi Condensed" w:hAnsi="Barlow Semi Condensed"/>
+          <w:sz w:val="24"/>
+          <w:szCs w:val="24"/>
+        </w:rPr>
+        <w:t xml:space="preserve"> e DOI ottenuto — foglio operativo pronto in </w:t>
       </w:r>
       <w:r>
         <w:rPr>
@@ -277,15 +301,33 @@
           <w:sz w:val="24"/>
           <w:szCs w:val="24"/>
         </w:rPr>
-        <w:t xml:space="preserve">curriculum-modello.md</w:t>
-      </w:r>
-      <w:r>
-        <w:rPr>
-          <w:rFonts w:ascii="Barlow Semi Condensed" w:cs="Barlow Semi Condensed" w:eastAsia="Barlow Semi Condensed" w:hAnsi="Barlow Semi Condensed"/>
-          <w:sz w:val="24"/>
-          <w:szCs w:val="24"/>
-        </w:rPr>
-        <w:t xml:space="preserve">) — intero per Einaudi, dieci righe per gli altri</w:t>
+        <w:t xml:space="preserve">deposito-zenodo.md</w:t>
+      </w:r>
+      <w:r>
+        <w:rPr>
+          <w:rFonts w:ascii="Barlow Semi Condensed" w:cs="Barlow Semi Condensed" w:eastAsia="Barlow Semi Condensed" w:hAnsi="Barlow Semi Condensed"/>
+          <w:sz w:val="24"/>
+          <w:szCs w:val="24"/>
+        </w:rPr>
+        <w:t xml:space="preserve">. </w:t>
+      </w:r>
+      <w:r>
+        <w:rPr>
+          <w:rFonts w:ascii="Barlow Semi Condensed" w:cs="Barlow Semi Condensed" w:eastAsia="Barlow Semi Condensed" w:hAnsi="Barlow Semi Condensed"/>
+          <w:b/>
+          <w:bCs/>
+          <w:sz w:val="24"/>
+          <w:szCs w:val="24"/>
+        </w:rPr>
+        <w:t xml:space="preserve">Blocca undici lettere</w:t>
+      </w:r>
+      <w:r>
+        <w:rPr>
+          <w:rFonts w:ascii="Barlow Semi Condensed" w:cs="Barlow Semi Condensed" w:eastAsia="Barlow Semi Condensed" w:hAnsi="Barlow Semi Condensed"/>
+          <w:sz w:val="24"/>
+          <w:szCs w:val="24"/>
+        </w:rPr>
+        <w:t xml:space="preserve">: il DOI entra nel corpo di ciascuna, e farlo dopo significa riscriverle tutte</w:t>
       </w:r>
     </w:p>
     <w:p>
@@ -310,48 +352,15 @@
           <w:sz w:val="24"/>
           <w:szCs w:val="24"/>
         </w:rPr>
-        <w:t xml:space="preserve">Deposito Zenodo</w:t>
-      </w:r>
-      <w:r>
-        <w:rPr>
-          <w:rFonts w:ascii="Barlow Semi Condensed" w:cs="Barlow Semi Condensed" w:eastAsia="Barlow Semi Condensed" w:hAnsi="Barlow Semi Condensed"/>
-          <w:sz w:val="24"/>
-          <w:szCs w:val="24"/>
-        </w:rPr>
-        <w:t xml:space="preserve"> e DOI ottenuto — si cita in ogni proposta successiva</w:t>
-      </w:r>
-    </w:p>
-    <w:p>
-      <w:pPr>
-        <w:spacing w:after="40"/>
-        <w:ind w:left="180"/>
-        <w:jc w:val="both"/>
-      </w:pPr>
-      <w:r>
-        <w:rPr>
-          <w:rFonts w:ascii="Barlow Semi Condensed" w:cs="Barlow Semi Condensed" w:eastAsia="Barlow Semi Condensed" w:hAnsi="Barlow Semi Condensed"/>
-          <w:sz w:val="24"/>
-          <w:szCs w:val="24"/>
-        </w:rPr>
-        <w:t xml:space="preserve">☐ </w:t>
-      </w:r>
-      <w:r>
-        <w:rPr>
-          <w:rFonts w:ascii="Barlow Semi Condensed" w:cs="Barlow Semi Condensed" w:eastAsia="Barlow Semi Condensed" w:hAnsi="Barlow Semi Condensed"/>
-          <w:b/>
-          <w:bCs/>
-          <w:sz w:val="24"/>
-          <w:szCs w:val="24"/>
-        </w:rPr>
-        <w:t xml:space="preserve">Formula sullo stato del lavoro</w:t>
-      </w:r>
-      <w:r>
-        <w:rPr>
-          <w:rFonts w:ascii="Barlow Semi Condensed" w:cs="Barlow Semi Condensed" w:eastAsia="Barlow Semi Condensed" w:hAnsi="Barlow Semi Condensed"/>
-          <w:sz w:val="24"/>
-          <w:szCs w:val="24"/>
-        </w:rPr>
-        <w:t xml:space="preserve"> fissata e usata identica ovunque: </w:t>
+        <w:t xml:space="preserve">2. Richiesta all'Archivio storico della Camera</w:t>
+      </w:r>
+      <w:r>
+        <w:rPr>
+          <w:rFonts w:ascii="Barlow Semi Condensed" w:cs="Barlow Semi Condensed" w:eastAsia="Barlow Semi Condensed" w:hAnsi="Barlow Semi Condensed"/>
+          <w:sz w:val="24"/>
+          <w:szCs w:val="24"/>
+        </w:rPr>
+        <w:t xml:space="preserve"> — testo pronto in </w:t>
       </w:r>
       <w:r>
         <w:rPr>
@@ -361,7 +370,127 @@
           <w:sz w:val="24"/>
           <w:szCs w:val="24"/>
         </w:rPr>
-        <w:t xml:space="preserve">corpus completo e verificato, quattordici Libri; struttura del saggio definita, capitolo campione scritto, resto da scrivere</w:t>
+        <w:t xml:space="preserve">richiesta-archivio-storico-camera.md</w:t>
+      </w:r>
+      <w:r>
+        <w:rPr>
+          <w:rFonts w:ascii="Barlow Semi Condensed" w:cs="Barlow Semi Condensed" w:eastAsia="Barlow Semi Condensed" w:hAnsi="Barlow Semi Condensed"/>
+          <w:sz w:val="24"/>
+          <w:szCs w:val="24"/>
+        </w:rPr>
+        <w:t xml:space="preserve">. Non dipende dal DOI, non è una proposta e non diffonde nulla: è l'unica mossa del dossier che possa </w:t>
+      </w:r>
+      <w:r>
+        <w:rPr>
+          <w:rFonts w:ascii="Barlow Semi Condensed" w:cs="Barlow Semi Condensed" w:eastAsia="Barlow Semi Condensed" w:hAnsi="Barlow Semi Condensed"/>
+          <w:b/>
+          <w:bCs/>
+          <w:sz w:val="24"/>
+          <w:szCs w:val="24"/>
+        </w:rPr>
+        <w:t xml:space="preserve">spostare un grado probatorio</w:t>
+      </w:r>
+      <w:r>
+        <w:rPr>
+          <w:rFonts w:ascii="Barlow Semi Condensed" w:cs="Barlow Semi Condensed" w:eastAsia="Barlow Semi Condensed" w:hAnsi="Barlow Semi Condensed"/>
+          <w:sz w:val="24"/>
+          <w:szCs w:val="24"/>
+        </w:rPr>
+        <w:t xml:space="preserve">. Recapito da accertare prima dell'invio</w:t>
+      </w:r>
+    </w:p>
+    <w:p>
+      <w:pPr>
+        <w:spacing w:after="40"/>
+        <w:ind w:left="180"/>
+        <w:jc w:val="both"/>
+      </w:pPr>
+      <w:r>
+        <w:rPr>
+          <w:rFonts w:ascii="Barlow Semi Condensed" w:cs="Barlow Semi Condensed" w:eastAsia="Barlow Semi Condensed" w:hAnsi="Barlow Semi Condensed"/>
+          <w:sz w:val="24"/>
+          <w:szCs w:val="24"/>
+        </w:rPr>
+        <w:t xml:space="preserve">☐ </w:t>
+      </w:r>
+      <w:r>
+        <w:rPr>
+          <w:rFonts w:ascii="Barlow Semi Condensed" w:cs="Barlow Semi Condensed" w:eastAsia="Barlow Semi Condensed" w:hAnsi="Barlow Semi Condensed"/>
+          <w:b/>
+          <w:bCs/>
+          <w:sz w:val="24"/>
+          <w:szCs w:val="24"/>
+        </w:rPr>
+        <w:t xml:space="preserve">Curriculum</w:t>
+      </w:r>
+      <w:r>
+        <w:rPr>
+          <w:rFonts w:ascii="Barlow Semi Condensed" w:cs="Barlow Semi Condensed" w:eastAsia="Barlow Semi Condensed" w:hAnsi="Barlow Semi Condensed"/>
+          <w:sz w:val="24"/>
+          <w:szCs w:val="24"/>
+        </w:rPr>
+        <w:t xml:space="preserve"> compilato (</w:t>
+      </w:r>
+      <w:r>
+        <w:rPr>
+          <w:rFonts w:ascii="Barlow Semi Condensed" w:cs="Barlow Semi Condensed" w:eastAsia="Barlow Semi Condensed" w:hAnsi="Barlow Semi Condensed"/>
+          <w:i/>
+          <w:iCs/>
+          <w:sz w:val="24"/>
+          <w:szCs w:val="24"/>
+        </w:rPr>
+        <w:t xml:space="preserve">curriculum-modello.md</w:t>
+      </w:r>
+      <w:r>
+        <w:rPr>
+          <w:rFonts w:ascii="Barlow Semi Condensed" w:cs="Barlow Semi Condensed" w:eastAsia="Barlow Semi Condensed" w:hAnsi="Barlow Semi Condensed"/>
+          <w:sz w:val="24"/>
+          <w:szCs w:val="24"/>
+        </w:rPr>
+        <w:t xml:space="preserve">) — intero per Einaudi, dieci righe per gli altri</w:t>
+      </w:r>
+    </w:p>
+    <w:p>
+      <w:pPr>
+        <w:spacing w:after="40"/>
+        <w:ind w:left="180"/>
+        <w:jc w:val="both"/>
+      </w:pPr>
+      <w:r>
+        <w:rPr>
+          <w:rFonts w:ascii="Barlow Semi Condensed" w:cs="Barlow Semi Condensed" w:eastAsia="Barlow Semi Condensed" w:hAnsi="Barlow Semi Condensed"/>
+          <w:sz w:val="24"/>
+          <w:szCs w:val="24"/>
+        </w:rPr>
+        <w:t xml:space="preserve">☐ </w:t>
+      </w:r>
+      <w:r>
+        <w:rPr>
+          <w:rFonts w:ascii="Barlow Semi Condensed" w:cs="Barlow Semi Condensed" w:eastAsia="Barlow Semi Condensed" w:hAnsi="Barlow Semi Condensed"/>
+          <w:b/>
+          <w:bCs/>
+          <w:sz w:val="24"/>
+          <w:szCs w:val="24"/>
+        </w:rPr>
+        <w:t xml:space="preserve">Formula sullo stato del lavoro</w:t>
+      </w:r>
+      <w:r>
+        <w:rPr>
+          <w:rFonts w:ascii="Barlow Semi Condensed" w:cs="Barlow Semi Condensed" w:eastAsia="Barlow Semi Condensed" w:hAnsi="Barlow Semi Condensed"/>
+          <w:sz w:val="24"/>
+          <w:szCs w:val="24"/>
+        </w:rPr>
+        <w:t xml:space="preserve"> fissata e usata identica ovunque: </w:t>
+      </w:r>
+      <w:r>
+        <w:rPr>
+          <w:rFonts w:ascii="Barlow Semi Condensed" w:cs="Barlow Semi Condensed" w:eastAsia="Barlow Semi Condensed" w:hAnsi="Barlow Semi Condensed"/>
+          <w:i/>
+          <w:iCs/>
+          <w:sz w:val="24"/>
+          <w:szCs w:val="24"/>
+        </w:rPr>
+        <w:t xml:space="preserve">corpus completo e verificato, quindici Libri e quattro Appendici; struttura del saggio definita, capitolo campione scritto, resto da scrivere</w:t>
       </w:r>
     </w:p>
     <w:p>
@@ -506,15 +635,15 @@
           <w:sz w:val="24"/>
           <w:szCs w:val="24"/>
         </w:rPr>
-        <w:t xml:space="preserve">quattordici Libri</w:t>
-      </w:r>
-      <w:r>
-        <w:rPr>
-          <w:rFonts w:ascii="Barlow Semi Condensed" w:cs="Barlow Semi Condensed" w:eastAsia="Barlow Semi Condensed" w:hAnsi="Barlow Semi Condensed"/>
-          <w:sz w:val="24"/>
-          <w:szCs w:val="24"/>
-        </w:rPr>
-        <w:t xml:space="preserve">. Tredici si fermano al giudicato. </w:t>
+        <w:t xml:space="preserve">quindici Libri</w:t>
+      </w:r>
+      <w:r>
+        <w:rPr>
+          <w:rFonts w:ascii="Barlow Semi Condensed" w:cs="Barlow Semi Condensed" w:eastAsia="Barlow Semi Condensed" w:hAnsi="Barlow Semi Condensed"/>
+          <w:sz w:val="24"/>
+          <w:szCs w:val="24"/>
+        </w:rPr>
+        <w:t xml:space="preserve">. Quattordici si fermano al giudicato. </w:t>
       </w:r>
       <w:r>
         <w:rPr>
@@ -575,6 +704,398 @@
           <w:szCs w:val="24"/>
         </w:rPr>
         <w:t xml:space="preserve"> È già scritto nei documenti; va solo non tolto.</w:t>
+      </w:r>
+    </w:p>
+    <w:p>
+      <w:pPr>
+        <w:spacing w:after="120" w:line="276"/>
+        <w:jc w:val="both"/>
+      </w:pPr>
+      <w:r>
+        <w:rPr>
+          <w:rFonts w:ascii="Barlow Semi Condensed" w:cs="Barlow Semi Condensed" w:eastAsia="Barlow Semi Condensed" w:hAnsi="Barlow Semi Condensed"/>
+          <w:i/>
+          <w:iCs/>
+          <w:sz w:val="24"/>
+          <w:szCs w:val="24"/>
+        </w:rPr>
+        <w:t xml:space="preserve">Annotazione del 27 agosto 2026 — fin qui questa pagina diceva «quattordici Libri, tredici si fermano al giudicato». Era esatto alla sua data e ha smesso di esserlo con l'ingresso del Libro quindicesimo. La cifra è aggiornata, la vecchia è lasciata qui: chi ha spedito una lettera con la formula anteriore non ha scritto il falso, ha scritto una cosa vera al momento in cui l'ha scritta.</w:t>
+      </w:r>
+    </w:p>
+    <w:p>
+      <w:pPr>
+        <w:pBdr>
+          <w:bottom w:val="single" w:color="999999" w:sz="6" w:space="1"/>
+        </w:pBdr>
+        <w:spacing w:after="80"/>
+      </w:pPr>
+    </w:p>
+    <w:p>
+      <w:pPr>
+        <w:pStyle w:val="Heading2"/>
+        <w:spacing w:after="100" w:before="200"/>
+      </w:pPr>
+      <w:r>
+        <w:rPr>
+          <w:rFonts w:ascii="Barlow Semi Condensed" w:cs="Barlow Semi Condensed" w:eastAsia="Barlow Semi Condensed" w:hAnsi="Barlow Semi Condensed"/>
+          <w:sz w:val="24"/>
+          <w:szCs w:val="24"/>
+        </w:rPr>
+        <w:t xml:space="preserve">Che cosa non si manda, e perché</w:t>
+      </w:r>
+    </w:p>
+    <w:p>
+      <w:pPr>
+        <w:spacing w:after="120" w:line="276"/>
+        <w:jc w:val="both"/>
+      </w:pPr>
+      <w:r>
+        <w:rPr>
+          <w:rFonts w:ascii="Barlow Semi Condensed" w:cs="Barlow Semi Condensed" w:eastAsia="Barlow Semi Condensed" w:hAnsi="Barlow Semi Condensed"/>
+          <w:sz w:val="24"/>
+          <w:szCs w:val="24"/>
+        </w:rPr>
+        <w:t xml:space="preserve">Il repository ospita </w:t>
+      </w:r>
+      <w:r>
+        <w:rPr>
+          <w:rFonts w:ascii="Barlow Semi Condensed" w:cs="Barlow Semi Condensed" w:eastAsia="Barlow Semi Condensed" w:hAnsi="Barlow Semi Condensed"/>
+          <w:b/>
+          <w:bCs/>
+          <w:sz w:val="24"/>
+          <w:szCs w:val="24"/>
+        </w:rPr>
+        <w:t xml:space="preserve">tre opere distinte</w:t>
+      </w:r>
+      <w:r>
+        <w:rPr>
+          <w:rFonts w:ascii="Barlow Semi Condensed" w:cs="Barlow Semi Condensed" w:eastAsia="Barlow Semi Condensed" w:hAnsi="Barlow Semi Condensed"/>
+          <w:sz w:val="24"/>
+          <w:szCs w:val="24"/>
+        </w:rPr>
+        <w:t xml:space="preserve">, e ne parte </w:t>
+      </w:r>
+      <w:r>
+        <w:rPr>
+          <w:rFonts w:ascii="Barlow Semi Condensed" w:cs="Barlow Semi Condensed" w:eastAsia="Barlow Semi Condensed" w:hAnsi="Barlow Semi Condensed"/>
+          <w:b/>
+          <w:bCs/>
+          <w:sz w:val="24"/>
+          <w:szCs w:val="24"/>
+        </w:rPr>
+        <w:t xml:space="preserve">una sola</w:t>
+      </w:r>
+      <w:r>
+        <w:rPr>
+          <w:rFonts w:ascii="Barlow Semi Condensed" w:cs="Barlow Semi Condensed" w:eastAsia="Barlow Semi Condensed" w:hAnsi="Barlow Semi Condensed"/>
+          <w:sz w:val="24"/>
+          <w:szCs w:val="24"/>
+        </w:rPr>
+        <w:t xml:space="preserve">.</w:t>
+      </w:r>
+    </w:p>
+    <w:tbl>
+      <w:tblPr>
+        <w:tblW w:type="dxa" w:w="9360"/>
+        <w:tblBorders>
+          <w:top w:val="single" w:color="auto" w:sz="4"/>
+          <w:left w:val="single" w:color="auto" w:sz="4"/>
+          <w:bottom w:val="single" w:color="auto" w:sz="4"/>
+          <w:right w:val="single" w:color="auto" w:sz="4"/>
+          <w:insideH w:val="single" w:color="auto" w:sz="4"/>
+          <w:insideV w:val="single" w:color="auto" w:sz="4"/>
+        </w:tblBorders>
+      </w:tblPr>
+      <w:tblGrid>
+        <w:gridCol w:w="4680"/>
+        <w:gridCol w:w="4680"/>
+      </w:tblGrid>
+      <w:tr>
+        <w:tc>
+          <w:tcPr>
+            <w:tcW w:type="dxa" w:w="4680"/>
+            <w:shd w:fill="1F3864" w:val="clear"/>
+          </w:tcPr>
+          <w:p>
+            <w:pPr>
+              <w:spacing w:after="20" w:before="20"/>
+              <w:jc w:val="both"/>
+            </w:pPr>
+            <w:r>
+              <w:rPr>
+                <w:rFonts w:ascii="Barlow Semi Condensed" w:cs="Barlow Semi Condensed" w:eastAsia="Barlow Semi Condensed" w:hAnsi="Barlow Semi Condensed"/>
+                <w:b/>
+                <w:bCs/>
+                <w:color w:val="FFFFFF"/>
+                <w:sz w:val="20"/>
+                <w:szCs w:val="20"/>
+              </w:rPr>
+              <w:t xml:space="preserve"/>
+            </w:r>
+          </w:p>
+        </w:tc>
+        <w:tc>
+          <w:tcPr>
+            <w:tcW w:type="dxa" w:w="4680"/>
+            <w:shd w:fill="1F3864" w:val="clear"/>
+          </w:tcPr>
+          <w:p>
+            <w:pPr>
+              <w:spacing w:after="20" w:before="20"/>
+              <w:jc w:val="both"/>
+            </w:pPr>
+            <w:r>
+              <w:rPr>
+                <w:rFonts w:ascii="Barlow Semi Condensed" w:cs="Barlow Semi Condensed" w:eastAsia="Barlow Semi Condensed" w:hAnsi="Barlow Semi Condensed"/>
+                <w:b/>
+                <w:bCs/>
+                <w:color w:val="FFFFFF"/>
+                <w:sz w:val="20"/>
+                <w:szCs w:val="20"/>
+              </w:rPr>
+              <w:t xml:space="preserve">si manda?</w:t>
+            </w:r>
+          </w:p>
+        </w:tc>
+      </w:tr>
+      <w:tr>
+        <w:tc>
+          <w:tcPr>
+            <w:tcW w:type="dxa" w:w="4680"/>
+          </w:tcPr>
+          <w:p>
+            <w:pPr>
+              <w:spacing w:after="20" w:before="20"/>
+              <w:jc w:val="both"/>
+            </w:pPr>
+            <w:r>
+              <w:rPr>
+                <w:rFonts w:ascii="Barlow Semi Condensed" w:cs="Barlow Semi Condensed" w:eastAsia="Barlow Semi Condensed" w:hAnsi="Barlow Semi Condensed"/>
+                <w:sz w:val="20"/>
+                <w:szCs w:val="20"/>
+              </w:rPr>
+              <w:t xml:space="preserve">L'opera sul caso Moro — quindici Libri, quattro Appendici</w:t>
+            </w:r>
+          </w:p>
+        </w:tc>
+        <w:tc>
+          <w:tcPr>
+            <w:tcW w:type="dxa" w:w="4680"/>
+          </w:tcPr>
+          <w:p>
+            <w:pPr>
+              <w:spacing w:after="20" w:before="20"/>
+              <w:jc w:val="both"/>
+            </w:pPr>
+            <w:r>
+              <w:rPr>
+                <w:rFonts w:ascii="Barlow Semi Condensed" w:cs="Barlow Semi Condensed" w:eastAsia="Barlow Semi Condensed" w:hAnsi="Barlow Semi Condensed"/>
+                <w:b/>
+                <w:bCs/>
+                <w:sz w:val="20"/>
+                <w:szCs w:val="20"/>
+              </w:rPr>
+              <w:t xml:space="preserve">sì</w:t>
+            </w:r>
+            <w:r>
+              <w:rPr>
+                <w:rFonts w:ascii="Barlow Semi Condensed" w:cs="Barlow Semi Condensed" w:eastAsia="Barlow Semi Condensed" w:hAnsi="Barlow Semi Condensed"/>
+                <w:sz w:val="20"/>
+                <w:szCs w:val="20"/>
+              </w:rPr>
+              <w:t xml:space="preserve">, è l'oggetto di tutto il dossier</w:t>
+            </w:r>
+          </w:p>
+        </w:tc>
+      </w:tr>
+      <w:tr>
+        <w:tc>
+          <w:tcPr>
+            <w:tcW w:type="dxa" w:w="4680"/>
+          </w:tcPr>
+          <w:p>
+            <w:pPr>
+              <w:spacing w:after="20" w:before="20"/>
+              <w:jc w:val="both"/>
+            </w:pPr>
+            <w:r>
+              <w:rPr>
+                <w:rFonts w:ascii="Barlow Semi Condensed" w:cs="Barlow Semi Condensed" w:eastAsia="Barlow Semi Condensed" w:hAnsi="Barlow Semi Condensed"/>
+                <w:b/>
+                <w:bCs/>
+                <w:sz w:val="20"/>
+                <w:szCs w:val="20"/>
+              </w:rPr>
+              <w:t xml:space="preserve">Italia Nera</w:t>
+            </w:r>
+            <w:r>
+              <w:rPr>
+                <w:rFonts w:ascii="Barlow Semi Condensed" w:cs="Barlow Semi Condensed" w:eastAsia="Barlow Semi Condensed" w:hAnsi="Barlow Semi Condensed"/>
+                <w:sz w:val="20"/>
+                <w:szCs w:val="20"/>
+              </w:rPr>
+              <w:t xml:space="preserve"> — il Registro V77 e i suoi quarantatré compagni</w:t>
+            </w:r>
+          </w:p>
+        </w:tc>
+        <w:tc>
+          <w:tcPr>
+            <w:tcW w:type="dxa" w:w="4680"/>
+          </w:tcPr>
+          <w:p>
+            <w:pPr>
+              <w:spacing w:after="20" w:before="20"/>
+              <w:jc w:val="both"/>
+            </w:pPr>
+            <w:r>
+              <w:rPr>
+                <w:rFonts w:ascii="Barlow Semi Condensed" w:cs="Barlow Semi Condensed" w:eastAsia="Barlow Semi Condensed" w:hAnsi="Barlow Semi Condensed"/>
+                <w:b/>
+                <w:bCs/>
+                <w:sz w:val="20"/>
+                <w:szCs w:val="20"/>
+              </w:rPr>
+              <w:t xml:space="preserve">no</w:t>
+            </w:r>
+          </w:p>
+        </w:tc>
+      </w:tr>
+      <w:tr>
+        <w:tc>
+          <w:tcPr>
+            <w:tcW w:type="dxa" w:w="4680"/>
+          </w:tcPr>
+          <w:p>
+            <w:pPr>
+              <w:spacing w:after="20" w:before="20"/>
+              <w:jc w:val="both"/>
+            </w:pPr>
+            <w:r>
+              <w:rPr>
+                <w:rFonts w:ascii="Barlow Semi Condensed" w:cs="Barlow Semi Condensed" w:eastAsia="Barlow Semi Condensed" w:hAnsi="Barlow Semi Condensed"/>
+                <w:sz w:val="20"/>
+                <w:szCs w:val="20"/>
+              </w:rPr>
+              <w:t xml:space="preserve">Lo Studio Integrale Puglia</w:t>
+            </w:r>
+          </w:p>
+        </w:tc>
+        <w:tc>
+          <w:tcPr>
+            <w:tcW w:type="dxa" w:w="4680"/>
+          </w:tcPr>
+          <w:p>
+            <w:pPr>
+              <w:spacing w:after="20" w:before="20"/>
+              <w:jc w:val="both"/>
+            </w:pPr>
+            <w:r>
+              <w:rPr>
+                <w:rFonts w:ascii="Barlow Semi Condensed" w:cs="Barlow Semi Condensed" w:eastAsia="Barlow Semi Condensed" w:hAnsi="Barlow Semi Condensed"/>
+                <w:b/>
+                <w:bCs/>
+                <w:sz w:val="20"/>
+                <w:szCs w:val="20"/>
+              </w:rPr>
+              <w:t xml:space="preserve">no</w:t>
+            </w:r>
+            <w:r>
+              <w:rPr>
+                <w:rFonts w:ascii="Barlow Semi Condensed" w:cs="Barlow Semi Condensed" w:eastAsia="Barlow Semi Condensed" w:hAnsi="Barlow Semi Condensed"/>
+                <w:sz w:val="20"/>
+                <w:szCs w:val="20"/>
+              </w:rPr>
+              <w:t xml:space="preserve">, è un altro lavoro con altri destinatari</w:t>
+            </w:r>
+          </w:p>
+        </w:tc>
+      </w:tr>
+    </w:tbl>
+    <w:p>
+      <w:pPr>
+        <w:spacing w:after="80"/>
+      </w:pPr>
+    </w:p>
+    <w:p>
+      <w:pPr>
+        <w:spacing w:after="120" w:line="276"/>
+        <w:jc w:val="both"/>
+      </w:pPr>
+      <w:r>
+        <w:rPr>
+          <w:rFonts w:ascii="Barlow Semi Condensed" w:cs="Barlow Semi Condensed" w:eastAsia="Barlow Semi Condensed" w:hAnsi="Barlow Semi Condensed"/>
+          <w:sz w:val="24"/>
+          <w:szCs w:val="24"/>
+        </w:rPr>
+        <w:t xml:space="preserve">Su Italia Nera la ragione va scritta per intero, perché la tentazione di allegarla è reale e sbagliata. Non è una parte di quest'opera: il legame è genealogico e non testuale — misurato agli 8-grammi, il corpus moroteano tocca il Registro V77 per lo </w:t>
+      </w:r>
+      <w:r>
+        <w:rPr>
+          <w:rFonts w:ascii="Barlow Semi Condensed" w:cs="Barlow Semi Condensed" w:eastAsia="Barlow Semi Condensed" w:hAnsi="Barlow Semi Condensed"/>
+          <w:b/>
+          <w:bCs/>
+          <w:sz w:val="24"/>
+          <w:szCs w:val="24"/>
+        </w:rPr>
+        <w:t xml:space="preserve">0,77 per cento</w:t>
+      </w:r>
+      <w:r>
+        <w:rPr>
+          <w:rFonts w:ascii="Barlow Semi Condensed" w:cs="Barlow Semi Condensed" w:eastAsia="Barlow Semi Condensed" w:hAnsi="Barlow Semi Condensed"/>
+          <w:sz w:val="24"/>
+          <w:szCs w:val="24"/>
+        </w:rPr>
+        <w:t xml:space="preserve">. Contiene inoltre </w:t>
+      </w:r>
+      <w:r>
+        <w:rPr>
+          <w:rFonts w:ascii="Barlow Semi Condensed" w:cs="Barlow Semi Condensed" w:eastAsia="Barlow Semi Condensed" w:hAnsi="Barlow Semi Condensed"/>
+          <w:b/>
+          <w:bCs/>
+          <w:sz w:val="24"/>
+          <w:szCs w:val="24"/>
+        </w:rPr>
+        <w:t xml:space="preserve">censimenti di persone viventi con procedimenti penali in corso</w:t>
+      </w:r>
+      <w:r>
+        <w:rPr>
+          <w:rFonts w:ascii="Barlow Semi Condensed" w:cs="Barlow Semi Condensed" w:eastAsia="Barlow Semi Condensed" w:hAnsi="Barlow Semi Condensed"/>
+          <w:sz w:val="24"/>
+          <w:szCs w:val="24"/>
+        </w:rPr>
+        <w:t xml:space="preserve">: la disciplina c'è, l'articolo 27 della Costituzione è dichiarato in apertura di ogni scheda e nessuno vi è indicato come responsabile fuori dal giudicato — ma il rischio di quella pubblicazione è interamente in capo all'autore, e il guadagno per il caso Moro è </w:t>
+      </w:r>
+      <w:r>
+        <w:rPr>
+          <w:rFonts w:ascii="Barlow Semi Condensed" w:cs="Barlow Semi Condensed" w:eastAsia="Barlow Semi Condensed" w:hAnsi="Barlow Semi Condensed"/>
+          <w:b/>
+          <w:bCs/>
+          <w:sz w:val="24"/>
+          <w:szCs w:val="24"/>
+        </w:rPr>
+        <w:t xml:space="preserve">zero</w:t>
+      </w:r>
+      <w:r>
+        <w:rPr>
+          <w:rFonts w:ascii="Barlow Semi Condensed" w:cs="Barlow Semi Condensed" w:eastAsia="Barlow Semi Condensed" w:hAnsi="Barlow Semi Condensed"/>
+          <w:sz w:val="24"/>
+          <w:szCs w:val="24"/>
+        </w:rPr>
+        <w:t xml:space="preserve">. Un editore che riceva le due cose insieme giudicherà l'una con gli occhi dell'altra.</w:t>
+      </w:r>
+    </w:p>
+    <w:p>
+      <w:pPr>
+        <w:spacing w:after="120" w:line="276"/>
+        <w:jc w:val="both"/>
+      </w:pPr>
+      <w:r>
+        <w:rPr>
+          <w:rFonts w:ascii="Barlow Semi Condensed" w:cs="Barlow Semi Condensed" w:eastAsia="Barlow Semi Condensed" w:hAnsi="Barlow Semi Condensed"/>
+          <w:sz w:val="24"/>
+          <w:szCs w:val="24"/>
+        </w:rPr>
+        <w:t xml:space="preserve">Se un giorno Italia Nera va depositata, avrà un DOI proprio, destinatari propri e una valutazione propria. Non viaggia in allegato.</w:t>
       </w:r>
     </w:p>
     <w:p>

--- a/_diffusione-opera/CHECKLIST_DI_INVIO.docx
+++ b/_diffusione-opera/CHECKLIST_DI_INVIO.docx
@@ -352,15 +352,15 @@
           <w:sz w:val="24"/>
           <w:szCs w:val="24"/>
         </w:rPr>
-        <w:t xml:space="preserve">2. Richiesta all'Archivio storico della Camera</w:t>
-      </w:r>
-      <w:r>
-        <w:rPr>
-          <w:rFonts w:ascii="Barlow Semi Condensed" w:cs="Barlow Semi Condensed" w:eastAsia="Barlow Semi Condensed" w:hAnsi="Barlow Semi Condensed"/>
-          <w:sz w:val="24"/>
-          <w:szCs w:val="24"/>
-        </w:rPr>
-        <w:t xml:space="preserve"> — testo pronto in </w:t>
+        <w:t xml:space="preserve">2. Il tomo P2, che forse non va chiesto affatto.</w:t>
+      </w:r>
+      <w:r>
+        <w:rPr>
+          <w:rFonts w:ascii="Barlow Semi Condensed" w:cs="Barlow Semi Condensed" w:eastAsia="Barlow Semi Condensed" w:hAnsi="Barlow Semi Condensed"/>
+          <w:sz w:val="24"/>
+          <w:szCs w:val="24"/>
+        </w:rPr>
+        <w:t xml:space="preserve"> Prima di spedire qualsiasi cosa, aprire </w:t>
       </w:r>
       <w:r>
         <w:rPr>
@@ -370,6 +370,78 @@
           <w:sz w:val="24"/>
           <w:szCs w:val="24"/>
         </w:rPr>
+        <w:t xml:space="preserve">inchieste.camera.it/p2/documenti.html?leg=09</w:t>
+      </w:r>
+      <w:r>
+        <w:rPr>
+          <w:rFonts w:ascii="Barlow Semi Condensed" w:cs="Barlow Semi Condensed" w:eastAsia="Barlow Semi Condensed" w:hAnsi="Barlow Semi Condensed"/>
+          <w:sz w:val="24"/>
+          <w:szCs w:val="24"/>
+        </w:rPr>
+        <w:t xml:space="preserve"> e cercare </w:t>
+      </w:r>
+      <w:r>
+        <w:rPr>
+          <w:rFonts w:ascii="Barlow Semi Condensed" w:cs="Barlow Semi Condensed" w:eastAsia="Barlow Semi Condensed" w:hAnsi="Barlow Semi Condensed"/>
+          <w:b/>
+          <w:bCs/>
+          <w:sz w:val="24"/>
+          <w:szCs w:val="24"/>
+        </w:rPr>
+        <w:t xml:space="preserve">Doc. XXIII n. 2-quater/2/I</w:t>
+      </w:r>
+      <w:r>
+        <w:rPr>
+          <w:rFonts w:ascii="Barlow Semi Condensed" w:cs="Barlow Semi Condensed" w:eastAsia="Barlow Semi Condensed" w:hAnsi="Barlow Semi Condensed"/>
+          <w:sz w:val="24"/>
+          <w:szCs w:val="24"/>
+        </w:rPr>
+        <w:t xml:space="preserve">: i volumi della Commissione risultano digitalizzati, e gli allegati </w:t>
+      </w:r>
+      <w:r>
+        <w:rPr>
+          <w:rFonts w:ascii="Barlow Semi Condensed" w:cs="Barlow Semi Condensed" w:eastAsia="Barlow Semi Condensed" w:hAnsi="Barlow Semi Condensed"/>
+          <w:b/>
+          <w:bCs/>
+          <w:sz w:val="24"/>
+          <w:szCs w:val="24"/>
+        </w:rPr>
+        <w:t xml:space="preserve">13</w:t>
+      </w:r>
+      <w:r>
+        <w:rPr>
+          <w:rFonts w:ascii="Barlow Semi Condensed" w:cs="Barlow Semi Condensed" w:eastAsia="Barlow Semi Condensed" w:hAnsi="Barlow Semi Condensed"/>
+          <w:sz w:val="24"/>
+          <w:szCs w:val="24"/>
+        </w:rPr>
+        <w:t xml:space="preserve"> e </w:t>
+      </w:r>
+      <w:r>
+        <w:rPr>
+          <w:rFonts w:ascii="Barlow Semi Condensed" w:cs="Barlow Semi Condensed" w:eastAsia="Barlow Semi Condensed" w:hAnsi="Barlow Semi Condensed"/>
+          <w:b/>
+          <w:bCs/>
+          <w:sz w:val="24"/>
+          <w:szCs w:val="24"/>
+        </w:rPr>
+        <w:t xml:space="preserve">21</w:t>
+      </w:r>
+      <w:r>
+        <w:rPr>
+          <w:rFonts w:ascii="Barlow Semi Condensed" w:cs="Barlow Semi Condensed" w:eastAsia="Barlow Semi Condensed" w:hAnsi="Barlow Semi Condensed"/>
+          <w:sz w:val="24"/>
+          <w:szCs w:val="24"/>
+        </w:rPr>
+        <w:t xml:space="preserve"> — quelli coi numeri di tessera — si leggerebbero oggi, gratis e senza chiedere niente. Se non si trovano, la richiesta all'Archivio storico è pronta in </w:t>
+      </w:r>
+      <w:r>
+        <w:rPr>
+          <w:rFonts w:ascii="Barlow Semi Condensed" w:cs="Barlow Semi Condensed" w:eastAsia="Barlow Semi Condensed" w:hAnsi="Barlow Semi Condensed"/>
+          <w:i/>
+          <w:iCs/>
+          <w:sz w:val="24"/>
+          <w:szCs w:val="24"/>
+        </w:rPr>
         <w:t xml:space="preserve">richiesta-archivio-storico-camera.md</w:t>
       </w:r>
       <w:r>
@@ -378,7 +450,7 @@
           <w:sz w:val="24"/>
           <w:szCs w:val="24"/>
         </w:rPr>
-        <w:t xml:space="preserve">. Non dipende dal DOI, non è una proposta e non diffonde nulla: è l'unica mossa del dossier che possa </w:t>
+        <w:t xml:space="preserve">, con recapito reperito al grado B e da confermare. È l'unica mossa del dossier che possa </w:t>
       </w:r>
       <w:r>
         <w:rPr>
@@ -396,7 +468,7 @@
           <w:sz w:val="24"/>
           <w:szCs w:val="24"/>
         </w:rPr>
-        <w:t xml:space="preserve">. Recapito da accertare prima dell'invio</w:t>
+        <w:t xml:space="preserve">, e non dipende dal DOI</w:t>
       </w:r>
     </w:p>
     <w:p>

--- a/_diffusione-opera/CHECKLIST_DI_INVIO.docx
+++ b/_diffusione-opera/CHECKLIST_DI_INVIO.docx
@@ -596,6 +596,75 @@
           <w:szCs w:val="24"/>
         </w:rPr>
         <w:t xml:space="preserve"> — è il pezzo su cui si viene giudicati</w:t>
+      </w:r>
+    </w:p>
+    <w:p>
+      <w:pPr>
+        <w:spacing w:after="40"/>
+        <w:ind w:left="180"/>
+        <w:jc w:val="both"/>
+      </w:pPr>
+      <w:r>
+        <w:rPr>
+          <w:rFonts w:ascii="Barlow Semi Condensed" w:cs="Barlow Semi Condensed" w:eastAsia="Barlow Semi Condensed" w:hAnsi="Barlow Semi Condensed"/>
+          <w:sz w:val="24"/>
+          <w:szCs w:val="24"/>
+        </w:rPr>
+        <w:t xml:space="preserve">☐ </w:t>
+      </w:r>
+      <w:r>
+        <w:rPr>
+          <w:rFonts w:ascii="Barlow Semi Condensed" w:cs="Barlow Semi Condensed" w:eastAsia="Barlow Semi Condensed" w:hAnsi="Barlow Semi Condensed"/>
+          <w:b/>
+          <w:bCs/>
+          <w:sz w:val="24"/>
+          <w:szCs w:val="24"/>
+        </w:rPr>
+        <w:t xml:space="preserve">La lettera per le case editrici</w:t>
+      </w:r>
+      <w:r>
+        <w:rPr>
+          <w:rFonts w:ascii="Barlow Semi Condensed" w:cs="Barlow Semi Condensed" w:eastAsia="Barlow Semi Condensed" w:hAnsi="Barlow Semi Condensed"/>
+          <w:sz w:val="24"/>
+          <w:szCs w:val="24"/>
+        </w:rPr>
+        <w:t xml:space="preserve"> è pronta e vale per tutte: </w:t>
+      </w:r>
+      <w:r>
+        <w:rPr>
+          <w:rFonts w:ascii="Barlow Semi Condensed" w:cs="Barlow Semi Condensed" w:eastAsia="Barlow Semi Condensed" w:hAnsi="Barlow Semi Condensed"/>
+          <w:i/>
+          <w:iCs/>
+          <w:sz w:val="24"/>
+          <w:szCs w:val="24"/>
+        </w:rPr>
+        <w:t xml:space="preserve">pec-presentazione-case-editrici.md</w:t>
+      </w:r>
+      <w:r>
+        <w:rPr>
+          <w:rFonts w:ascii="Barlow Semi Condensed" w:cs="Barlow Semi Condensed" w:eastAsia="Barlow Semi Condensed" w:hAnsi="Barlow Semi Condensed"/>
+          <w:sz w:val="24"/>
+          <w:szCs w:val="24"/>
+        </w:rPr>
+        <w:t xml:space="preserve">. Unica nel contenuto, mobile nel canale — </w:t>
+      </w:r>
+      <w:r>
+        <w:rPr>
+          <w:rFonts w:ascii="Barlow Semi Condensed" w:cs="Barlow Semi Condensed" w:eastAsia="Barlow Semi Condensed" w:hAnsi="Barlow Semi Condensed"/>
+          <w:b/>
+          <w:bCs/>
+          <w:sz w:val="24"/>
+          <w:szCs w:val="24"/>
+        </w:rPr>
+        <w:t xml:space="preserve">nessuna casa editrice riceve per PEC</w:t>
+      </w:r>
+      <w:r>
+        <w:rPr>
+          <w:rFonts w:ascii="Barlow Semi Condensed" w:cs="Barlow Semi Condensed" w:eastAsia="Barlow Semi Condensed" w:hAnsi="Barlow Semi Condensed"/>
+          <w:sz w:val="24"/>
+          <w:szCs w:val="24"/>
+        </w:rPr>
+        <w:t xml:space="preserve">, e il registro dei canali dice per ognuna qual è la via giusta</w:t>
       </w:r>
     </w:p>
     <w:p>

--- a/_diffusione-opera/CHECKLIST_DI_INVIO.docx
+++ b/_diffusione-opera/CHECKLIST_DI_INVIO.docx
@@ -562,7 +562,7 @@
           <w:sz w:val="24"/>
           <w:szCs w:val="24"/>
         </w:rPr>
-        <w:t xml:space="preserve">corpus completo e verificato, quindici Libri e quattro Appendici; struttura del saggio definita, capitolo campione scritto, resto da scrivere</w:t>
+        <w:t xml:space="preserve">corpus completo e verificato, quindici Libri e quattro Appendici; prima stesura del libro completa, sette parti, quaranta pagine, lunghezza finale da concordare</w:t>
       </w:r>
     </w:p>
     <w:p>
@@ -587,15 +587,135 @@
           <w:sz w:val="24"/>
           <w:szCs w:val="24"/>
         </w:rPr>
-        <w:t xml:space="preserve">Capitolo campione riletto</w:t>
-      </w:r>
-      <w:r>
-        <w:rPr>
-          <w:rFonts w:ascii="Barlow Semi Condensed" w:cs="Barlow Semi Condensed" w:eastAsia="Barlow Semi Condensed" w:hAnsi="Barlow Semi Condensed"/>
-          <w:sz w:val="24"/>
-          <w:szCs w:val="24"/>
-        </w:rPr>
-        <w:t xml:space="preserve"> — è il pezzo su cui si viene giudicati</w:t>
+        <w:t xml:space="preserve">La prima stesura riletta</w:t>
+      </w:r>
+      <w:r>
+        <w:rPr>
+          <w:rFonts w:ascii="Barlow Semi Condensed" w:cs="Barlow Semi Condensed" w:eastAsia="Barlow Semi Condensed" w:hAnsi="Barlow Semi Condensed"/>
+          <w:sz w:val="24"/>
+          <w:szCs w:val="24"/>
+        </w:rPr>
+        <w:t xml:space="preserve"> — è il testo su cui si viene giudicati. Il file da allegare è </w:t>
+      </w:r>
+      <w:r>
+        <w:rPr>
+          <w:rFonts w:ascii="Barlow Semi Condensed" w:cs="Barlow Semi Condensed" w:eastAsia="Barlow Semi Condensed" w:hAnsi="Barlow Semi Condensed"/>
+          <w:i/>
+          <w:iCs/>
+          <w:sz w:val="24"/>
+          <w:szCs w:val="24"/>
+        </w:rPr>
+        <w:t xml:space="preserve">_romanzo/OTTANTA-ANNI-DI-PACE-prima-stesura.pdf</w:t>
+      </w:r>
+      <w:r>
+        <w:rPr>
+          <w:rFonts w:ascii="Barlow Semi Condensed" w:cs="Barlow Semi Condensed" w:eastAsia="Barlow Semi Condensed" w:hAnsi="Barlow Semi Condensed"/>
+          <w:sz w:val="24"/>
+          <w:szCs w:val="24"/>
+        </w:rPr>
+        <w:t xml:space="preserve"> (o il </w:t>
+      </w:r>
+      <w:r>
+        <w:rPr>
+          <w:rFonts w:ascii="Barlow Semi Condensed" w:cs="Barlow Semi Condensed" w:eastAsia="Barlow Semi Condensed" w:hAnsi="Barlow Semi Condensed"/>
+          <w:i/>
+          <w:iCs/>
+          <w:sz w:val="24"/>
+          <w:szCs w:val="24"/>
+        </w:rPr>
+        <w:t xml:space="preserve">.docx</w:t>
+      </w:r>
+      <w:r>
+        <w:rPr>
+          <w:rFonts w:ascii="Barlow Semi Condensed" w:cs="Barlow Semi Condensed" w:eastAsia="Barlow Semi Condensed" w:hAnsi="Barlow Semi Condensed"/>
+          <w:sz w:val="24"/>
+          <w:szCs w:val="24"/>
+        </w:rPr>
+        <w:t xml:space="preserve"> a fianco), e sta lì e non qui perché una seconda copia in questa cartella si allontanerebbe dall'originale al primo aggiornamento</w:t>
+      </w:r>
+    </w:p>
+    <w:p>
+      <w:pPr>
+        <w:spacing w:after="40"/>
+        <w:ind w:left="180"/>
+        <w:jc w:val="both"/>
+      </w:pPr>
+      <w:r>
+        <w:rPr>
+          <w:rFonts w:ascii="Barlow Semi Condensed" w:cs="Barlow Semi Condensed" w:eastAsia="Barlow Semi Condensed" w:hAnsi="Barlow Semi Condensed"/>
+          <w:sz w:val="24"/>
+          <w:szCs w:val="24"/>
+        </w:rPr>
+        <w:t xml:space="preserve">☐ </w:t>
+      </w:r>
+      <w:r>
+        <w:rPr>
+          <w:rFonts w:ascii="Barlow Semi Condensed" w:cs="Barlow Semi Condensed" w:eastAsia="Barlow Semi Condensed" w:hAnsi="Barlow Semi Condensed"/>
+          <w:b/>
+          <w:bCs/>
+          <w:sz w:val="24"/>
+          <w:szCs w:val="24"/>
+        </w:rPr>
+        <w:t xml:space="preserve">Non si allega più `ALLEGATO_CAPITOLO_CAMPIONE`.</w:t>
+      </w:r>
+      <w:r>
+        <w:rPr>
+          <w:rFonts w:ascii="Barlow Semi Condensed" w:cs="Barlow Semi Condensed" w:eastAsia="Barlow Semi Condensed" w:hAnsi="Barlow Semi Condensed"/>
+          <w:sz w:val="24"/>
+          <w:szCs w:val="24"/>
+        </w:rPr>
+        <w:t xml:space="preserve"> Quel file resta nella cartella come stato anteriore e </w:t>
+      </w:r>
+      <w:r>
+        <w:rPr>
+          <w:rFonts w:ascii="Barlow Semi Condensed" w:cs="Barlow Semi Condensed" w:eastAsia="Barlow Semi Condensed" w:hAnsi="Barlow Semi Condensed"/>
+          <w:b/>
+          <w:bCs/>
+          <w:sz w:val="24"/>
+          <w:szCs w:val="24"/>
+        </w:rPr>
+        <w:t xml:space="preserve">non va spedito</w:t>
+      </w:r>
+      <w:r>
+        <w:rPr>
+          <w:rFonts w:ascii="Barlow Semi Condensed" w:cs="Barlow Semi Condensed" w:eastAsia="Barlow Semi Condensed" w:hAnsi="Barlow Semi Condensed"/>
+          <w:sz w:val="24"/>
+          <w:szCs w:val="24"/>
+        </w:rPr>
+        <w:t xml:space="preserve">: il capitolo campione è diventato la parte quarta del libro, e allegarlo oggi significherebbe mandare un estratto al posto dell'opera. Il file non è stato cancellato per la stessa ragione per cui in quest'opera le correzioni si annotano accanto all'errore</w:t>
+      </w:r>
+    </w:p>
+    <w:p>
+      <w:pPr>
+        <w:spacing w:after="40"/>
+        <w:ind w:left="180"/>
+        <w:jc w:val="both"/>
+      </w:pPr>
+      <w:r>
+        <w:rPr>
+          <w:rFonts w:ascii="Barlow Semi Condensed" w:cs="Barlow Semi Condensed" w:eastAsia="Barlow Semi Condensed" w:hAnsi="Barlow Semi Condensed"/>
+          <w:sz w:val="24"/>
+          <w:szCs w:val="24"/>
+        </w:rPr>
+        <w:t xml:space="preserve">☐ </w:t>
+      </w:r>
+      <w:r>
+        <w:rPr>
+          <w:rFonts w:ascii="Barlow Semi Condensed" w:cs="Barlow Semi Condensed" w:eastAsia="Barlow Semi Condensed" w:hAnsi="Barlow Semi Condensed"/>
+          <w:b/>
+          <w:bCs/>
+          <w:sz w:val="24"/>
+          <w:szCs w:val="24"/>
+        </w:rPr>
+        <w:t xml:space="preserve">La prosopopea è dichiarata nella lettera</w:t>
+      </w:r>
+      <w:r>
+        <w:rPr>
+          <w:rFonts w:ascii="Barlow Semi Condensed" w:cs="Barlow Semi Condensed" w:eastAsia="Barlow Semi Condensed" w:hAnsi="Barlow Semi Condensed"/>
+          <w:sz w:val="24"/>
+          <w:szCs w:val="24"/>
+        </w:rPr>
+        <w:t xml:space="preserve">, non scoperta nel file: è la scelta che un editore può rifiutare, e va rifiutata prima di leggere</w:t>
       </w:r>
     </w:p>
     <w:p>
@@ -2825,7 +2945,7 @@
           <w:sz w:val="24"/>
           <w:szCs w:val="24"/>
         </w:rPr>
-        <w:t xml:space="preserve"> · scheda · capitolo campione</w:t>
+        <w:t xml:space="preserve"> · scheda · la prima stesura completa</w:t>
       </w:r>
     </w:p>
     <w:p>
@@ -3006,17 +3126,17 @@
           <w:sz w:val="24"/>
           <w:szCs w:val="24"/>
         </w:rPr>
-        <w:t xml:space="preserve"> · scheda · capitolo campione </w:t>
-      </w:r>
-      <w:r>
-        <w:rPr>
-          <w:rFonts w:ascii="Barlow Semi Condensed" w:cs="Barlow Semi Condensed" w:eastAsia="Barlow Semi Condensed" w:hAnsi="Barlow Semi Condensed"/>
-          <w:b/>
-          <w:bCs/>
-          <w:sz w:val="24"/>
-          <w:szCs w:val="24"/>
-        </w:rPr>
-        <w:t xml:space="preserve">completo del suo esercizio finale</w:t>
+        <w:t xml:space="preserve"> · scheda · la prima stesura completa </w:t>
+      </w:r>
+      <w:r>
+        <w:rPr>
+          <w:rFonts w:ascii="Barlow Semi Condensed" w:cs="Barlow Semi Condensed" w:eastAsia="Barlow Semi Condensed" w:hAnsi="Barlow Semi Condensed"/>
+          <w:b/>
+          <w:bCs/>
+          <w:sz w:val="24"/>
+          <w:szCs w:val="24"/>
+        </w:rPr>
+        <w:t xml:space="preserve">con le note di revisione</w:t>
       </w:r>
     </w:p>
     <w:p>
@@ -6731,7 +6851,7 @@
           <w:sz w:val="24"/>
           <w:szCs w:val="24"/>
         </w:rPr>
-        <w:t xml:space="preserve"> — il testo è da scrivere, e una scadenza irreale è il modo più comune di rovinare un buon progetto.</w:t>
+        <w:t xml:space="preserve"> — la stesura c'è, l'estensione no, e una scadenza irreale è il modo più comune di rovinare un buon progetto.</w:t>
       </w:r>
     </w:p>
     <w:p>

--- a/_diffusione-opera/CHECKLIST_DI_INVIO.docx
+++ b/_diffusione-opera/CHECKLIST_DI_INVIO.docx
@@ -562,7 +562,7 @@
           <w:sz w:val="24"/>
           <w:szCs w:val="24"/>
         </w:rPr>
-        <w:t xml:space="preserve">corpus completo e verificato, quindici Libri e quattro Appendici; prima stesura del libro completa, sette parti, quaranta pagine, lunghezza finale da concordare</w:t>
+        <w:t xml:space="preserve">corpus completo e verificato, quindici Libri e quattro Appendici; prima stesura del libro completa, sette parti più il registro di chiusura, lunghezza finale da concordare</w:t>
       </w:r>
     </w:p>
     <w:p>

--- a/_diffusione-opera/CHECKLIST_DI_INVIO.docx
+++ b/_diffusione-opera/CHECKLIST_DI_INVIO.docx
@@ -309,25 +309,159 @@
           <w:sz w:val="24"/>
           <w:szCs w:val="24"/>
         </w:rPr>
-        <w:t xml:space="preserve">. </w:t>
-      </w:r>
-      <w:r>
-        <w:rPr>
-          <w:rFonts w:ascii="Barlow Semi Condensed" w:cs="Barlow Semi Condensed" w:eastAsia="Barlow Semi Condensed" w:hAnsi="Barlow Semi Condensed"/>
-          <w:b/>
-          <w:bCs/>
-          <w:sz w:val="24"/>
-          <w:szCs w:val="24"/>
-        </w:rPr>
-        <w:t xml:space="preserve">Blocca undici lettere</w:t>
-      </w:r>
-      <w:r>
-        <w:rPr>
-          <w:rFonts w:ascii="Barlow Semi Condensed" w:cs="Barlow Semi Condensed" w:eastAsia="Barlow Semi Condensed" w:hAnsi="Barlow Semi Condensed"/>
-          <w:sz w:val="24"/>
-          <w:szCs w:val="24"/>
-        </w:rPr>
-        <w:t xml:space="preserve">: il DOI entra nel corpo di ciascuna, e farlo dopo significa riscriverle tutte</w:t>
+        <w:t xml:space="preserve">, aggiornato alla settima edizione. </w:t>
+      </w:r>
+      <w:r>
+        <w:rPr>
+          <w:rFonts w:ascii="Barlow Semi Condensed" w:cs="Barlow Semi Condensed" w:eastAsia="Barlow Semi Condensed" w:hAnsi="Barlow Semi Condensed"/>
+          <w:b/>
+          <w:bCs/>
+          <w:sz w:val="24"/>
+          <w:szCs w:val="24"/>
+        </w:rPr>
+        <w:t xml:space="preserve">A DOI ottenuto l'inserimento è un comando solo:</w:t>
+      </w:r>
+    </w:p>
+    <w:p>
+      <w:pPr>
+        <w:spacing w:after="120" w:line="276"/>
+        <w:jc w:val="both"/>
+      </w:pPr>
+      <w:r>
+        <w:rPr>
+          <w:rFonts w:ascii="Barlow Semi Condensed" w:cs="Barlow Semi Condensed" w:eastAsia="Barlow Semi Condensed" w:hAnsi="Barlow Semi Condensed"/>
+          <w:sz w:val="24"/>
+          <w:szCs w:val="24"/>
+        </w:rPr>
+        <w:t xml:space="preserve">      ``</w:t>
+      </w:r>
+      <w:r>
+        <w:rPr>
+          <w:rFonts w:ascii="Barlow Semi Condensed" w:cs="Barlow Semi Condensed" w:eastAsia="Barlow Semi Condensed" w:hAnsi="Barlow Semi Condensed"/>
+          <w:i/>
+          <w:iCs/>
+          <w:sz w:val="24"/>
+          <w:szCs w:val="24"/>
+        </w:rPr>
+        <w:t xml:space="preserve"> python3 _verifiche/generatori/inserisci_doi.py 10.5281/zenodo.XXXXXXX python3 _verifiche/generatori/inserisci_doi.py 10.5281/zenodo.XXXXXXX --scrivi </w:t>
+      </w:r>
+      <w:r>
+        <w:rPr>
+          <w:rFonts w:ascii="Barlow Semi Condensed" w:cs="Barlow Semi Condensed" w:eastAsia="Barlow Semi Condensed" w:hAnsi="Barlow Semi Condensed"/>
+          <w:sz w:val="24"/>
+          <w:szCs w:val="24"/>
+        </w:rPr>
+        <w:t xml:space="preserve">``</w:t>
+      </w:r>
+    </w:p>
+    <w:p>
+      <w:pPr>
+        <w:spacing w:after="120" w:line="276"/>
+        <w:jc w:val="both"/>
+      </w:pPr>
+      <w:r>
+        <w:rPr>
+          <w:rFonts w:ascii="Barlow Semi Condensed" w:cs="Barlow Semi Condensed" w:eastAsia="Barlow Semi Condensed" w:hAnsi="Barlow Semi Condensed"/>
+          <w:sz w:val="24"/>
+          <w:szCs w:val="24"/>
+        </w:rPr>
+        <w:t xml:space="preserve">      Il primo comando non tocca nulla e mostra che cosa farebbe; il secondo esegue. </w:t>
+      </w:r>
+      <w:r>
+        <w:rPr>
+          <w:rFonts w:ascii="Barlow Semi Condensed" w:cs="Barlow Semi Condensed" w:eastAsia="Barlow Semi Condensed" w:hAnsi="Barlow Semi Condensed"/>
+          <w:b/>
+          <w:bCs/>
+          <w:sz w:val="24"/>
+          <w:szCs w:val="24"/>
+        </w:rPr>
+        <w:t xml:space="preserve">Nove documenti, dieci occorrenze.</w:t>
+      </w:r>
+      <w:r>
+        <w:rPr>
+          <w:rFonts w:ascii="Barlow Semi Condensed" w:cs="Barlow Semi Condensed" w:eastAsia="Barlow Semi Condensed" w:hAnsi="Barlow Semi Condensed"/>
+          <w:sz w:val="24"/>
+          <w:szCs w:val="24"/>
+        </w:rPr>
+        <w:t xml:space="preserve"> Poi si ricompongono gli allegati e si riallinea il registro delle impronte — lo script lo ricorda da sé, perché non lo fa.</w:t>
+      </w:r>
+    </w:p>
+    <w:p>
+      <w:pPr>
+        <w:spacing w:after="120" w:line="276"/>
+        <w:jc w:val="both"/>
+      </w:pPr>
+      <w:r>
+        <w:rPr>
+          <w:rFonts w:ascii="Barlow Semi Condensed" w:cs="Barlow Semi Condensed" w:eastAsia="Barlow Semi Condensed" w:hAnsi="Barlow Semi Condensed"/>
+          <w:sz w:val="24"/>
+          <w:szCs w:val="24"/>
+        </w:rPr>
+        <w:t xml:space="preserve">      </w:t>
+      </w:r>
+      <w:r>
+        <w:rPr>
+          <w:rFonts w:ascii="Barlow Semi Condensed" w:cs="Barlow Semi Condensed" w:eastAsia="Barlow Semi Condensed" w:hAnsi="Barlow Semi Condensed"/>
+          <w:i/>
+          <w:iCs/>
+          <w:sz w:val="24"/>
+          <w:szCs w:val="24"/>
+        </w:rPr>
+        <w:t xml:space="preserve">Come è stato reso possibile.</w:t>
+      </w:r>
+      <w:r>
+        <w:rPr>
+          <w:rFonts w:ascii="Barlow Semi Condensed" w:cs="Barlow Semi Condensed" w:eastAsia="Barlow Semi Condensed" w:hAnsi="Barlow Semi Condensed"/>
+          <w:sz w:val="24"/>
+          <w:szCs w:val="24"/>
+        </w:rPr>
+        <w:t xml:space="preserve"> Fino al 29 agosto la sostituzione era dichiarata «meccanica» e non lo era: </w:t>
+      </w:r>
+      <w:r>
+        <w:rPr>
+          <w:rFonts w:ascii="Barlow Semi Condensed" w:cs="Barlow Semi Condensed" w:eastAsia="Barlow Semi Condensed" w:hAnsi="Barlow Semi Condensed"/>
+          <w:b/>
+          <w:bCs/>
+          <w:sz w:val="24"/>
+          <w:szCs w:val="24"/>
+        </w:rPr>
+        <w:t xml:space="preserve">solo due documenti su nove avevano un punto in cui il DOI potesse entrare</w:t>
+      </w:r>
+      <w:r>
+        <w:rPr>
+          <w:rFonts w:ascii="Barlow Semi Condensed" w:cs="Barlow Semi Condensed" w:eastAsia="Barlow Semi Condensed" w:hAnsi="Barlow Semi Condensed"/>
+          <w:sz w:val="24"/>
+          <w:szCs w:val="24"/>
+        </w:rPr>
+        <w:t xml:space="preserve">, e gli altri sette avrebbero richiesto sette scritture a mano, con la fretta di chi ha appena depositato. Ora ogni documento porta il segnaposto </w:t>
+      </w:r>
+      <w:r>
+        <w:rPr>
+          <w:rFonts w:ascii="Barlow Semi Condensed" w:cs="Barlow Semi Condensed" w:eastAsia="Barlow Semi Condensed" w:hAnsi="Barlow Semi Condensed"/>
+          <w:i/>
+          <w:iCs/>
+          <w:sz w:val="24"/>
+          <w:szCs w:val="24"/>
+        </w:rPr>
+        <w:t xml:space="preserve">{{DOI}}</w:t>
+      </w:r>
+      <w:r>
+        <w:rPr>
+          <w:rFonts w:ascii="Barlow Semi Condensed" w:cs="Barlow Semi Condensed" w:eastAsia="Barlow Semi Condensed" w:hAnsi="Barlow Semi Condensed"/>
+          <w:sz w:val="24"/>
+          <w:szCs w:val="24"/>
+        </w:rPr>
+        <w:t xml:space="preserve"> in una frase già scritta. La richiesta all'Archivio storico della Camera non lo porta, ed è dichiarato in apertura di quella richiesta: </w:t>
+      </w:r>
+      <w:r>
+        <w:rPr>
+          <w:rFonts w:ascii="Barlow Semi Condensed" w:cs="Barlow Semi Condensed" w:eastAsia="Barlow Semi Condensed" w:hAnsi="Barlow Semi Condensed"/>
+          <w:b/>
+          <w:bCs/>
+          <w:sz w:val="24"/>
+          <w:szCs w:val="24"/>
+        </w:rPr>
+        <w:t xml:space="preserve">non dipende dal deposito e può partire per prima.</w:t>
       </w:r>
     </w:p>
     <w:p>

--- a/_diffusione-opera/CHECKLIST_DI_INVIO.docx
+++ b/_diffusione-opera/CHECKLIST_DI_INVIO.docx
@@ -494,7 +494,81 @@
           <w:sz w:val="24"/>
           <w:szCs w:val="24"/>
         </w:rPr>
-        <w:t xml:space="preserve"> Prima di spedire qualsiasi cosa, aprire </w:t>
+        <w:t xml:space="preserve"> </w:t>
+      </w:r>
+      <w:r>
+        <w:rPr>
+          <w:rFonts w:ascii="Barlow Semi Condensed" w:cs="Barlow Semi Condensed" w:eastAsia="Barlow Semi Condensed" w:hAnsi="Barlow Semi Condensed"/>
+          <w:i/>
+          <w:iCs/>
+          <w:sz w:val="24"/>
+          <w:szCs w:val="24"/>
+        </w:rPr>
+        <w:t xml:space="preserve">Aggiornamento del 29 agosto: c'è ora un </w:t>
+      </w:r>
+      <w:r>
+        <w:rPr>
+          <w:rFonts w:ascii="Barlow Semi Condensed" w:cs="Barlow Semi Condensed" w:eastAsia="Barlow Semi Condensed" w:hAnsi="Barlow Semi Condensed"/>
+          <w:i/>
+          <w:iCs/>
+          <w:sz w:val="24"/>
+          <w:szCs w:val="24"/>
+        </w:rPr>
+        <w:t xml:space="preserve">indirizzo diretto candidato</w:t>
+      </w:r>
+      <w:r>
+        <w:rPr>
+          <w:rFonts w:ascii="Barlow Semi Condensed" w:cs="Barlow Semi Condensed" w:eastAsia="Barlow Semi Condensed" w:hAnsi="Barlow Semi Condensed"/>
+          <w:i/>
+          <w:iCs/>
+          <w:sz w:val="24"/>
+          <w:szCs w:val="24"/>
+        </w:rPr>
+        <w:t xml:space="preserve">, con quattro riscontri convergenti e il criterio di smentita —</w:t>
+      </w:r>
+      <w:r>
+        <w:rPr>
+          <w:rFonts w:ascii="Barlow Semi Condensed" w:cs="Barlow Semi Condensed" w:eastAsia="Barlow Semi Condensed" w:hAnsi="Barlow Semi Condensed"/>
+          <w:sz w:val="24"/>
+          <w:szCs w:val="24"/>
+        </w:rPr>
+        <w:t xml:space="preserve"> </w:t>
+      </w:r>
+      <w:r>
+        <w:rPr>
+          <w:rFonts w:ascii="Barlow Semi Condensed" w:cs="Barlow Semi Condensed" w:eastAsia="Barlow Semi Condensed" w:hAnsi="Barlow Semi Condensed"/>
+          <w:i/>
+          <w:iCs/>
+          <w:sz w:val="24"/>
+          <w:szCs w:val="24"/>
+        </w:rPr>
+        <w:t xml:space="preserve">https://www.archivioantimafia.org/p2/commissione_parlamentare/04.%20Volume%20II%20(026-034)/026.%20volume_02_tomo_01.pdf</w:t>
+      </w:r>
+      <w:r>
+        <w:rPr>
+          <w:rFonts w:ascii="Barlow Semi Condensed" w:cs="Barlow Semi Condensed" w:eastAsia="Barlow Semi Condensed" w:hAnsi="Barlow Semi Condensed"/>
+          <w:sz w:val="24"/>
+          <w:szCs w:val="24"/>
+        </w:rPr>
+        <w:t xml:space="preserve"> </w:t>
+      </w:r>
+      <w:r>
+        <w:rPr>
+          <w:rFonts w:ascii="Barlow Semi Condensed" w:cs="Barlow Semi Condensed" w:eastAsia="Barlow Semi Condensed" w:hAnsi="Barlow Semi Condensed"/>
+          <w:i/>
+          <w:iCs/>
+          <w:sz w:val="24"/>
+          <w:szCs w:val="24"/>
+        </w:rPr>
+        <w:t xml:space="preserve">— la prima pagina deve portare l'intestazione Doc. XXIII n. 2-quater/2/I; allegato 13 alle pp. I 258-280, allegato 21 alle pp. I 474-507. Dettagli nella settima annotazione della certificazione.</w:t>
+      </w:r>
+      <w:r>
+        <w:rPr>
+          <w:rFonts w:ascii="Barlow Semi Condensed" w:cs="Barlow Semi Condensed" w:eastAsia="Barlow Semi Condensed" w:hAnsi="Barlow Semi Condensed"/>
+          <w:sz w:val="24"/>
+          <w:szCs w:val="24"/>
+        </w:rPr>
+        <w:t xml:space="preserve"> In subordine, aprire </w:t>
       </w:r>
       <w:r>
         <w:rPr>
